--- a/Knowledge/2-Science/3-Social science/1-Linguistics/0-Intro to Linguistics/5-My Source/2-Linguistics Basics/21-Types of Grammatical Functions/3-Types of Objects/3-Indirect Object.docx
+++ b/Knowledge/2-Science/3-Social science/1-Linguistics/0-Intro to Linguistics/5-My Source/2-Linguistics Basics/21-Types of Grammatical Functions/3-Types of Objects/3-Indirect Object.docx
@@ -1,275 +1,261 @@
 
 <file path=word/document.xml><?xml version="1.0" encoding="utf-8"?>
-<w:document xmlns:mc="http://schemas.openxmlformats.org/markup-compatibility/2006" xmlns:o="urn:schemas-microsoft-com:office:office" xmlns:r="http://schemas.openxmlformats.org/officeDocument/2006/relationships" xmlns:m="http://schemas.openxmlformats.org/officeDocument/2006/math" xmlns:v="urn:schemas-microsoft-com:vml" xmlns:wp="http://schemas.openxmlformats.org/drawingml/2006/wordprocessingDrawing" xmlns:w10="urn:schemas-microsoft-com:office:word" xmlns:w="http://schemas.openxmlformats.org/wordprocessingml/2006/main" xmlns:wne="http://schemas.microsoft.com/office/word/2006/wordml" xmlns:sl="http://schemas.openxmlformats.org/schemaLibrary/2006/main" xmlns:a="http://schemas.openxmlformats.org/drawingml/2006/main" xmlns:pic="http://schemas.openxmlformats.org/drawingml/2006/picture" xmlns:c="http://schemas.openxmlformats.org/drawingml/2006/chart" xmlns:lc="http://schemas.openxmlformats.org/drawingml/2006/lockedCanvas" xmlns:dgm="http://schemas.openxmlformats.org/drawingml/2006/diagram" xmlns:wps="http://schemas.microsoft.com/office/word/2010/wordprocessingShape" xmlns:wpg="http://schemas.microsoft.com/office/word/2010/wordprocessingGroup" xmlns:w14="http://schemas.microsoft.com/office/word/2010/wordml" xmlns:w15="http://schemas.microsoft.com/office/word/2012/wordml" xmlns:w16="http://schemas.microsoft.com/office/word/2018/wordml" xmlns:w16cex="http://schemas.microsoft.com/office/word/2018/wordml/cex" xmlns:w16cid="http://schemas.microsoft.com/office/word/2016/wordml/cid" xmlns="http://schemas.microsoft.com/office/tasks/2019/documenttasks" xmlns:cr="http://schemas.microsoft.com/office/comments/2020/reactions">
+<w:document xmlns:wpc="http://schemas.microsoft.com/office/word/2010/wordprocessingCanvas" xmlns:cx="http://schemas.microsoft.com/office/drawing/2014/chartex" xmlns:cx1="http://schemas.microsoft.com/office/drawing/2015/9/8/chartex" xmlns:cx2="http://schemas.microsoft.com/office/drawing/2015/10/21/chartex" xmlns:cx3="http://schemas.microsoft.com/office/drawing/2016/5/9/chartex" xmlns:cx4="http://schemas.microsoft.com/office/drawing/2016/5/10/chartex" xmlns:cx5="http://schemas.microsoft.com/office/drawing/2016/5/11/chartex" xmlns:cx6="http://schemas.microsoft.com/office/drawing/2016/5/12/chartex" xmlns:cx7="http://schemas.microsoft.com/office/drawing/2016/5/13/chartex" xmlns:cx8="http://schemas.microsoft.com/office/drawing/2016/5/14/chartex" xmlns:mc="http://schemas.openxmlformats.org/markup-compatibility/2006" xmlns:aink="http://schemas.microsoft.com/office/drawing/2016/ink" xmlns:am3d="http://schemas.microsoft.com/office/drawing/2017/model3d" xmlns:o="urn:schemas-microsoft-com:office:office" xmlns:oel="http://schemas.microsoft.com/office/2019/extlst" xmlns:r="http://schemas.openxmlformats.org/officeDocument/2006/relationships" xmlns:m="http://schemas.openxmlformats.org/officeDocument/2006/math" xmlns:v="urn:schemas-microsoft-com:vml" xmlns:wp14="http://schemas.microsoft.com/office/word/2010/wordprocessingDrawing" xmlns:wp="http://schemas.openxmlformats.org/drawingml/2006/wordprocessingDrawing" xmlns:w10="urn:schemas-microsoft-com:office:word" xmlns:w="http://schemas.openxmlformats.org/wordprocessingml/2006/main" xmlns:w14="http://schemas.microsoft.com/office/word/2010/wordml" xmlns:w15="http://schemas.microsoft.com/office/word/2012/wordml" xmlns:w16cex="http://schemas.microsoft.com/office/word/2018/wordml/cex" xmlns:w16cid="http://schemas.microsoft.com/office/word/2016/wordml/cid" xmlns:w16="http://schemas.microsoft.com/office/word/2018/wordml" xmlns:w16du="http://schemas.microsoft.com/office/word/2023/wordml/word16du" xmlns:w16sdtdh="http://schemas.microsoft.com/office/word/2020/wordml/sdtdatahash" xmlns:w16sdtfl="http://schemas.microsoft.com/office/word/2024/wordml/sdtformatlock" xmlns:w16se="http://schemas.microsoft.com/office/word/2015/wordml/symex" xmlns:wpg="http://schemas.microsoft.com/office/word/2010/wordprocessingGroup" xmlns:wpi="http://schemas.microsoft.com/office/word/2010/wordprocessingInk" xmlns:wne="http://schemas.microsoft.com/office/word/2006/wordml" xmlns:wps="http://schemas.microsoft.com/office/word/2010/wordprocessingShape" mc:Ignorable="w14 w15 w16se w16cid w16 w16cex w16sdtdh w16sdtfl w16du wp14">
   <w:body>
     <w:p>
       <w:pPr>
         <w:pStyle w:val="Heading1"/>
-        <w:rPr/>
-      </w:pPr>
-      <w:bookmarkStart w:colFirst="0" w:colLast="0" w:name="_ht00vjji0dne" w:id="0"/>
+      </w:pPr>
+      <w:bookmarkStart w:id="0" w:name="_ht00vjji0dne" w:colFirst="0" w:colLast="0"/>
       <w:bookmarkEnd w:id="0"/>
       <w:r>
-        <w:rPr>
-          <w:rtl w:val="0"/>
-        </w:rPr>
-        <w:t xml:space="preserve">Indirect Object</w:t>
+        <w:t>Indirect Object</w:t>
       </w:r>
     </w:p>
     <w:p>
       <w:pPr>
         <w:pStyle w:val="Heading2"/>
-        <w:rPr/>
-      </w:pPr>
-      <w:bookmarkStart w:colFirst="0" w:colLast="0" w:name="_xixw1u2tmexu" w:id="1"/>
+      </w:pPr>
+      <w:bookmarkStart w:id="1" w:name="_xixw1u2tmexu" w:colFirst="0" w:colLast="0"/>
       <w:bookmarkEnd w:id="1"/>
       <w:r>
         <w:rPr>
-          <w:rFonts w:ascii="Arial Unicode MS" w:cs="Arial Unicode MS" w:eastAsia="Arial Unicode MS" w:hAnsi="Arial Unicode MS"/>
-          <w:rtl w:val="0"/>
-        </w:rPr>
-        <w:t xml:space="preserve">✅ What Is an Indirect Object?</w:t>
+          <w:rFonts w:ascii="Arial Unicode MS" w:eastAsia="Arial Unicode MS" w:hAnsi="Arial Unicode MS" w:cs="Arial Unicode MS"/>
+        </w:rPr>
+        <w:t>✅ What Is an Indirect Object?</w:t>
       </w:r>
     </w:p>
     <w:p>
       <w:pPr>
-        <w:spacing w:after="240" w:before="240" w:lineRule="auto"/>
-        <w:rPr/>
-      </w:pPr>
-      <w:r>
-        <w:rPr>
-          <w:b w:val="1"/>
-          <w:shd w:fill="b7b7b7" w:val="clear"/>
-          <w:rtl w:val="0"/>
-        </w:rPr>
-        <w:t xml:space="preserve"># Source</w:t>
-      </w:r>
-      <w:r>
-        <w:rPr>
-          <w:shd w:fill="b7b7b7" w:val="clear"/>
-          <w:rtl w:val="0"/>
-        </w:rPr>
-        <w:t xml:space="preserve">: </w:t>
-      </w:r>
-      <w:r>
-        <w:rPr>
-          <w:b w:val="1"/>
-          <w:shd w:fill="b7b7b7" w:val="clear"/>
-          <w:rtl w:val="0"/>
-        </w:rPr>
-        <w:t xml:space="preserve">Chatgpt </w:t>
-      </w:r>
-      <w:r>
-        <w:rPr>
-          <w:b w:val="1"/>
-          <w:sz w:val="14"/>
-          <w:szCs w:val="14"/>
-          <w:shd w:fill="b7b7b7" w:val="clear"/>
-          <w:rtl w:val="0"/>
-        </w:rPr>
-        <w:t xml:space="preserve">(GPT-4-turbo) at [8/4/2025]</w:t>
-      </w:r>
-      <w:r>
-        <w:rPr>
-          <w:rtl w:val="0"/>
-        </w:rPr>
+        <w:spacing w:before="240" w:after="240"/>
+      </w:pPr>
+      <w:r>
+        <w:rPr>
+          <w:rFonts w:ascii="Arial" w:eastAsia="Arial" w:hAnsi="Arial" w:cs="Arial"/>
+          <w:b/>
+          <w:color w:val="000000"/>
+          <w:sz w:val="18"/>
+          <w:highlight w:val="lightGray"/>
+        </w:rPr>
+        <w:t># Source: AI Source: Provided by: [Data Path</w:t>
+      </w:r>
+      <w:r>
+        <w:rPr>
+          <w:rFonts w:ascii="Arial" w:eastAsia="Arial" w:hAnsi="Arial" w:cs="Arial"/>
+          <w:color w:val="000000"/>
+          <w:sz w:val="18"/>
+          <w:highlight w:val="lightGray"/>
+        </w:rPr>
+        <w:t xml:space="preserve">: Persons Table -&gt; ID Column: 1, Name_En Column: Motasem Essam] -&gt; </w:t>
+      </w:r>
+      <w:r>
+        <w:rPr>
+          <w:rFonts w:ascii="Arial" w:eastAsia="Arial" w:hAnsi="Arial" w:cs="Arial"/>
+          <w:b/>
+          <w:color w:val="000000"/>
+          <w:sz w:val="18"/>
+          <w:highlight w:val="lightGray"/>
+        </w:rPr>
+        <w:t>From:</w:t>
+      </w:r>
+      <w:r>
+        <w:rPr>
+          <w:rFonts w:ascii="Arial" w:eastAsia="Arial" w:hAnsi="Arial" w:cs="Arial"/>
+          <w:color w:val="000000"/>
+          <w:sz w:val="18"/>
+          <w:highlight w:val="lightGray"/>
+        </w:rPr>
+        <w:t xml:space="preserve"> [Chatgpt (GPT-4-turbo)] </w:t>
+      </w:r>
+      <w:r>
+        <w:rPr>
+          <w:rFonts w:ascii="Arial" w:eastAsia="Arial" w:hAnsi="Arial" w:cs="Arial"/>
+          <w:b/>
+          <w:color w:val="000000"/>
+          <w:sz w:val="18"/>
+          <w:highlight w:val="lightGray"/>
+        </w:rPr>
+        <w:t>on</w:t>
+      </w:r>
+      <w:r>
+        <w:rPr>
+          <w:rFonts w:ascii="Arial" w:eastAsia="Arial" w:hAnsi="Arial"/>
+          <w:b/>
+          <w:sz w:val="18"/>
+          <w:highlight w:val="lightGray"/>
+        </w:rPr>
+        <w:t xml:space="preserve"> [8/4/2025]</w:t>
       </w:r>
     </w:p>
     <w:p>
       <w:pPr>
-        <w:spacing w:after="240" w:before="240" w:lineRule="auto"/>
-        <w:rPr>
-          <w:rFonts w:ascii="Roboto Mono" w:cs="Roboto Mono" w:eastAsia="Roboto Mono" w:hAnsi="Roboto Mono"/>
-        </w:rPr>
-      </w:pPr>
-      <w:r>
-        <w:rPr>
-          <w:rFonts w:ascii="Roboto Mono" w:cs="Roboto Mono" w:eastAsia="Roboto Mono" w:hAnsi="Roboto Mono"/>
-          <w:rtl w:val="0"/>
+        <w:spacing w:before="240" w:after="240"/>
+        <w:rPr>
+          <w:rFonts w:ascii="Roboto Mono" w:eastAsia="Roboto Mono" w:hAnsi="Roboto Mono" w:cs="Roboto Mono"/>
+        </w:rPr>
+      </w:pPr>
+      <w:r>
+        <w:rPr>
+          <w:rFonts w:ascii="Roboto Mono" w:eastAsia="Roboto Mono" w:hAnsi="Roboto Mono" w:cs="Roboto Mono"/>
         </w:rPr>
         <w:t xml:space="preserve">An </w:t>
       </w:r>
       <w:r>
         <w:rPr>
-          <w:rFonts w:ascii="Roboto Mono" w:cs="Roboto Mono" w:eastAsia="Roboto Mono" w:hAnsi="Roboto Mono"/>
-          <w:b w:val="1"/>
-          <w:rtl w:val="0"/>
-        </w:rPr>
-        <w:t xml:space="preserve">Indirect Object</w:t>
-      </w:r>
-      <w:r>
-        <w:rPr>
-          <w:rFonts w:ascii="Roboto Mono" w:cs="Roboto Mono" w:eastAsia="Roboto Mono" w:hAnsi="Roboto Mono"/>
-          <w:rtl w:val="0"/>
+          <w:rFonts w:ascii="Roboto Mono" w:eastAsia="Roboto Mono" w:hAnsi="Roboto Mono" w:cs="Roboto Mono"/>
+          <w:b/>
+        </w:rPr>
+        <w:t>Indirect Object</w:t>
+      </w:r>
+      <w:r>
+        <w:rPr>
+          <w:rFonts w:ascii="Roboto Mono" w:eastAsia="Roboto Mono" w:hAnsi="Roboto Mono" w:cs="Roboto Mono"/>
         </w:rPr>
         <w:t xml:space="preserve"> is a </w:t>
       </w:r>
       <w:r>
         <w:rPr>
-          <w:rFonts w:ascii="Roboto Mono" w:cs="Roboto Mono" w:eastAsia="Roboto Mono" w:hAnsi="Roboto Mono"/>
-          <w:b w:val="1"/>
-          <w:rtl w:val="0"/>
-        </w:rPr>
-        <w:t xml:space="preserve">noun</w:t>
-      </w:r>
-      <w:r>
-        <w:rPr>
-          <w:rFonts w:ascii="Roboto Mono" w:cs="Roboto Mono" w:eastAsia="Roboto Mono" w:hAnsi="Roboto Mono"/>
-          <w:rtl w:val="0"/>
+          <w:rFonts w:ascii="Roboto Mono" w:eastAsia="Roboto Mono" w:hAnsi="Roboto Mono" w:cs="Roboto Mono"/>
+          <w:b/>
+        </w:rPr>
+        <w:t>noun</w:t>
+      </w:r>
+      <w:r>
+        <w:rPr>
+          <w:rFonts w:ascii="Roboto Mono" w:eastAsia="Roboto Mono" w:hAnsi="Roboto Mono" w:cs="Roboto Mono"/>
         </w:rPr>
         <w:t xml:space="preserve">, </w:t>
       </w:r>
       <w:r>
         <w:rPr>
-          <w:rFonts w:ascii="Roboto Mono" w:cs="Roboto Mono" w:eastAsia="Roboto Mono" w:hAnsi="Roboto Mono"/>
-          <w:b w:val="1"/>
-          <w:rtl w:val="0"/>
-        </w:rPr>
-        <w:t xml:space="preserve">pronoun</w:t>
-      </w:r>
-      <w:r>
-        <w:rPr>
-          <w:rFonts w:ascii="Roboto Mono" w:cs="Roboto Mono" w:eastAsia="Roboto Mono" w:hAnsi="Roboto Mono"/>
-          <w:rtl w:val="0"/>
+          <w:rFonts w:ascii="Roboto Mono" w:eastAsia="Roboto Mono" w:hAnsi="Roboto Mono" w:cs="Roboto Mono"/>
+          <w:b/>
+        </w:rPr>
+        <w:t>pronoun</w:t>
+      </w:r>
+      <w:r>
+        <w:rPr>
+          <w:rFonts w:ascii="Roboto Mono" w:eastAsia="Roboto Mono" w:hAnsi="Roboto Mono" w:cs="Roboto Mono"/>
         </w:rPr>
         <w:t xml:space="preserve">, or </w:t>
       </w:r>
       <w:r>
         <w:rPr>
-          <w:rFonts w:ascii="Roboto Mono" w:cs="Roboto Mono" w:eastAsia="Roboto Mono" w:hAnsi="Roboto Mono"/>
-          <w:b w:val="1"/>
-          <w:rtl w:val="0"/>
-        </w:rPr>
-        <w:t xml:space="preserve">noun phrase</w:t>
-      </w:r>
-      <w:r>
-        <w:rPr>
-          <w:rFonts w:ascii="Roboto Mono" w:cs="Roboto Mono" w:eastAsia="Roboto Mono" w:hAnsi="Roboto Mono"/>
-          <w:rtl w:val="0"/>
+          <w:rFonts w:ascii="Roboto Mono" w:eastAsia="Roboto Mono" w:hAnsi="Roboto Mono" w:cs="Roboto Mono"/>
+          <w:b/>
+        </w:rPr>
+        <w:t>noun phrase</w:t>
+      </w:r>
+      <w:r>
+        <w:rPr>
+          <w:rFonts w:ascii="Roboto Mono" w:eastAsia="Roboto Mono" w:hAnsi="Roboto Mono" w:cs="Roboto Mono"/>
         </w:rPr>
         <w:t xml:space="preserve"> that tells </w:t>
       </w:r>
       <w:r>
         <w:rPr>
-          <w:rFonts w:ascii="Roboto Mono" w:cs="Roboto Mono" w:eastAsia="Roboto Mono" w:hAnsi="Roboto Mono"/>
-          <w:b w:val="1"/>
-          <w:rtl w:val="0"/>
-        </w:rPr>
-        <w:t xml:space="preserve">to whom</w:t>
-      </w:r>
-      <w:r>
-        <w:rPr>
-          <w:rFonts w:ascii="Roboto Mono" w:cs="Roboto Mono" w:eastAsia="Roboto Mono" w:hAnsi="Roboto Mono"/>
-          <w:rtl w:val="0"/>
+          <w:rFonts w:ascii="Roboto Mono" w:eastAsia="Roboto Mono" w:hAnsi="Roboto Mono" w:cs="Roboto Mono"/>
+          <w:b/>
+        </w:rPr>
+        <w:t>to whom</w:t>
+      </w:r>
+      <w:r>
+        <w:rPr>
+          <w:rFonts w:ascii="Roboto Mono" w:eastAsia="Roboto Mono" w:hAnsi="Roboto Mono" w:cs="Roboto Mono"/>
         </w:rPr>
         <w:t xml:space="preserve">, </w:t>
       </w:r>
       <w:r>
         <w:rPr>
-          <w:rFonts w:ascii="Roboto Mono" w:cs="Roboto Mono" w:eastAsia="Roboto Mono" w:hAnsi="Roboto Mono"/>
-          <w:b w:val="1"/>
-          <w:rtl w:val="0"/>
-        </w:rPr>
-        <w:t xml:space="preserve">for whom</w:t>
-      </w:r>
-      <w:r>
-        <w:rPr>
-          <w:rFonts w:ascii="Roboto Mono" w:cs="Roboto Mono" w:eastAsia="Roboto Mono" w:hAnsi="Roboto Mono"/>
-          <w:rtl w:val="0"/>
+          <w:rFonts w:ascii="Roboto Mono" w:eastAsia="Roboto Mono" w:hAnsi="Roboto Mono" w:cs="Roboto Mono"/>
+          <w:b/>
+        </w:rPr>
+        <w:t>for whom</w:t>
+      </w:r>
+      <w:r>
+        <w:rPr>
+          <w:rFonts w:ascii="Roboto Mono" w:eastAsia="Roboto Mono" w:hAnsi="Roboto Mono" w:cs="Roboto Mono"/>
         </w:rPr>
         <w:t xml:space="preserve">, </w:t>
       </w:r>
       <w:r>
         <w:rPr>
-          <w:rFonts w:ascii="Roboto Mono" w:cs="Roboto Mono" w:eastAsia="Roboto Mono" w:hAnsi="Roboto Mono"/>
-          <w:b w:val="1"/>
-          <w:rtl w:val="0"/>
-        </w:rPr>
-        <w:t xml:space="preserve">to what</w:t>
-      </w:r>
-      <w:r>
-        <w:rPr>
-          <w:rFonts w:ascii="Roboto Mono" w:cs="Roboto Mono" w:eastAsia="Roboto Mono" w:hAnsi="Roboto Mono"/>
-          <w:rtl w:val="0"/>
+          <w:rFonts w:ascii="Roboto Mono" w:eastAsia="Roboto Mono" w:hAnsi="Roboto Mono" w:cs="Roboto Mono"/>
+          <w:b/>
+        </w:rPr>
+        <w:t>to what</w:t>
+      </w:r>
+      <w:r>
+        <w:rPr>
+          <w:rFonts w:ascii="Roboto Mono" w:eastAsia="Roboto Mono" w:hAnsi="Roboto Mono" w:cs="Roboto Mono"/>
         </w:rPr>
         <w:t xml:space="preserve">, or </w:t>
       </w:r>
       <w:r>
         <w:rPr>
-          <w:rFonts w:ascii="Roboto Mono" w:cs="Roboto Mono" w:eastAsia="Roboto Mono" w:hAnsi="Roboto Mono"/>
-          <w:b w:val="1"/>
-          <w:rtl w:val="0"/>
-        </w:rPr>
-        <w:t xml:space="preserve">for what</w:t>
-      </w:r>
-      <w:r>
-        <w:rPr>
-          <w:rFonts w:ascii="Roboto Mono" w:cs="Roboto Mono" w:eastAsia="Roboto Mono" w:hAnsi="Roboto Mono"/>
-          <w:rtl w:val="0"/>
+          <w:rFonts w:ascii="Roboto Mono" w:eastAsia="Roboto Mono" w:hAnsi="Roboto Mono" w:cs="Roboto Mono"/>
+          <w:b/>
+        </w:rPr>
+        <w:t>for what</w:t>
+      </w:r>
+      <w:r>
+        <w:rPr>
+          <w:rFonts w:ascii="Roboto Mono" w:eastAsia="Roboto Mono" w:hAnsi="Roboto Mono" w:cs="Roboto Mono"/>
         </w:rPr>
         <w:t xml:space="preserve"> the action of the verb is done.</w:t>
-        <w:br w:type="textWrapping"/>
+      </w:r>
+      <w:r>
+        <w:rPr>
+          <w:rFonts w:ascii="Roboto Mono" w:eastAsia="Roboto Mono" w:hAnsi="Roboto Mono" w:cs="Roboto Mono"/>
+        </w:rPr>
+        <w:br/>
         <w:t xml:space="preserve"> It comes </w:t>
       </w:r>
       <w:r>
         <w:rPr>
-          <w:rFonts w:ascii="Roboto Mono" w:cs="Roboto Mono" w:eastAsia="Roboto Mono" w:hAnsi="Roboto Mono"/>
-          <w:b w:val="1"/>
-          <w:rtl w:val="0"/>
-        </w:rPr>
-        <w:t xml:space="preserve">before</w:t>
-      </w:r>
-      <w:r>
-        <w:rPr>
-          <w:rFonts w:ascii="Roboto Mono" w:cs="Roboto Mono" w:eastAsia="Roboto Mono" w:hAnsi="Roboto Mono"/>
-          <w:rtl w:val="0"/>
+          <w:rFonts w:ascii="Roboto Mono" w:eastAsia="Roboto Mono" w:hAnsi="Roboto Mono" w:cs="Roboto Mono"/>
+          <w:b/>
+        </w:rPr>
+        <w:t>before</w:t>
+      </w:r>
+      <w:r>
+        <w:rPr>
+          <w:rFonts w:ascii="Roboto Mono" w:eastAsia="Roboto Mono" w:hAnsi="Roboto Mono" w:cs="Roboto Mono"/>
         </w:rPr>
         <w:t xml:space="preserve"> the direct object and receives the </w:t>
       </w:r>
       <w:r>
         <w:rPr>
-          <w:rFonts w:ascii="Roboto Mono" w:cs="Roboto Mono" w:eastAsia="Roboto Mono" w:hAnsi="Roboto Mono"/>
-          <w:b w:val="1"/>
-          <w:rtl w:val="0"/>
-        </w:rPr>
-        <w:t xml:space="preserve">benefit</w:t>
-      </w:r>
-      <w:r>
-        <w:rPr>
-          <w:rFonts w:ascii="Roboto Mono" w:cs="Roboto Mono" w:eastAsia="Roboto Mono" w:hAnsi="Roboto Mono"/>
-          <w:rtl w:val="0"/>
+          <w:rFonts w:ascii="Roboto Mono" w:eastAsia="Roboto Mono" w:hAnsi="Roboto Mono" w:cs="Roboto Mono"/>
+          <w:b/>
+        </w:rPr>
+        <w:t>benefit</w:t>
+      </w:r>
+      <w:r>
+        <w:rPr>
+          <w:rFonts w:ascii="Roboto Mono" w:eastAsia="Roboto Mono" w:hAnsi="Roboto Mono" w:cs="Roboto Mono"/>
         </w:rPr>
         <w:t xml:space="preserve"> or </w:t>
       </w:r>
       <w:r>
         <w:rPr>
-          <w:rFonts w:ascii="Roboto Mono" w:cs="Roboto Mono" w:eastAsia="Roboto Mono" w:hAnsi="Roboto Mono"/>
-          <w:b w:val="1"/>
-          <w:rtl w:val="0"/>
-        </w:rPr>
-        <w:t xml:space="preserve">target</w:t>
-      </w:r>
-      <w:r>
-        <w:rPr>
-          <w:rFonts w:ascii="Roboto Mono" w:cs="Roboto Mono" w:eastAsia="Roboto Mono" w:hAnsi="Roboto Mono"/>
-          <w:rtl w:val="0"/>
+          <w:rFonts w:ascii="Roboto Mono" w:eastAsia="Roboto Mono" w:hAnsi="Roboto Mono" w:cs="Roboto Mono"/>
+          <w:b/>
+        </w:rPr>
+        <w:t>target</w:t>
+      </w:r>
+      <w:r>
+        <w:rPr>
+          <w:rFonts w:ascii="Roboto Mono" w:eastAsia="Roboto Mono" w:hAnsi="Roboto Mono" w:cs="Roboto Mono"/>
         </w:rPr>
         <w:t xml:space="preserve"> of the action.</w:t>
       </w:r>
     </w:p>
     <w:p>
-      <w:pPr>
-        <w:rPr/>
-      </w:pPr>
-      <w:r>
-        <w:pict>
-          <v:rect style="width:0.0pt;height:1.5pt" o:hr="t" o:hrstd="t" o:hralign="center" fillcolor="#A0A0A0" stroked="f"/>
+      <w:r>
+        <w:pict w14:anchorId="2D95EC31">
+          <v:rect id="_x0000_i1025" style="width:0;height:1.5pt" o:hralign="center" o:hrstd="t" o:hr="t" fillcolor="#a0a0a0" stroked="f"/>
         </w:pict>
-      </w:r>
-      <w:r>
-        <w:rPr>
-          <w:rtl w:val="0"/>
-        </w:rPr>
       </w:r>
     </w:p>
     <w:p>
@@ -277,60 +263,74 @@
         <w:pStyle w:val="Heading2"/>
         <w:keepNext w:val="0"/>
         <w:keepLines w:val="0"/>
-        <w:spacing w:before="280" w:lineRule="auto"/>
-        <w:rPr/>
-      </w:pPr>
-      <w:bookmarkStart w:colFirst="0" w:colLast="0" w:name="_6my9ly2ec633" w:id="2"/>
+        <w:spacing w:before="280"/>
+      </w:pPr>
+      <w:bookmarkStart w:id="2" w:name="_6my9ly2ec633" w:colFirst="0" w:colLast="0"/>
       <w:bookmarkEnd w:id="2"/>
       <w:r>
-        <w:rPr>
-          <w:rtl w:val="0"/>
-        </w:rPr>
-        <w:t xml:space="preserve">🔸 Key Features:</w:t>
+        <w:t>🔸 Key Features:</w:t>
       </w:r>
     </w:p>
     <w:p>
       <w:pPr>
-        <w:spacing w:after="240" w:before="240" w:lineRule="auto"/>
-        <w:rPr/>
-      </w:pPr>
-      <w:r>
-        <w:rPr>
-          <w:b w:val="1"/>
-          <w:shd w:fill="b7b7b7" w:val="clear"/>
-          <w:rtl w:val="0"/>
-        </w:rPr>
-        <w:t xml:space="preserve"># Source</w:t>
-      </w:r>
-      <w:r>
-        <w:rPr>
-          <w:shd w:fill="b7b7b7" w:val="clear"/>
-          <w:rtl w:val="0"/>
-        </w:rPr>
-        <w:t xml:space="preserve">: </w:t>
-      </w:r>
-      <w:r>
-        <w:rPr>
-          <w:b w:val="1"/>
-          <w:shd w:fill="b7b7b7" w:val="clear"/>
-          <w:rtl w:val="0"/>
-        </w:rPr>
-        <w:t xml:space="preserve">Chatgpt </w:t>
-      </w:r>
-      <w:r>
-        <w:rPr>
-          <w:b w:val="1"/>
-          <w:sz w:val="14"/>
-          <w:szCs w:val="14"/>
-          <w:shd w:fill="b7b7b7" w:val="clear"/>
-          <w:rtl w:val="0"/>
-        </w:rPr>
-        <w:t xml:space="preserve">(GPT-4-turbo) at [8/4/2025]</w:t>
-      </w:r>
-      <w:r>
-        <w:rPr>
-          <w:rtl w:val="0"/>
-        </w:rPr>
+        <w:spacing w:before="240" w:after="240"/>
+      </w:pPr>
+      <w:r>
+        <w:rPr>
+          <w:rFonts w:ascii="Arial" w:eastAsia="Arial" w:hAnsi="Arial" w:cs="Arial"/>
+          <w:b/>
+          <w:color w:val="000000"/>
+          <w:sz w:val="18"/>
+          <w:highlight w:val="lightGray"/>
+        </w:rPr>
+        <w:t># Source: AI Source: Provided by: [Data Path</w:t>
+      </w:r>
+      <w:r>
+        <w:rPr>
+          <w:rFonts w:ascii="Arial" w:eastAsia="Arial" w:hAnsi="Arial" w:cs="Arial"/>
+          <w:color w:val="000000"/>
+          <w:sz w:val="18"/>
+          <w:highlight w:val="lightGray"/>
+        </w:rPr>
+        <w:t xml:space="preserve">: Persons Table -&gt; ID Column: 1, Name_En Column: Motasem Essam] -&gt; </w:t>
+      </w:r>
+      <w:r>
+        <w:rPr>
+          <w:rFonts w:ascii="Arial" w:eastAsia="Arial" w:hAnsi="Arial" w:cs="Arial"/>
+          <w:b/>
+          <w:color w:val="000000"/>
+          <w:sz w:val="18"/>
+          <w:highlight w:val="lightGray"/>
+        </w:rPr>
+        <w:t>From:</w:t>
+      </w:r>
+      <w:r>
+        <w:rPr>
+          <w:rFonts w:ascii="Arial" w:eastAsia="Arial" w:hAnsi="Arial" w:cs="Arial"/>
+          <w:color w:val="000000"/>
+          <w:sz w:val="18"/>
+          <w:highlight w:val="lightGray"/>
+        </w:rPr>
+        <w:t xml:space="preserve"> [Chatgpt (GPT-4-turbo)] </w:t>
+      </w:r>
+      <w:r>
+        <w:rPr>
+          <w:rFonts w:ascii="Arial" w:eastAsia="Arial" w:hAnsi="Arial" w:cs="Arial"/>
+          <w:b/>
+          <w:color w:val="000000"/>
+          <w:sz w:val="18"/>
+          <w:highlight w:val="lightGray"/>
+        </w:rPr>
+        <w:t>on</w:t>
+      </w:r>
+      <w:r>
+        <w:rPr>
+          <w:rFonts w:ascii="Arial" w:eastAsia="Arial" w:hAnsi="Arial"/>
+          <w:b/>
+          <w:sz w:val="18"/>
+          <w:highlight w:val="lightGray"/>
+        </w:rPr>
+        <w:t xml:space="preserve"> [8/4/2025]</w:t>
       </w:r>
     </w:p>
     <w:p>
@@ -339,31 +339,32 @@
           <w:ilvl w:val="0"/>
           <w:numId w:val="2"/>
         </w:numPr>
-        <w:spacing w:after="0" w:afterAutospacing="0" w:before="240" w:lineRule="auto"/>
-        <w:ind w:left="720" w:hanging="360"/>
-      </w:pPr>
-      <w:r>
-        <w:rPr>
-          <w:rFonts w:ascii="Roboto Mono" w:cs="Roboto Mono" w:eastAsia="Roboto Mono" w:hAnsi="Roboto Mono"/>
-          <w:rtl w:val="0"/>
+        <w:spacing w:before="240" w:after="0" w:line="276" w:lineRule="auto"/>
+      </w:pPr>
+      <w:r>
+        <w:rPr>
+          <w:rFonts w:ascii="Roboto Mono" w:eastAsia="Roboto Mono" w:hAnsi="Roboto Mono" w:cs="Roboto Mono"/>
         </w:rPr>
         <w:t xml:space="preserve">Always used with a </w:t>
       </w:r>
       <w:r>
         <w:rPr>
-          <w:rFonts w:ascii="Roboto Mono" w:cs="Roboto Mono" w:eastAsia="Roboto Mono" w:hAnsi="Roboto Mono"/>
-          <w:b w:val="1"/>
-          <w:rtl w:val="0"/>
-        </w:rPr>
-        <w:t xml:space="preserve">direct object</w:t>
-      </w:r>
-      <w:r>
-        <w:rPr>
-          <w:rFonts w:ascii="Roboto Mono" w:cs="Roboto Mono" w:eastAsia="Roboto Mono" w:hAnsi="Roboto Mono"/>
-          <w:rtl w:val="0"/>
-        </w:rPr>
-        <w:t xml:space="preserve">.</w:t>
-        <w:br w:type="textWrapping"/>
+          <w:rFonts w:ascii="Roboto Mono" w:eastAsia="Roboto Mono" w:hAnsi="Roboto Mono" w:cs="Roboto Mono"/>
+          <w:b/>
+        </w:rPr>
+        <w:t>direct object</w:t>
+      </w:r>
+      <w:r>
+        <w:rPr>
+          <w:rFonts w:ascii="Roboto Mono" w:eastAsia="Roboto Mono" w:hAnsi="Roboto Mono" w:cs="Roboto Mono"/>
+        </w:rPr>
+        <w:t>.</w:t>
+      </w:r>
+      <w:r>
+        <w:rPr>
+          <w:rFonts w:ascii="Roboto Mono" w:eastAsia="Roboto Mono" w:hAnsi="Roboto Mono" w:cs="Roboto Mono"/>
+        </w:rPr>
+        <w:br/>
       </w:r>
     </w:p>
     <w:p>
@@ -372,19 +373,22 @@
           <w:ilvl w:val="0"/>
           <w:numId w:val="2"/>
         </w:numPr>
-        <w:spacing w:after="0" w:afterAutospacing="0" w:before="0" w:beforeAutospacing="0" w:lineRule="auto"/>
-        <w:ind w:left="720" w:hanging="360"/>
-        <w:rPr>
-          <w:rFonts w:ascii="Roboto Mono" w:cs="Roboto Mono" w:eastAsia="Roboto Mono" w:hAnsi="Roboto Mono"/>
-        </w:rPr>
-      </w:pPr>
-      <w:r>
-        <w:rPr>
-          <w:rFonts w:ascii="Roboto Mono" w:cs="Roboto Mono" w:eastAsia="Roboto Mono" w:hAnsi="Roboto Mono"/>
-          <w:rtl w:val="0"/>
-        </w:rPr>
-        <w:t xml:space="preserve">Answers:</w:t>
-        <w:br w:type="textWrapping"/>
+        <w:spacing w:after="0" w:line="276" w:lineRule="auto"/>
+        <w:rPr>
+          <w:rFonts w:ascii="Roboto Mono" w:eastAsia="Roboto Mono" w:hAnsi="Roboto Mono" w:cs="Roboto Mono"/>
+        </w:rPr>
+      </w:pPr>
+      <w:r>
+        <w:rPr>
+          <w:rFonts w:ascii="Roboto Mono" w:eastAsia="Roboto Mono" w:hAnsi="Roboto Mono" w:cs="Roboto Mono"/>
+        </w:rPr>
+        <w:t>Answers:</w:t>
+      </w:r>
+      <w:r>
+        <w:rPr>
+          <w:rFonts w:ascii="Roboto Mono" w:eastAsia="Roboto Mono" w:hAnsi="Roboto Mono" w:cs="Roboto Mono"/>
+        </w:rPr>
+        <w:br/>
       </w:r>
     </w:p>
     <w:p>
@@ -393,20 +397,24 @@
           <w:ilvl w:val="1"/>
           <w:numId w:val="2"/>
         </w:numPr>
-        <w:spacing w:after="0" w:afterAutospacing="0" w:before="0" w:beforeAutospacing="0" w:lineRule="auto"/>
-        <w:ind w:left="1440" w:hanging="360"/>
-        <w:rPr>
-          <w:rFonts w:ascii="Roboto Mono" w:cs="Roboto Mono" w:eastAsia="Roboto Mono" w:hAnsi="Roboto Mono"/>
-        </w:rPr>
-      </w:pPr>
-      <w:r>
-        <w:rPr>
-          <w:rFonts w:ascii="Roboto Mono" w:cs="Roboto Mono" w:eastAsia="Roboto Mono" w:hAnsi="Roboto Mono"/>
-          <w:b w:val="1"/>
-          <w:rtl w:val="0"/>
-        </w:rPr>
-        <w:t xml:space="preserve">To whom?</w:t>
-        <w:br w:type="textWrapping"/>
+        <w:spacing w:after="0" w:line="276" w:lineRule="auto"/>
+        <w:rPr>
+          <w:rFonts w:ascii="Roboto Mono" w:eastAsia="Roboto Mono" w:hAnsi="Roboto Mono" w:cs="Roboto Mono"/>
+        </w:rPr>
+      </w:pPr>
+      <w:r>
+        <w:rPr>
+          <w:rFonts w:ascii="Roboto Mono" w:eastAsia="Roboto Mono" w:hAnsi="Roboto Mono" w:cs="Roboto Mono"/>
+          <w:b/>
+        </w:rPr>
+        <w:t>To whom?</w:t>
+      </w:r>
+      <w:r>
+        <w:rPr>
+          <w:rFonts w:ascii="Roboto Mono" w:eastAsia="Roboto Mono" w:hAnsi="Roboto Mono" w:cs="Roboto Mono"/>
+          <w:b/>
+        </w:rPr>
+        <w:br/>
       </w:r>
     </w:p>
     <w:p>
@@ -415,20 +423,24 @@
           <w:ilvl w:val="1"/>
           <w:numId w:val="2"/>
         </w:numPr>
-        <w:spacing w:after="0" w:afterAutospacing="0" w:before="0" w:beforeAutospacing="0" w:lineRule="auto"/>
-        <w:ind w:left="1440" w:hanging="360"/>
-        <w:rPr>
-          <w:rFonts w:ascii="Roboto Mono" w:cs="Roboto Mono" w:eastAsia="Roboto Mono" w:hAnsi="Roboto Mono"/>
-        </w:rPr>
-      </w:pPr>
-      <w:r>
-        <w:rPr>
-          <w:rFonts w:ascii="Roboto Mono" w:cs="Roboto Mono" w:eastAsia="Roboto Mono" w:hAnsi="Roboto Mono"/>
-          <w:b w:val="1"/>
-          <w:rtl w:val="0"/>
-        </w:rPr>
-        <w:t xml:space="preserve">For whom?</w:t>
-        <w:br w:type="textWrapping"/>
+        <w:spacing w:after="0" w:line="276" w:lineRule="auto"/>
+        <w:rPr>
+          <w:rFonts w:ascii="Roboto Mono" w:eastAsia="Roboto Mono" w:hAnsi="Roboto Mono" w:cs="Roboto Mono"/>
+        </w:rPr>
+      </w:pPr>
+      <w:r>
+        <w:rPr>
+          <w:rFonts w:ascii="Roboto Mono" w:eastAsia="Roboto Mono" w:hAnsi="Roboto Mono" w:cs="Roboto Mono"/>
+          <w:b/>
+        </w:rPr>
+        <w:t>For whom?</w:t>
+      </w:r>
+      <w:r>
+        <w:rPr>
+          <w:rFonts w:ascii="Roboto Mono" w:eastAsia="Roboto Mono" w:hAnsi="Roboto Mono" w:cs="Roboto Mono"/>
+          <w:b/>
+        </w:rPr>
+        <w:br/>
       </w:r>
     </w:p>
     <w:p>
@@ -437,20 +449,24 @@
           <w:ilvl w:val="1"/>
           <w:numId w:val="2"/>
         </w:numPr>
-        <w:spacing w:after="0" w:afterAutospacing="0" w:before="0" w:beforeAutospacing="0" w:lineRule="auto"/>
-        <w:ind w:left="1440" w:hanging="360"/>
-        <w:rPr>
-          <w:rFonts w:ascii="Roboto Mono" w:cs="Roboto Mono" w:eastAsia="Roboto Mono" w:hAnsi="Roboto Mono"/>
-        </w:rPr>
-      </w:pPr>
-      <w:r>
-        <w:rPr>
-          <w:rFonts w:ascii="Roboto Mono" w:cs="Roboto Mono" w:eastAsia="Roboto Mono" w:hAnsi="Roboto Mono"/>
-          <w:b w:val="1"/>
-          <w:rtl w:val="0"/>
-        </w:rPr>
-        <w:t xml:space="preserve">To what?</w:t>
-        <w:br w:type="textWrapping"/>
+        <w:spacing w:after="0" w:line="276" w:lineRule="auto"/>
+        <w:rPr>
+          <w:rFonts w:ascii="Roboto Mono" w:eastAsia="Roboto Mono" w:hAnsi="Roboto Mono" w:cs="Roboto Mono"/>
+        </w:rPr>
+      </w:pPr>
+      <w:r>
+        <w:rPr>
+          <w:rFonts w:ascii="Roboto Mono" w:eastAsia="Roboto Mono" w:hAnsi="Roboto Mono" w:cs="Roboto Mono"/>
+          <w:b/>
+        </w:rPr>
+        <w:t>To what?</w:t>
+      </w:r>
+      <w:r>
+        <w:rPr>
+          <w:rFonts w:ascii="Roboto Mono" w:eastAsia="Roboto Mono" w:hAnsi="Roboto Mono" w:cs="Roboto Mono"/>
+          <w:b/>
+        </w:rPr>
+        <w:br/>
       </w:r>
     </w:p>
     <w:p>
@@ -459,20 +475,24 @@
           <w:ilvl w:val="1"/>
           <w:numId w:val="2"/>
         </w:numPr>
-        <w:spacing w:after="0" w:afterAutospacing="0" w:before="0" w:beforeAutospacing="0" w:lineRule="auto"/>
-        <w:ind w:left="1440" w:hanging="360"/>
-        <w:rPr>
-          <w:rFonts w:ascii="Roboto Mono" w:cs="Roboto Mono" w:eastAsia="Roboto Mono" w:hAnsi="Roboto Mono"/>
-        </w:rPr>
-      </w:pPr>
-      <w:r>
-        <w:rPr>
-          <w:rFonts w:ascii="Roboto Mono" w:cs="Roboto Mono" w:eastAsia="Roboto Mono" w:hAnsi="Roboto Mono"/>
-          <w:b w:val="1"/>
-          <w:rtl w:val="0"/>
-        </w:rPr>
-        <w:t xml:space="preserve">For what?</w:t>
-        <w:br w:type="textWrapping"/>
+        <w:spacing w:after="0" w:line="276" w:lineRule="auto"/>
+        <w:rPr>
+          <w:rFonts w:ascii="Roboto Mono" w:eastAsia="Roboto Mono" w:hAnsi="Roboto Mono" w:cs="Roboto Mono"/>
+        </w:rPr>
+      </w:pPr>
+      <w:r>
+        <w:rPr>
+          <w:rFonts w:ascii="Roboto Mono" w:eastAsia="Roboto Mono" w:hAnsi="Roboto Mono" w:cs="Roboto Mono"/>
+          <w:b/>
+        </w:rPr>
+        <w:t>For what?</w:t>
+      </w:r>
+      <w:r>
+        <w:rPr>
+          <w:rFonts w:ascii="Roboto Mono" w:eastAsia="Roboto Mono" w:hAnsi="Roboto Mono" w:cs="Roboto Mono"/>
+          <w:b/>
+        </w:rPr>
+        <w:br/>
       </w:r>
     </w:p>
     <w:p>
@@ -481,50 +501,33 @@
           <w:ilvl w:val="0"/>
           <w:numId w:val="2"/>
         </w:numPr>
-        <w:spacing w:after="240" w:before="0" w:beforeAutospacing="0" w:lineRule="auto"/>
-        <w:ind w:left="720" w:hanging="360"/>
-      </w:pPr>
-      <w:r>
-        <w:rPr>
-          <w:rFonts w:ascii="Roboto Mono" w:cs="Roboto Mono" w:eastAsia="Roboto Mono" w:hAnsi="Roboto Mono"/>
-          <w:rtl w:val="0"/>
+        <w:spacing w:after="240" w:line="276" w:lineRule="auto"/>
+      </w:pPr>
+      <w:r>
+        <w:rPr>
+          <w:rFonts w:ascii="Roboto Mono" w:eastAsia="Roboto Mono" w:hAnsi="Roboto Mono" w:cs="Roboto Mono"/>
         </w:rPr>
         <w:t xml:space="preserve">Usually placed </w:t>
       </w:r>
       <w:r>
         <w:rPr>
-          <w:rFonts w:ascii="Roboto Mono" w:cs="Roboto Mono" w:eastAsia="Roboto Mono" w:hAnsi="Roboto Mono"/>
-          <w:b w:val="1"/>
-          <w:rtl w:val="0"/>
-        </w:rPr>
-        <w:t xml:space="preserve">between the verb and the direct object</w:t>
-      </w:r>
-      <w:r>
-        <w:rPr>
-          <w:rFonts w:ascii="Roboto Mono" w:cs="Roboto Mono" w:eastAsia="Roboto Mono" w:hAnsi="Roboto Mono"/>
-          <w:rtl w:val="0"/>
-        </w:rPr>
-        <w:t xml:space="preserve">.</w:t>
-      </w:r>
-      <w:r>
-        <w:rPr>
-          <w:rtl w:val="0"/>
-        </w:rPr>
+          <w:rFonts w:ascii="Roboto Mono" w:eastAsia="Roboto Mono" w:hAnsi="Roboto Mono" w:cs="Roboto Mono"/>
+          <w:b/>
+        </w:rPr>
+        <w:t>between the verb and the direct object</w:t>
+      </w:r>
+      <w:r>
+        <w:rPr>
+          <w:rFonts w:ascii="Roboto Mono" w:eastAsia="Roboto Mono" w:hAnsi="Roboto Mono" w:cs="Roboto Mono"/>
+        </w:rPr>
+        <w:t>.</w:t>
       </w:r>
     </w:p>
     <w:p>
-      <w:pPr>
-        <w:rPr/>
-      </w:pPr>
-      <w:r>
-        <w:pict>
-          <v:rect style="width:0.0pt;height:1.5pt" o:hr="t" o:hrstd="t" o:hralign="center" fillcolor="#A0A0A0" stroked="f"/>
+      <w:r>
+        <w:pict w14:anchorId="6B92E971">
+          <v:rect id="_x0000_i1026" style="width:0;height:1.5pt" o:hralign="center" o:hrstd="t" o:hr="t" fillcolor="#a0a0a0" stroked="f"/>
         </w:pict>
-      </w:r>
-      <w:r>
-        <w:rPr>
-          <w:rtl w:val="0"/>
-        </w:rPr>
       </w:r>
     </w:p>
     <w:p>
@@ -532,83 +535,80 @@
         <w:pStyle w:val="Heading2"/>
         <w:keepNext w:val="0"/>
         <w:keepLines w:val="0"/>
-        <w:spacing w:before="280" w:lineRule="auto"/>
-        <w:rPr/>
-      </w:pPr>
-      <w:bookmarkStart w:colFirst="0" w:colLast="0" w:name="_j3fn4z1pt0zh" w:id="3"/>
+        <w:spacing w:before="280"/>
+      </w:pPr>
+      <w:bookmarkStart w:id="3" w:name="_j3fn4z1pt0zh" w:colFirst="0" w:colLast="0"/>
       <w:bookmarkEnd w:id="3"/>
       <w:r>
-        <w:rPr>
-          <w:rtl w:val="0"/>
-        </w:rPr>
-        <w:t xml:space="preserve">🔸 Examples of Indirect Objects:</w:t>
+        <w:t>🔸 Examples of Indirect Objects:</w:t>
       </w:r>
     </w:p>
     <w:p>
       <w:pPr>
-        <w:spacing w:after="240" w:before="240" w:lineRule="auto"/>
-        <w:rPr/>
-      </w:pPr>
-      <w:r>
-        <w:rPr>
-          <w:b w:val="1"/>
-          <w:shd w:fill="b7b7b7" w:val="clear"/>
-          <w:rtl w:val="0"/>
-        </w:rPr>
-        <w:t xml:space="preserve"># Source</w:t>
-      </w:r>
-      <w:r>
-        <w:rPr>
-          <w:shd w:fill="b7b7b7" w:val="clear"/>
-          <w:rtl w:val="0"/>
+        <w:spacing w:before="240" w:after="240"/>
+      </w:pPr>
+      <w:r>
+        <w:rPr>
+          <w:rFonts w:ascii="Arial" w:eastAsia="Arial" w:hAnsi="Arial"/>
+          <w:b/>
+          <w:sz w:val="18"/>
+          <w:highlight w:val="lightGray"/>
+          <w:shd w:val="clear" w:color="auto" w:fill="B7B7B7"/>
+        </w:rPr>
+        <w:t># Source</w:t>
+      </w:r>
+      <w:r>
+        <w:rPr>
+          <w:rFonts w:ascii="Arial" w:eastAsia="Arial" w:hAnsi="Arial"/>
+          <w:sz w:val="18"/>
+          <w:highlight w:val="lightGray"/>
+          <w:shd w:val="clear" w:color="auto" w:fill="B7B7B7"/>
         </w:rPr>
         <w:t xml:space="preserve">: </w:t>
       </w:r>
       <w:r>
         <w:rPr>
-          <w:b w:val="1"/>
-          <w:shd w:fill="b7b7b7" w:val="clear"/>
-          <w:rtl w:val="0"/>
+          <w:rFonts w:ascii="Arial" w:eastAsia="Arial" w:hAnsi="Arial"/>
+          <w:b/>
+          <w:sz w:val="18"/>
+          <w:highlight w:val="lightGray"/>
+          <w:shd w:val="clear" w:color="auto" w:fill="B7B7B7"/>
         </w:rPr>
         <w:t xml:space="preserve">Chatbot </w:t>
       </w:r>
       <w:r>
         <w:rPr>
-          <w:b w:val="1"/>
-          <w:sz w:val="14"/>
+          <w:rFonts w:ascii="Arial" w:eastAsia="Arial" w:hAnsi="Arial"/>
+          <w:b/>
+          <w:sz w:val="18"/>
           <w:szCs w:val="14"/>
-          <w:shd w:fill="b7b7b7" w:val="clear"/>
-          <w:rtl w:val="0"/>
-        </w:rPr>
-        <w:t xml:space="preserve">(GPT-4-turbo) at [8/4/2025]</w:t>
-      </w:r>
-      <w:r>
-        <w:rPr>
-          <w:rtl w:val="0"/>
-        </w:rPr>
+          <w:highlight w:val="lightGray"/>
+          <w:shd w:val="clear" w:color="auto" w:fill="B7B7B7"/>
+        </w:rPr>
+        <w:t>(GPT-4-turbo) at [8/4/2025]</w:t>
       </w:r>
     </w:p>
     <w:p>
-      <w:pPr>
-        <w:rPr/>
-      </w:pPr>
-      <w:r>
-        <w:rPr/>
+      <w:r>
+        <w:rPr>
+          <w:noProof/>
+        </w:rPr>
         <w:drawing>
-          <wp:inline distB="114300" distT="114300" distL="114300" distR="114300">
+          <wp:inline distT="114300" distB="114300" distL="114300" distR="114300" wp14:anchorId="132DE278" wp14:editId="6255C4CC">
             <wp:extent cx="5943600" cy="1600200"/>
-            <wp:effectExtent b="0" l="0" r="0" t="0"/>
+            <wp:effectExtent l="0" t="0" r="0" b="0"/>
             <wp:docPr id="1" name="image1.png"/>
-            <a:graphic>
+            <wp:cNvGraphicFramePr/>
+            <a:graphic xmlns:a="http://schemas.openxmlformats.org/drawingml/2006/main">
               <a:graphicData uri="http://schemas.openxmlformats.org/drawingml/2006/picture">
-                <pic:pic>
+                <pic:pic xmlns:pic="http://schemas.openxmlformats.org/drawingml/2006/picture">
                   <pic:nvPicPr>
                     <pic:cNvPr id="0" name="image1.png"/>
                     <pic:cNvPicPr preferRelativeResize="0"/>
                   </pic:nvPicPr>
                   <pic:blipFill>
-                    <a:blip r:embed="rId6"/>
-                    <a:srcRect b="0" l="0" r="0" t="0"/>
+                    <a:blip r:embed="rId5"/>
+                    <a:srcRect/>
                     <a:stretch>
                       <a:fillRect/>
                     </a:stretch>
@@ -618,7 +618,9 @@
                       <a:off x="0" y="0"/>
                       <a:ext cx="5943600" cy="1600200"/>
                     </a:xfrm>
-                    <a:prstGeom prst="rect"/>
+                    <a:prstGeom prst="rect">
+                      <a:avLst/>
+                    </a:prstGeom>
                     <a:ln/>
                   </pic:spPr>
                 </pic:pic>
@@ -627,248 +629,202 @@
           </wp:inline>
         </w:drawing>
       </w:r>
-      <w:r>
-        <w:rPr>
-          <w:rtl w:val="0"/>
-        </w:rPr>
-      </w:r>
     </w:p>
     <w:tbl>
       <w:tblPr>
-        <w:tblStyle w:val="Table1"/>
-        <w:tblW w:w="7835.0" w:type="dxa"/>
-        <w:jc w:val="left"/>
+        <w:tblW w:w="7835" w:type="dxa"/>
         <w:tblBorders>
-          <w:top w:color="000000" w:space="0" w:sz="0" w:val="nil"/>
-          <w:left w:color="000000" w:space="0" w:sz="0" w:val="nil"/>
-          <w:bottom w:color="000000" w:space="0" w:sz="0" w:val="nil"/>
-          <w:right w:color="000000" w:space="0" w:sz="0" w:val="nil"/>
-          <w:insideH w:color="000000" w:space="0" w:sz="0" w:val="nil"/>
-          <w:insideV w:color="000000" w:space="0" w:sz="0" w:val="nil"/>
+          <w:top w:val="nil"/>
+          <w:left w:val="nil"/>
+          <w:bottom w:val="nil"/>
+          <w:right w:val="nil"/>
+          <w:insideH w:val="nil"/>
+          <w:insideV w:val="nil"/>
         </w:tblBorders>
         <w:tblLayout w:type="fixed"/>
-        <w:tblLook w:val="0600"/>
+        <w:tblLook w:val="0600" w:firstRow="0" w:lastRow="0" w:firstColumn="0" w:lastColumn="0" w:noHBand="1" w:noVBand="1"/>
       </w:tblPr>
       <w:tblGrid>
         <w:gridCol w:w="3485"/>
         <w:gridCol w:w="920"/>
         <w:gridCol w:w="1805"/>
         <w:gridCol w:w="1625"/>
-        <w:tblGridChange w:id="0">
-          <w:tblGrid>
-            <w:gridCol w:w="3485"/>
-            <w:gridCol w:w="920"/>
-            <w:gridCol w:w="1805"/>
-            <w:gridCol w:w="1625"/>
-          </w:tblGrid>
-        </w:tblGridChange>
       </w:tblGrid>
       <w:tr>
         <w:trPr>
-          <w:cantSplit w:val="0"/>
-          <w:trHeight w:val="500" w:hRule="atLeast"/>
-          <w:tblHeader w:val="0"/>
+          <w:trHeight w:val="500"/>
         </w:trPr>
         <w:tc>
           <w:tcPr>
+            <w:tcW w:w="3485" w:type="dxa"/>
             <w:tcBorders>
-              <w:top w:color="000000" w:space="0" w:sz="0" w:val="nil"/>
-              <w:left w:color="000000" w:space="0" w:sz="0" w:val="nil"/>
-              <w:bottom w:color="000000" w:space="0" w:sz="0" w:val="nil"/>
-              <w:right w:color="000000" w:space="0" w:sz="0" w:val="nil"/>
+              <w:top w:val="nil"/>
+              <w:left w:val="nil"/>
+              <w:bottom w:val="nil"/>
+              <w:right w:val="nil"/>
             </w:tcBorders>
             <w:tcMar>
-              <w:top w:w="100.0" w:type="dxa"/>
-              <w:left w:w="100.0" w:type="dxa"/>
-              <w:bottom w:w="100.0" w:type="dxa"/>
-              <w:right w:w="100.0" w:type="dxa"/>
+              <w:top w:w="100" w:type="dxa"/>
+              <w:left w:w="100" w:type="dxa"/>
+              <w:bottom w:w="100" w:type="dxa"/>
+              <w:right w:w="100" w:type="dxa"/>
             </w:tcMar>
-            <w:vAlign w:val="top"/>
           </w:tcPr>
           <w:p>
             <w:pPr>
               <w:jc w:val="center"/>
               <w:rPr>
-                <w:rFonts w:ascii="Roboto Mono" w:cs="Roboto Mono" w:eastAsia="Roboto Mono" w:hAnsi="Roboto Mono"/>
+                <w:rFonts w:ascii="Roboto Mono" w:eastAsia="Roboto Mono" w:hAnsi="Roboto Mono" w:cs="Roboto Mono"/>
               </w:rPr>
             </w:pPr>
             <w:r>
               <w:rPr>
-                <w:rFonts w:ascii="Roboto Mono" w:cs="Roboto Mono" w:eastAsia="Roboto Mono" w:hAnsi="Roboto Mono"/>
-                <w:b w:val="1"/>
-                <w:rtl w:val="0"/>
-              </w:rPr>
-              <w:t xml:space="preserve">Sentence</w:t>
-            </w:r>
-            <w:r>
-              <w:rPr>
-                <w:rtl w:val="0"/>
-              </w:rPr>
+                <w:rFonts w:ascii="Roboto Mono" w:eastAsia="Roboto Mono" w:hAnsi="Roboto Mono" w:cs="Roboto Mono"/>
+                <w:b/>
+              </w:rPr>
+              <w:t>Sentence</w:t>
             </w:r>
           </w:p>
         </w:tc>
         <w:tc>
           <w:tcPr>
+            <w:tcW w:w="920" w:type="dxa"/>
             <w:tcBorders>
-              <w:top w:color="000000" w:space="0" w:sz="0" w:val="nil"/>
-              <w:left w:color="000000" w:space="0" w:sz="0" w:val="nil"/>
-              <w:bottom w:color="000000" w:space="0" w:sz="0" w:val="nil"/>
-              <w:right w:color="000000" w:space="0" w:sz="0" w:val="nil"/>
+              <w:top w:val="nil"/>
+              <w:left w:val="nil"/>
+              <w:bottom w:val="nil"/>
+              <w:right w:val="nil"/>
             </w:tcBorders>
             <w:tcMar>
-              <w:top w:w="100.0" w:type="dxa"/>
-              <w:left w:w="100.0" w:type="dxa"/>
-              <w:bottom w:w="100.0" w:type="dxa"/>
-              <w:right w:w="100.0" w:type="dxa"/>
+              <w:top w:w="100" w:type="dxa"/>
+              <w:left w:w="100" w:type="dxa"/>
+              <w:bottom w:w="100" w:type="dxa"/>
+              <w:right w:w="100" w:type="dxa"/>
             </w:tcMar>
-            <w:vAlign w:val="top"/>
           </w:tcPr>
           <w:p>
             <w:pPr>
               <w:jc w:val="center"/>
               <w:rPr>
-                <w:rFonts w:ascii="Roboto Mono" w:cs="Roboto Mono" w:eastAsia="Roboto Mono" w:hAnsi="Roboto Mono"/>
+                <w:rFonts w:ascii="Roboto Mono" w:eastAsia="Roboto Mono" w:hAnsi="Roboto Mono" w:cs="Roboto Mono"/>
               </w:rPr>
             </w:pPr>
             <w:r>
               <w:rPr>
-                <w:rFonts w:ascii="Roboto Mono" w:cs="Roboto Mono" w:eastAsia="Roboto Mono" w:hAnsi="Roboto Mono"/>
-                <w:b w:val="1"/>
-                <w:rtl w:val="0"/>
-              </w:rPr>
-              <w:t xml:space="preserve">Verb</w:t>
-            </w:r>
-            <w:r>
-              <w:rPr>
-                <w:rtl w:val="0"/>
-              </w:rPr>
+                <w:rFonts w:ascii="Roboto Mono" w:eastAsia="Roboto Mono" w:hAnsi="Roboto Mono" w:cs="Roboto Mono"/>
+                <w:b/>
+              </w:rPr>
+              <w:t>Verb</w:t>
             </w:r>
           </w:p>
         </w:tc>
         <w:tc>
           <w:tcPr>
+            <w:tcW w:w="1805" w:type="dxa"/>
             <w:tcBorders>
-              <w:top w:color="000000" w:space="0" w:sz="0" w:val="nil"/>
-              <w:left w:color="000000" w:space="0" w:sz="0" w:val="nil"/>
-              <w:bottom w:color="000000" w:space="0" w:sz="0" w:val="nil"/>
-              <w:right w:color="000000" w:space="0" w:sz="0" w:val="nil"/>
+              <w:top w:val="nil"/>
+              <w:left w:val="nil"/>
+              <w:bottom w:val="nil"/>
+              <w:right w:val="nil"/>
             </w:tcBorders>
             <w:tcMar>
-              <w:top w:w="100.0" w:type="dxa"/>
-              <w:left w:w="100.0" w:type="dxa"/>
-              <w:bottom w:w="100.0" w:type="dxa"/>
-              <w:right w:w="100.0" w:type="dxa"/>
+              <w:top w:w="100" w:type="dxa"/>
+              <w:left w:w="100" w:type="dxa"/>
+              <w:bottom w:w="100" w:type="dxa"/>
+              <w:right w:w="100" w:type="dxa"/>
             </w:tcMar>
-            <w:vAlign w:val="top"/>
           </w:tcPr>
           <w:p>
             <w:pPr>
               <w:jc w:val="center"/>
               <w:rPr>
-                <w:rFonts w:ascii="Roboto Mono" w:cs="Roboto Mono" w:eastAsia="Roboto Mono" w:hAnsi="Roboto Mono"/>
+                <w:rFonts w:ascii="Roboto Mono" w:eastAsia="Roboto Mono" w:hAnsi="Roboto Mono" w:cs="Roboto Mono"/>
               </w:rPr>
             </w:pPr>
             <w:r>
               <w:rPr>
-                <w:rFonts w:ascii="Roboto Mono" w:cs="Roboto Mono" w:eastAsia="Roboto Mono" w:hAnsi="Roboto Mono"/>
-                <w:b w:val="1"/>
-                <w:rtl w:val="0"/>
-              </w:rPr>
-              <w:t xml:space="preserve">Indirect Object</w:t>
-            </w:r>
-            <w:r>
-              <w:rPr>
-                <w:rtl w:val="0"/>
-              </w:rPr>
+                <w:rFonts w:ascii="Roboto Mono" w:eastAsia="Roboto Mono" w:hAnsi="Roboto Mono" w:cs="Roboto Mono"/>
+                <w:b/>
+              </w:rPr>
+              <w:t>Indirect Object</w:t>
             </w:r>
           </w:p>
         </w:tc>
         <w:tc>
           <w:tcPr>
+            <w:tcW w:w="1625" w:type="dxa"/>
             <w:tcBorders>
-              <w:top w:color="000000" w:space="0" w:sz="0" w:val="nil"/>
-              <w:left w:color="000000" w:space="0" w:sz="0" w:val="nil"/>
-              <w:bottom w:color="000000" w:space="0" w:sz="0" w:val="nil"/>
-              <w:right w:color="000000" w:space="0" w:sz="0" w:val="nil"/>
+              <w:top w:val="nil"/>
+              <w:left w:val="nil"/>
+              <w:bottom w:val="nil"/>
+              <w:right w:val="nil"/>
             </w:tcBorders>
             <w:tcMar>
-              <w:top w:w="100.0" w:type="dxa"/>
-              <w:left w:w="100.0" w:type="dxa"/>
-              <w:bottom w:w="100.0" w:type="dxa"/>
-              <w:right w:w="100.0" w:type="dxa"/>
+              <w:top w:w="100" w:type="dxa"/>
+              <w:left w:w="100" w:type="dxa"/>
+              <w:bottom w:w="100" w:type="dxa"/>
+              <w:right w:w="100" w:type="dxa"/>
             </w:tcMar>
-            <w:vAlign w:val="top"/>
           </w:tcPr>
           <w:p>
             <w:pPr>
               <w:jc w:val="center"/>
               <w:rPr>
-                <w:rFonts w:ascii="Roboto Mono" w:cs="Roboto Mono" w:eastAsia="Roboto Mono" w:hAnsi="Roboto Mono"/>
+                <w:rFonts w:ascii="Roboto Mono" w:eastAsia="Roboto Mono" w:hAnsi="Roboto Mono" w:cs="Roboto Mono"/>
               </w:rPr>
             </w:pPr>
             <w:r>
               <w:rPr>
-                <w:rFonts w:ascii="Roboto Mono" w:cs="Roboto Mono" w:eastAsia="Roboto Mono" w:hAnsi="Roboto Mono"/>
-                <w:b w:val="1"/>
-                <w:rtl w:val="0"/>
-              </w:rPr>
-              <w:t xml:space="preserve">Direct Object</w:t>
-            </w:r>
-            <w:r>
-              <w:rPr>
-                <w:rtl w:val="0"/>
-              </w:rPr>
+                <w:rFonts w:ascii="Roboto Mono" w:eastAsia="Roboto Mono" w:hAnsi="Roboto Mono" w:cs="Roboto Mono"/>
+                <w:b/>
+              </w:rPr>
+              <w:t>Direct Object</w:t>
             </w:r>
           </w:p>
         </w:tc>
       </w:tr>
       <w:tr>
         <w:trPr>
-          <w:cantSplit w:val="0"/>
-          <w:trHeight w:val="500" w:hRule="atLeast"/>
-          <w:tblHeader w:val="0"/>
+          <w:trHeight w:val="500"/>
         </w:trPr>
         <w:tc>
           <w:tcPr>
+            <w:tcW w:w="3485" w:type="dxa"/>
             <w:tcBorders>
-              <w:top w:color="000000" w:space="0" w:sz="0" w:val="nil"/>
-              <w:left w:color="000000" w:space="0" w:sz="0" w:val="nil"/>
-              <w:bottom w:color="000000" w:space="0" w:sz="0" w:val="nil"/>
-              <w:right w:color="000000" w:space="0" w:sz="0" w:val="nil"/>
+              <w:top w:val="nil"/>
+              <w:left w:val="nil"/>
+              <w:bottom w:val="nil"/>
+              <w:right w:val="nil"/>
             </w:tcBorders>
             <w:tcMar>
-              <w:top w:w="100.0" w:type="dxa"/>
-              <w:left w:w="100.0" w:type="dxa"/>
-              <w:bottom w:w="100.0" w:type="dxa"/>
-              <w:right w:w="100.0" w:type="dxa"/>
+              <w:top w:w="100" w:type="dxa"/>
+              <w:left w:w="100" w:type="dxa"/>
+              <w:bottom w:w="100" w:type="dxa"/>
+              <w:right w:w="100" w:type="dxa"/>
             </w:tcMar>
-            <w:vAlign w:val="top"/>
           </w:tcPr>
           <w:p>
             <w:pPr>
               <w:rPr>
-                <w:rFonts w:ascii="Roboto Mono" w:cs="Roboto Mono" w:eastAsia="Roboto Mono" w:hAnsi="Roboto Mono"/>
+                <w:rFonts w:ascii="Roboto Mono" w:eastAsia="Roboto Mono" w:hAnsi="Roboto Mono" w:cs="Roboto Mono"/>
               </w:rPr>
             </w:pPr>
             <w:r>
               <w:rPr>
-                <w:rFonts w:ascii="Roboto Mono" w:cs="Roboto Mono" w:eastAsia="Roboto Mono" w:hAnsi="Roboto Mono"/>
-                <w:rtl w:val="0"/>
+                <w:rFonts w:ascii="Roboto Mono" w:eastAsia="Roboto Mono" w:hAnsi="Roboto Mono" w:cs="Roboto Mono"/>
               </w:rPr>
               <w:t xml:space="preserve">She </w:t>
             </w:r>
             <w:r>
               <w:rPr>
-                <w:rFonts w:ascii="Roboto Mono" w:cs="Roboto Mono" w:eastAsia="Roboto Mono" w:hAnsi="Roboto Mono"/>
-                <w:b w:val="1"/>
-                <w:rtl w:val="0"/>
-              </w:rPr>
-              <w:t xml:space="preserve">gave</w:t>
+                <w:rFonts w:ascii="Roboto Mono" w:eastAsia="Roboto Mono" w:hAnsi="Roboto Mono" w:cs="Roboto Mono"/>
+                <w:b/>
+              </w:rPr>
+              <w:t>gave</w:t>
             </w:r>
             <w:r>
               <w:rPr>
-                <w:rFonts w:ascii="Roboto Mono" w:cs="Roboto Mono" w:eastAsia="Roboto Mono" w:hAnsi="Roboto Mono"/>
-                <w:rtl w:val="0"/>
+                <w:rFonts w:ascii="Roboto Mono" w:eastAsia="Roboto Mono" w:hAnsi="Roboto Mono" w:cs="Roboto Mono"/>
               </w:rPr>
               <w:t xml:space="preserve"> me a gift.</w:t>
             </w:r>
@@ -876,145 +832,137 @@
         </w:tc>
         <w:tc>
           <w:tcPr>
+            <w:tcW w:w="920" w:type="dxa"/>
             <w:tcBorders>
-              <w:top w:color="000000" w:space="0" w:sz="0" w:val="nil"/>
-              <w:left w:color="000000" w:space="0" w:sz="0" w:val="nil"/>
-              <w:bottom w:color="000000" w:space="0" w:sz="0" w:val="nil"/>
-              <w:right w:color="000000" w:space="0" w:sz="0" w:val="nil"/>
+              <w:top w:val="nil"/>
+              <w:left w:val="nil"/>
+              <w:bottom w:val="nil"/>
+              <w:right w:val="nil"/>
             </w:tcBorders>
             <w:tcMar>
-              <w:top w:w="100.0" w:type="dxa"/>
-              <w:left w:w="100.0" w:type="dxa"/>
-              <w:bottom w:w="100.0" w:type="dxa"/>
-              <w:right w:w="100.0" w:type="dxa"/>
+              <w:top w:w="100" w:type="dxa"/>
+              <w:left w:w="100" w:type="dxa"/>
+              <w:bottom w:w="100" w:type="dxa"/>
+              <w:right w:w="100" w:type="dxa"/>
             </w:tcMar>
-            <w:vAlign w:val="top"/>
           </w:tcPr>
           <w:p>
             <w:pPr>
               <w:rPr>
-                <w:rFonts w:ascii="Roboto Mono" w:cs="Roboto Mono" w:eastAsia="Roboto Mono" w:hAnsi="Roboto Mono"/>
+                <w:rFonts w:ascii="Roboto Mono" w:eastAsia="Roboto Mono" w:hAnsi="Roboto Mono" w:cs="Roboto Mono"/>
               </w:rPr>
             </w:pPr>
             <w:r>
               <w:rPr>
-                <w:rFonts w:ascii="Roboto Mono" w:cs="Roboto Mono" w:eastAsia="Roboto Mono" w:hAnsi="Roboto Mono"/>
-                <w:rtl w:val="0"/>
-              </w:rPr>
-              <w:t xml:space="preserve">gave</w:t>
+                <w:rFonts w:ascii="Roboto Mono" w:eastAsia="Roboto Mono" w:hAnsi="Roboto Mono" w:cs="Roboto Mono"/>
+              </w:rPr>
+              <w:t>gave</w:t>
             </w:r>
           </w:p>
         </w:tc>
         <w:tc>
           <w:tcPr>
+            <w:tcW w:w="1805" w:type="dxa"/>
             <w:tcBorders>
-              <w:top w:color="000000" w:space="0" w:sz="0" w:val="nil"/>
-              <w:left w:color="000000" w:space="0" w:sz="0" w:val="nil"/>
-              <w:bottom w:color="000000" w:space="0" w:sz="0" w:val="nil"/>
-              <w:right w:color="000000" w:space="0" w:sz="0" w:val="nil"/>
+              <w:top w:val="nil"/>
+              <w:left w:val="nil"/>
+              <w:bottom w:val="nil"/>
+              <w:right w:val="nil"/>
             </w:tcBorders>
             <w:tcMar>
-              <w:top w:w="100.0" w:type="dxa"/>
-              <w:left w:w="100.0" w:type="dxa"/>
-              <w:bottom w:w="100.0" w:type="dxa"/>
-              <w:right w:w="100.0" w:type="dxa"/>
+              <w:top w:w="100" w:type="dxa"/>
+              <w:left w:w="100" w:type="dxa"/>
+              <w:bottom w:w="100" w:type="dxa"/>
+              <w:right w:w="100" w:type="dxa"/>
             </w:tcMar>
-            <w:vAlign w:val="top"/>
           </w:tcPr>
           <w:p>
             <w:pPr>
               <w:rPr>
-                <w:rFonts w:ascii="Roboto Mono" w:cs="Roboto Mono" w:eastAsia="Roboto Mono" w:hAnsi="Roboto Mono"/>
+                <w:rFonts w:ascii="Roboto Mono" w:eastAsia="Roboto Mono" w:hAnsi="Roboto Mono" w:cs="Roboto Mono"/>
               </w:rPr>
             </w:pPr>
             <w:r>
               <w:rPr>
-                <w:rFonts w:ascii="Roboto Mono" w:cs="Roboto Mono" w:eastAsia="Roboto Mono" w:hAnsi="Roboto Mono"/>
-                <w:rtl w:val="0"/>
-              </w:rPr>
-              <w:t xml:space="preserve">me</w:t>
+                <w:rFonts w:ascii="Roboto Mono" w:eastAsia="Roboto Mono" w:hAnsi="Roboto Mono" w:cs="Roboto Mono"/>
+              </w:rPr>
+              <w:t>me</w:t>
             </w:r>
           </w:p>
         </w:tc>
         <w:tc>
           <w:tcPr>
+            <w:tcW w:w="1625" w:type="dxa"/>
             <w:tcBorders>
-              <w:top w:color="000000" w:space="0" w:sz="0" w:val="nil"/>
-              <w:left w:color="000000" w:space="0" w:sz="0" w:val="nil"/>
-              <w:bottom w:color="000000" w:space="0" w:sz="0" w:val="nil"/>
-              <w:right w:color="000000" w:space="0" w:sz="0" w:val="nil"/>
+              <w:top w:val="nil"/>
+              <w:left w:val="nil"/>
+              <w:bottom w:val="nil"/>
+              <w:right w:val="nil"/>
             </w:tcBorders>
             <w:tcMar>
-              <w:top w:w="100.0" w:type="dxa"/>
-              <w:left w:w="100.0" w:type="dxa"/>
-              <w:bottom w:w="100.0" w:type="dxa"/>
-              <w:right w:w="100.0" w:type="dxa"/>
+              <w:top w:w="100" w:type="dxa"/>
+              <w:left w:w="100" w:type="dxa"/>
+              <w:bottom w:w="100" w:type="dxa"/>
+              <w:right w:w="100" w:type="dxa"/>
             </w:tcMar>
-            <w:vAlign w:val="top"/>
           </w:tcPr>
           <w:p>
             <w:pPr>
               <w:rPr>
-                <w:rFonts w:ascii="Roboto Mono" w:cs="Roboto Mono" w:eastAsia="Roboto Mono" w:hAnsi="Roboto Mono"/>
+                <w:rFonts w:ascii="Roboto Mono" w:eastAsia="Roboto Mono" w:hAnsi="Roboto Mono" w:cs="Roboto Mono"/>
               </w:rPr>
             </w:pPr>
             <w:r>
               <w:rPr>
-                <w:rFonts w:ascii="Roboto Mono" w:cs="Roboto Mono" w:eastAsia="Roboto Mono" w:hAnsi="Roboto Mono"/>
-                <w:rtl w:val="0"/>
-              </w:rPr>
-              <w:t xml:space="preserve">a gift</w:t>
+                <w:rFonts w:ascii="Roboto Mono" w:eastAsia="Roboto Mono" w:hAnsi="Roboto Mono" w:cs="Roboto Mono"/>
+              </w:rPr>
+              <w:t>a gift</w:t>
             </w:r>
           </w:p>
         </w:tc>
       </w:tr>
       <w:tr>
         <w:trPr>
-          <w:cantSplit w:val="0"/>
-          <w:trHeight w:val="500" w:hRule="atLeast"/>
-          <w:tblHeader w:val="0"/>
+          <w:trHeight w:val="500"/>
         </w:trPr>
         <w:tc>
           <w:tcPr>
+            <w:tcW w:w="3485" w:type="dxa"/>
             <w:tcBorders>
-              <w:top w:color="000000" w:space="0" w:sz="0" w:val="nil"/>
-              <w:left w:color="000000" w:space="0" w:sz="0" w:val="nil"/>
-              <w:bottom w:color="000000" w:space="0" w:sz="0" w:val="nil"/>
-              <w:right w:color="000000" w:space="0" w:sz="0" w:val="nil"/>
+              <w:top w:val="nil"/>
+              <w:left w:val="nil"/>
+              <w:bottom w:val="nil"/>
+              <w:right w:val="nil"/>
             </w:tcBorders>
             <w:tcMar>
-              <w:top w:w="100.0" w:type="dxa"/>
-              <w:left w:w="100.0" w:type="dxa"/>
-              <w:bottom w:w="100.0" w:type="dxa"/>
-              <w:right w:w="100.0" w:type="dxa"/>
+              <w:top w:w="100" w:type="dxa"/>
+              <w:left w:w="100" w:type="dxa"/>
+              <w:bottom w:w="100" w:type="dxa"/>
+              <w:right w:w="100" w:type="dxa"/>
             </w:tcMar>
-            <w:vAlign w:val="top"/>
           </w:tcPr>
           <w:p>
             <w:pPr>
               <w:rPr>
-                <w:rFonts w:ascii="Roboto Mono" w:cs="Roboto Mono" w:eastAsia="Roboto Mono" w:hAnsi="Roboto Mono"/>
+                <w:rFonts w:ascii="Roboto Mono" w:eastAsia="Roboto Mono" w:hAnsi="Roboto Mono" w:cs="Roboto Mono"/>
               </w:rPr>
             </w:pPr>
             <w:r>
               <w:rPr>
-                <w:rFonts w:ascii="Roboto Mono" w:cs="Roboto Mono" w:eastAsia="Roboto Mono" w:hAnsi="Roboto Mono"/>
-                <w:rtl w:val="0"/>
+                <w:rFonts w:ascii="Roboto Mono" w:eastAsia="Roboto Mono" w:hAnsi="Roboto Mono" w:cs="Roboto Mono"/>
               </w:rPr>
               <w:t xml:space="preserve">I </w:t>
             </w:r>
             <w:r>
               <w:rPr>
-                <w:rFonts w:ascii="Roboto Mono" w:cs="Roboto Mono" w:eastAsia="Roboto Mono" w:hAnsi="Roboto Mono"/>
-                <w:b w:val="1"/>
-                <w:rtl w:val="0"/>
-              </w:rPr>
-              <w:t xml:space="preserve">sent</w:t>
+                <w:rFonts w:ascii="Roboto Mono" w:eastAsia="Roboto Mono" w:hAnsi="Roboto Mono" w:cs="Roboto Mono"/>
+                <w:b/>
+              </w:rPr>
+              <w:t>sent</w:t>
             </w:r>
             <w:r>
               <w:rPr>
-                <w:rFonts w:ascii="Roboto Mono" w:cs="Roboto Mono" w:eastAsia="Roboto Mono" w:hAnsi="Roboto Mono"/>
-                <w:rtl w:val="0"/>
+                <w:rFonts w:ascii="Roboto Mono" w:eastAsia="Roboto Mono" w:hAnsi="Roboto Mono" w:cs="Roboto Mono"/>
               </w:rPr>
               <w:t xml:space="preserve"> him an email.</w:t>
             </w:r>
@@ -1022,145 +970,137 @@
         </w:tc>
         <w:tc>
           <w:tcPr>
+            <w:tcW w:w="920" w:type="dxa"/>
             <w:tcBorders>
-              <w:top w:color="000000" w:space="0" w:sz="0" w:val="nil"/>
-              <w:left w:color="000000" w:space="0" w:sz="0" w:val="nil"/>
-              <w:bottom w:color="000000" w:space="0" w:sz="0" w:val="nil"/>
-              <w:right w:color="000000" w:space="0" w:sz="0" w:val="nil"/>
+              <w:top w:val="nil"/>
+              <w:left w:val="nil"/>
+              <w:bottom w:val="nil"/>
+              <w:right w:val="nil"/>
             </w:tcBorders>
             <w:tcMar>
-              <w:top w:w="100.0" w:type="dxa"/>
-              <w:left w:w="100.0" w:type="dxa"/>
-              <w:bottom w:w="100.0" w:type="dxa"/>
-              <w:right w:w="100.0" w:type="dxa"/>
+              <w:top w:w="100" w:type="dxa"/>
+              <w:left w:w="100" w:type="dxa"/>
+              <w:bottom w:w="100" w:type="dxa"/>
+              <w:right w:w="100" w:type="dxa"/>
             </w:tcMar>
-            <w:vAlign w:val="top"/>
           </w:tcPr>
           <w:p>
             <w:pPr>
               <w:rPr>
-                <w:rFonts w:ascii="Roboto Mono" w:cs="Roboto Mono" w:eastAsia="Roboto Mono" w:hAnsi="Roboto Mono"/>
+                <w:rFonts w:ascii="Roboto Mono" w:eastAsia="Roboto Mono" w:hAnsi="Roboto Mono" w:cs="Roboto Mono"/>
               </w:rPr>
             </w:pPr>
             <w:r>
               <w:rPr>
-                <w:rFonts w:ascii="Roboto Mono" w:cs="Roboto Mono" w:eastAsia="Roboto Mono" w:hAnsi="Roboto Mono"/>
-                <w:rtl w:val="0"/>
-              </w:rPr>
-              <w:t xml:space="preserve">sent</w:t>
+                <w:rFonts w:ascii="Roboto Mono" w:eastAsia="Roboto Mono" w:hAnsi="Roboto Mono" w:cs="Roboto Mono"/>
+              </w:rPr>
+              <w:t>sent</w:t>
             </w:r>
           </w:p>
         </w:tc>
         <w:tc>
           <w:tcPr>
+            <w:tcW w:w="1805" w:type="dxa"/>
             <w:tcBorders>
-              <w:top w:color="000000" w:space="0" w:sz="0" w:val="nil"/>
-              <w:left w:color="000000" w:space="0" w:sz="0" w:val="nil"/>
-              <w:bottom w:color="000000" w:space="0" w:sz="0" w:val="nil"/>
-              <w:right w:color="000000" w:space="0" w:sz="0" w:val="nil"/>
+              <w:top w:val="nil"/>
+              <w:left w:val="nil"/>
+              <w:bottom w:val="nil"/>
+              <w:right w:val="nil"/>
             </w:tcBorders>
             <w:tcMar>
-              <w:top w:w="100.0" w:type="dxa"/>
-              <w:left w:w="100.0" w:type="dxa"/>
-              <w:bottom w:w="100.0" w:type="dxa"/>
-              <w:right w:w="100.0" w:type="dxa"/>
+              <w:top w:w="100" w:type="dxa"/>
+              <w:left w:w="100" w:type="dxa"/>
+              <w:bottom w:w="100" w:type="dxa"/>
+              <w:right w:w="100" w:type="dxa"/>
             </w:tcMar>
-            <w:vAlign w:val="top"/>
           </w:tcPr>
           <w:p>
             <w:pPr>
               <w:rPr>
-                <w:rFonts w:ascii="Roboto Mono" w:cs="Roboto Mono" w:eastAsia="Roboto Mono" w:hAnsi="Roboto Mono"/>
+                <w:rFonts w:ascii="Roboto Mono" w:eastAsia="Roboto Mono" w:hAnsi="Roboto Mono" w:cs="Roboto Mono"/>
               </w:rPr>
             </w:pPr>
             <w:r>
               <w:rPr>
-                <w:rFonts w:ascii="Roboto Mono" w:cs="Roboto Mono" w:eastAsia="Roboto Mono" w:hAnsi="Roboto Mono"/>
-                <w:rtl w:val="0"/>
-              </w:rPr>
-              <w:t xml:space="preserve">him</w:t>
+                <w:rFonts w:ascii="Roboto Mono" w:eastAsia="Roboto Mono" w:hAnsi="Roboto Mono" w:cs="Roboto Mono"/>
+              </w:rPr>
+              <w:t>him</w:t>
             </w:r>
           </w:p>
         </w:tc>
         <w:tc>
           <w:tcPr>
+            <w:tcW w:w="1625" w:type="dxa"/>
             <w:tcBorders>
-              <w:top w:color="000000" w:space="0" w:sz="0" w:val="nil"/>
-              <w:left w:color="000000" w:space="0" w:sz="0" w:val="nil"/>
-              <w:bottom w:color="000000" w:space="0" w:sz="0" w:val="nil"/>
-              <w:right w:color="000000" w:space="0" w:sz="0" w:val="nil"/>
+              <w:top w:val="nil"/>
+              <w:left w:val="nil"/>
+              <w:bottom w:val="nil"/>
+              <w:right w:val="nil"/>
             </w:tcBorders>
             <w:tcMar>
-              <w:top w:w="100.0" w:type="dxa"/>
-              <w:left w:w="100.0" w:type="dxa"/>
-              <w:bottom w:w="100.0" w:type="dxa"/>
-              <w:right w:w="100.0" w:type="dxa"/>
+              <w:top w:w="100" w:type="dxa"/>
+              <w:left w:w="100" w:type="dxa"/>
+              <w:bottom w:w="100" w:type="dxa"/>
+              <w:right w:w="100" w:type="dxa"/>
             </w:tcMar>
-            <w:vAlign w:val="top"/>
           </w:tcPr>
           <w:p>
             <w:pPr>
               <w:rPr>
-                <w:rFonts w:ascii="Roboto Mono" w:cs="Roboto Mono" w:eastAsia="Roboto Mono" w:hAnsi="Roboto Mono"/>
+                <w:rFonts w:ascii="Roboto Mono" w:eastAsia="Roboto Mono" w:hAnsi="Roboto Mono" w:cs="Roboto Mono"/>
               </w:rPr>
             </w:pPr>
             <w:r>
               <w:rPr>
-                <w:rFonts w:ascii="Roboto Mono" w:cs="Roboto Mono" w:eastAsia="Roboto Mono" w:hAnsi="Roboto Mono"/>
-                <w:rtl w:val="0"/>
-              </w:rPr>
-              <w:t xml:space="preserve">an email</w:t>
+                <w:rFonts w:ascii="Roboto Mono" w:eastAsia="Roboto Mono" w:hAnsi="Roboto Mono" w:cs="Roboto Mono"/>
+              </w:rPr>
+              <w:t>an email</w:t>
             </w:r>
           </w:p>
         </w:tc>
       </w:tr>
       <w:tr>
         <w:trPr>
-          <w:cantSplit w:val="0"/>
-          <w:trHeight w:val="500" w:hRule="atLeast"/>
-          <w:tblHeader w:val="0"/>
+          <w:trHeight w:val="500"/>
         </w:trPr>
         <w:tc>
           <w:tcPr>
+            <w:tcW w:w="3485" w:type="dxa"/>
             <w:tcBorders>
-              <w:top w:color="000000" w:space="0" w:sz="0" w:val="nil"/>
-              <w:left w:color="000000" w:space="0" w:sz="0" w:val="nil"/>
-              <w:bottom w:color="000000" w:space="0" w:sz="0" w:val="nil"/>
-              <w:right w:color="000000" w:space="0" w:sz="0" w:val="nil"/>
+              <w:top w:val="nil"/>
+              <w:left w:val="nil"/>
+              <w:bottom w:val="nil"/>
+              <w:right w:val="nil"/>
             </w:tcBorders>
             <w:tcMar>
-              <w:top w:w="100.0" w:type="dxa"/>
-              <w:left w:w="100.0" w:type="dxa"/>
-              <w:bottom w:w="100.0" w:type="dxa"/>
-              <w:right w:w="100.0" w:type="dxa"/>
+              <w:top w:w="100" w:type="dxa"/>
+              <w:left w:w="100" w:type="dxa"/>
+              <w:bottom w:w="100" w:type="dxa"/>
+              <w:right w:w="100" w:type="dxa"/>
             </w:tcMar>
-            <w:vAlign w:val="top"/>
           </w:tcPr>
           <w:p>
             <w:pPr>
               <w:rPr>
-                <w:rFonts w:ascii="Roboto Mono" w:cs="Roboto Mono" w:eastAsia="Roboto Mono" w:hAnsi="Roboto Mono"/>
+                <w:rFonts w:ascii="Roboto Mono" w:eastAsia="Roboto Mono" w:hAnsi="Roboto Mono" w:cs="Roboto Mono"/>
               </w:rPr>
             </w:pPr>
             <w:r>
               <w:rPr>
-                <w:rFonts w:ascii="Roboto Mono" w:cs="Roboto Mono" w:eastAsia="Roboto Mono" w:hAnsi="Roboto Mono"/>
-                <w:rtl w:val="0"/>
+                <w:rFonts w:ascii="Roboto Mono" w:eastAsia="Roboto Mono" w:hAnsi="Roboto Mono" w:cs="Roboto Mono"/>
               </w:rPr>
               <w:t xml:space="preserve">They </w:t>
             </w:r>
             <w:r>
               <w:rPr>
-                <w:rFonts w:ascii="Roboto Mono" w:cs="Roboto Mono" w:eastAsia="Roboto Mono" w:hAnsi="Roboto Mono"/>
-                <w:b w:val="1"/>
-                <w:rtl w:val="0"/>
-              </w:rPr>
-              <w:t xml:space="preserve">offered</w:t>
+                <w:rFonts w:ascii="Roboto Mono" w:eastAsia="Roboto Mono" w:hAnsi="Roboto Mono" w:cs="Roboto Mono"/>
+                <w:b/>
+              </w:rPr>
+              <w:t>offered</w:t>
             </w:r>
             <w:r>
               <w:rPr>
-                <w:rFonts w:ascii="Roboto Mono" w:cs="Roboto Mono" w:eastAsia="Roboto Mono" w:hAnsi="Roboto Mono"/>
-                <w:rtl w:val="0"/>
+                <w:rFonts w:ascii="Roboto Mono" w:eastAsia="Roboto Mono" w:hAnsi="Roboto Mono" w:cs="Roboto Mono"/>
               </w:rPr>
               <w:t xml:space="preserve"> the company a deal.</w:t>
             </w:r>
@@ -1168,145 +1108,137 @@
         </w:tc>
         <w:tc>
           <w:tcPr>
+            <w:tcW w:w="920" w:type="dxa"/>
             <w:tcBorders>
-              <w:top w:color="000000" w:space="0" w:sz="0" w:val="nil"/>
-              <w:left w:color="000000" w:space="0" w:sz="0" w:val="nil"/>
-              <w:bottom w:color="000000" w:space="0" w:sz="0" w:val="nil"/>
-              <w:right w:color="000000" w:space="0" w:sz="0" w:val="nil"/>
+              <w:top w:val="nil"/>
+              <w:left w:val="nil"/>
+              <w:bottom w:val="nil"/>
+              <w:right w:val="nil"/>
             </w:tcBorders>
             <w:tcMar>
-              <w:top w:w="100.0" w:type="dxa"/>
-              <w:left w:w="100.0" w:type="dxa"/>
-              <w:bottom w:w="100.0" w:type="dxa"/>
-              <w:right w:w="100.0" w:type="dxa"/>
+              <w:top w:w="100" w:type="dxa"/>
+              <w:left w:w="100" w:type="dxa"/>
+              <w:bottom w:w="100" w:type="dxa"/>
+              <w:right w:w="100" w:type="dxa"/>
             </w:tcMar>
-            <w:vAlign w:val="top"/>
           </w:tcPr>
           <w:p>
             <w:pPr>
               <w:rPr>
-                <w:rFonts w:ascii="Roboto Mono" w:cs="Roboto Mono" w:eastAsia="Roboto Mono" w:hAnsi="Roboto Mono"/>
+                <w:rFonts w:ascii="Roboto Mono" w:eastAsia="Roboto Mono" w:hAnsi="Roboto Mono" w:cs="Roboto Mono"/>
               </w:rPr>
             </w:pPr>
             <w:r>
               <w:rPr>
-                <w:rFonts w:ascii="Roboto Mono" w:cs="Roboto Mono" w:eastAsia="Roboto Mono" w:hAnsi="Roboto Mono"/>
-                <w:rtl w:val="0"/>
-              </w:rPr>
-              <w:t xml:space="preserve">offered</w:t>
+                <w:rFonts w:ascii="Roboto Mono" w:eastAsia="Roboto Mono" w:hAnsi="Roboto Mono" w:cs="Roboto Mono"/>
+              </w:rPr>
+              <w:t>offered</w:t>
             </w:r>
           </w:p>
         </w:tc>
         <w:tc>
           <w:tcPr>
+            <w:tcW w:w="1805" w:type="dxa"/>
             <w:tcBorders>
-              <w:top w:color="000000" w:space="0" w:sz="0" w:val="nil"/>
-              <w:left w:color="000000" w:space="0" w:sz="0" w:val="nil"/>
-              <w:bottom w:color="000000" w:space="0" w:sz="0" w:val="nil"/>
-              <w:right w:color="000000" w:space="0" w:sz="0" w:val="nil"/>
+              <w:top w:val="nil"/>
+              <w:left w:val="nil"/>
+              <w:bottom w:val="nil"/>
+              <w:right w:val="nil"/>
             </w:tcBorders>
             <w:tcMar>
-              <w:top w:w="100.0" w:type="dxa"/>
-              <w:left w:w="100.0" w:type="dxa"/>
-              <w:bottom w:w="100.0" w:type="dxa"/>
-              <w:right w:w="100.0" w:type="dxa"/>
+              <w:top w:w="100" w:type="dxa"/>
+              <w:left w:w="100" w:type="dxa"/>
+              <w:bottom w:w="100" w:type="dxa"/>
+              <w:right w:w="100" w:type="dxa"/>
             </w:tcMar>
-            <w:vAlign w:val="top"/>
           </w:tcPr>
           <w:p>
             <w:pPr>
               <w:rPr>
-                <w:rFonts w:ascii="Roboto Mono" w:cs="Roboto Mono" w:eastAsia="Roboto Mono" w:hAnsi="Roboto Mono"/>
+                <w:rFonts w:ascii="Roboto Mono" w:eastAsia="Roboto Mono" w:hAnsi="Roboto Mono" w:cs="Roboto Mono"/>
               </w:rPr>
             </w:pPr>
             <w:r>
               <w:rPr>
-                <w:rFonts w:ascii="Roboto Mono" w:cs="Roboto Mono" w:eastAsia="Roboto Mono" w:hAnsi="Roboto Mono"/>
-                <w:rtl w:val="0"/>
-              </w:rPr>
-              <w:t xml:space="preserve">the company</w:t>
+                <w:rFonts w:ascii="Roboto Mono" w:eastAsia="Roboto Mono" w:hAnsi="Roboto Mono" w:cs="Roboto Mono"/>
+              </w:rPr>
+              <w:t>the company</w:t>
             </w:r>
           </w:p>
         </w:tc>
         <w:tc>
           <w:tcPr>
+            <w:tcW w:w="1625" w:type="dxa"/>
             <w:tcBorders>
-              <w:top w:color="000000" w:space="0" w:sz="0" w:val="nil"/>
-              <w:left w:color="000000" w:space="0" w:sz="0" w:val="nil"/>
-              <w:bottom w:color="000000" w:space="0" w:sz="0" w:val="nil"/>
-              <w:right w:color="000000" w:space="0" w:sz="0" w:val="nil"/>
+              <w:top w:val="nil"/>
+              <w:left w:val="nil"/>
+              <w:bottom w:val="nil"/>
+              <w:right w:val="nil"/>
             </w:tcBorders>
             <w:tcMar>
-              <w:top w:w="100.0" w:type="dxa"/>
-              <w:left w:w="100.0" w:type="dxa"/>
-              <w:bottom w:w="100.0" w:type="dxa"/>
-              <w:right w:w="100.0" w:type="dxa"/>
+              <w:top w:w="100" w:type="dxa"/>
+              <w:left w:w="100" w:type="dxa"/>
+              <w:bottom w:w="100" w:type="dxa"/>
+              <w:right w:w="100" w:type="dxa"/>
             </w:tcMar>
-            <w:vAlign w:val="top"/>
           </w:tcPr>
           <w:p>
             <w:pPr>
               <w:rPr>
-                <w:rFonts w:ascii="Roboto Mono" w:cs="Roboto Mono" w:eastAsia="Roboto Mono" w:hAnsi="Roboto Mono"/>
+                <w:rFonts w:ascii="Roboto Mono" w:eastAsia="Roboto Mono" w:hAnsi="Roboto Mono" w:cs="Roboto Mono"/>
               </w:rPr>
             </w:pPr>
             <w:r>
               <w:rPr>
-                <w:rFonts w:ascii="Roboto Mono" w:cs="Roboto Mono" w:eastAsia="Roboto Mono" w:hAnsi="Roboto Mono"/>
-                <w:rtl w:val="0"/>
-              </w:rPr>
-              <w:t xml:space="preserve">a deal</w:t>
+                <w:rFonts w:ascii="Roboto Mono" w:eastAsia="Roboto Mono" w:hAnsi="Roboto Mono" w:cs="Roboto Mono"/>
+              </w:rPr>
+              <w:t>a deal</w:t>
             </w:r>
           </w:p>
         </w:tc>
       </w:tr>
       <w:tr>
         <w:trPr>
-          <w:cantSplit w:val="0"/>
-          <w:trHeight w:val="500" w:hRule="atLeast"/>
-          <w:tblHeader w:val="0"/>
+          <w:trHeight w:val="500"/>
         </w:trPr>
         <w:tc>
           <w:tcPr>
+            <w:tcW w:w="3485" w:type="dxa"/>
             <w:tcBorders>
-              <w:top w:color="000000" w:space="0" w:sz="0" w:val="nil"/>
-              <w:left w:color="000000" w:space="0" w:sz="0" w:val="nil"/>
-              <w:bottom w:color="000000" w:space="0" w:sz="0" w:val="nil"/>
-              <w:right w:color="000000" w:space="0" w:sz="0" w:val="nil"/>
+              <w:top w:val="nil"/>
+              <w:left w:val="nil"/>
+              <w:bottom w:val="nil"/>
+              <w:right w:val="nil"/>
             </w:tcBorders>
             <w:tcMar>
-              <w:top w:w="100.0" w:type="dxa"/>
-              <w:left w:w="100.0" w:type="dxa"/>
-              <w:bottom w:w="100.0" w:type="dxa"/>
-              <w:right w:w="100.0" w:type="dxa"/>
+              <w:top w:w="100" w:type="dxa"/>
+              <w:left w:w="100" w:type="dxa"/>
+              <w:bottom w:w="100" w:type="dxa"/>
+              <w:right w:w="100" w:type="dxa"/>
             </w:tcMar>
-            <w:vAlign w:val="top"/>
           </w:tcPr>
           <w:p>
             <w:pPr>
               <w:rPr>
-                <w:rFonts w:ascii="Roboto Mono" w:cs="Roboto Mono" w:eastAsia="Roboto Mono" w:hAnsi="Roboto Mono"/>
+                <w:rFonts w:ascii="Roboto Mono" w:eastAsia="Roboto Mono" w:hAnsi="Roboto Mono" w:cs="Roboto Mono"/>
               </w:rPr>
             </w:pPr>
             <w:r>
               <w:rPr>
-                <w:rFonts w:ascii="Roboto Mono" w:cs="Roboto Mono" w:eastAsia="Roboto Mono" w:hAnsi="Roboto Mono"/>
-                <w:rtl w:val="0"/>
+                <w:rFonts w:ascii="Roboto Mono" w:eastAsia="Roboto Mono" w:hAnsi="Roboto Mono" w:cs="Roboto Mono"/>
               </w:rPr>
               <w:t xml:space="preserve">We </w:t>
             </w:r>
             <w:r>
               <w:rPr>
-                <w:rFonts w:ascii="Roboto Mono" w:cs="Roboto Mono" w:eastAsia="Roboto Mono" w:hAnsi="Roboto Mono"/>
-                <w:b w:val="1"/>
-                <w:rtl w:val="0"/>
-              </w:rPr>
-              <w:t xml:space="preserve">told</w:t>
+                <w:rFonts w:ascii="Roboto Mono" w:eastAsia="Roboto Mono" w:hAnsi="Roboto Mono" w:cs="Roboto Mono"/>
+                <w:b/>
+              </w:rPr>
+              <w:t>told</w:t>
             </w:r>
             <w:r>
               <w:rPr>
-                <w:rFonts w:ascii="Roboto Mono" w:cs="Roboto Mono" w:eastAsia="Roboto Mono" w:hAnsi="Roboto Mono"/>
-                <w:rtl w:val="0"/>
+                <w:rFonts w:ascii="Roboto Mono" w:eastAsia="Roboto Mono" w:hAnsi="Roboto Mono" w:cs="Roboto Mono"/>
               </w:rPr>
               <w:t xml:space="preserve"> her the story.</w:t>
             </w:r>
@@ -1314,112 +1246,101 @@
         </w:tc>
         <w:tc>
           <w:tcPr>
+            <w:tcW w:w="920" w:type="dxa"/>
             <w:tcBorders>
-              <w:top w:color="000000" w:space="0" w:sz="0" w:val="nil"/>
-              <w:left w:color="000000" w:space="0" w:sz="0" w:val="nil"/>
-              <w:bottom w:color="000000" w:space="0" w:sz="0" w:val="nil"/>
-              <w:right w:color="000000" w:space="0" w:sz="0" w:val="nil"/>
+              <w:top w:val="nil"/>
+              <w:left w:val="nil"/>
+              <w:bottom w:val="nil"/>
+              <w:right w:val="nil"/>
             </w:tcBorders>
             <w:tcMar>
-              <w:top w:w="100.0" w:type="dxa"/>
-              <w:left w:w="100.0" w:type="dxa"/>
-              <w:bottom w:w="100.0" w:type="dxa"/>
-              <w:right w:w="100.0" w:type="dxa"/>
+              <w:top w:w="100" w:type="dxa"/>
+              <w:left w:w="100" w:type="dxa"/>
+              <w:bottom w:w="100" w:type="dxa"/>
+              <w:right w:w="100" w:type="dxa"/>
             </w:tcMar>
-            <w:vAlign w:val="top"/>
           </w:tcPr>
           <w:p>
             <w:pPr>
               <w:rPr>
-                <w:rFonts w:ascii="Roboto Mono" w:cs="Roboto Mono" w:eastAsia="Roboto Mono" w:hAnsi="Roboto Mono"/>
+                <w:rFonts w:ascii="Roboto Mono" w:eastAsia="Roboto Mono" w:hAnsi="Roboto Mono" w:cs="Roboto Mono"/>
               </w:rPr>
             </w:pPr>
             <w:r>
               <w:rPr>
-                <w:rFonts w:ascii="Roboto Mono" w:cs="Roboto Mono" w:eastAsia="Roboto Mono" w:hAnsi="Roboto Mono"/>
-                <w:rtl w:val="0"/>
-              </w:rPr>
-              <w:t xml:space="preserve">told</w:t>
+                <w:rFonts w:ascii="Roboto Mono" w:eastAsia="Roboto Mono" w:hAnsi="Roboto Mono" w:cs="Roboto Mono"/>
+              </w:rPr>
+              <w:t>told</w:t>
             </w:r>
           </w:p>
         </w:tc>
         <w:tc>
           <w:tcPr>
+            <w:tcW w:w="1805" w:type="dxa"/>
             <w:tcBorders>
-              <w:top w:color="000000" w:space="0" w:sz="0" w:val="nil"/>
-              <w:left w:color="000000" w:space="0" w:sz="0" w:val="nil"/>
-              <w:bottom w:color="000000" w:space="0" w:sz="0" w:val="nil"/>
-              <w:right w:color="000000" w:space="0" w:sz="0" w:val="nil"/>
+              <w:top w:val="nil"/>
+              <w:left w:val="nil"/>
+              <w:bottom w:val="nil"/>
+              <w:right w:val="nil"/>
             </w:tcBorders>
             <w:tcMar>
-              <w:top w:w="100.0" w:type="dxa"/>
-              <w:left w:w="100.0" w:type="dxa"/>
-              <w:bottom w:w="100.0" w:type="dxa"/>
-              <w:right w:w="100.0" w:type="dxa"/>
+              <w:top w:w="100" w:type="dxa"/>
+              <w:left w:w="100" w:type="dxa"/>
+              <w:bottom w:w="100" w:type="dxa"/>
+              <w:right w:w="100" w:type="dxa"/>
             </w:tcMar>
-            <w:vAlign w:val="top"/>
           </w:tcPr>
           <w:p>
             <w:pPr>
               <w:rPr>
-                <w:rFonts w:ascii="Roboto Mono" w:cs="Roboto Mono" w:eastAsia="Roboto Mono" w:hAnsi="Roboto Mono"/>
+                <w:rFonts w:ascii="Roboto Mono" w:eastAsia="Roboto Mono" w:hAnsi="Roboto Mono" w:cs="Roboto Mono"/>
               </w:rPr>
             </w:pPr>
             <w:r>
               <w:rPr>
-                <w:rFonts w:ascii="Roboto Mono" w:cs="Roboto Mono" w:eastAsia="Roboto Mono" w:hAnsi="Roboto Mono"/>
-                <w:rtl w:val="0"/>
-              </w:rPr>
-              <w:t xml:space="preserve">her</w:t>
+                <w:rFonts w:ascii="Roboto Mono" w:eastAsia="Roboto Mono" w:hAnsi="Roboto Mono" w:cs="Roboto Mono"/>
+              </w:rPr>
+              <w:t>her</w:t>
             </w:r>
           </w:p>
         </w:tc>
         <w:tc>
           <w:tcPr>
+            <w:tcW w:w="1625" w:type="dxa"/>
             <w:tcBorders>
-              <w:top w:color="000000" w:space="0" w:sz="0" w:val="nil"/>
-              <w:left w:color="000000" w:space="0" w:sz="0" w:val="nil"/>
-              <w:bottom w:color="000000" w:space="0" w:sz="0" w:val="nil"/>
-              <w:right w:color="000000" w:space="0" w:sz="0" w:val="nil"/>
+              <w:top w:val="nil"/>
+              <w:left w:val="nil"/>
+              <w:bottom w:val="nil"/>
+              <w:right w:val="nil"/>
             </w:tcBorders>
             <w:tcMar>
-              <w:top w:w="100.0" w:type="dxa"/>
-              <w:left w:w="100.0" w:type="dxa"/>
-              <w:bottom w:w="100.0" w:type="dxa"/>
-              <w:right w:w="100.0" w:type="dxa"/>
+              <w:top w:w="100" w:type="dxa"/>
+              <w:left w:w="100" w:type="dxa"/>
+              <w:bottom w:w="100" w:type="dxa"/>
+              <w:right w:w="100" w:type="dxa"/>
             </w:tcMar>
-            <w:vAlign w:val="top"/>
           </w:tcPr>
           <w:p>
             <w:pPr>
               <w:rPr>
-                <w:rFonts w:ascii="Roboto Mono" w:cs="Roboto Mono" w:eastAsia="Roboto Mono" w:hAnsi="Roboto Mono"/>
+                <w:rFonts w:ascii="Roboto Mono" w:eastAsia="Roboto Mono" w:hAnsi="Roboto Mono" w:cs="Roboto Mono"/>
               </w:rPr>
             </w:pPr>
             <w:r>
               <w:rPr>
-                <w:rFonts w:ascii="Roboto Mono" w:cs="Roboto Mono" w:eastAsia="Roboto Mono" w:hAnsi="Roboto Mono"/>
-                <w:rtl w:val="0"/>
-              </w:rPr>
-              <w:t xml:space="preserve">the story</w:t>
+                <w:rFonts w:ascii="Roboto Mono" w:eastAsia="Roboto Mono" w:hAnsi="Roboto Mono" w:cs="Roboto Mono"/>
+              </w:rPr>
+              <w:t>the story</w:t>
             </w:r>
           </w:p>
         </w:tc>
       </w:tr>
     </w:tbl>
     <w:p>
-      <w:pPr>
-        <w:rPr/>
-      </w:pPr>
-      <w:r>
-        <w:pict>
-          <v:rect style="width:0.0pt;height:1.5pt" o:hr="t" o:hrstd="t" o:hralign="center" fillcolor="#A0A0A0" stroked="f"/>
+      <w:r>
+        <w:pict w14:anchorId="7E12857D">
+          <v:rect id="_x0000_i1027" style="width:0;height:1.5pt" o:hralign="center" o:hrstd="t" o:hr="t" fillcolor="#a0a0a0" stroked="f"/>
         </w:pict>
-      </w:r>
-      <w:r>
-        <w:rPr>
-          <w:rtl w:val="0"/>
-        </w:rPr>
       </w:r>
     </w:p>
     <w:p>
@@ -1427,90 +1348,84 @@
         <w:pStyle w:val="Heading2"/>
         <w:keepNext w:val="0"/>
         <w:keepLines w:val="0"/>
-        <w:spacing w:before="280" w:lineRule="auto"/>
-        <w:rPr/>
-      </w:pPr>
-      <w:bookmarkStart w:colFirst="0" w:colLast="0" w:name="_k6lfcot60rzw" w:id="4"/>
+        <w:spacing w:before="280"/>
+      </w:pPr>
+      <w:bookmarkStart w:id="4" w:name="_k6lfcot60rzw" w:colFirst="0" w:colLast="0"/>
       <w:bookmarkEnd w:id="4"/>
       <w:r>
-        <w:rPr>
-          <w:rtl w:val="0"/>
-        </w:rPr>
-        <w:t xml:space="preserve">🔸 Rephrased with Prepositions:</w:t>
+        <w:t>🔸 Rephrased with Prepositions:</w:t>
       </w:r>
     </w:p>
     <w:p>
       <w:pPr>
-        <w:spacing w:after="240" w:before="240" w:lineRule="auto"/>
-        <w:rPr/>
-      </w:pPr>
-      <w:r>
-        <w:rPr>
-          <w:b w:val="1"/>
-          <w:shd w:fill="b7b7b7" w:val="clear"/>
-          <w:rtl w:val="0"/>
-        </w:rPr>
-        <w:t xml:space="preserve"># Source</w:t>
-      </w:r>
-      <w:r>
-        <w:rPr>
-          <w:shd w:fill="b7b7b7" w:val="clear"/>
-          <w:rtl w:val="0"/>
+        <w:spacing w:before="240" w:after="240"/>
+      </w:pPr>
+      <w:r>
+        <w:rPr>
+          <w:rFonts w:ascii="Arial" w:eastAsia="Arial" w:hAnsi="Arial"/>
+          <w:b/>
+          <w:sz w:val="18"/>
+          <w:highlight w:val="lightGray"/>
+          <w:shd w:val="clear" w:color="auto" w:fill="B7B7B7"/>
+        </w:rPr>
+        <w:t># Source</w:t>
+      </w:r>
+      <w:r>
+        <w:rPr>
+          <w:rFonts w:ascii="Arial" w:eastAsia="Arial" w:hAnsi="Arial"/>
+          <w:sz w:val="18"/>
+          <w:highlight w:val="lightGray"/>
+          <w:shd w:val="clear" w:color="auto" w:fill="B7B7B7"/>
         </w:rPr>
         <w:t xml:space="preserve">: </w:t>
       </w:r>
       <w:r>
         <w:rPr>
-          <w:b w:val="1"/>
-          <w:shd w:fill="b7b7b7" w:val="clear"/>
-          <w:rtl w:val="0"/>
+          <w:rFonts w:ascii="Arial" w:eastAsia="Arial" w:hAnsi="Arial"/>
+          <w:b/>
+          <w:sz w:val="18"/>
+          <w:highlight w:val="lightGray"/>
+          <w:shd w:val="clear" w:color="auto" w:fill="B7B7B7"/>
         </w:rPr>
         <w:t xml:space="preserve">Chatbot </w:t>
       </w:r>
       <w:r>
         <w:rPr>
-          <w:b w:val="1"/>
-          <w:sz w:val="14"/>
+          <w:rFonts w:ascii="Arial" w:eastAsia="Arial" w:hAnsi="Arial"/>
+          <w:b/>
+          <w:sz w:val="18"/>
           <w:szCs w:val="14"/>
-          <w:shd w:fill="b7b7b7" w:val="clear"/>
-          <w:rtl w:val="0"/>
-        </w:rPr>
-        <w:t xml:space="preserve">(GPT-4-turbo) at [8/4/2025]</w:t>
-      </w:r>
-      <w:r>
-        <w:rPr>
-          <w:rtl w:val="0"/>
-        </w:rPr>
+          <w:highlight w:val="lightGray"/>
+          <w:shd w:val="clear" w:color="auto" w:fill="B7B7B7"/>
+        </w:rPr>
+        <w:t>(GPT-4-turbo) at [8/4/2025]</w:t>
       </w:r>
     </w:p>
     <w:p>
       <w:pPr>
-        <w:spacing w:after="240" w:before="240" w:lineRule="auto"/>
-        <w:rPr>
-          <w:rFonts w:ascii="Roboto Mono" w:cs="Roboto Mono" w:eastAsia="Roboto Mono" w:hAnsi="Roboto Mono"/>
-        </w:rPr>
-      </w:pPr>
-      <w:r>
-        <w:rPr>
-          <w:rFonts w:ascii="Roboto Mono" w:cs="Roboto Mono" w:eastAsia="Roboto Mono" w:hAnsi="Roboto Mono"/>
-          <w:rtl w:val="0"/>
+        <w:spacing w:before="240" w:after="240"/>
+        <w:rPr>
+          <w:rFonts w:ascii="Roboto Mono" w:eastAsia="Roboto Mono" w:hAnsi="Roboto Mono" w:cs="Roboto Mono"/>
+        </w:rPr>
+      </w:pPr>
+      <w:r>
+        <w:rPr>
+          <w:rFonts w:ascii="Roboto Mono" w:eastAsia="Roboto Mono" w:hAnsi="Roboto Mono" w:cs="Roboto Mono"/>
         </w:rPr>
         <w:t xml:space="preserve">You can often rewrite indirect object sentences using a </w:t>
       </w:r>
       <w:r>
         <w:rPr>
-          <w:rFonts w:ascii="Roboto Mono" w:cs="Roboto Mono" w:eastAsia="Roboto Mono" w:hAnsi="Roboto Mono"/>
-          <w:b w:val="1"/>
-          <w:rtl w:val="0"/>
-        </w:rPr>
-        <w:t xml:space="preserve">prepositional phrase</w:t>
-      </w:r>
-      <w:r>
-        <w:rPr>
-          <w:rFonts w:ascii="Roboto Mono" w:cs="Roboto Mono" w:eastAsia="Roboto Mono" w:hAnsi="Roboto Mono"/>
-          <w:rtl w:val="0"/>
-        </w:rPr>
-        <w:t xml:space="preserve">:</w:t>
+          <w:rFonts w:ascii="Roboto Mono" w:eastAsia="Roboto Mono" w:hAnsi="Roboto Mono" w:cs="Roboto Mono"/>
+          <w:b/>
+        </w:rPr>
+        <w:t>prepositional phrase</w:t>
+      </w:r>
+      <w:r>
+        <w:rPr>
+          <w:rFonts w:ascii="Roboto Mono" w:eastAsia="Roboto Mono" w:hAnsi="Roboto Mono" w:cs="Roboto Mono"/>
+        </w:rPr>
+        <w:t>:</w:t>
       </w:r>
     </w:p>
     <w:p>
@@ -1519,32 +1434,34 @@
           <w:ilvl w:val="0"/>
           <w:numId w:val="4"/>
         </w:numPr>
-        <w:spacing w:after="0" w:afterAutospacing="0" w:before="240" w:lineRule="auto"/>
-        <w:ind w:left="720" w:hanging="360"/>
-      </w:pPr>
-      <w:r>
-        <w:rPr>
-          <w:rFonts w:ascii="Roboto Mono" w:cs="Roboto Mono" w:eastAsia="Roboto Mono" w:hAnsi="Roboto Mono"/>
-          <w:b w:val="1"/>
-          <w:rtl w:val="0"/>
-        </w:rPr>
-        <w:t xml:space="preserve">She gave me a gift.</w:t>
-      </w:r>
-      <w:r>
-        <w:rPr>
-          <w:rFonts w:ascii="Nova Mono" w:cs="Nova Mono" w:eastAsia="Nova Mono" w:hAnsi="Nova Mono"/>
-          <w:rtl w:val="0"/>
+        <w:spacing w:before="240" w:after="0" w:line="276" w:lineRule="auto"/>
+      </w:pPr>
+      <w:r>
+        <w:rPr>
+          <w:rFonts w:ascii="Roboto Mono" w:eastAsia="Roboto Mono" w:hAnsi="Roboto Mono" w:cs="Roboto Mono"/>
+          <w:b/>
+        </w:rPr>
+        <w:t>She gave me a gift.</w:t>
+      </w:r>
+      <w:r>
+        <w:rPr>
+          <w:rFonts w:ascii="Nova Mono" w:eastAsia="Nova Mono" w:hAnsi="Nova Mono" w:cs="Nova Mono"/>
         </w:rPr>
         <w:t xml:space="preserve"> → </w:t>
       </w:r>
       <w:r>
         <w:rPr>
-          <w:rFonts w:ascii="Roboto Mono" w:cs="Roboto Mono" w:eastAsia="Roboto Mono" w:hAnsi="Roboto Mono"/>
-          <w:b w:val="1"/>
-          <w:rtl w:val="0"/>
-        </w:rPr>
-        <w:t xml:space="preserve">She gave a gift to me.</w:t>
-        <w:br w:type="textWrapping"/>
+          <w:rFonts w:ascii="Roboto Mono" w:eastAsia="Roboto Mono" w:hAnsi="Roboto Mono" w:cs="Roboto Mono"/>
+          <w:b/>
+        </w:rPr>
+        <w:t>She gave a gift to me.</w:t>
+      </w:r>
+      <w:r>
+        <w:rPr>
+          <w:rFonts w:ascii="Roboto Mono" w:eastAsia="Roboto Mono" w:hAnsi="Roboto Mono" w:cs="Roboto Mono"/>
+          <w:b/>
+        </w:rPr>
+        <w:br/>
       </w:r>
     </w:p>
     <w:p>
@@ -1553,32 +1470,34 @@
           <w:ilvl w:val="0"/>
           <w:numId w:val="4"/>
         </w:numPr>
-        <w:spacing w:after="0" w:afterAutospacing="0" w:before="0" w:beforeAutospacing="0" w:lineRule="auto"/>
-        <w:ind w:left="720" w:hanging="360"/>
-      </w:pPr>
-      <w:r>
-        <w:rPr>
-          <w:rFonts w:ascii="Roboto Mono" w:cs="Roboto Mono" w:eastAsia="Roboto Mono" w:hAnsi="Roboto Mono"/>
-          <w:b w:val="1"/>
-          <w:rtl w:val="0"/>
-        </w:rPr>
-        <w:t xml:space="preserve">I sent him an email.</w:t>
-      </w:r>
-      <w:r>
-        <w:rPr>
-          <w:rFonts w:ascii="Nova Mono" w:cs="Nova Mono" w:eastAsia="Nova Mono" w:hAnsi="Nova Mono"/>
-          <w:rtl w:val="0"/>
+        <w:spacing w:after="0" w:line="276" w:lineRule="auto"/>
+      </w:pPr>
+      <w:r>
+        <w:rPr>
+          <w:rFonts w:ascii="Roboto Mono" w:eastAsia="Roboto Mono" w:hAnsi="Roboto Mono" w:cs="Roboto Mono"/>
+          <w:b/>
+        </w:rPr>
+        <w:t>I sent him an email.</w:t>
+      </w:r>
+      <w:r>
+        <w:rPr>
+          <w:rFonts w:ascii="Nova Mono" w:eastAsia="Nova Mono" w:hAnsi="Nova Mono" w:cs="Nova Mono"/>
         </w:rPr>
         <w:t xml:space="preserve"> → </w:t>
       </w:r>
       <w:r>
         <w:rPr>
-          <w:rFonts w:ascii="Roboto Mono" w:cs="Roboto Mono" w:eastAsia="Roboto Mono" w:hAnsi="Roboto Mono"/>
-          <w:b w:val="1"/>
-          <w:rtl w:val="0"/>
-        </w:rPr>
-        <w:t xml:space="preserve">I sent an email to him.</w:t>
-        <w:br w:type="textWrapping"/>
+          <w:rFonts w:ascii="Roboto Mono" w:eastAsia="Roboto Mono" w:hAnsi="Roboto Mono" w:cs="Roboto Mono"/>
+          <w:b/>
+        </w:rPr>
+        <w:t>I sent an email to him.</w:t>
+      </w:r>
+      <w:r>
+        <w:rPr>
+          <w:rFonts w:ascii="Roboto Mono" w:eastAsia="Roboto Mono" w:hAnsi="Roboto Mono" w:cs="Roboto Mono"/>
+          <w:b/>
+        </w:rPr>
+        <w:br/>
       </w:r>
     </w:p>
     <w:p>
@@ -1587,51 +1506,34 @@
           <w:ilvl w:val="0"/>
           <w:numId w:val="4"/>
         </w:numPr>
-        <w:spacing w:after="240" w:before="0" w:beforeAutospacing="0" w:lineRule="auto"/>
-        <w:ind w:left="720" w:hanging="360"/>
-      </w:pPr>
-      <w:r>
-        <w:rPr>
-          <w:rFonts w:ascii="Roboto Mono" w:cs="Roboto Mono" w:eastAsia="Roboto Mono" w:hAnsi="Roboto Mono"/>
-          <w:b w:val="1"/>
-          <w:rtl w:val="0"/>
-        </w:rPr>
-        <w:t xml:space="preserve">We told her the story.</w:t>
-      </w:r>
-      <w:r>
-        <w:rPr>
-          <w:rFonts w:ascii="Nova Mono" w:cs="Nova Mono" w:eastAsia="Nova Mono" w:hAnsi="Nova Mono"/>
-          <w:rtl w:val="0"/>
+        <w:spacing w:after="240" w:line="276" w:lineRule="auto"/>
+      </w:pPr>
+      <w:r>
+        <w:rPr>
+          <w:rFonts w:ascii="Roboto Mono" w:eastAsia="Roboto Mono" w:hAnsi="Roboto Mono" w:cs="Roboto Mono"/>
+          <w:b/>
+        </w:rPr>
+        <w:t>We told her the story.</w:t>
+      </w:r>
+      <w:r>
+        <w:rPr>
+          <w:rFonts w:ascii="Nova Mono" w:eastAsia="Nova Mono" w:hAnsi="Nova Mono" w:cs="Nova Mono"/>
         </w:rPr>
         <w:t xml:space="preserve"> → </w:t>
       </w:r>
       <w:r>
         <w:rPr>
-          <w:rFonts w:ascii="Roboto Mono" w:cs="Roboto Mono" w:eastAsia="Roboto Mono" w:hAnsi="Roboto Mono"/>
-          <w:b w:val="1"/>
-          <w:rtl w:val="0"/>
-        </w:rPr>
-        <w:t xml:space="preserve">We told the story to her.</w:t>
-      </w:r>
-      <w:r>
-        <w:rPr>
-          <w:rtl w:val="0"/>
-        </w:rPr>
+          <w:rFonts w:ascii="Roboto Mono" w:eastAsia="Roboto Mono" w:hAnsi="Roboto Mono" w:cs="Roboto Mono"/>
+          <w:b/>
+        </w:rPr>
+        <w:t>We told the story to her.</w:t>
       </w:r>
     </w:p>
     <w:p>
-      <w:pPr>
-        <w:rPr/>
-      </w:pPr>
-      <w:r>
-        <w:pict>
-          <v:rect style="width:0.0pt;height:1.5pt" o:hr="t" o:hrstd="t" o:hralign="center" fillcolor="#A0A0A0" stroked="f"/>
+      <w:r>
+        <w:pict w14:anchorId="27980CEA">
+          <v:rect id="_x0000_i1028" style="width:0;height:1.5pt" o:hralign="center" o:hrstd="t" o:hr="t" fillcolor="#a0a0a0" stroked="f"/>
         </w:pict>
-      </w:r>
-      <w:r>
-        <w:rPr>
-          <w:rtl w:val="0"/>
-        </w:rPr>
       </w:r>
     </w:p>
     <w:p>
@@ -1639,75 +1541,71 @@
         <w:pStyle w:val="Heading2"/>
         <w:keepNext w:val="0"/>
         <w:keepLines w:val="0"/>
-        <w:spacing w:before="280" w:lineRule="auto"/>
-        <w:rPr/>
-      </w:pPr>
-      <w:bookmarkStart w:colFirst="0" w:colLast="0" w:name="_3x6s4t32b2xq" w:id="5"/>
+        <w:spacing w:before="280"/>
+      </w:pPr>
+      <w:bookmarkStart w:id="5" w:name="_3x6s4t32b2xq" w:colFirst="0" w:colLast="0"/>
       <w:bookmarkEnd w:id="5"/>
       <w:r>
-        <w:rPr>
-          <w:rtl w:val="0"/>
-        </w:rPr>
-        <w:t xml:space="preserve">🔸 Quick Test:</w:t>
+        <w:t>🔸 Quick Test:</w:t>
       </w:r>
     </w:p>
     <w:p>
       <w:pPr>
-        <w:spacing w:after="240" w:before="240" w:lineRule="auto"/>
-        <w:rPr/>
-      </w:pPr>
-      <w:r>
-        <w:rPr>
-          <w:b w:val="1"/>
-          <w:shd w:fill="b7b7b7" w:val="clear"/>
-          <w:rtl w:val="0"/>
-        </w:rPr>
-        <w:t xml:space="preserve"># Source</w:t>
-      </w:r>
-      <w:r>
-        <w:rPr>
-          <w:shd w:fill="b7b7b7" w:val="clear"/>
-          <w:rtl w:val="0"/>
+        <w:spacing w:before="240" w:after="240"/>
+      </w:pPr>
+      <w:r>
+        <w:rPr>
+          <w:rFonts w:ascii="Arial" w:eastAsia="Arial" w:hAnsi="Arial"/>
+          <w:b/>
+          <w:sz w:val="18"/>
+          <w:highlight w:val="lightGray"/>
+          <w:shd w:val="clear" w:color="auto" w:fill="B7B7B7"/>
+        </w:rPr>
+        <w:t># Source</w:t>
+      </w:r>
+      <w:r>
+        <w:rPr>
+          <w:rFonts w:ascii="Arial" w:eastAsia="Arial" w:hAnsi="Arial"/>
+          <w:sz w:val="18"/>
+          <w:highlight w:val="lightGray"/>
+          <w:shd w:val="clear" w:color="auto" w:fill="B7B7B7"/>
         </w:rPr>
         <w:t xml:space="preserve">: </w:t>
       </w:r>
       <w:r>
         <w:rPr>
-          <w:b w:val="1"/>
-          <w:shd w:fill="b7b7b7" w:val="clear"/>
-          <w:rtl w:val="0"/>
+          <w:rFonts w:ascii="Arial" w:eastAsia="Arial" w:hAnsi="Arial"/>
+          <w:b/>
+          <w:sz w:val="18"/>
+          <w:highlight w:val="lightGray"/>
+          <w:shd w:val="clear" w:color="auto" w:fill="B7B7B7"/>
         </w:rPr>
         <w:t xml:space="preserve">Chatbot </w:t>
       </w:r>
       <w:r>
         <w:rPr>
-          <w:b w:val="1"/>
-          <w:sz w:val="14"/>
+          <w:rFonts w:ascii="Arial" w:eastAsia="Arial" w:hAnsi="Arial"/>
+          <w:b/>
+          <w:sz w:val="18"/>
           <w:szCs w:val="14"/>
-          <w:shd w:fill="b7b7b7" w:val="clear"/>
-          <w:rtl w:val="0"/>
-        </w:rPr>
-        <w:t xml:space="preserve">(GPT-4-turbo) at [8/4/2025]</w:t>
-      </w:r>
-      <w:r>
-        <w:rPr>
-          <w:rtl w:val="0"/>
-        </w:rPr>
+          <w:highlight w:val="lightGray"/>
+          <w:shd w:val="clear" w:color="auto" w:fill="B7B7B7"/>
+        </w:rPr>
+        <w:t>(GPT-4-turbo) at [8/4/2025]</w:t>
       </w:r>
     </w:p>
     <w:p>
       <w:pPr>
-        <w:spacing w:after="240" w:before="240" w:lineRule="auto"/>
-        <w:rPr>
-          <w:rFonts w:ascii="Roboto Mono" w:cs="Roboto Mono" w:eastAsia="Roboto Mono" w:hAnsi="Roboto Mono"/>
-        </w:rPr>
-      </w:pPr>
-      <w:r>
-        <w:rPr>
-          <w:rFonts w:ascii="Roboto Mono" w:cs="Roboto Mono" w:eastAsia="Roboto Mono" w:hAnsi="Roboto Mono"/>
-          <w:rtl w:val="0"/>
-        </w:rPr>
-        <w:t xml:space="preserve">Ask:</w:t>
+        <w:spacing w:before="240" w:after="240"/>
+        <w:rPr>
+          <w:rFonts w:ascii="Roboto Mono" w:eastAsia="Roboto Mono" w:hAnsi="Roboto Mono" w:cs="Roboto Mono"/>
+        </w:rPr>
+      </w:pPr>
+      <w:r>
+        <w:rPr>
+          <w:rFonts w:ascii="Roboto Mono" w:eastAsia="Roboto Mono" w:hAnsi="Roboto Mono" w:cs="Roboto Mono"/>
+        </w:rPr>
+        <w:t>Ask:</w:t>
       </w:r>
     </w:p>
     <w:p>
@@ -1716,20 +1614,24 @@
           <w:ilvl w:val="0"/>
           <w:numId w:val="1"/>
         </w:numPr>
-        <w:spacing w:after="0" w:afterAutospacing="0" w:before="240" w:lineRule="auto"/>
-        <w:ind w:left="720" w:hanging="360"/>
-        <w:rPr>
-          <w:rFonts w:ascii="Roboto Mono" w:cs="Roboto Mono" w:eastAsia="Roboto Mono" w:hAnsi="Roboto Mono"/>
-        </w:rPr>
-      </w:pPr>
-      <w:r>
-        <w:rPr>
-          <w:rFonts w:ascii="Roboto Mono" w:cs="Roboto Mono" w:eastAsia="Roboto Mono" w:hAnsi="Roboto Mono"/>
-          <w:b w:val="1"/>
-          <w:rtl w:val="0"/>
-        </w:rPr>
-        <w:t xml:space="preserve">To whom was it given?</w:t>
-        <w:br w:type="textWrapping"/>
+        <w:spacing w:before="240" w:after="0" w:line="276" w:lineRule="auto"/>
+        <w:rPr>
+          <w:rFonts w:ascii="Roboto Mono" w:eastAsia="Roboto Mono" w:hAnsi="Roboto Mono" w:cs="Roboto Mono"/>
+        </w:rPr>
+      </w:pPr>
+      <w:r>
+        <w:rPr>
+          <w:rFonts w:ascii="Roboto Mono" w:eastAsia="Roboto Mono" w:hAnsi="Roboto Mono" w:cs="Roboto Mono"/>
+          <w:b/>
+        </w:rPr>
+        <w:t>To whom was it given?</w:t>
+      </w:r>
+      <w:r>
+        <w:rPr>
+          <w:rFonts w:ascii="Roboto Mono" w:eastAsia="Roboto Mono" w:hAnsi="Roboto Mono" w:cs="Roboto Mono"/>
+          <w:b/>
+        </w:rPr>
+        <w:br/>
       </w:r>
     </w:p>
     <w:p>
@@ -1738,35 +1640,38 @@
           <w:ilvl w:val="0"/>
           <w:numId w:val="1"/>
         </w:numPr>
-        <w:spacing w:after="240" w:before="0" w:beforeAutospacing="0" w:lineRule="auto"/>
-        <w:ind w:left="720" w:hanging="360"/>
-        <w:rPr>
-          <w:rFonts w:ascii="Roboto Mono" w:cs="Roboto Mono" w:eastAsia="Roboto Mono" w:hAnsi="Roboto Mono"/>
-        </w:rPr>
-      </w:pPr>
-      <w:r>
-        <w:rPr>
-          <w:rFonts w:ascii="Roboto Mono" w:cs="Roboto Mono" w:eastAsia="Roboto Mono" w:hAnsi="Roboto Mono"/>
-          <w:b w:val="1"/>
-          <w:rtl w:val="0"/>
-        </w:rPr>
-        <w:t xml:space="preserve">For whom was it done?</w:t>
-        <w:br w:type="textWrapping"/>
+        <w:spacing w:after="240" w:line="276" w:lineRule="auto"/>
+        <w:rPr>
+          <w:rFonts w:ascii="Roboto Mono" w:eastAsia="Roboto Mono" w:hAnsi="Roboto Mono" w:cs="Roboto Mono"/>
+        </w:rPr>
+      </w:pPr>
+      <w:r>
+        <w:rPr>
+          <w:rFonts w:ascii="Roboto Mono" w:eastAsia="Roboto Mono" w:hAnsi="Roboto Mono" w:cs="Roboto Mono"/>
+          <w:b/>
+        </w:rPr>
+        <w:t>For whom was it done?</w:t>
+      </w:r>
+      <w:r>
+        <w:rPr>
+          <w:rFonts w:ascii="Roboto Mono" w:eastAsia="Roboto Mono" w:hAnsi="Roboto Mono" w:cs="Roboto Mono"/>
+          <w:b/>
+        </w:rPr>
+        <w:br/>
       </w:r>
     </w:p>
     <w:p>
       <w:pPr>
-        <w:spacing w:after="240" w:before="240" w:lineRule="auto"/>
-        <w:rPr>
-          <w:rFonts w:ascii="Roboto Mono" w:cs="Roboto Mono" w:eastAsia="Roboto Mono" w:hAnsi="Roboto Mono"/>
-        </w:rPr>
-      </w:pPr>
-      <w:r>
-        <w:rPr>
-          <w:rFonts w:ascii="Roboto Mono" w:cs="Roboto Mono" w:eastAsia="Roboto Mono" w:hAnsi="Roboto Mono"/>
-          <w:rtl w:val="0"/>
-        </w:rPr>
-        <w:t xml:space="preserve">Example:</w:t>
+        <w:spacing w:before="240" w:after="240"/>
+        <w:rPr>
+          <w:rFonts w:ascii="Roboto Mono" w:eastAsia="Roboto Mono" w:hAnsi="Roboto Mono" w:cs="Roboto Mono"/>
+        </w:rPr>
+      </w:pPr>
+      <w:r>
+        <w:rPr>
+          <w:rFonts w:ascii="Roboto Mono" w:eastAsia="Roboto Mono" w:hAnsi="Roboto Mono" w:cs="Roboto Mono"/>
+        </w:rPr>
+        <w:t>Example:</w:t>
       </w:r>
     </w:p>
     <w:p>
@@ -1775,69 +1680,53 @@
           <w:ilvl w:val="0"/>
           <w:numId w:val="3"/>
         </w:numPr>
-        <w:spacing w:after="240" w:before="240" w:lineRule="auto"/>
-        <w:ind w:left="720" w:hanging="360"/>
-      </w:pPr>
-      <w:r>
-        <w:rPr>
-          <w:rFonts w:ascii="Nova Mono" w:cs="Nova Mono" w:eastAsia="Nova Mono" w:hAnsi="Nova Mono"/>
-          <w:rtl w:val="0"/>
+        <w:spacing w:before="240" w:after="240" w:line="276" w:lineRule="auto"/>
+      </w:pPr>
+      <w:r>
+        <w:rPr>
+          <w:rFonts w:ascii="Nova Mono" w:eastAsia="Nova Mono" w:hAnsi="Nova Mono" w:cs="Nova Mono"/>
         </w:rPr>
         <w:t xml:space="preserve">“She made me a cake.” → For whom? → </w:t>
       </w:r>
       <w:r>
         <w:rPr>
-          <w:rFonts w:ascii="Roboto Mono" w:cs="Roboto Mono" w:eastAsia="Roboto Mono" w:hAnsi="Roboto Mono"/>
-          <w:b w:val="1"/>
-          <w:rtl w:val="0"/>
-        </w:rPr>
-        <w:t xml:space="preserve">me</w:t>
-      </w:r>
-      <w:r>
-        <w:rPr>
-          <w:rFonts w:ascii="Arial Unicode MS" w:cs="Arial Unicode MS" w:eastAsia="Arial Unicode MS" w:hAnsi="Arial Unicode MS"/>
-          <w:rtl w:val="0"/>
+          <w:rFonts w:ascii="Roboto Mono" w:eastAsia="Roboto Mono" w:hAnsi="Roboto Mono" w:cs="Roboto Mono"/>
+          <w:b/>
+        </w:rPr>
+        <w:t>me</w:t>
+      </w:r>
+      <w:r>
+        <w:rPr>
+          <w:rFonts w:ascii="Arial Unicode MS" w:eastAsia="Arial Unicode MS" w:hAnsi="Arial Unicode MS" w:cs="Arial Unicode MS"/>
         </w:rPr>
         <w:t xml:space="preserve"> ✅ (Indirect Object)</w:t>
       </w:r>
     </w:p>
     <w:p>
-      <w:pPr>
-        <w:rPr/>
-      </w:pPr>
-      <w:r>
-        <w:pict>
-          <v:rect style="width:0.0pt;height:1.5pt" o:hr="t" o:hrstd="t" o:hralign="center" fillcolor="#A0A0A0" stroked="f"/>
+      <w:r>
+        <w:pict w14:anchorId="0F343445">
+          <v:rect id="_x0000_i1029" style="width:0;height:1.5pt" o:hralign="center" o:hrstd="t" o:hr="t" fillcolor="#a0a0a0" stroked="f"/>
         </w:pict>
       </w:r>
-      <w:r>
-        <w:rPr>
-          <w:rtl w:val="0"/>
-        </w:rPr>
-      </w:r>
     </w:p>
-    <w:p>
-      <w:pPr>
-        <w:rPr/>
-      </w:pPr>
-      <w:r>
-        <w:rPr>
-          <w:rtl w:val="0"/>
-        </w:rPr>
-      </w:r>
-    </w:p>
+    <w:p/>
+    <w:p/>
     <w:sectPr>
-      <w:pgSz w:h="15840" w:w="12240" w:orient="portrait"/>
-      <w:pgMar w:bottom="1440" w:top="1440" w:left="1440" w:right="1440" w:header="720" w:footer="720"/>
-      <w:pgNumType w:start="1"/>
+      <w:pgSz w:w="12240" w:h="15840"/>
+      <w:pgMar w:top="1440" w:right="1440" w:bottom="1440" w:left="1440" w:header="720" w:footer="720" w:gutter="0"/>
+      <w:cols w:space="720"/>
+      <w:docGrid w:linePitch="360"/>
     </w:sectPr>
   </w:body>
 </w:document>
 </file>
 
 <file path=word/numbering.xml><?xml version="1.0" encoding="utf-8"?>
-<w:numbering xmlns:mc="http://schemas.openxmlformats.org/markup-compatibility/2006" xmlns:o="urn:schemas-microsoft-com:office:office" xmlns:r="http://schemas.openxmlformats.org/officeDocument/2006/relationships" xmlns:m="http://schemas.openxmlformats.org/officeDocument/2006/math" xmlns:v="urn:schemas-microsoft-com:vml" xmlns:wp="http://schemas.openxmlformats.org/drawingml/2006/wordprocessingDrawing" xmlns:w10="urn:schemas-microsoft-com:office:word" xmlns:w="http://schemas.openxmlformats.org/wordprocessingml/2006/main" xmlns:wne="http://schemas.microsoft.com/office/word/2006/wordml" xmlns:sl="http://schemas.openxmlformats.org/schemaLibrary/2006/main" xmlns:a="http://schemas.openxmlformats.org/drawingml/2006/main" xmlns:pic="http://schemas.openxmlformats.org/drawingml/2006/picture" xmlns:c="http://schemas.openxmlformats.org/drawingml/2006/chart" xmlns:lc="http://schemas.openxmlformats.org/drawingml/2006/lockedCanvas" xmlns:dgm="http://schemas.openxmlformats.org/drawingml/2006/diagram" xmlns:wps="http://schemas.microsoft.com/office/word/2010/wordprocessingShape" xmlns:wpg="http://schemas.microsoft.com/office/word/2010/wordprocessingGroup" xmlns:w14="http://schemas.microsoft.com/office/word/2010/wordml" xmlns:w15="http://schemas.microsoft.com/office/word/2012/wordml" xmlns:w16="http://schemas.microsoft.com/office/word/2018/wordml" xmlns:w16cex="http://schemas.microsoft.com/office/word/2018/wordml/cex" xmlns:w16cid="http://schemas.microsoft.com/office/word/2016/wordml/cid" xmlns="http://schemas.microsoft.com/office/tasks/2019/documenttasks" xmlns:cr="http://schemas.microsoft.com/office/comments/2020/reactions">
-  <w:abstractNum w:abstractNumId="1">
+<w:numbering xmlns:wpc="http://schemas.microsoft.com/office/word/2010/wordprocessingCanvas" xmlns:cx="http://schemas.microsoft.com/office/drawing/2014/chartex" xmlns:cx1="http://schemas.microsoft.com/office/drawing/2015/9/8/chartex" xmlns:cx2="http://schemas.microsoft.com/office/drawing/2015/10/21/chartex" xmlns:cx3="http://schemas.microsoft.com/office/drawing/2016/5/9/chartex" xmlns:cx4="http://schemas.microsoft.com/office/drawing/2016/5/10/chartex" xmlns:cx5="http://schemas.microsoft.com/office/drawing/2016/5/11/chartex" xmlns:cx6="http://schemas.microsoft.com/office/drawing/2016/5/12/chartex" xmlns:cx7="http://schemas.microsoft.com/office/drawing/2016/5/13/chartex" xmlns:cx8="http://schemas.microsoft.com/office/drawing/2016/5/14/chartex" xmlns:mc="http://schemas.openxmlformats.org/markup-compatibility/2006" xmlns:aink="http://schemas.microsoft.com/office/drawing/2016/ink" xmlns:am3d="http://schemas.microsoft.com/office/drawing/2017/model3d" xmlns:o="urn:schemas-microsoft-com:office:office" xmlns:oel="http://schemas.microsoft.com/office/2019/extlst" xmlns:r="http://schemas.openxmlformats.org/officeDocument/2006/relationships" xmlns:m="http://schemas.openxmlformats.org/officeDocument/2006/math" xmlns:v="urn:schemas-microsoft-com:vml" xmlns:wp14="http://schemas.microsoft.com/office/word/2010/wordprocessingDrawing" xmlns:wp="http://schemas.openxmlformats.org/drawingml/2006/wordprocessingDrawing" xmlns:w10="urn:schemas-microsoft-com:office:word" xmlns:w="http://schemas.openxmlformats.org/wordprocessingml/2006/main" xmlns:w14="http://schemas.microsoft.com/office/word/2010/wordml" xmlns:w15="http://schemas.microsoft.com/office/word/2012/wordml" xmlns:w16cex="http://schemas.microsoft.com/office/word/2018/wordml/cex" xmlns:w16cid="http://schemas.microsoft.com/office/word/2016/wordml/cid" xmlns:w16="http://schemas.microsoft.com/office/word/2018/wordml" xmlns:w16du="http://schemas.microsoft.com/office/word/2023/wordml/word16du" xmlns:w16sdtdh="http://schemas.microsoft.com/office/word/2020/wordml/sdtdatahash" xmlns:w16sdtfl="http://schemas.microsoft.com/office/word/2024/wordml/sdtformatlock" xmlns:w16se="http://schemas.microsoft.com/office/word/2015/wordml/symex" xmlns:wpg="http://schemas.microsoft.com/office/word/2010/wordprocessingGroup" xmlns:wpi="http://schemas.microsoft.com/office/word/2010/wordprocessingInk" xmlns:wne="http://schemas.microsoft.com/office/word/2006/wordml" xmlns:wps="http://schemas.microsoft.com/office/word/2010/wordprocessingShape" mc:Ignorable="w14 w15 w16se w16cid w16 w16cex w16sdtdh w16sdtfl w16du wp14">
+  <w:abstractNum w:abstractNumId="0" w15:restartNumberingAfterBreak="0">
+    <w:nsid w:val="08A1291C"/>
+    <w:multiLevelType w:val="multilevel"/>
+    <w:tmpl w:val="92A44154"/>
     <w:lvl w:ilvl="0">
       <w:start w:val="1"/>
       <w:numFmt w:val="bullet"/>
@@ -1947,7 +1836,10 @@
       </w:rPr>
     </w:lvl>
   </w:abstractNum>
-  <w:abstractNum w:abstractNumId="2">
+  <w:abstractNum w:abstractNumId="1" w15:restartNumberingAfterBreak="0">
+    <w:nsid w:val="2781309A"/>
+    <w:multiLevelType w:val="multilevel"/>
+    <w:tmpl w:val="9C840AC0"/>
     <w:lvl w:ilvl="0">
       <w:start w:val="1"/>
       <w:numFmt w:val="bullet"/>
@@ -2057,7 +1949,10 @@
       </w:rPr>
     </w:lvl>
   </w:abstractNum>
-  <w:abstractNum w:abstractNumId="3">
+  <w:abstractNum w:abstractNumId="2" w15:restartNumberingAfterBreak="0">
+    <w:nsid w:val="2EA34ECE"/>
+    <w:multiLevelType w:val="multilevel"/>
+    <w:tmpl w:val="071C3092"/>
     <w:lvl w:ilvl="0">
       <w:start w:val="1"/>
       <w:numFmt w:val="bullet"/>
@@ -2167,7 +2062,10 @@
       </w:rPr>
     </w:lvl>
   </w:abstractNum>
-  <w:abstractNum w:abstractNumId="4">
+  <w:abstractNum w:abstractNumId="3" w15:restartNumberingAfterBreak="0">
+    <w:nsid w:val="36C02963"/>
+    <w:multiLevelType w:val="multilevel"/>
+    <w:tmpl w:val="E8AC96E0"/>
     <w:lvl w:ilvl="0">
       <w:start w:val="1"/>
       <w:numFmt w:val="bullet"/>
@@ -2277,55 +2175,439 @@
       </w:rPr>
     </w:lvl>
   </w:abstractNum>
-  <w:num w:numId="1">
+  <w:num w:numId="1" w16cid:durableId="1278371692">
     <w:abstractNumId w:val="1"/>
   </w:num>
-  <w:num w:numId="2">
+  <w:num w:numId="2" w16cid:durableId="1729572278">
+    <w:abstractNumId w:val="0"/>
+  </w:num>
+  <w:num w:numId="3" w16cid:durableId="234164609">
     <w:abstractNumId w:val="2"/>
   </w:num>
-  <w:num w:numId="3">
+  <w:num w:numId="4" w16cid:durableId="1126849897">
     <w:abstractNumId w:val="3"/>
-  </w:num>
-  <w:num w:numId="4">
-    <w:abstractNumId w:val="4"/>
   </w:num>
 </w:numbering>
 </file>
 
 <file path=word/styles.xml><?xml version="1.0" encoding="utf-8"?>
-<w:styles xmlns:mc="http://schemas.openxmlformats.org/markup-compatibility/2006" xmlns:o="urn:schemas-microsoft-com:office:office" xmlns:r="http://schemas.openxmlformats.org/officeDocument/2006/relationships" xmlns:m="http://schemas.openxmlformats.org/officeDocument/2006/math" xmlns:v="urn:schemas-microsoft-com:vml" xmlns:wp="http://schemas.openxmlformats.org/drawingml/2006/wordprocessingDrawing" xmlns:w10="urn:schemas-microsoft-com:office:word" xmlns:w="http://schemas.openxmlformats.org/wordprocessingml/2006/main" xmlns:wne="http://schemas.microsoft.com/office/word/2006/wordml" xmlns:sl="http://schemas.openxmlformats.org/schemaLibrary/2006/main" xmlns:a="http://schemas.openxmlformats.org/drawingml/2006/main" xmlns:pic="http://schemas.openxmlformats.org/drawingml/2006/picture" xmlns:c="http://schemas.openxmlformats.org/drawingml/2006/chart" xmlns:lc="http://schemas.openxmlformats.org/drawingml/2006/lockedCanvas" xmlns:dgm="http://schemas.openxmlformats.org/drawingml/2006/diagram" xmlns:wps="http://schemas.microsoft.com/office/word/2010/wordprocessingShape" xmlns:wpg="http://schemas.microsoft.com/office/word/2010/wordprocessingGroup" xmlns:w14="http://schemas.microsoft.com/office/word/2010/wordml" xmlns:w15="http://schemas.microsoft.com/office/word/2012/wordml" xmlns:w16="http://schemas.microsoft.com/office/word/2018/wordml" xmlns:w16cex="http://schemas.microsoft.com/office/word/2018/wordml/cex" xmlns:w16cid="http://schemas.microsoft.com/office/word/2016/wordml/cid" xmlns="http://schemas.microsoft.com/office/tasks/2019/documenttasks" xmlns:cr="http://schemas.microsoft.com/office/comments/2020/reactions">
+<w:styles xmlns:mc="http://schemas.openxmlformats.org/markup-compatibility/2006" xmlns:r="http://schemas.openxmlformats.org/officeDocument/2006/relationships" xmlns:w="http://schemas.openxmlformats.org/wordprocessingml/2006/main" xmlns:w14="http://schemas.microsoft.com/office/word/2010/wordml" xmlns:w15="http://schemas.microsoft.com/office/word/2012/wordml" xmlns:w16cex="http://schemas.microsoft.com/office/word/2018/wordml/cex" xmlns:w16cid="http://schemas.microsoft.com/office/word/2016/wordml/cid" xmlns:w16="http://schemas.microsoft.com/office/word/2018/wordml" xmlns:w16du="http://schemas.microsoft.com/office/word/2023/wordml/word16du" xmlns:w16sdtdh="http://schemas.microsoft.com/office/word/2020/wordml/sdtdatahash" xmlns:w16sdtfl="http://schemas.microsoft.com/office/word/2024/wordml/sdtformatlock" xmlns:w16se="http://schemas.microsoft.com/office/word/2015/wordml/symex" mc:Ignorable="w14 w15 w16se w16cid w16 w16cex w16sdtdh w16sdtfl w16du">
   <w:docDefaults>
     <w:rPrDefault>
       <w:rPr>
-        <w:rFonts w:ascii="Arial" w:cs="Arial" w:eastAsia="Arial" w:hAnsi="Arial"/>
-        <w:sz w:val="22"/>
-        <w:szCs w:val="22"/>
-        <w:lang w:val="en"/>
+        <w:rFonts w:asciiTheme="minorHAnsi" w:eastAsiaTheme="minorHAnsi" w:hAnsiTheme="minorHAnsi" w:cstheme="minorBidi"/>
+        <w:kern w:val="2"/>
+        <w:sz w:val="24"/>
+        <w:szCs w:val="24"/>
+        <w:lang w:val="en-US" w:eastAsia="en-US" w:bidi="ar-SA"/>
+        <w14:ligatures w14:val="standardContextual"/>
       </w:rPr>
     </w:rPrDefault>
     <w:pPrDefault>
       <w:pPr>
-        <w:spacing w:line="276" w:lineRule="auto"/>
+        <w:spacing w:after="160" w:line="278" w:lineRule="auto"/>
       </w:pPr>
     </w:pPrDefault>
   </w:docDefaults>
-  <w:style w:type="paragraph" w:styleId="Normal" w:default="1">
-    <w:name w:val="normal"/>
-  </w:style>
-  <w:style w:type="table" w:styleId="TableNormal" w:default="1">
-    <w:name w:val="TableNormal"/>
+  <w:latentStyles w:defLockedState="0" w:defUIPriority="99" w:defSemiHidden="0" w:defUnhideWhenUsed="0" w:defQFormat="0" w:count="376">
+    <w:lsdException w:name="Normal" w:uiPriority="0" w:qFormat="1"/>
+    <w:lsdException w:name="heading 1" w:uiPriority="9" w:qFormat="1"/>
+    <w:lsdException w:name="heading 2" w:semiHidden="1" w:uiPriority="9" w:unhideWhenUsed="1" w:qFormat="1"/>
+    <w:lsdException w:name="heading 3" w:semiHidden="1" w:uiPriority="9" w:unhideWhenUsed="1" w:qFormat="1"/>
+    <w:lsdException w:name="heading 4" w:semiHidden="1" w:uiPriority="9" w:unhideWhenUsed="1" w:qFormat="1"/>
+    <w:lsdException w:name="heading 5" w:semiHidden="1" w:uiPriority="9" w:unhideWhenUsed="1" w:qFormat="1"/>
+    <w:lsdException w:name="heading 6" w:semiHidden="1" w:uiPriority="9" w:unhideWhenUsed="1" w:qFormat="1"/>
+    <w:lsdException w:name="heading 7" w:semiHidden="1" w:uiPriority="9" w:unhideWhenUsed="1" w:qFormat="1"/>
+    <w:lsdException w:name="heading 8" w:semiHidden="1" w:uiPriority="9" w:unhideWhenUsed="1" w:qFormat="1"/>
+    <w:lsdException w:name="heading 9" w:semiHidden="1" w:uiPriority="9" w:unhideWhenUsed="1" w:qFormat="1"/>
+    <w:lsdException w:name="index 1" w:semiHidden="1" w:unhideWhenUsed="1"/>
+    <w:lsdException w:name="index 2" w:semiHidden="1" w:unhideWhenUsed="1"/>
+    <w:lsdException w:name="index 3" w:semiHidden="1" w:unhideWhenUsed="1"/>
+    <w:lsdException w:name="index 4" w:semiHidden="1" w:unhideWhenUsed="1"/>
+    <w:lsdException w:name="index 5" w:semiHidden="1" w:unhideWhenUsed="1"/>
+    <w:lsdException w:name="index 6" w:semiHidden="1" w:unhideWhenUsed="1"/>
+    <w:lsdException w:name="index 7" w:semiHidden="1" w:unhideWhenUsed="1"/>
+    <w:lsdException w:name="index 8" w:semiHidden="1" w:unhideWhenUsed="1"/>
+    <w:lsdException w:name="index 9" w:semiHidden="1" w:unhideWhenUsed="1"/>
+    <w:lsdException w:name="toc 1" w:semiHidden="1" w:uiPriority="39" w:unhideWhenUsed="1"/>
+    <w:lsdException w:name="toc 2" w:semiHidden="1" w:uiPriority="39" w:unhideWhenUsed="1"/>
+    <w:lsdException w:name="toc 3" w:semiHidden="1" w:uiPriority="39" w:unhideWhenUsed="1"/>
+    <w:lsdException w:name="toc 4" w:semiHidden="1" w:uiPriority="39" w:unhideWhenUsed="1"/>
+    <w:lsdException w:name="toc 5" w:semiHidden="1" w:uiPriority="39" w:unhideWhenUsed="1"/>
+    <w:lsdException w:name="toc 6" w:semiHidden="1" w:uiPriority="39" w:unhideWhenUsed="1"/>
+    <w:lsdException w:name="toc 7" w:semiHidden="1" w:uiPriority="39" w:unhideWhenUsed="1"/>
+    <w:lsdException w:name="toc 8" w:semiHidden="1" w:uiPriority="39" w:unhideWhenUsed="1"/>
+    <w:lsdException w:name="toc 9" w:semiHidden="1" w:uiPriority="39" w:unhideWhenUsed="1"/>
+    <w:lsdException w:name="Normal Indent" w:semiHidden="1" w:unhideWhenUsed="1"/>
+    <w:lsdException w:name="footnote text" w:semiHidden="1" w:unhideWhenUsed="1"/>
+    <w:lsdException w:name="annotation text" w:semiHidden="1" w:unhideWhenUsed="1"/>
+    <w:lsdException w:name="header" w:semiHidden="1" w:unhideWhenUsed="1"/>
+    <w:lsdException w:name="footer" w:semiHidden="1" w:unhideWhenUsed="1"/>
+    <w:lsdException w:name="index heading" w:semiHidden="1" w:unhideWhenUsed="1"/>
+    <w:lsdException w:name="caption" w:semiHidden="1" w:uiPriority="35" w:unhideWhenUsed="1" w:qFormat="1"/>
+    <w:lsdException w:name="table of figures" w:semiHidden="1" w:unhideWhenUsed="1"/>
+    <w:lsdException w:name="envelope address" w:semiHidden="1" w:unhideWhenUsed="1"/>
+    <w:lsdException w:name="envelope return" w:semiHidden="1" w:unhideWhenUsed="1"/>
+    <w:lsdException w:name="footnote reference" w:semiHidden="1" w:unhideWhenUsed="1"/>
+    <w:lsdException w:name="annotation reference" w:semiHidden="1" w:unhideWhenUsed="1"/>
+    <w:lsdException w:name="line number" w:semiHidden="1" w:unhideWhenUsed="1"/>
+    <w:lsdException w:name="page number" w:semiHidden="1" w:unhideWhenUsed="1"/>
+    <w:lsdException w:name="endnote reference" w:semiHidden="1" w:unhideWhenUsed="1"/>
+    <w:lsdException w:name="endnote text" w:semiHidden="1" w:unhideWhenUsed="1"/>
+    <w:lsdException w:name="table of authorities" w:semiHidden="1" w:unhideWhenUsed="1"/>
+    <w:lsdException w:name="macro" w:semiHidden="1" w:unhideWhenUsed="1"/>
+    <w:lsdException w:name="toa heading" w:semiHidden="1" w:unhideWhenUsed="1"/>
+    <w:lsdException w:name="List" w:semiHidden="1" w:unhideWhenUsed="1"/>
+    <w:lsdException w:name="List Bullet" w:semiHidden="1" w:unhideWhenUsed="1"/>
+    <w:lsdException w:name="List Number" w:semiHidden="1" w:unhideWhenUsed="1"/>
+    <w:lsdException w:name="List 2" w:semiHidden="1" w:unhideWhenUsed="1"/>
+    <w:lsdException w:name="List 3" w:semiHidden="1" w:unhideWhenUsed="1"/>
+    <w:lsdException w:name="List 4" w:semiHidden="1" w:unhideWhenUsed="1"/>
+    <w:lsdException w:name="List 5" w:semiHidden="1" w:unhideWhenUsed="1"/>
+    <w:lsdException w:name="List Bullet 2" w:semiHidden="1" w:unhideWhenUsed="1"/>
+    <w:lsdException w:name="List Bullet 3" w:semiHidden="1" w:unhideWhenUsed="1"/>
+    <w:lsdException w:name="List Bullet 4" w:semiHidden="1" w:unhideWhenUsed="1"/>
+    <w:lsdException w:name="List Bullet 5" w:semiHidden="1" w:unhideWhenUsed="1"/>
+    <w:lsdException w:name="List Number 2" w:semiHidden="1" w:unhideWhenUsed="1"/>
+    <w:lsdException w:name="List Number 3" w:semiHidden="1" w:unhideWhenUsed="1"/>
+    <w:lsdException w:name="List Number 4" w:semiHidden="1" w:unhideWhenUsed="1"/>
+    <w:lsdException w:name="List Number 5" w:semiHidden="1" w:unhideWhenUsed="1"/>
+    <w:lsdException w:name="Title" w:uiPriority="10" w:qFormat="1"/>
+    <w:lsdException w:name="Closing" w:semiHidden="1" w:unhideWhenUsed="1"/>
+    <w:lsdException w:name="Signature" w:semiHidden="1" w:unhideWhenUsed="1"/>
+    <w:lsdException w:name="Default Paragraph Font" w:semiHidden="1" w:uiPriority="1" w:unhideWhenUsed="1"/>
+    <w:lsdException w:name="Body Text" w:semiHidden="1" w:unhideWhenUsed="1"/>
+    <w:lsdException w:name="Body Text Indent" w:semiHidden="1" w:unhideWhenUsed="1"/>
+    <w:lsdException w:name="List Continue" w:semiHidden="1" w:unhideWhenUsed="1"/>
+    <w:lsdException w:name="List Continue 2" w:semiHidden="1" w:unhideWhenUsed="1"/>
+    <w:lsdException w:name="List Continue 3" w:semiHidden="1" w:unhideWhenUsed="1"/>
+    <w:lsdException w:name="List Continue 4" w:semiHidden="1" w:unhideWhenUsed="1"/>
+    <w:lsdException w:name="List Continue 5" w:semiHidden="1" w:unhideWhenUsed="1"/>
+    <w:lsdException w:name="Message Header" w:semiHidden="1" w:unhideWhenUsed="1"/>
+    <w:lsdException w:name="Subtitle" w:uiPriority="11" w:qFormat="1"/>
+    <w:lsdException w:name="Salutation" w:semiHidden="1" w:unhideWhenUsed="1"/>
+    <w:lsdException w:name="Date" w:semiHidden="1" w:unhideWhenUsed="1"/>
+    <w:lsdException w:name="Body Text First Indent" w:semiHidden="1" w:unhideWhenUsed="1"/>
+    <w:lsdException w:name="Body Text First Indent 2" w:semiHidden="1" w:unhideWhenUsed="1"/>
+    <w:lsdException w:name="Note Heading" w:semiHidden="1" w:unhideWhenUsed="1"/>
+    <w:lsdException w:name="Body Text 2" w:semiHidden="1" w:unhideWhenUsed="1"/>
+    <w:lsdException w:name="Body Text 3" w:semiHidden="1" w:unhideWhenUsed="1"/>
+    <w:lsdException w:name="Body Text Indent 2" w:semiHidden="1" w:unhideWhenUsed="1"/>
+    <w:lsdException w:name="Body Text Indent 3" w:semiHidden="1" w:unhideWhenUsed="1"/>
+    <w:lsdException w:name="Block Text" w:semiHidden="1" w:unhideWhenUsed="1"/>
+    <w:lsdException w:name="Hyperlink" w:semiHidden="1" w:unhideWhenUsed="1"/>
+    <w:lsdException w:name="FollowedHyperlink" w:semiHidden="1" w:unhideWhenUsed="1"/>
+    <w:lsdException w:name="Strong" w:uiPriority="22" w:qFormat="1"/>
+    <w:lsdException w:name="Emphasis" w:uiPriority="20" w:qFormat="1"/>
+    <w:lsdException w:name="Document Map" w:semiHidden="1" w:unhideWhenUsed="1"/>
+    <w:lsdException w:name="Plain Text" w:semiHidden="1" w:unhideWhenUsed="1"/>
+    <w:lsdException w:name="E-mail Signature" w:semiHidden="1" w:unhideWhenUsed="1"/>
+    <w:lsdException w:name="HTML Top of Form" w:semiHidden="1" w:unhideWhenUsed="1"/>
+    <w:lsdException w:name="HTML Bottom of Form" w:semiHidden="1" w:unhideWhenUsed="1"/>
+    <w:lsdException w:name="Normal (Web)" w:semiHidden="1" w:unhideWhenUsed="1"/>
+    <w:lsdException w:name="HTML Acronym" w:semiHidden="1" w:unhideWhenUsed="1"/>
+    <w:lsdException w:name="HTML Address" w:semiHidden="1" w:unhideWhenUsed="1"/>
+    <w:lsdException w:name="HTML Cite" w:semiHidden="1" w:unhideWhenUsed="1"/>
+    <w:lsdException w:name="HTML Code" w:semiHidden="1" w:unhideWhenUsed="1"/>
+    <w:lsdException w:name="HTML Definition" w:semiHidden="1" w:unhideWhenUsed="1"/>
+    <w:lsdException w:name="HTML Keyboard" w:semiHidden="1" w:unhideWhenUsed="1"/>
+    <w:lsdException w:name="HTML Preformatted" w:semiHidden="1" w:unhideWhenUsed="1"/>
+    <w:lsdException w:name="HTML Sample" w:semiHidden="1" w:unhideWhenUsed="1"/>
+    <w:lsdException w:name="HTML Typewriter" w:semiHidden="1" w:unhideWhenUsed="1"/>
+    <w:lsdException w:name="HTML Variable" w:semiHidden="1" w:unhideWhenUsed="1"/>
+    <w:lsdException w:name="Normal Table" w:semiHidden="1" w:unhideWhenUsed="1"/>
+    <w:lsdException w:name="annotation subject" w:semiHidden="1" w:unhideWhenUsed="1"/>
+    <w:lsdException w:name="No List" w:semiHidden="1" w:unhideWhenUsed="1"/>
+    <w:lsdException w:name="Outline List 1" w:semiHidden="1" w:unhideWhenUsed="1"/>
+    <w:lsdException w:name="Outline List 2" w:semiHidden="1" w:unhideWhenUsed="1"/>
+    <w:lsdException w:name="Outline List 3" w:semiHidden="1" w:unhideWhenUsed="1"/>
+    <w:lsdException w:name="Table Simple 1" w:semiHidden="1" w:unhideWhenUsed="1"/>
+    <w:lsdException w:name="Table Simple 2" w:semiHidden="1" w:unhideWhenUsed="1"/>
+    <w:lsdException w:name="Table Simple 3" w:semiHidden="1" w:unhideWhenUsed="1"/>
+    <w:lsdException w:name="Table Classic 1" w:semiHidden="1" w:unhideWhenUsed="1"/>
+    <w:lsdException w:name="Table Classic 2" w:semiHidden="1" w:unhideWhenUsed="1"/>
+    <w:lsdException w:name="Table Classic 3" w:semiHidden="1" w:unhideWhenUsed="1"/>
+    <w:lsdException w:name="Table Classic 4" w:semiHidden="1" w:unhideWhenUsed="1"/>
+    <w:lsdException w:name="Table Colorful 1" w:semiHidden="1" w:unhideWhenUsed="1"/>
+    <w:lsdException w:name="Table Colorful 2" w:semiHidden="1" w:unhideWhenUsed="1"/>
+    <w:lsdException w:name="Table Colorful 3" w:semiHidden="1" w:unhideWhenUsed="1"/>
+    <w:lsdException w:name="Table Columns 1" w:semiHidden="1" w:unhideWhenUsed="1"/>
+    <w:lsdException w:name="Table Columns 2" w:semiHidden="1" w:unhideWhenUsed="1"/>
+    <w:lsdException w:name="Table Columns 3" w:semiHidden="1" w:unhideWhenUsed="1"/>
+    <w:lsdException w:name="Table Columns 4" w:semiHidden="1" w:unhideWhenUsed="1"/>
+    <w:lsdException w:name="Table Columns 5" w:semiHidden="1" w:unhideWhenUsed="1"/>
+    <w:lsdException w:name="Table Grid 1" w:semiHidden="1" w:unhideWhenUsed="1"/>
+    <w:lsdException w:name="Table Grid 2" w:semiHidden="1" w:unhideWhenUsed="1"/>
+    <w:lsdException w:name="Table Grid 3" w:semiHidden="1" w:unhideWhenUsed="1"/>
+    <w:lsdException w:name="Table Grid 4" w:semiHidden="1" w:unhideWhenUsed="1"/>
+    <w:lsdException w:name="Table Grid 5" w:semiHidden="1" w:unhideWhenUsed="1"/>
+    <w:lsdException w:name="Table Grid 6" w:semiHidden="1" w:unhideWhenUsed="1"/>
+    <w:lsdException w:name="Table Grid 7" w:semiHidden="1" w:unhideWhenUsed="1"/>
+    <w:lsdException w:name="Table Grid 8" w:semiHidden="1" w:unhideWhenUsed="1"/>
+    <w:lsdException w:name="Table List 1" w:semiHidden="1" w:unhideWhenUsed="1"/>
+    <w:lsdException w:name="Table List 2" w:semiHidden="1" w:unhideWhenUsed="1"/>
+    <w:lsdException w:name="Table List 3" w:semiHidden="1" w:unhideWhenUsed="1"/>
+    <w:lsdException w:name="Table List 4" w:semiHidden="1" w:unhideWhenUsed="1"/>
+    <w:lsdException w:name="Table List 5" w:semiHidden="1" w:unhideWhenUsed="1"/>
+    <w:lsdException w:name="Table List 6" w:semiHidden="1" w:unhideWhenUsed="1"/>
+    <w:lsdException w:name="Table List 7" w:semiHidden="1" w:unhideWhenUsed="1"/>
+    <w:lsdException w:name="Table List 8" w:semiHidden="1" w:unhideWhenUsed="1"/>
+    <w:lsdException w:name="Table 3D effects 1" w:semiHidden="1" w:unhideWhenUsed="1"/>
+    <w:lsdException w:name="Table 3D effects 2" w:semiHidden="1" w:unhideWhenUsed="1"/>
+    <w:lsdException w:name="Table 3D effects 3" w:semiHidden="1" w:unhideWhenUsed="1"/>
+    <w:lsdException w:name="Table Contemporary" w:semiHidden="1" w:unhideWhenUsed="1"/>
+    <w:lsdException w:name="Table Elegant" w:semiHidden="1" w:unhideWhenUsed="1"/>
+    <w:lsdException w:name="Table Professional" w:semiHidden="1" w:unhideWhenUsed="1"/>
+    <w:lsdException w:name="Table Subtle 1" w:semiHidden="1" w:unhideWhenUsed="1"/>
+    <w:lsdException w:name="Table Subtle 2" w:semiHidden="1" w:unhideWhenUsed="1"/>
+    <w:lsdException w:name="Table Web 1" w:semiHidden="1" w:unhideWhenUsed="1"/>
+    <w:lsdException w:name="Table Web 2" w:semiHidden="1" w:unhideWhenUsed="1"/>
+    <w:lsdException w:name="Table Web 3" w:semiHidden="1" w:unhideWhenUsed="1"/>
+    <w:lsdException w:name="Balloon Text" w:semiHidden="1" w:unhideWhenUsed="1"/>
+    <w:lsdException w:name="Table Grid" w:uiPriority="39"/>
+    <w:lsdException w:name="Table Theme" w:semiHidden="1" w:unhideWhenUsed="1"/>
+    <w:lsdException w:name="Placeholder Text" w:semiHidden="1"/>
+    <w:lsdException w:name="No Spacing" w:uiPriority="1" w:qFormat="1"/>
+    <w:lsdException w:name="Light Shading" w:uiPriority="60"/>
+    <w:lsdException w:name="Light List" w:uiPriority="61"/>
+    <w:lsdException w:name="Light Grid" w:uiPriority="62"/>
+    <w:lsdException w:name="Medium Shading 1" w:uiPriority="63"/>
+    <w:lsdException w:name="Medium Shading 2" w:uiPriority="64"/>
+    <w:lsdException w:name="Medium List 1" w:uiPriority="65"/>
+    <w:lsdException w:name="Medium List 2" w:uiPriority="66"/>
+    <w:lsdException w:name="Medium Grid 1" w:uiPriority="67"/>
+    <w:lsdException w:name="Medium Grid 2" w:uiPriority="68"/>
+    <w:lsdException w:name="Medium Grid 3" w:uiPriority="69"/>
+    <w:lsdException w:name="Dark List" w:uiPriority="70"/>
+    <w:lsdException w:name="Colorful Shading" w:uiPriority="71"/>
+    <w:lsdException w:name="Colorful List" w:uiPriority="72"/>
+    <w:lsdException w:name="Colorful Grid" w:uiPriority="73"/>
+    <w:lsdException w:name="Light Shading Accent 1" w:uiPriority="60"/>
+    <w:lsdException w:name="Light List Accent 1" w:uiPriority="61"/>
+    <w:lsdException w:name="Light Grid Accent 1" w:uiPriority="62"/>
+    <w:lsdException w:name="Medium Shading 1 Accent 1" w:uiPriority="63"/>
+    <w:lsdException w:name="Medium Shading 2 Accent 1" w:uiPriority="64"/>
+    <w:lsdException w:name="Medium List 1 Accent 1" w:uiPriority="65"/>
+    <w:lsdException w:name="Revision" w:semiHidden="1"/>
+    <w:lsdException w:name="List Paragraph" w:uiPriority="34" w:qFormat="1"/>
+    <w:lsdException w:name="Quote" w:uiPriority="29" w:qFormat="1"/>
+    <w:lsdException w:name="Intense Quote" w:uiPriority="30" w:qFormat="1"/>
+    <w:lsdException w:name="Medium List 2 Accent 1" w:uiPriority="66"/>
+    <w:lsdException w:name="Medium Grid 1 Accent 1" w:uiPriority="67"/>
+    <w:lsdException w:name="Medium Grid 2 Accent 1" w:uiPriority="68"/>
+    <w:lsdException w:name="Medium Grid 3 Accent 1" w:uiPriority="69"/>
+    <w:lsdException w:name="Dark List Accent 1" w:uiPriority="70"/>
+    <w:lsdException w:name="Colorful Shading Accent 1" w:uiPriority="71"/>
+    <w:lsdException w:name="Colorful List Accent 1" w:uiPriority="72"/>
+    <w:lsdException w:name="Colorful Grid Accent 1" w:uiPriority="73"/>
+    <w:lsdException w:name="Light Shading Accent 2" w:uiPriority="60"/>
+    <w:lsdException w:name="Light List Accent 2" w:uiPriority="61"/>
+    <w:lsdException w:name="Light Grid Accent 2" w:uiPriority="62"/>
+    <w:lsdException w:name="Medium Shading 1 Accent 2" w:uiPriority="63"/>
+    <w:lsdException w:name="Medium Shading 2 Accent 2" w:uiPriority="64"/>
+    <w:lsdException w:name="Medium List 1 Accent 2" w:uiPriority="65"/>
+    <w:lsdException w:name="Medium List 2 Accent 2" w:uiPriority="66"/>
+    <w:lsdException w:name="Medium Grid 1 Accent 2" w:uiPriority="67"/>
+    <w:lsdException w:name="Medium Grid 2 Accent 2" w:uiPriority="68"/>
+    <w:lsdException w:name="Medium Grid 3 Accent 2" w:uiPriority="69"/>
+    <w:lsdException w:name="Dark List Accent 2" w:uiPriority="70"/>
+    <w:lsdException w:name="Colorful Shading Accent 2" w:uiPriority="71"/>
+    <w:lsdException w:name="Colorful List Accent 2" w:uiPriority="72"/>
+    <w:lsdException w:name="Colorful Grid Accent 2" w:uiPriority="73"/>
+    <w:lsdException w:name="Light Shading Accent 3" w:uiPriority="60"/>
+    <w:lsdException w:name="Light List Accent 3" w:uiPriority="61"/>
+    <w:lsdException w:name="Light Grid Accent 3" w:uiPriority="62"/>
+    <w:lsdException w:name="Medium Shading 1 Accent 3" w:uiPriority="63"/>
+    <w:lsdException w:name="Medium Shading 2 Accent 3" w:uiPriority="64"/>
+    <w:lsdException w:name="Medium List 1 Accent 3" w:uiPriority="65"/>
+    <w:lsdException w:name="Medium List 2 Accent 3" w:uiPriority="66"/>
+    <w:lsdException w:name="Medium Grid 1 Accent 3" w:uiPriority="67"/>
+    <w:lsdException w:name="Medium Grid 2 Accent 3" w:uiPriority="68"/>
+    <w:lsdException w:name="Medium Grid 3 Accent 3" w:uiPriority="69"/>
+    <w:lsdException w:name="Dark List Accent 3" w:uiPriority="70"/>
+    <w:lsdException w:name="Colorful Shading Accent 3" w:uiPriority="71"/>
+    <w:lsdException w:name="Colorful List Accent 3" w:uiPriority="72"/>
+    <w:lsdException w:name="Colorful Grid Accent 3" w:uiPriority="73"/>
+    <w:lsdException w:name="Light Shading Accent 4" w:uiPriority="60"/>
+    <w:lsdException w:name="Light List Accent 4" w:uiPriority="61"/>
+    <w:lsdException w:name="Light Grid Accent 4" w:uiPriority="62"/>
+    <w:lsdException w:name="Medium Shading 1 Accent 4" w:uiPriority="63"/>
+    <w:lsdException w:name="Medium Shading 2 Accent 4" w:uiPriority="64"/>
+    <w:lsdException w:name="Medium List 1 Accent 4" w:uiPriority="65"/>
+    <w:lsdException w:name="Medium List 2 Accent 4" w:uiPriority="66"/>
+    <w:lsdException w:name="Medium Grid 1 Accent 4" w:uiPriority="67"/>
+    <w:lsdException w:name="Medium Grid 2 Accent 4" w:uiPriority="68"/>
+    <w:lsdException w:name="Medium Grid 3 Accent 4" w:uiPriority="69"/>
+    <w:lsdException w:name="Dark List Accent 4" w:uiPriority="70"/>
+    <w:lsdException w:name="Colorful Shading Accent 4" w:uiPriority="71"/>
+    <w:lsdException w:name="Colorful List Accent 4" w:uiPriority="72"/>
+    <w:lsdException w:name="Colorful Grid Accent 4" w:uiPriority="73"/>
+    <w:lsdException w:name="Light Shading Accent 5" w:uiPriority="60"/>
+    <w:lsdException w:name="Light List Accent 5" w:uiPriority="61"/>
+    <w:lsdException w:name="Light Grid Accent 5" w:uiPriority="62"/>
+    <w:lsdException w:name="Medium Shading 1 Accent 5" w:uiPriority="63"/>
+    <w:lsdException w:name="Medium Shading 2 Accent 5" w:uiPriority="64"/>
+    <w:lsdException w:name="Medium List 1 Accent 5" w:uiPriority="65"/>
+    <w:lsdException w:name="Medium List 2 Accent 5" w:uiPriority="66"/>
+    <w:lsdException w:name="Medium Grid 1 Accent 5" w:uiPriority="67"/>
+    <w:lsdException w:name="Medium Grid 2 Accent 5" w:uiPriority="68"/>
+    <w:lsdException w:name="Medium Grid 3 Accent 5" w:uiPriority="69"/>
+    <w:lsdException w:name="Dark List Accent 5" w:uiPriority="70"/>
+    <w:lsdException w:name="Colorful Shading Accent 5" w:uiPriority="71"/>
+    <w:lsdException w:name="Colorful List Accent 5" w:uiPriority="72"/>
+    <w:lsdException w:name="Colorful Grid Accent 5" w:uiPriority="73"/>
+    <w:lsdException w:name="Light Shading Accent 6" w:uiPriority="60"/>
+    <w:lsdException w:name="Light List Accent 6" w:uiPriority="61"/>
+    <w:lsdException w:name="Light Grid Accent 6" w:uiPriority="62"/>
+    <w:lsdException w:name="Medium Shading 1 Accent 6" w:uiPriority="63"/>
+    <w:lsdException w:name="Medium Shading 2 Accent 6" w:uiPriority="64"/>
+    <w:lsdException w:name="Medium List 1 Accent 6" w:uiPriority="65"/>
+    <w:lsdException w:name="Medium List 2 Accent 6" w:uiPriority="66"/>
+    <w:lsdException w:name="Medium Grid 1 Accent 6" w:uiPriority="67"/>
+    <w:lsdException w:name="Medium Grid 2 Accent 6" w:uiPriority="68"/>
+    <w:lsdException w:name="Medium Grid 3 Accent 6" w:uiPriority="69"/>
+    <w:lsdException w:name="Dark List Accent 6" w:uiPriority="70"/>
+    <w:lsdException w:name="Colorful Shading Accent 6" w:uiPriority="71"/>
+    <w:lsdException w:name="Colorful List Accent 6" w:uiPriority="72"/>
+    <w:lsdException w:name="Colorful Grid Accent 6" w:uiPriority="73"/>
+    <w:lsdException w:name="Subtle Emphasis" w:uiPriority="19" w:qFormat="1"/>
+    <w:lsdException w:name="Intense Emphasis" w:uiPriority="21" w:qFormat="1"/>
+    <w:lsdException w:name="Subtle Reference" w:uiPriority="31" w:qFormat="1"/>
+    <w:lsdException w:name="Intense Reference" w:uiPriority="32" w:qFormat="1"/>
+    <w:lsdException w:name="Book Title" w:uiPriority="33" w:qFormat="1"/>
+    <w:lsdException w:name="Bibliography" w:semiHidden="1" w:uiPriority="37" w:unhideWhenUsed="1"/>
+    <w:lsdException w:name="TOC Heading" w:semiHidden="1" w:uiPriority="39" w:unhideWhenUsed="1" w:qFormat="1"/>
+    <w:lsdException w:name="Plain Table 1" w:uiPriority="41"/>
+    <w:lsdException w:name="Plain Table 2" w:uiPriority="42"/>
+    <w:lsdException w:name="Plain Table 3" w:uiPriority="43"/>
+    <w:lsdException w:name="Plain Table 4" w:uiPriority="44"/>
+    <w:lsdException w:name="Plain Table 5" w:uiPriority="45"/>
+    <w:lsdException w:name="Grid Table Light" w:uiPriority="40"/>
+    <w:lsdException w:name="Grid Table 1 Light" w:uiPriority="46"/>
+    <w:lsdException w:name="Grid Table 2" w:uiPriority="47"/>
+    <w:lsdException w:name="Grid Table 3" w:uiPriority="48"/>
+    <w:lsdException w:name="Grid Table 4" w:uiPriority="49"/>
+    <w:lsdException w:name="Grid Table 5 Dark" w:uiPriority="50"/>
+    <w:lsdException w:name="Grid Table 6 Colorful" w:uiPriority="51"/>
+    <w:lsdException w:name="Grid Table 7 Colorful" w:uiPriority="52"/>
+    <w:lsdException w:name="Grid Table 1 Light Accent 1" w:uiPriority="46"/>
+    <w:lsdException w:name="Grid Table 2 Accent 1" w:uiPriority="47"/>
+    <w:lsdException w:name="Grid Table 3 Accent 1" w:uiPriority="48"/>
+    <w:lsdException w:name="Grid Table 4 Accent 1" w:uiPriority="49"/>
+    <w:lsdException w:name="Grid Table 5 Dark Accent 1" w:uiPriority="50"/>
+    <w:lsdException w:name="Grid Table 6 Colorful Accent 1" w:uiPriority="51"/>
+    <w:lsdException w:name="Grid Table 7 Colorful Accent 1" w:uiPriority="52"/>
+    <w:lsdException w:name="Grid Table 1 Light Accent 2" w:uiPriority="46"/>
+    <w:lsdException w:name="Grid Table 2 Accent 2" w:uiPriority="47"/>
+    <w:lsdException w:name="Grid Table 3 Accent 2" w:uiPriority="48"/>
+    <w:lsdException w:name="Grid Table 4 Accent 2" w:uiPriority="49"/>
+    <w:lsdException w:name="Grid Table 5 Dark Accent 2" w:uiPriority="50"/>
+    <w:lsdException w:name="Grid Table 6 Colorful Accent 2" w:uiPriority="51"/>
+    <w:lsdException w:name="Grid Table 7 Colorful Accent 2" w:uiPriority="52"/>
+    <w:lsdException w:name="Grid Table 1 Light Accent 3" w:uiPriority="46"/>
+    <w:lsdException w:name="Grid Table 2 Accent 3" w:uiPriority="47"/>
+    <w:lsdException w:name="Grid Table 3 Accent 3" w:uiPriority="48"/>
+    <w:lsdException w:name="Grid Table 4 Accent 3" w:uiPriority="49"/>
+    <w:lsdException w:name="Grid Table 5 Dark Accent 3" w:uiPriority="50"/>
+    <w:lsdException w:name="Grid Table 6 Colorful Accent 3" w:uiPriority="51"/>
+    <w:lsdException w:name="Grid Table 7 Colorful Accent 3" w:uiPriority="52"/>
+    <w:lsdException w:name="Grid Table 1 Light Accent 4" w:uiPriority="46"/>
+    <w:lsdException w:name="Grid Table 2 Accent 4" w:uiPriority="47"/>
+    <w:lsdException w:name="Grid Table 3 Accent 4" w:uiPriority="48"/>
+    <w:lsdException w:name="Grid Table 4 Accent 4" w:uiPriority="49"/>
+    <w:lsdException w:name="Grid Table 5 Dark Accent 4" w:uiPriority="50"/>
+    <w:lsdException w:name="Grid Table 6 Colorful Accent 4" w:uiPriority="51"/>
+    <w:lsdException w:name="Grid Table 7 Colorful Accent 4" w:uiPriority="52"/>
+    <w:lsdException w:name="Grid Table 1 Light Accent 5" w:uiPriority="46"/>
+    <w:lsdException w:name="Grid Table 2 Accent 5" w:uiPriority="47"/>
+    <w:lsdException w:name="Grid Table 3 Accent 5" w:uiPriority="48"/>
+    <w:lsdException w:name="Grid Table 4 Accent 5" w:uiPriority="49"/>
+    <w:lsdException w:name="Grid Table 5 Dark Accent 5" w:uiPriority="50"/>
+    <w:lsdException w:name="Grid Table 6 Colorful Accent 5" w:uiPriority="51"/>
+    <w:lsdException w:name="Grid Table 7 Colorful Accent 5" w:uiPriority="52"/>
+    <w:lsdException w:name="Grid Table 1 Light Accent 6" w:uiPriority="46"/>
+    <w:lsdException w:name="Grid Table 2 Accent 6" w:uiPriority="47"/>
+    <w:lsdException w:name="Grid Table 3 Accent 6" w:uiPriority="48"/>
+    <w:lsdException w:name="Grid Table 4 Accent 6" w:uiPriority="49"/>
+    <w:lsdException w:name="Grid Table 5 Dark Accent 6" w:uiPriority="50"/>
+    <w:lsdException w:name="Grid Table 6 Colorful Accent 6" w:uiPriority="51"/>
+    <w:lsdException w:name="Grid Table 7 Colorful Accent 6" w:uiPriority="52"/>
+    <w:lsdException w:name="List Table 1 Light" w:uiPriority="46"/>
+    <w:lsdException w:name="List Table 2" w:uiPriority="47"/>
+    <w:lsdException w:name="List Table 3" w:uiPriority="48"/>
+    <w:lsdException w:name="List Table 4" w:uiPriority="49"/>
+    <w:lsdException w:name="List Table 5 Dark" w:uiPriority="50"/>
+    <w:lsdException w:name="List Table 6 Colorful" w:uiPriority="51"/>
+    <w:lsdException w:name="List Table 7 Colorful" w:uiPriority="52"/>
+    <w:lsdException w:name="List Table 1 Light Accent 1" w:uiPriority="46"/>
+    <w:lsdException w:name="List Table 2 Accent 1" w:uiPriority="47"/>
+    <w:lsdException w:name="List Table 3 Accent 1" w:uiPriority="48"/>
+    <w:lsdException w:name="List Table 4 Accent 1" w:uiPriority="49"/>
+    <w:lsdException w:name="List Table 5 Dark Accent 1" w:uiPriority="50"/>
+    <w:lsdException w:name="List Table 6 Colorful Accent 1" w:uiPriority="51"/>
+    <w:lsdException w:name="List Table 7 Colorful Accent 1" w:uiPriority="52"/>
+    <w:lsdException w:name="List Table 1 Light Accent 2" w:uiPriority="46"/>
+    <w:lsdException w:name="List Table 2 Accent 2" w:uiPriority="47"/>
+    <w:lsdException w:name="List Table 3 Accent 2" w:uiPriority="48"/>
+    <w:lsdException w:name="List Table 4 Accent 2" w:uiPriority="49"/>
+    <w:lsdException w:name="List Table 5 Dark Accent 2" w:uiPriority="50"/>
+    <w:lsdException w:name="List Table 6 Colorful Accent 2" w:uiPriority="51"/>
+    <w:lsdException w:name="List Table 7 Colorful Accent 2" w:uiPriority="52"/>
+    <w:lsdException w:name="List Table 1 Light Accent 3" w:uiPriority="46"/>
+    <w:lsdException w:name="List Table 2 Accent 3" w:uiPriority="47"/>
+    <w:lsdException w:name="List Table 3 Accent 3" w:uiPriority="48"/>
+    <w:lsdException w:name="List Table 4 Accent 3" w:uiPriority="49"/>
+    <w:lsdException w:name="List Table 5 Dark Accent 3" w:uiPriority="50"/>
+    <w:lsdException w:name="List Table 6 Colorful Accent 3" w:uiPriority="51"/>
+    <w:lsdException w:name="List Table 7 Colorful Accent 3" w:uiPriority="52"/>
+    <w:lsdException w:name="List Table 1 Light Accent 4" w:uiPriority="46"/>
+    <w:lsdException w:name="List Table 2 Accent 4" w:uiPriority="47"/>
+    <w:lsdException w:name="List Table 3 Accent 4" w:uiPriority="48"/>
+    <w:lsdException w:name="List Table 4 Accent 4" w:uiPriority="49"/>
+    <w:lsdException w:name="List Table 5 Dark Accent 4" w:uiPriority="50"/>
+    <w:lsdException w:name="List Table 6 Colorful Accent 4" w:uiPriority="51"/>
+    <w:lsdException w:name="List Table 7 Colorful Accent 4" w:uiPriority="52"/>
+    <w:lsdException w:name="List Table 1 Light Accent 5" w:uiPriority="46"/>
+    <w:lsdException w:name="List Table 2 Accent 5" w:uiPriority="47"/>
+    <w:lsdException w:name="List Table 3 Accent 5" w:uiPriority="48"/>
+    <w:lsdException w:name="List Table 4 Accent 5" w:uiPriority="49"/>
+    <w:lsdException w:name="List Table 5 Dark Accent 5" w:uiPriority="50"/>
+    <w:lsdException w:name="List Table 6 Colorful Accent 5" w:uiPriority="51"/>
+    <w:lsdException w:name="List Table 7 Colorful Accent 5" w:uiPriority="52"/>
+    <w:lsdException w:name="List Table 1 Light Accent 6" w:uiPriority="46"/>
+    <w:lsdException w:name="List Table 2 Accent 6" w:uiPriority="47"/>
+    <w:lsdException w:name="List Table 3 Accent 6" w:uiPriority="48"/>
+    <w:lsdException w:name="List Table 4 Accent 6" w:uiPriority="49"/>
+    <w:lsdException w:name="List Table 5 Dark Accent 6" w:uiPriority="50"/>
+    <w:lsdException w:name="List Table 6 Colorful Accent 6" w:uiPriority="51"/>
+    <w:lsdException w:name="List Table 7 Colorful Accent 6" w:uiPriority="52"/>
+    <w:lsdException w:name="Mention" w:semiHidden="1" w:unhideWhenUsed="1"/>
+    <w:lsdException w:name="Smart Hyperlink" w:semiHidden="1" w:unhideWhenUsed="1"/>
+    <w:lsdException w:name="Hashtag" w:semiHidden="1" w:unhideWhenUsed="1"/>
+    <w:lsdException w:name="Unresolved Mention" w:semiHidden="1" w:unhideWhenUsed="1"/>
+    <w:lsdException w:name="Smart Link" w:semiHidden="1" w:unhideWhenUsed="1"/>
+  </w:latentStyles>
+  <w:style w:type="paragraph" w:default="1" w:styleId="Normal">
+    <w:name w:val="Normal"/>
+    <w:qFormat/>
   </w:style>
   <w:style w:type="paragraph" w:styleId="Heading1">
     <w:name w:val="heading 1"/>
     <w:basedOn w:val="Normal"/>
     <w:next w:val="Normal"/>
+    <w:link w:val="Heading1Char"/>
+    <w:uiPriority w:val="9"/>
+    <w:qFormat/>
+    <w:rsid w:val="00446766"/>
     <w:pPr>
-      <w:keepNext w:val="1"/>
-      <w:keepLines w:val="1"/>
-      <w:pageBreakBefore w:val="0"/>
-      <w:spacing w:after="120" w:before="400" w:lineRule="auto"/>
+      <w:keepNext/>
+      <w:keepLines/>
+      <w:spacing w:before="360" w:after="80"/>
+      <w:outlineLvl w:val="0"/>
     </w:pPr>
     <w:rPr>
+      <w:rFonts w:asciiTheme="majorHAnsi" w:eastAsiaTheme="majorEastAsia" w:hAnsiTheme="majorHAnsi" w:cstheme="majorBidi"/>
+      <w:color w:val="2F5496" w:themeColor="accent1" w:themeShade="BF"/>
       <w:sz w:val="40"/>
       <w:szCs w:val="40"/>
     </w:rPr>
@@ -2334,14 +2616,20 @@
     <w:name w:val="heading 2"/>
     <w:basedOn w:val="Normal"/>
     <w:next w:val="Normal"/>
+    <w:link w:val="Heading2Char"/>
+    <w:uiPriority w:val="9"/>
+    <w:unhideWhenUsed/>
+    <w:qFormat/>
+    <w:rsid w:val="00446766"/>
     <w:pPr>
-      <w:keepNext w:val="1"/>
-      <w:keepLines w:val="1"/>
-      <w:pageBreakBefore w:val="0"/>
-      <w:spacing w:after="120" w:before="360" w:lineRule="auto"/>
+      <w:keepNext/>
+      <w:keepLines/>
+      <w:spacing w:before="160" w:after="80"/>
+      <w:outlineLvl w:val="1"/>
     </w:pPr>
     <w:rPr>
-      <w:b w:val="0"/>
+      <w:rFonts w:asciiTheme="majorHAnsi" w:eastAsiaTheme="majorEastAsia" w:hAnsiTheme="majorHAnsi" w:cstheme="majorBidi"/>
+      <w:color w:val="2F5496" w:themeColor="accent1" w:themeShade="BF"/>
       <w:sz w:val="32"/>
       <w:szCs w:val="32"/>
     </w:rPr>
@@ -2350,15 +2638,21 @@
     <w:name w:val="heading 3"/>
     <w:basedOn w:val="Normal"/>
     <w:next w:val="Normal"/>
+    <w:link w:val="Heading3Char"/>
+    <w:uiPriority w:val="9"/>
+    <w:semiHidden/>
+    <w:unhideWhenUsed/>
+    <w:qFormat/>
+    <w:rsid w:val="00446766"/>
     <w:pPr>
-      <w:keepNext w:val="1"/>
-      <w:keepLines w:val="1"/>
-      <w:pageBreakBefore w:val="0"/>
-      <w:spacing w:after="80" w:before="320" w:lineRule="auto"/>
+      <w:keepNext/>
+      <w:keepLines/>
+      <w:spacing w:before="160" w:after="80"/>
+      <w:outlineLvl w:val="2"/>
     </w:pPr>
     <w:rPr>
-      <w:b w:val="0"/>
-      <w:color w:val="434343"/>
+      <w:rFonts w:eastAsiaTheme="majorEastAsia" w:cstheme="majorBidi"/>
+      <w:color w:val="2F5496" w:themeColor="accent1" w:themeShade="BF"/>
       <w:sz w:val="28"/>
       <w:szCs w:val="28"/>
     </w:rPr>
@@ -2367,96 +2661,450 @@
     <w:name w:val="heading 4"/>
     <w:basedOn w:val="Normal"/>
     <w:next w:val="Normal"/>
+    <w:link w:val="Heading4Char"/>
+    <w:uiPriority w:val="9"/>
+    <w:semiHidden/>
+    <w:unhideWhenUsed/>
+    <w:qFormat/>
+    <w:rsid w:val="00446766"/>
     <w:pPr>
-      <w:keepNext w:val="1"/>
-      <w:keepLines w:val="1"/>
-      <w:pageBreakBefore w:val="0"/>
-      <w:spacing w:after="80" w:before="280" w:lineRule="auto"/>
+      <w:keepNext/>
+      <w:keepLines/>
+      <w:spacing w:before="80" w:after="40"/>
+      <w:outlineLvl w:val="3"/>
     </w:pPr>
     <w:rPr>
-      <w:color w:val="666666"/>
-      <w:sz w:val="24"/>
-      <w:szCs w:val="24"/>
+      <w:rFonts w:eastAsiaTheme="majorEastAsia" w:cstheme="majorBidi"/>
+      <w:i/>
+      <w:iCs/>
+      <w:color w:val="2F5496" w:themeColor="accent1" w:themeShade="BF"/>
     </w:rPr>
   </w:style>
   <w:style w:type="paragraph" w:styleId="Heading5">
     <w:name w:val="heading 5"/>
     <w:basedOn w:val="Normal"/>
     <w:next w:val="Normal"/>
+    <w:link w:val="Heading5Char"/>
+    <w:uiPriority w:val="9"/>
+    <w:semiHidden/>
+    <w:unhideWhenUsed/>
+    <w:qFormat/>
+    <w:rsid w:val="00446766"/>
     <w:pPr>
-      <w:keepNext w:val="1"/>
-      <w:keepLines w:val="1"/>
-      <w:pageBreakBefore w:val="0"/>
-      <w:spacing w:after="80" w:before="240" w:lineRule="auto"/>
+      <w:keepNext/>
+      <w:keepLines/>
+      <w:spacing w:before="80" w:after="40"/>
+      <w:outlineLvl w:val="4"/>
     </w:pPr>
     <w:rPr>
-      <w:color w:val="666666"/>
-      <w:sz w:val="22"/>
-      <w:szCs w:val="22"/>
+      <w:rFonts w:eastAsiaTheme="majorEastAsia" w:cstheme="majorBidi"/>
+      <w:color w:val="2F5496" w:themeColor="accent1" w:themeShade="BF"/>
     </w:rPr>
   </w:style>
   <w:style w:type="paragraph" w:styleId="Heading6">
     <w:name w:val="heading 6"/>
     <w:basedOn w:val="Normal"/>
     <w:next w:val="Normal"/>
+    <w:link w:val="Heading6Char"/>
+    <w:uiPriority w:val="9"/>
+    <w:semiHidden/>
+    <w:unhideWhenUsed/>
+    <w:qFormat/>
+    <w:rsid w:val="00446766"/>
     <w:pPr>
-      <w:keepNext w:val="1"/>
-      <w:keepLines w:val="1"/>
-      <w:pageBreakBefore w:val="0"/>
-      <w:spacing w:after="80" w:before="240" w:lineRule="auto"/>
+      <w:keepNext/>
+      <w:keepLines/>
+      <w:spacing w:before="40" w:after="0"/>
+      <w:outlineLvl w:val="5"/>
     </w:pPr>
     <w:rPr>
-      <w:i w:val="1"/>
-      <w:color w:val="666666"/>
-      <w:sz w:val="22"/>
-      <w:szCs w:val="22"/>
+      <w:rFonts w:eastAsiaTheme="majorEastAsia" w:cstheme="majorBidi"/>
+      <w:i/>
+      <w:iCs/>
+      <w:color w:val="595959" w:themeColor="text1" w:themeTint="A6"/>
+    </w:rPr>
+  </w:style>
+  <w:style w:type="paragraph" w:styleId="Heading7">
+    <w:name w:val="heading 7"/>
+    <w:basedOn w:val="Normal"/>
+    <w:next w:val="Normal"/>
+    <w:link w:val="Heading7Char"/>
+    <w:uiPriority w:val="9"/>
+    <w:semiHidden/>
+    <w:unhideWhenUsed/>
+    <w:qFormat/>
+    <w:rsid w:val="00446766"/>
+    <w:pPr>
+      <w:keepNext/>
+      <w:keepLines/>
+      <w:spacing w:before="40" w:after="0"/>
+      <w:outlineLvl w:val="6"/>
+    </w:pPr>
+    <w:rPr>
+      <w:rFonts w:eastAsiaTheme="majorEastAsia" w:cstheme="majorBidi"/>
+      <w:color w:val="595959" w:themeColor="text1" w:themeTint="A6"/>
+    </w:rPr>
+  </w:style>
+  <w:style w:type="paragraph" w:styleId="Heading8">
+    <w:name w:val="heading 8"/>
+    <w:basedOn w:val="Normal"/>
+    <w:next w:val="Normal"/>
+    <w:link w:val="Heading8Char"/>
+    <w:uiPriority w:val="9"/>
+    <w:semiHidden/>
+    <w:unhideWhenUsed/>
+    <w:qFormat/>
+    <w:rsid w:val="00446766"/>
+    <w:pPr>
+      <w:keepNext/>
+      <w:keepLines/>
+      <w:spacing w:after="0"/>
+      <w:outlineLvl w:val="7"/>
+    </w:pPr>
+    <w:rPr>
+      <w:rFonts w:eastAsiaTheme="majorEastAsia" w:cstheme="majorBidi"/>
+      <w:i/>
+      <w:iCs/>
+      <w:color w:val="272727" w:themeColor="text1" w:themeTint="D8"/>
+    </w:rPr>
+  </w:style>
+  <w:style w:type="paragraph" w:styleId="Heading9">
+    <w:name w:val="heading 9"/>
+    <w:basedOn w:val="Normal"/>
+    <w:next w:val="Normal"/>
+    <w:link w:val="Heading9Char"/>
+    <w:uiPriority w:val="9"/>
+    <w:semiHidden/>
+    <w:unhideWhenUsed/>
+    <w:qFormat/>
+    <w:rsid w:val="00446766"/>
+    <w:pPr>
+      <w:keepNext/>
+      <w:keepLines/>
+      <w:spacing w:after="0"/>
+      <w:outlineLvl w:val="8"/>
+    </w:pPr>
+    <w:rPr>
+      <w:rFonts w:eastAsiaTheme="majorEastAsia" w:cstheme="majorBidi"/>
+      <w:color w:val="272727" w:themeColor="text1" w:themeTint="D8"/>
+    </w:rPr>
+  </w:style>
+  <w:style w:type="character" w:default="1" w:styleId="DefaultParagraphFont">
+    <w:name w:val="Default Paragraph Font"/>
+    <w:uiPriority w:val="1"/>
+    <w:semiHidden/>
+    <w:unhideWhenUsed/>
+  </w:style>
+  <w:style w:type="table" w:default="1" w:styleId="TableNormal">
+    <w:name w:val="Normal Table"/>
+    <w:uiPriority w:val="99"/>
+    <w:semiHidden/>
+    <w:unhideWhenUsed/>
+    <w:tblPr>
+      <w:tblInd w:w="0" w:type="dxa"/>
+      <w:tblCellMar>
+        <w:top w:w="0" w:type="dxa"/>
+        <w:left w:w="108" w:type="dxa"/>
+        <w:bottom w:w="0" w:type="dxa"/>
+        <w:right w:w="108" w:type="dxa"/>
+      </w:tblCellMar>
+    </w:tblPr>
+  </w:style>
+  <w:style w:type="numbering" w:default="1" w:styleId="NoList">
+    <w:name w:val="No List"/>
+    <w:uiPriority w:val="99"/>
+    <w:semiHidden/>
+    <w:unhideWhenUsed/>
+  </w:style>
+  <w:style w:type="character" w:customStyle="1" w:styleId="Heading1Char">
+    <w:name w:val="Heading 1 Char"/>
+    <w:basedOn w:val="DefaultParagraphFont"/>
+    <w:link w:val="Heading1"/>
+    <w:uiPriority w:val="9"/>
+    <w:rsid w:val="00446766"/>
+    <w:rPr>
+      <w:rFonts w:asciiTheme="majorHAnsi" w:eastAsiaTheme="majorEastAsia" w:hAnsiTheme="majorHAnsi" w:cstheme="majorBidi"/>
+      <w:color w:val="2F5496" w:themeColor="accent1" w:themeShade="BF"/>
+      <w:sz w:val="40"/>
+      <w:szCs w:val="40"/>
+    </w:rPr>
+  </w:style>
+  <w:style w:type="character" w:customStyle="1" w:styleId="Heading2Char">
+    <w:name w:val="Heading 2 Char"/>
+    <w:basedOn w:val="DefaultParagraphFont"/>
+    <w:link w:val="Heading2"/>
+    <w:uiPriority w:val="9"/>
+    <w:semiHidden/>
+    <w:rsid w:val="00446766"/>
+    <w:rPr>
+      <w:rFonts w:asciiTheme="majorHAnsi" w:eastAsiaTheme="majorEastAsia" w:hAnsiTheme="majorHAnsi" w:cstheme="majorBidi"/>
+      <w:color w:val="2F5496" w:themeColor="accent1" w:themeShade="BF"/>
+      <w:sz w:val="32"/>
+      <w:szCs w:val="32"/>
+    </w:rPr>
+  </w:style>
+  <w:style w:type="character" w:customStyle="1" w:styleId="Heading3Char">
+    <w:name w:val="Heading 3 Char"/>
+    <w:basedOn w:val="DefaultParagraphFont"/>
+    <w:link w:val="Heading3"/>
+    <w:uiPriority w:val="9"/>
+    <w:semiHidden/>
+    <w:rsid w:val="00446766"/>
+    <w:rPr>
+      <w:rFonts w:eastAsiaTheme="majorEastAsia" w:cstheme="majorBidi"/>
+      <w:color w:val="2F5496" w:themeColor="accent1" w:themeShade="BF"/>
+      <w:sz w:val="28"/>
+      <w:szCs w:val="28"/>
+    </w:rPr>
+  </w:style>
+  <w:style w:type="character" w:customStyle="1" w:styleId="Heading4Char">
+    <w:name w:val="Heading 4 Char"/>
+    <w:basedOn w:val="DefaultParagraphFont"/>
+    <w:link w:val="Heading4"/>
+    <w:uiPriority w:val="9"/>
+    <w:semiHidden/>
+    <w:rsid w:val="00446766"/>
+    <w:rPr>
+      <w:rFonts w:eastAsiaTheme="majorEastAsia" w:cstheme="majorBidi"/>
+      <w:i/>
+      <w:iCs/>
+      <w:color w:val="2F5496" w:themeColor="accent1" w:themeShade="BF"/>
+    </w:rPr>
+  </w:style>
+  <w:style w:type="character" w:customStyle="1" w:styleId="Heading5Char">
+    <w:name w:val="Heading 5 Char"/>
+    <w:basedOn w:val="DefaultParagraphFont"/>
+    <w:link w:val="Heading5"/>
+    <w:uiPriority w:val="9"/>
+    <w:semiHidden/>
+    <w:rsid w:val="00446766"/>
+    <w:rPr>
+      <w:rFonts w:eastAsiaTheme="majorEastAsia" w:cstheme="majorBidi"/>
+      <w:color w:val="2F5496" w:themeColor="accent1" w:themeShade="BF"/>
+    </w:rPr>
+  </w:style>
+  <w:style w:type="character" w:customStyle="1" w:styleId="Heading6Char">
+    <w:name w:val="Heading 6 Char"/>
+    <w:basedOn w:val="DefaultParagraphFont"/>
+    <w:link w:val="Heading6"/>
+    <w:uiPriority w:val="9"/>
+    <w:semiHidden/>
+    <w:rsid w:val="00446766"/>
+    <w:rPr>
+      <w:rFonts w:eastAsiaTheme="majorEastAsia" w:cstheme="majorBidi"/>
+      <w:i/>
+      <w:iCs/>
+      <w:color w:val="595959" w:themeColor="text1" w:themeTint="A6"/>
+    </w:rPr>
+  </w:style>
+  <w:style w:type="character" w:customStyle="1" w:styleId="Heading7Char">
+    <w:name w:val="Heading 7 Char"/>
+    <w:basedOn w:val="DefaultParagraphFont"/>
+    <w:link w:val="Heading7"/>
+    <w:uiPriority w:val="9"/>
+    <w:semiHidden/>
+    <w:rsid w:val="00446766"/>
+    <w:rPr>
+      <w:rFonts w:eastAsiaTheme="majorEastAsia" w:cstheme="majorBidi"/>
+      <w:color w:val="595959" w:themeColor="text1" w:themeTint="A6"/>
+    </w:rPr>
+  </w:style>
+  <w:style w:type="character" w:customStyle="1" w:styleId="Heading8Char">
+    <w:name w:val="Heading 8 Char"/>
+    <w:basedOn w:val="DefaultParagraphFont"/>
+    <w:link w:val="Heading8"/>
+    <w:uiPriority w:val="9"/>
+    <w:semiHidden/>
+    <w:rsid w:val="00446766"/>
+    <w:rPr>
+      <w:rFonts w:eastAsiaTheme="majorEastAsia" w:cstheme="majorBidi"/>
+      <w:i/>
+      <w:iCs/>
+      <w:color w:val="272727" w:themeColor="text1" w:themeTint="D8"/>
+    </w:rPr>
+  </w:style>
+  <w:style w:type="character" w:customStyle="1" w:styleId="Heading9Char">
+    <w:name w:val="Heading 9 Char"/>
+    <w:basedOn w:val="DefaultParagraphFont"/>
+    <w:link w:val="Heading9"/>
+    <w:uiPriority w:val="9"/>
+    <w:semiHidden/>
+    <w:rsid w:val="00446766"/>
+    <w:rPr>
+      <w:rFonts w:eastAsiaTheme="majorEastAsia" w:cstheme="majorBidi"/>
+      <w:color w:val="272727" w:themeColor="text1" w:themeTint="D8"/>
     </w:rPr>
   </w:style>
   <w:style w:type="paragraph" w:styleId="Title">
     <w:name w:val="Title"/>
     <w:basedOn w:val="Normal"/>
     <w:next w:val="Normal"/>
+    <w:link w:val="TitleChar"/>
+    <w:uiPriority w:val="10"/>
+    <w:qFormat/>
+    <w:rsid w:val="00446766"/>
     <w:pPr>
-      <w:keepNext w:val="1"/>
-      <w:keepLines w:val="1"/>
-      <w:pageBreakBefore w:val="0"/>
-      <w:spacing w:after="60" w:before="0" w:lineRule="auto"/>
+      <w:spacing w:after="80" w:line="240" w:lineRule="auto"/>
+      <w:contextualSpacing/>
     </w:pPr>
     <w:rPr>
-      <w:sz w:val="52"/>
-      <w:szCs w:val="52"/>
+      <w:rFonts w:asciiTheme="majorHAnsi" w:eastAsiaTheme="majorEastAsia" w:hAnsiTheme="majorHAnsi" w:cstheme="majorBidi"/>
+      <w:spacing w:val="-10"/>
+      <w:kern w:val="28"/>
+      <w:sz w:val="56"/>
+      <w:szCs w:val="56"/>
+    </w:rPr>
+  </w:style>
+  <w:style w:type="character" w:customStyle="1" w:styleId="TitleChar">
+    <w:name w:val="Title Char"/>
+    <w:basedOn w:val="DefaultParagraphFont"/>
+    <w:link w:val="Title"/>
+    <w:uiPriority w:val="10"/>
+    <w:rsid w:val="00446766"/>
+    <w:rPr>
+      <w:rFonts w:asciiTheme="majorHAnsi" w:eastAsiaTheme="majorEastAsia" w:hAnsiTheme="majorHAnsi" w:cstheme="majorBidi"/>
+      <w:spacing w:val="-10"/>
+      <w:kern w:val="28"/>
+      <w:sz w:val="56"/>
+      <w:szCs w:val="56"/>
     </w:rPr>
   </w:style>
   <w:style w:type="paragraph" w:styleId="Subtitle">
     <w:name w:val="Subtitle"/>
     <w:basedOn w:val="Normal"/>
     <w:next w:val="Normal"/>
+    <w:link w:val="SubtitleChar"/>
+    <w:uiPriority w:val="11"/>
+    <w:qFormat/>
+    <w:rsid w:val="00446766"/>
     <w:pPr>
-      <w:keepNext w:val="1"/>
-      <w:keepLines w:val="1"/>
-      <w:pageBreakBefore w:val="0"/>
-      <w:spacing w:after="320" w:before="0" w:lineRule="auto"/>
+      <w:numPr>
+        <w:ilvl w:val="1"/>
+      </w:numPr>
     </w:pPr>
     <w:rPr>
-      <w:rFonts w:ascii="Arial" w:cs="Arial" w:eastAsia="Arial" w:hAnsi="Arial"/>
-      <w:i w:val="0"/>
-      <w:color w:val="666666"/>
-      <w:sz w:val="30"/>
-      <w:szCs w:val="30"/>
+      <w:rFonts w:eastAsiaTheme="majorEastAsia" w:cstheme="majorBidi"/>
+      <w:color w:val="595959" w:themeColor="text1" w:themeTint="A6"/>
+      <w:spacing w:val="15"/>
+      <w:sz w:val="28"/>
+      <w:szCs w:val="28"/>
     </w:rPr>
   </w:style>
-  <w:style w:type="table" w:styleId="Table1">
-    <w:basedOn w:val="TableNormal"/>
-    <w:tblPr>
-      <w:tblStyleRowBandSize w:val="1"/>
-      <w:tblStyleColBandSize w:val="1"/>
-      <w:tblCellMar>
-        <w:top w:w="100.0" w:type="dxa"/>
-        <w:left w:w="100.0" w:type="dxa"/>
-        <w:bottom w:w="100.0" w:type="dxa"/>
-        <w:right w:w="100.0" w:type="dxa"/>
-      </w:tblCellMar>
-    </w:tblPr>
+  <w:style w:type="character" w:customStyle="1" w:styleId="SubtitleChar">
+    <w:name w:val="Subtitle Char"/>
+    <w:basedOn w:val="DefaultParagraphFont"/>
+    <w:link w:val="Subtitle"/>
+    <w:uiPriority w:val="11"/>
+    <w:rsid w:val="00446766"/>
+    <w:rPr>
+      <w:rFonts w:eastAsiaTheme="majorEastAsia" w:cstheme="majorBidi"/>
+      <w:color w:val="595959" w:themeColor="text1" w:themeTint="A6"/>
+      <w:spacing w:val="15"/>
+      <w:sz w:val="28"/>
+      <w:szCs w:val="28"/>
+    </w:rPr>
+  </w:style>
+  <w:style w:type="paragraph" w:styleId="Quote">
+    <w:name w:val="Quote"/>
+    <w:basedOn w:val="Normal"/>
+    <w:next w:val="Normal"/>
+    <w:link w:val="QuoteChar"/>
+    <w:uiPriority w:val="29"/>
+    <w:qFormat/>
+    <w:rsid w:val="00446766"/>
+    <w:pPr>
+      <w:spacing w:before="160"/>
+      <w:jc w:val="center"/>
+    </w:pPr>
+    <w:rPr>
+      <w:i/>
+      <w:iCs/>
+      <w:color w:val="404040" w:themeColor="text1" w:themeTint="BF"/>
+    </w:rPr>
+  </w:style>
+  <w:style w:type="character" w:customStyle="1" w:styleId="QuoteChar">
+    <w:name w:val="Quote Char"/>
+    <w:basedOn w:val="DefaultParagraphFont"/>
+    <w:link w:val="Quote"/>
+    <w:uiPriority w:val="29"/>
+    <w:rsid w:val="00446766"/>
+    <w:rPr>
+      <w:i/>
+      <w:iCs/>
+      <w:color w:val="404040" w:themeColor="text1" w:themeTint="BF"/>
+    </w:rPr>
+  </w:style>
+  <w:style w:type="paragraph" w:styleId="ListParagraph">
+    <w:name w:val="List Paragraph"/>
+    <w:basedOn w:val="Normal"/>
+    <w:uiPriority w:val="34"/>
+    <w:qFormat/>
+    <w:rsid w:val="00446766"/>
+    <w:pPr>
+      <w:ind w:left="720"/>
+      <w:contextualSpacing/>
+    </w:pPr>
+  </w:style>
+  <w:style w:type="character" w:styleId="IntenseEmphasis">
+    <w:name w:val="Intense Emphasis"/>
+    <w:basedOn w:val="DefaultParagraphFont"/>
+    <w:uiPriority w:val="21"/>
+    <w:qFormat/>
+    <w:rsid w:val="00446766"/>
+    <w:rPr>
+      <w:i/>
+      <w:iCs/>
+      <w:color w:val="2F5496" w:themeColor="accent1" w:themeShade="BF"/>
+    </w:rPr>
+  </w:style>
+  <w:style w:type="paragraph" w:styleId="IntenseQuote">
+    <w:name w:val="Intense Quote"/>
+    <w:basedOn w:val="Normal"/>
+    <w:next w:val="Normal"/>
+    <w:link w:val="IntenseQuoteChar"/>
+    <w:uiPriority w:val="30"/>
+    <w:qFormat/>
+    <w:rsid w:val="00446766"/>
+    <w:pPr>
+      <w:pBdr>
+        <w:top w:val="single" w:sz="4" w:space="10" w:color="2F5496" w:themeColor="accent1" w:themeShade="BF"/>
+        <w:bottom w:val="single" w:sz="4" w:space="10" w:color="2F5496" w:themeColor="accent1" w:themeShade="BF"/>
+      </w:pBdr>
+      <w:spacing w:before="360" w:after="360"/>
+      <w:ind w:left="864" w:right="864"/>
+      <w:jc w:val="center"/>
+    </w:pPr>
+    <w:rPr>
+      <w:i/>
+      <w:iCs/>
+      <w:color w:val="2F5496" w:themeColor="accent1" w:themeShade="BF"/>
+    </w:rPr>
+  </w:style>
+  <w:style w:type="character" w:customStyle="1" w:styleId="IntenseQuoteChar">
+    <w:name w:val="Intense Quote Char"/>
+    <w:basedOn w:val="DefaultParagraphFont"/>
+    <w:link w:val="IntenseQuote"/>
+    <w:uiPriority w:val="30"/>
+    <w:rsid w:val="00446766"/>
+    <w:rPr>
+      <w:i/>
+      <w:iCs/>
+      <w:color w:val="2F5496" w:themeColor="accent1" w:themeShade="BF"/>
+    </w:rPr>
+  </w:style>
+  <w:style w:type="character" w:styleId="IntenseReference">
+    <w:name w:val="Intense Reference"/>
+    <w:basedOn w:val="DefaultParagraphFont"/>
+    <w:uiPriority w:val="32"/>
+    <w:qFormat/>
+    <w:rsid w:val="00446766"/>
+    <w:rPr>
+      <w:b/>
+      <w:bCs/>
+      <w:smallCaps/>
+      <w:color w:val="2F5496" w:themeColor="accent1" w:themeShade="BF"/>
+      <w:spacing w:val="5"/>
+    </w:rPr>
   </w:style>
 </w:styles>
 </file>
@@ -2472,44 +3120,44 @@
         <a:sysClr val="window" lastClr="FFFFFF"/>
       </a:lt1>
       <a:dk2>
-        <a:srgbClr val="1F497D"/>
+        <a:srgbClr val="44546A"/>
       </a:dk2>
       <a:lt2>
-        <a:srgbClr val="EEECE1"/>
+        <a:srgbClr val="E7E6E6"/>
       </a:lt2>
       <a:accent1>
-        <a:srgbClr val="4F81BD"/>
+        <a:srgbClr val="4472C4"/>
       </a:accent1>
       <a:accent2>
-        <a:srgbClr val="C0504D"/>
+        <a:srgbClr val="ED7D31"/>
       </a:accent2>
       <a:accent3>
-        <a:srgbClr val="9BBB59"/>
+        <a:srgbClr val="A5A5A5"/>
       </a:accent3>
       <a:accent4>
-        <a:srgbClr val="8064A2"/>
+        <a:srgbClr val="FFC000"/>
       </a:accent4>
       <a:accent5>
-        <a:srgbClr val="4BACC6"/>
+        <a:srgbClr val="5B9BD5"/>
       </a:accent5>
       <a:accent6>
-        <a:srgbClr val="F79646"/>
+        <a:srgbClr val="70AD47"/>
       </a:accent6>
       <a:hlink>
-        <a:srgbClr val="0000FF"/>
+        <a:srgbClr val="0563C1"/>
       </a:hlink>
       <a:folHlink>
-        <a:srgbClr val="800080"/>
+        <a:srgbClr val="954F72"/>
       </a:folHlink>
     </a:clrScheme>
     <a:fontScheme name="Office">
       <a:majorFont>
-        <a:latin typeface="Calibri"/>
+        <a:latin typeface="Calibri Light" panose="020F0302020204030204"/>
         <a:ea typeface=""/>
         <a:cs typeface=""/>
-        <a:font script="Jpan" typeface="ＭＳ ゴシック"/>
+        <a:font script="Jpan" typeface="游ゴシック Light"/>
         <a:font script="Hang" typeface="맑은 고딕"/>
-        <a:font script="Hans" typeface="宋体"/>
+        <a:font script="Hans" typeface="等线 Light"/>
         <a:font script="Hant" typeface="新細明體"/>
         <a:font script="Arab" typeface="Times New Roman"/>
         <a:font script="Hebr" typeface="Times New Roman"/>
@@ -2537,14 +3185,31 @@
         <a:font script="Viet" typeface="Times New Roman"/>
         <a:font script="Uigh" typeface="Microsoft Uighur"/>
         <a:font script="Geor" typeface="Sylfaen"/>
+        <a:font script="Armn" typeface="Arial"/>
+        <a:font script="Bugi" typeface="Leelawadee UI"/>
+        <a:font script="Bopo" typeface="Microsoft JhengHei"/>
+        <a:font script="Java" typeface="Javanese Text"/>
+        <a:font script="Lisu" typeface="Segoe UI"/>
+        <a:font script="Mymr" typeface="Myanmar Text"/>
+        <a:font script="Nkoo" typeface="Ebrima"/>
+        <a:font script="Olck" typeface="Nirmala UI"/>
+        <a:font script="Osma" typeface="Ebrima"/>
+        <a:font script="Phag" typeface="Phagspa"/>
+        <a:font script="Syrn" typeface="Estrangelo Edessa"/>
+        <a:font script="Syrj" typeface="Estrangelo Edessa"/>
+        <a:font script="Syre" typeface="Estrangelo Edessa"/>
+        <a:font script="Sora" typeface="Nirmala UI"/>
+        <a:font script="Tale" typeface="Microsoft Tai Le"/>
+        <a:font script="Talu" typeface="Microsoft New Tai Lue"/>
+        <a:font script="Tfng" typeface="Ebrima"/>
       </a:majorFont>
       <a:minorFont>
-        <a:latin typeface="Cambria"/>
+        <a:latin typeface="Calibri" panose="020F0502020204030204"/>
         <a:ea typeface=""/>
         <a:cs typeface=""/>
-        <a:font script="Jpan" typeface="ＭＳ 明朝"/>
+        <a:font script="Jpan" typeface="游ゴシック"/>
         <a:font script="Hang" typeface="맑은 고딕"/>
-        <a:font script="Hans" typeface="宋体"/>
+        <a:font script="Hans" typeface="等线"/>
         <a:font script="Hant" typeface="新細明體"/>
         <a:font script="Arab" typeface="Arial"/>
         <a:font script="Hebr" typeface="Arial"/>
@@ -2572,6 +3237,23 @@
         <a:font script="Viet" typeface="Arial"/>
         <a:font script="Uigh" typeface="Microsoft Uighur"/>
         <a:font script="Geor" typeface="Sylfaen"/>
+        <a:font script="Armn" typeface="Arial"/>
+        <a:font script="Bugi" typeface="Leelawadee UI"/>
+        <a:font script="Bopo" typeface="Microsoft JhengHei"/>
+        <a:font script="Java" typeface="Javanese Text"/>
+        <a:font script="Lisu" typeface="Segoe UI"/>
+        <a:font script="Mymr" typeface="Myanmar Text"/>
+        <a:font script="Nkoo" typeface="Ebrima"/>
+        <a:font script="Olck" typeface="Nirmala UI"/>
+        <a:font script="Osma" typeface="Ebrima"/>
+        <a:font script="Phag" typeface="Phagspa"/>
+        <a:font script="Syrn" typeface="Estrangelo Edessa"/>
+        <a:font script="Syrj" typeface="Estrangelo Edessa"/>
+        <a:font script="Syre" typeface="Estrangelo Edessa"/>
+        <a:font script="Sora" typeface="Nirmala UI"/>
+        <a:font script="Tale" typeface="Microsoft Tai Le"/>
+        <a:font script="Talu" typeface="Microsoft New Tai Lue"/>
+        <a:font script="Tfng" typeface="Ebrima"/>
       </a:minorFont>
     </a:fontScheme>
     <a:fmtScheme name="Office">
@@ -2583,200 +3265,141 @@
           <a:gsLst>
             <a:gs pos="0">
               <a:schemeClr val="phClr">
-                <a:tint val="50000"/>
-                <a:satMod val="300000"/>
+                <a:lumMod val="110000"/>
+                <a:satMod val="105000"/>
+                <a:tint val="67000"/>
               </a:schemeClr>
             </a:gs>
-            <a:gs pos="35000">
+            <a:gs pos="50000">
               <a:schemeClr val="phClr">
-                <a:tint val="37000"/>
-                <a:satMod val="300000"/>
+                <a:lumMod val="105000"/>
+                <a:satMod val="103000"/>
+                <a:tint val="73000"/>
               </a:schemeClr>
             </a:gs>
             <a:gs pos="100000">
               <a:schemeClr val="phClr">
-                <a:tint val="15000"/>
-                <a:satMod val="350000"/>
+                <a:lumMod val="105000"/>
+                <a:satMod val="109000"/>
+                <a:tint val="81000"/>
               </a:schemeClr>
             </a:gs>
           </a:gsLst>
-          <a:lin ang="16200000" scaled="1"/>
+          <a:lin ang="5400000" scaled="0"/>
         </a:gradFill>
         <a:gradFill rotWithShape="1">
           <a:gsLst>
             <a:gs pos="0">
               <a:schemeClr val="phClr">
-                <a:tint val="100000"/>
+                <a:satMod val="103000"/>
+                <a:lumMod val="102000"/>
+                <a:tint val="94000"/>
+              </a:schemeClr>
+            </a:gs>
+            <a:gs pos="50000">
+              <a:schemeClr val="phClr">
+                <a:satMod val="110000"/>
+                <a:lumMod val="100000"/>
                 <a:shade val="100000"/>
-                <a:satMod val="130000"/>
               </a:schemeClr>
             </a:gs>
             <a:gs pos="100000">
               <a:schemeClr val="phClr">
-                <a:tint val="50000"/>
-                <a:shade val="100000"/>
-                <a:satMod val="350000"/>
+                <a:lumMod val="99000"/>
+                <a:satMod val="120000"/>
+                <a:shade val="78000"/>
               </a:schemeClr>
             </a:gs>
           </a:gsLst>
-          <a:lin ang="16200000" scaled="0"/>
+          <a:lin ang="5400000" scaled="0"/>
         </a:gradFill>
       </a:fillStyleLst>
       <a:lnStyleLst>
-        <a:ln w="9525" cap="flat" cmpd="sng" algn="ctr">
-          <a:solidFill>
-            <a:schemeClr val="phClr">
-              <a:shade val="95000"/>
-              <a:satMod val="105000"/>
-            </a:schemeClr>
-          </a:solidFill>
-          <a:prstDash val="solid"/>
-        </a:ln>
-        <a:ln w="25400" cap="flat" cmpd="sng" algn="ctr">
+        <a:ln w="6350" cap="flat" cmpd="sng" algn="ctr">
           <a:solidFill>
             <a:schemeClr val="phClr"/>
           </a:solidFill>
           <a:prstDash val="solid"/>
+          <a:miter lim="800000"/>
         </a:ln>
-        <a:ln w="38100" cap="flat" cmpd="sng" algn="ctr">
+        <a:ln w="12700" cap="flat" cmpd="sng" algn="ctr">
           <a:solidFill>
             <a:schemeClr val="phClr"/>
           </a:solidFill>
           <a:prstDash val="solid"/>
+          <a:miter lim="800000"/>
+        </a:ln>
+        <a:ln w="19050" cap="flat" cmpd="sng" algn="ctr">
+          <a:solidFill>
+            <a:schemeClr val="phClr"/>
+          </a:solidFill>
+          <a:prstDash val="solid"/>
+          <a:miter lim="800000"/>
         </a:ln>
       </a:lnStyleLst>
       <a:effectStyleLst>
         <a:effectStyle>
+          <a:effectLst/>
+        </a:effectStyle>
+        <a:effectStyle>
+          <a:effectLst/>
+        </a:effectStyle>
+        <a:effectStyle>
           <a:effectLst>
-            <a:outerShdw blurRad="40000" dist="20000" dir="5400000" rotWithShape="0">
+            <a:outerShdw blurRad="57150" dist="19050" dir="5400000" algn="ctr" rotWithShape="0">
               <a:srgbClr val="000000">
-                <a:alpha val="38000"/>
+                <a:alpha val="63000"/>
               </a:srgbClr>
             </a:outerShdw>
           </a:effectLst>
-        </a:effectStyle>
-        <a:effectStyle>
-          <a:effectLst>
-            <a:outerShdw blurRad="40000" dist="23000" dir="5400000" rotWithShape="0">
-              <a:srgbClr val="000000">
-                <a:alpha val="35000"/>
-              </a:srgbClr>
-            </a:outerShdw>
-          </a:effectLst>
-        </a:effectStyle>
-        <a:effectStyle>
-          <a:effectLst>
-            <a:outerShdw blurRad="40000" dist="23000" dir="5400000" rotWithShape="0">
-              <a:srgbClr val="000000">
-                <a:alpha val="35000"/>
-              </a:srgbClr>
-            </a:outerShdw>
-          </a:effectLst>
-          <a:scene3d>
-            <a:camera prst="orthographicFront">
-              <a:rot lat="0" lon="0" rev="0"/>
-            </a:camera>
-            <a:lightRig rig="threePt" dir="t">
-              <a:rot lat="0" lon="0" rev="1200000"/>
-            </a:lightRig>
-          </a:scene3d>
-          <a:sp3d>
-            <a:bevelT w="63500" h="25400"/>
-          </a:sp3d>
         </a:effectStyle>
       </a:effectStyleLst>
       <a:bgFillStyleLst>
         <a:solidFill>
           <a:schemeClr val="phClr"/>
         </a:solidFill>
+        <a:solidFill>
+          <a:schemeClr val="phClr">
+            <a:tint val="95000"/>
+            <a:satMod val="170000"/>
+          </a:schemeClr>
+        </a:solidFill>
         <a:gradFill rotWithShape="1">
           <a:gsLst>
             <a:gs pos="0">
               <a:schemeClr val="phClr">
-                <a:tint val="40000"/>
-                <a:satMod val="350000"/>
+                <a:tint val="93000"/>
+                <a:satMod val="150000"/>
+                <a:shade val="98000"/>
+                <a:lumMod val="102000"/>
               </a:schemeClr>
             </a:gs>
-            <a:gs pos="40000">
+            <a:gs pos="50000">
               <a:schemeClr val="phClr">
-                <a:tint val="45000"/>
-                <a:shade val="99000"/>
-                <a:satMod val="350000"/>
+                <a:tint val="98000"/>
+                <a:satMod val="130000"/>
+                <a:shade val="90000"/>
+                <a:lumMod val="103000"/>
               </a:schemeClr>
             </a:gs>
             <a:gs pos="100000">
               <a:schemeClr val="phClr">
-                <a:shade val="20000"/>
-                <a:satMod val="255000"/>
+                <a:shade val="63000"/>
+                <a:satMod val="120000"/>
               </a:schemeClr>
             </a:gs>
           </a:gsLst>
-          <a:path path="circle">
-            <a:fillToRect l="50000" t="-80000" r="50000" b="180000"/>
-          </a:path>
-        </a:gradFill>
-        <a:gradFill rotWithShape="1">
-          <a:gsLst>
-            <a:gs pos="0">
-              <a:schemeClr val="phClr">
-                <a:tint val="80000"/>
-                <a:satMod val="300000"/>
-              </a:schemeClr>
-            </a:gs>
-            <a:gs pos="100000">
-              <a:schemeClr val="phClr">
-                <a:shade val="30000"/>
-                <a:satMod val="200000"/>
-              </a:schemeClr>
-            </a:gs>
-          </a:gsLst>
-          <a:path path="circle">
-            <a:fillToRect l="50000" t="50000" r="50000" b="50000"/>
-          </a:path>
+          <a:lin ang="5400000" scaled="0"/>
         </a:gradFill>
       </a:bgFillStyleLst>
     </a:fmtScheme>
   </a:themeElements>
-  <a:objectDefaults>
-    <a:spDef>
-      <a:spPr/>
-      <a:bodyPr/>
-      <a:lstStyle/>
-      <a:style>
-        <a:lnRef idx="1">
-          <a:schemeClr val="accent1"/>
-        </a:lnRef>
-        <a:fillRef idx="3">
-          <a:schemeClr val="accent1"/>
-        </a:fillRef>
-        <a:effectRef idx="2">
-          <a:schemeClr val="accent1"/>
-        </a:effectRef>
-        <a:fontRef idx="minor">
-          <a:schemeClr val="lt1"/>
-        </a:fontRef>
-      </a:style>
-    </a:spDef>
-    <a:lnDef>
-      <a:spPr/>
-      <a:bodyPr/>
-      <a:lstStyle/>
-      <a:style>
-        <a:lnRef idx="2">
-          <a:schemeClr val="accent1"/>
-        </a:lnRef>
-        <a:fillRef idx="0">
-          <a:schemeClr val="accent1"/>
-        </a:fillRef>
-        <a:effectRef idx="1">
-          <a:schemeClr val="accent1"/>
-        </a:effectRef>
-        <a:fontRef idx="minor">
-          <a:schemeClr val="tx1"/>
-        </a:fontRef>
-      </a:style>
-    </a:lnDef>
-  </a:objectDefaults>
+  <a:objectDefaults/>
   <a:extraClrSchemeLst/>
+  <a:extLst>
+    <a:ext uri="{05A4C25C-085E-4340-85A3-A5531E510DB2}">
+      <thm15:themeFamily xmlns:thm15="http://schemas.microsoft.com/office/thememl/2012/main" name="Office Theme" id="{62F939B6-93AF-4DB8-9C6B-D6C7DFDC589F}" vid="{4A3C46E8-61CC-4603-A589-7422A47A8E4A}"/>
+    </a:ext>
+  </a:extLst>
 </a:theme>
 </file>
--- a/Knowledge/2-Science/3-Social science/1-Linguistics/0-Intro to Linguistics/5-My Source/2-Linguistics Basics/21-Types of Grammatical Functions/3-Types of Objects/3-Indirect Object.docx
+++ b/Knowledge/2-Science/3-Social science/1-Linguistics/0-Intro to Linguistics/5-My Source/2-Linguistics Basics/21-Types of Grammatical Functions/3-Types of Objects/3-Indirect Object.docx
@@ -31,60 +31,1543 @@
       </w:pPr>
       <w:r>
         <w:rPr>
-          <w:rFonts w:ascii="Arial" w:eastAsia="Arial" w:hAnsi="Arial" w:cs="Arial"/>
-          <w:b/>
-          <w:color w:val="000000"/>
-          <w:sz w:val="18"/>
-          <w:highlight w:val="lightGray"/>
-        </w:rPr>
-        <w:t># Source: AI Source: Provided by: [Data Path</w:t>
-      </w:r>
-      <w:r>
-        <w:rPr>
-          <w:rFonts w:ascii="Arial" w:eastAsia="Arial" w:hAnsi="Arial" w:cs="Arial"/>
-          <w:color w:val="000000"/>
-          <w:sz w:val="18"/>
-          <w:highlight w:val="lightGray"/>
-        </w:rPr>
-        <w:t xml:space="preserve">: Persons Table -&gt; ID Column: 1, Name_En Column: Motasem Essam] -&gt; </w:t>
-      </w:r>
-      <w:r>
-        <w:rPr>
-          <w:rFonts w:ascii="Arial" w:eastAsia="Arial" w:hAnsi="Arial" w:cs="Arial"/>
-          <w:b/>
-          <w:color w:val="000000"/>
-          <w:sz w:val="18"/>
-          <w:highlight w:val="lightGray"/>
-        </w:rPr>
-        <w:t>From:</w:t>
-      </w:r>
-      <w:r>
-        <w:rPr>
-          <w:rFonts w:ascii="Arial" w:eastAsia="Arial" w:hAnsi="Arial" w:cs="Arial"/>
-          <w:color w:val="000000"/>
-          <w:sz w:val="18"/>
-          <w:highlight w:val="lightGray"/>
-        </w:rPr>
-        <w:t xml:space="preserve"> [Chatgpt (GPT-4-turbo)] </w:t>
-      </w:r>
-      <w:r>
-        <w:rPr>
-          <w:rFonts w:ascii="Arial" w:eastAsia="Arial" w:hAnsi="Arial" w:cs="Arial"/>
-          <w:b/>
-          <w:color w:val="000000"/>
-          <w:sz w:val="18"/>
-          <w:highlight w:val="lightGray"/>
-        </w:rPr>
-        <w:t>on</w:t>
-      </w:r>
-      <w:r>
-        <w:rPr>
-          <w:rFonts w:ascii="Arial" w:eastAsia="Arial" w:hAnsi="Arial"/>
-          <w:b/>
-          <w:sz w:val="18"/>
-          <w:highlight w:val="lightGray"/>
-        </w:rPr>
-        <w:t xml:space="preserve"> [8/4/2025]</w:t>
+          <w:rFonts w:ascii="Arial" w:hAnsi="Arial" w:eastAsia="Arial" w:cs="Arial"/>
+          <w:b/>
+          <w:i w:val="0"/>
+          <w:color w:val="000000"/>
+          <w:sz w:val="18"/>
+          <w:highlight w:val="lightGray"/>
+        </w:rPr>
+        <w:t>#</w:t>
+      </w:r>
+      <w:r>
+        <w:rPr>
+          <w:rFonts w:ascii="Arial" w:hAnsi="Arial" w:eastAsia="Arial" w:cs="Arial"/>
+          <w:b/>
+          <w:i w:val="0"/>
+          <w:color w:val="000000"/>
+          <w:sz w:val="18"/>
+          <w:highlight w:val="lightGray"/>
+        </w:rPr>
+        <w:t xml:space="preserve"> </w:t>
+      </w:r>
+      <w:r>
+        <w:rPr>
+          <w:rFonts w:ascii="Arial" w:hAnsi="Arial" w:eastAsia="Arial" w:cs="Arial"/>
+          <w:b/>
+          <w:i w:val="0"/>
+          <w:color w:val="000000"/>
+          <w:sz w:val="18"/>
+          <w:highlight w:val="lightGray"/>
+        </w:rPr>
+        <w:t>S</w:t>
+      </w:r>
+      <w:r>
+        <w:rPr>
+          <w:rFonts w:ascii="Arial" w:hAnsi="Arial" w:eastAsia="Arial" w:cs="Arial"/>
+          <w:b/>
+          <w:i w:val="0"/>
+          <w:color w:val="000000"/>
+          <w:sz w:val="18"/>
+          <w:highlight w:val="lightGray"/>
+        </w:rPr>
+        <w:t>o</w:t>
+      </w:r>
+      <w:r>
+        <w:rPr>
+          <w:rFonts w:ascii="Arial" w:hAnsi="Arial" w:eastAsia="Arial" w:cs="Arial"/>
+          <w:b/>
+          <w:i w:val="0"/>
+          <w:color w:val="000000"/>
+          <w:sz w:val="18"/>
+          <w:highlight w:val="lightGray"/>
+        </w:rPr>
+        <w:t>u</w:t>
+      </w:r>
+      <w:r>
+        <w:rPr>
+          <w:rFonts w:ascii="Arial" w:hAnsi="Arial" w:eastAsia="Arial" w:cs="Arial"/>
+          <w:b/>
+          <w:i w:val="0"/>
+          <w:color w:val="000000"/>
+          <w:sz w:val="18"/>
+          <w:highlight w:val="lightGray"/>
+        </w:rPr>
+        <w:t>r</w:t>
+      </w:r>
+      <w:r>
+        <w:rPr>
+          <w:rFonts w:ascii="Arial" w:hAnsi="Arial" w:eastAsia="Arial" w:cs="Arial"/>
+          <w:b/>
+          <w:i w:val="0"/>
+          <w:color w:val="000000"/>
+          <w:sz w:val="18"/>
+          <w:highlight w:val="lightGray"/>
+        </w:rPr>
+        <w:t>c</w:t>
+      </w:r>
+      <w:r>
+        <w:rPr>
+          <w:rFonts w:ascii="Arial" w:hAnsi="Arial" w:eastAsia="Arial" w:cs="Arial"/>
+          <w:b/>
+          <w:i w:val="0"/>
+          <w:color w:val="000000"/>
+          <w:sz w:val="18"/>
+          <w:highlight w:val="lightGray"/>
+        </w:rPr>
+        <w:t>e</w:t>
+      </w:r>
+      <w:r>
+        <w:rPr>
+          <w:rFonts w:ascii="Arial" w:hAnsi="Arial" w:eastAsia="Arial" w:cs="Arial"/>
+          <w:b/>
+          <w:i w:val="0"/>
+          <w:color w:val="000000"/>
+          <w:sz w:val="18"/>
+          <w:highlight w:val="lightGray"/>
+        </w:rPr>
+        <w:t>:</w:t>
+      </w:r>
+      <w:r>
+        <w:rPr>
+          <w:rFonts w:ascii="Arial" w:hAnsi="Arial" w:eastAsia="Arial" w:cs="Arial"/>
+          <w:b/>
+          <w:i w:val="0"/>
+          <w:color w:val="000000"/>
+          <w:sz w:val="18"/>
+          <w:highlight w:val="lightGray"/>
+        </w:rPr>
+        <w:t xml:space="preserve"> </w:t>
+      </w:r>
+      <w:r>
+        <w:rPr>
+          <w:rFonts w:ascii="Arial" w:hAnsi="Arial" w:eastAsia="Arial" w:cs="Arial"/>
+          <w:b/>
+          <w:i w:val="0"/>
+          <w:color w:val="000000"/>
+          <w:sz w:val="18"/>
+          <w:highlight w:val="lightGray"/>
+        </w:rPr>
+        <w:t>A</w:t>
+      </w:r>
+      <w:r>
+        <w:rPr>
+          <w:rFonts w:ascii="Arial" w:hAnsi="Arial" w:eastAsia="Arial" w:cs="Arial"/>
+          <w:b/>
+          <w:i w:val="0"/>
+          <w:color w:val="000000"/>
+          <w:sz w:val="18"/>
+          <w:highlight w:val="lightGray"/>
+        </w:rPr>
+        <w:t>I</w:t>
+      </w:r>
+      <w:r>
+        <w:rPr>
+          <w:rFonts w:ascii="Arial" w:hAnsi="Arial" w:eastAsia="Arial" w:cs="Arial"/>
+          <w:b/>
+          <w:i w:val="0"/>
+          <w:color w:val="000000"/>
+          <w:sz w:val="18"/>
+          <w:highlight w:val="lightGray"/>
+        </w:rPr>
+        <w:t xml:space="preserve"> </w:t>
+      </w:r>
+      <w:r>
+        <w:rPr>
+          <w:rFonts w:ascii="Arial" w:hAnsi="Arial" w:eastAsia="Arial" w:cs="Arial"/>
+          <w:b/>
+          <w:i w:val="0"/>
+          <w:color w:val="000000"/>
+          <w:sz w:val="18"/>
+          <w:highlight w:val="lightGray"/>
+        </w:rPr>
+        <w:t>S</w:t>
+      </w:r>
+      <w:r>
+        <w:rPr>
+          <w:rFonts w:ascii="Arial" w:hAnsi="Arial" w:eastAsia="Arial" w:cs="Arial"/>
+          <w:b/>
+          <w:i w:val="0"/>
+          <w:color w:val="000000"/>
+          <w:sz w:val="18"/>
+          <w:highlight w:val="lightGray"/>
+        </w:rPr>
+        <w:t>o</w:t>
+      </w:r>
+      <w:r>
+        <w:rPr>
+          <w:rFonts w:ascii="Arial" w:hAnsi="Arial" w:eastAsia="Arial" w:cs="Arial"/>
+          <w:b/>
+          <w:i w:val="0"/>
+          <w:color w:val="000000"/>
+          <w:sz w:val="18"/>
+          <w:highlight w:val="lightGray"/>
+        </w:rPr>
+        <w:t>u</w:t>
+      </w:r>
+      <w:r>
+        <w:rPr>
+          <w:rFonts w:ascii="Arial" w:hAnsi="Arial" w:eastAsia="Arial" w:cs="Arial"/>
+          <w:b/>
+          <w:i w:val="0"/>
+          <w:color w:val="000000"/>
+          <w:sz w:val="18"/>
+          <w:highlight w:val="lightGray"/>
+        </w:rPr>
+        <w:t>r</w:t>
+      </w:r>
+      <w:r>
+        <w:rPr>
+          <w:rFonts w:ascii="Arial" w:hAnsi="Arial" w:eastAsia="Arial" w:cs="Arial"/>
+          <w:b/>
+          <w:i w:val="0"/>
+          <w:color w:val="000000"/>
+          <w:sz w:val="18"/>
+          <w:highlight w:val="lightGray"/>
+        </w:rPr>
+        <w:t>c</w:t>
+      </w:r>
+      <w:r>
+        <w:rPr>
+          <w:rFonts w:ascii="Arial" w:hAnsi="Arial" w:eastAsia="Arial" w:cs="Arial"/>
+          <w:b/>
+          <w:i w:val="0"/>
+          <w:color w:val="000000"/>
+          <w:sz w:val="18"/>
+          <w:highlight w:val="lightGray"/>
+        </w:rPr>
+        <w:t>e</w:t>
+      </w:r>
+      <w:r>
+        <w:rPr>
+          <w:rFonts w:ascii="Arial" w:hAnsi="Arial" w:eastAsia="Arial" w:cs="Arial"/>
+          <w:b/>
+          <w:i w:val="0"/>
+          <w:color w:val="000000"/>
+          <w:sz w:val="18"/>
+          <w:highlight w:val="lightGray"/>
+        </w:rPr>
+        <w:t>:</w:t>
+      </w:r>
+      <w:r>
+        <w:rPr>
+          <w:rFonts w:ascii="Arial" w:hAnsi="Arial" w:eastAsia="Arial" w:cs="Arial"/>
+          <w:b/>
+          <w:i w:val="0"/>
+          <w:color w:val="000000"/>
+          <w:sz w:val="18"/>
+          <w:highlight w:val="lightGray"/>
+        </w:rPr>
+        <w:t xml:space="preserve"> </w:t>
+      </w:r>
+      <w:r>
+        <w:rPr>
+          <w:rFonts w:ascii="Arial" w:hAnsi="Arial" w:eastAsia="Arial" w:cs="Arial"/>
+          <w:b/>
+          <w:i w:val="0"/>
+          <w:color w:val="000000"/>
+          <w:sz w:val="18"/>
+          <w:highlight w:val="lightGray"/>
+        </w:rPr>
+        <w:t>P</w:t>
+      </w:r>
+      <w:r>
+        <w:rPr>
+          <w:rFonts w:ascii="Arial" w:hAnsi="Arial" w:eastAsia="Arial" w:cs="Arial"/>
+          <w:b/>
+          <w:i w:val="0"/>
+          <w:color w:val="000000"/>
+          <w:sz w:val="18"/>
+          <w:highlight w:val="lightGray"/>
+        </w:rPr>
+        <w:t>r</w:t>
+      </w:r>
+      <w:r>
+        <w:rPr>
+          <w:rFonts w:ascii="Arial" w:hAnsi="Arial" w:eastAsia="Arial" w:cs="Arial"/>
+          <w:b/>
+          <w:i w:val="0"/>
+          <w:color w:val="000000"/>
+          <w:sz w:val="18"/>
+          <w:highlight w:val="lightGray"/>
+        </w:rPr>
+        <w:t>o</w:t>
+      </w:r>
+      <w:r>
+        <w:rPr>
+          <w:rFonts w:ascii="Arial" w:hAnsi="Arial" w:eastAsia="Arial" w:cs="Arial"/>
+          <w:b/>
+          <w:i w:val="0"/>
+          <w:color w:val="000000"/>
+          <w:sz w:val="18"/>
+          <w:highlight w:val="lightGray"/>
+        </w:rPr>
+        <w:t>v</w:t>
+      </w:r>
+      <w:r>
+        <w:rPr>
+          <w:rFonts w:ascii="Arial" w:hAnsi="Arial" w:eastAsia="Arial" w:cs="Arial"/>
+          <w:b/>
+          <w:i w:val="0"/>
+          <w:color w:val="000000"/>
+          <w:sz w:val="18"/>
+          <w:highlight w:val="lightGray"/>
+        </w:rPr>
+        <w:t>i</w:t>
+      </w:r>
+      <w:r>
+        <w:rPr>
+          <w:rFonts w:ascii="Arial" w:hAnsi="Arial" w:eastAsia="Arial" w:cs="Arial"/>
+          <w:b/>
+          <w:i w:val="0"/>
+          <w:color w:val="000000"/>
+          <w:sz w:val="18"/>
+          <w:highlight w:val="lightGray"/>
+        </w:rPr>
+        <w:t>d</w:t>
+      </w:r>
+      <w:r>
+        <w:rPr>
+          <w:rFonts w:ascii="Arial" w:hAnsi="Arial" w:eastAsia="Arial" w:cs="Arial"/>
+          <w:b/>
+          <w:i w:val="0"/>
+          <w:color w:val="000000"/>
+          <w:sz w:val="18"/>
+          <w:highlight w:val="lightGray"/>
+        </w:rPr>
+        <w:t>e</w:t>
+      </w:r>
+      <w:r>
+        <w:rPr>
+          <w:rFonts w:ascii="Arial" w:hAnsi="Arial" w:eastAsia="Arial" w:cs="Arial"/>
+          <w:b/>
+          <w:i w:val="0"/>
+          <w:color w:val="000000"/>
+          <w:sz w:val="18"/>
+          <w:highlight w:val="lightGray"/>
+        </w:rPr>
+        <w:t>d</w:t>
+      </w:r>
+      <w:r>
+        <w:rPr>
+          <w:rFonts w:ascii="Arial" w:hAnsi="Arial" w:eastAsia="Arial" w:cs="Arial"/>
+          <w:b/>
+          <w:i w:val="0"/>
+          <w:color w:val="000000"/>
+          <w:sz w:val="18"/>
+          <w:highlight w:val="lightGray"/>
+        </w:rPr>
+        <w:t xml:space="preserve"> </w:t>
+      </w:r>
+      <w:r>
+        <w:rPr>
+          <w:rFonts w:ascii="Arial" w:hAnsi="Arial" w:eastAsia="Arial" w:cs="Arial"/>
+          <w:b/>
+          <w:i w:val="0"/>
+          <w:color w:val="000000"/>
+          <w:sz w:val="18"/>
+          <w:highlight w:val="lightGray"/>
+        </w:rPr>
+        <w:t>b</w:t>
+      </w:r>
+      <w:r>
+        <w:rPr>
+          <w:rFonts w:ascii="Arial" w:hAnsi="Arial" w:eastAsia="Arial" w:cs="Arial"/>
+          <w:b/>
+          <w:i w:val="0"/>
+          <w:color w:val="000000"/>
+          <w:sz w:val="18"/>
+          <w:highlight w:val="lightGray"/>
+        </w:rPr>
+        <w:t>y</w:t>
+      </w:r>
+      <w:r>
+        <w:rPr>
+          <w:rFonts w:ascii="Arial" w:hAnsi="Arial" w:eastAsia="Arial" w:cs="Arial"/>
+          <w:b/>
+          <w:i w:val="0"/>
+          <w:color w:val="000000"/>
+          <w:sz w:val="18"/>
+          <w:highlight w:val="lightGray"/>
+        </w:rPr>
+        <w:t>:</w:t>
+      </w:r>
+      <w:r>
+        <w:rPr>
+          <w:rFonts w:ascii="Arial" w:hAnsi="Arial" w:eastAsia="Arial" w:cs="Arial"/>
+          <w:b/>
+          <w:i w:val="0"/>
+          <w:color w:val="000000"/>
+          <w:sz w:val="18"/>
+          <w:highlight w:val="lightGray"/>
+        </w:rPr>
+        <w:t xml:space="preserve"> </w:t>
+      </w:r>
+      <w:r>
+        <w:rPr>
+          <w:rFonts w:ascii="Arial" w:hAnsi="Arial" w:eastAsia="Arial" w:cs="Arial"/>
+          <w:b/>
+          <w:i w:val="0"/>
+          <w:color w:val="000000"/>
+          <w:sz w:val="18"/>
+          <w:highlight w:val="lightGray"/>
+        </w:rPr>
+        <w:t>[</w:t>
+      </w:r>
+      <w:r>
+        <w:rPr>
+          <w:rFonts w:ascii="Arial" w:hAnsi="Arial" w:eastAsia="Arial" w:cs="Arial"/>
+          <w:b/>
+          <w:i w:val="0"/>
+          <w:color w:val="000000"/>
+          <w:sz w:val="18"/>
+          <w:highlight w:val="lightGray"/>
+        </w:rPr>
+        <w:t>D</w:t>
+      </w:r>
+      <w:r>
+        <w:rPr>
+          <w:rFonts w:ascii="Arial" w:hAnsi="Arial" w:eastAsia="Arial" w:cs="Arial"/>
+          <w:b/>
+          <w:i w:val="0"/>
+          <w:color w:val="000000"/>
+          <w:sz w:val="18"/>
+          <w:highlight w:val="lightGray"/>
+        </w:rPr>
+        <w:t>a</w:t>
+      </w:r>
+      <w:r>
+        <w:rPr>
+          <w:rFonts w:ascii="Arial" w:hAnsi="Arial" w:eastAsia="Arial" w:cs="Arial"/>
+          <w:b/>
+          <w:i w:val="0"/>
+          <w:color w:val="000000"/>
+          <w:sz w:val="18"/>
+          <w:highlight w:val="lightGray"/>
+        </w:rPr>
+        <w:t>t</w:t>
+      </w:r>
+      <w:r>
+        <w:rPr>
+          <w:rFonts w:ascii="Arial" w:hAnsi="Arial" w:eastAsia="Arial" w:cs="Arial"/>
+          <w:b/>
+          <w:i w:val="0"/>
+          <w:color w:val="000000"/>
+          <w:sz w:val="18"/>
+          <w:highlight w:val="lightGray"/>
+        </w:rPr>
+        <w:t>a</w:t>
+      </w:r>
+      <w:r>
+        <w:rPr>
+          <w:rFonts w:ascii="Arial" w:hAnsi="Arial" w:eastAsia="Arial" w:cs="Arial"/>
+          <w:b/>
+          <w:i w:val="0"/>
+          <w:color w:val="000000"/>
+          <w:sz w:val="18"/>
+          <w:highlight w:val="lightGray"/>
+        </w:rPr>
+        <w:t xml:space="preserve"> </w:t>
+      </w:r>
+      <w:r>
+        <w:rPr>
+          <w:rFonts w:ascii="Arial" w:hAnsi="Arial" w:eastAsia="Arial" w:cs="Arial"/>
+          <w:b/>
+          <w:i w:val="0"/>
+          <w:color w:val="000000"/>
+          <w:sz w:val="18"/>
+          <w:highlight w:val="lightGray"/>
+        </w:rPr>
+        <w:t>P</w:t>
+      </w:r>
+      <w:r>
+        <w:rPr>
+          <w:rFonts w:ascii="Arial" w:hAnsi="Arial" w:eastAsia="Arial" w:cs="Arial"/>
+          <w:b/>
+          <w:i w:val="0"/>
+          <w:color w:val="000000"/>
+          <w:sz w:val="18"/>
+          <w:highlight w:val="lightGray"/>
+        </w:rPr>
+        <w:t>a</w:t>
+      </w:r>
+      <w:r>
+        <w:rPr>
+          <w:rFonts w:ascii="Arial" w:hAnsi="Arial" w:eastAsia="Arial" w:cs="Arial"/>
+          <w:b/>
+          <w:i w:val="0"/>
+          <w:color w:val="000000"/>
+          <w:sz w:val="18"/>
+          <w:highlight w:val="lightGray"/>
+        </w:rPr>
+        <w:t>t</w:t>
+      </w:r>
+      <w:r>
+        <w:rPr>
+          <w:rFonts w:ascii="Arial" w:hAnsi="Arial" w:eastAsia="Arial" w:cs="Arial"/>
+          <w:b/>
+          <w:i w:val="0"/>
+          <w:color w:val="000000"/>
+          <w:sz w:val="18"/>
+          <w:highlight w:val="lightGray"/>
+        </w:rPr>
+        <w:t>h</w:t>
+      </w:r>
+      <w:r>
+        <w:rPr>
+          <w:rFonts w:ascii="Arial" w:hAnsi="Arial" w:eastAsia="Arial" w:cs="Arial"/>
+          <w:b w:val="0"/>
+          <w:i w:val="0"/>
+          <w:color w:val="000000"/>
+          <w:sz w:val="18"/>
+          <w:highlight w:val="lightGray"/>
+        </w:rPr>
+        <w:t>:</w:t>
+      </w:r>
+      <w:r>
+        <w:rPr>
+          <w:rFonts w:ascii="Arial" w:hAnsi="Arial" w:eastAsia="Arial" w:cs="Arial"/>
+          <w:b w:val="0"/>
+          <w:i w:val="0"/>
+          <w:color w:val="000000"/>
+          <w:sz w:val="18"/>
+          <w:highlight w:val="lightGray"/>
+        </w:rPr>
+        <w:t xml:space="preserve"> </w:t>
+      </w:r>
+      <w:r>
+        <w:rPr>
+          <w:rFonts w:ascii="Arial" w:hAnsi="Arial" w:eastAsia="Arial" w:cs="Arial"/>
+          <w:b w:val="0"/>
+          <w:i w:val="0"/>
+          <w:color w:val="000000"/>
+          <w:sz w:val="18"/>
+          <w:highlight w:val="lightGray"/>
+        </w:rPr>
+        <w:t>P</w:t>
+      </w:r>
+      <w:r>
+        <w:rPr>
+          <w:rFonts w:ascii="Arial" w:hAnsi="Arial" w:eastAsia="Arial" w:cs="Arial"/>
+          <w:b w:val="0"/>
+          <w:i w:val="0"/>
+          <w:color w:val="000000"/>
+          <w:sz w:val="18"/>
+          <w:highlight w:val="lightGray"/>
+        </w:rPr>
+        <w:t>e</w:t>
+      </w:r>
+      <w:r>
+        <w:rPr>
+          <w:rFonts w:ascii="Arial" w:hAnsi="Arial" w:eastAsia="Arial" w:cs="Arial"/>
+          <w:b w:val="0"/>
+          <w:i w:val="0"/>
+          <w:color w:val="000000"/>
+          <w:sz w:val="18"/>
+          <w:highlight w:val="lightGray"/>
+        </w:rPr>
+        <w:t>r</w:t>
+      </w:r>
+      <w:r>
+        <w:rPr>
+          <w:rFonts w:ascii="Arial" w:hAnsi="Arial" w:eastAsia="Arial" w:cs="Arial"/>
+          <w:b w:val="0"/>
+          <w:i w:val="0"/>
+          <w:color w:val="000000"/>
+          <w:sz w:val="18"/>
+          <w:highlight w:val="lightGray"/>
+        </w:rPr>
+        <w:t>s</w:t>
+      </w:r>
+      <w:r>
+        <w:rPr>
+          <w:rFonts w:ascii="Arial" w:hAnsi="Arial" w:eastAsia="Arial" w:cs="Arial"/>
+          <w:b w:val="0"/>
+          <w:i w:val="0"/>
+          <w:color w:val="000000"/>
+          <w:sz w:val="18"/>
+          <w:highlight w:val="lightGray"/>
+        </w:rPr>
+        <w:t>o</w:t>
+      </w:r>
+      <w:r>
+        <w:rPr>
+          <w:rFonts w:ascii="Arial" w:hAnsi="Arial" w:eastAsia="Arial" w:cs="Arial"/>
+          <w:b w:val="0"/>
+          <w:i w:val="0"/>
+          <w:color w:val="000000"/>
+          <w:sz w:val="18"/>
+          <w:highlight w:val="lightGray"/>
+        </w:rPr>
+        <w:t>n</w:t>
+      </w:r>
+      <w:r>
+        <w:rPr>
+          <w:rFonts w:ascii="Arial" w:hAnsi="Arial" w:eastAsia="Arial" w:cs="Arial"/>
+          <w:b w:val="0"/>
+          <w:i w:val="0"/>
+          <w:color w:val="000000"/>
+          <w:sz w:val="18"/>
+          <w:highlight w:val="lightGray"/>
+        </w:rPr>
+        <w:t>s</w:t>
+      </w:r>
+      <w:r>
+        <w:rPr>
+          <w:rFonts w:ascii="Arial" w:hAnsi="Arial" w:eastAsia="Arial" w:cs="Arial"/>
+          <w:b w:val="0"/>
+          <w:i w:val="0"/>
+          <w:color w:val="000000"/>
+          <w:sz w:val="18"/>
+          <w:highlight w:val="lightGray"/>
+        </w:rPr>
+        <w:t xml:space="preserve"> </w:t>
+      </w:r>
+      <w:r>
+        <w:rPr>
+          <w:rFonts w:ascii="Arial" w:hAnsi="Arial" w:eastAsia="Arial" w:cs="Arial"/>
+          <w:b w:val="0"/>
+          <w:i w:val="0"/>
+          <w:color w:val="000000"/>
+          <w:sz w:val="18"/>
+          <w:highlight w:val="lightGray"/>
+        </w:rPr>
+        <w:t>T</w:t>
+      </w:r>
+      <w:r>
+        <w:rPr>
+          <w:rFonts w:ascii="Arial" w:hAnsi="Arial" w:eastAsia="Arial" w:cs="Arial"/>
+          <w:b w:val="0"/>
+          <w:i w:val="0"/>
+          <w:color w:val="000000"/>
+          <w:sz w:val="18"/>
+          <w:highlight w:val="lightGray"/>
+        </w:rPr>
+        <w:t>a</w:t>
+      </w:r>
+      <w:r>
+        <w:rPr>
+          <w:rFonts w:ascii="Arial" w:hAnsi="Arial" w:eastAsia="Arial" w:cs="Arial"/>
+          <w:b w:val="0"/>
+          <w:i w:val="0"/>
+          <w:color w:val="000000"/>
+          <w:sz w:val="18"/>
+          <w:highlight w:val="lightGray"/>
+        </w:rPr>
+        <w:t>b</w:t>
+      </w:r>
+      <w:r>
+        <w:rPr>
+          <w:rFonts w:ascii="Arial" w:hAnsi="Arial" w:eastAsia="Arial" w:cs="Arial"/>
+          <w:b w:val="0"/>
+          <w:i w:val="0"/>
+          <w:color w:val="000000"/>
+          <w:sz w:val="18"/>
+          <w:highlight w:val="lightGray"/>
+        </w:rPr>
+        <w:t>l</w:t>
+      </w:r>
+      <w:r>
+        <w:rPr>
+          <w:rFonts w:ascii="Arial" w:hAnsi="Arial" w:eastAsia="Arial" w:cs="Arial"/>
+          <w:b w:val="0"/>
+          <w:i w:val="0"/>
+          <w:color w:val="000000"/>
+          <w:sz w:val="18"/>
+          <w:highlight w:val="lightGray"/>
+        </w:rPr>
+        <w:t>e</w:t>
+      </w:r>
+      <w:r>
+        <w:rPr>
+          <w:rFonts w:ascii="Arial" w:hAnsi="Arial" w:eastAsia="Arial" w:cs="Arial"/>
+          <w:b w:val="0"/>
+          <w:i w:val="0"/>
+          <w:color w:val="000000"/>
+          <w:sz w:val="18"/>
+          <w:highlight w:val="lightGray"/>
+        </w:rPr>
+        <w:t xml:space="preserve"> </w:t>
+      </w:r>
+      <w:r>
+        <w:rPr>
+          <w:rFonts w:ascii="Arial" w:hAnsi="Arial" w:eastAsia="Arial" w:cs="Arial"/>
+          <w:b w:val="0"/>
+          <w:i w:val="0"/>
+          <w:color w:val="000000"/>
+          <w:sz w:val="18"/>
+          <w:highlight w:val="lightGray"/>
+        </w:rPr>
+        <w:t>-</w:t>
+      </w:r>
+      <w:r>
+        <w:rPr>
+          <w:rFonts w:ascii="Arial" w:hAnsi="Arial" w:eastAsia="Arial" w:cs="Arial"/>
+          <w:b w:val="0"/>
+          <w:i w:val="0"/>
+          <w:color w:val="000000"/>
+          <w:sz w:val="18"/>
+          <w:highlight w:val="lightGray"/>
+        </w:rPr>
+        <w:t>&gt;</w:t>
+      </w:r>
+      <w:r>
+        <w:rPr>
+          <w:rFonts w:ascii="Arial" w:hAnsi="Arial" w:eastAsia="Arial" w:cs="Arial"/>
+          <w:b w:val="0"/>
+          <w:i w:val="0"/>
+          <w:color w:val="000000"/>
+          <w:sz w:val="18"/>
+          <w:highlight w:val="lightGray"/>
+        </w:rPr>
+        <w:t xml:space="preserve"> </w:t>
+      </w:r>
+      <w:r>
+        <w:rPr>
+          <w:rFonts w:ascii="Arial" w:hAnsi="Arial" w:eastAsia="Arial" w:cs="Arial"/>
+          <w:b w:val="0"/>
+          <w:i w:val="0"/>
+          <w:color w:val="000000"/>
+          <w:sz w:val="18"/>
+          <w:highlight w:val="lightGray"/>
+        </w:rPr>
+        <w:t>I</w:t>
+      </w:r>
+      <w:r>
+        <w:rPr>
+          <w:rFonts w:ascii="Arial" w:hAnsi="Arial" w:eastAsia="Arial" w:cs="Arial"/>
+          <w:b w:val="0"/>
+          <w:i w:val="0"/>
+          <w:color w:val="000000"/>
+          <w:sz w:val="18"/>
+          <w:highlight w:val="lightGray"/>
+        </w:rPr>
+        <w:t>D</w:t>
+      </w:r>
+      <w:r>
+        <w:rPr>
+          <w:rFonts w:ascii="Arial" w:hAnsi="Arial" w:eastAsia="Arial" w:cs="Arial"/>
+          <w:b w:val="0"/>
+          <w:i w:val="0"/>
+          <w:color w:val="000000"/>
+          <w:sz w:val="18"/>
+          <w:highlight w:val="lightGray"/>
+        </w:rPr>
+        <w:t xml:space="preserve"> </w:t>
+      </w:r>
+      <w:r>
+        <w:rPr>
+          <w:rFonts w:ascii="Arial" w:hAnsi="Arial" w:eastAsia="Arial" w:cs="Arial"/>
+          <w:b w:val="0"/>
+          <w:i w:val="0"/>
+          <w:color w:val="000000"/>
+          <w:sz w:val="18"/>
+          <w:highlight w:val="lightGray"/>
+        </w:rPr>
+        <w:t>C</w:t>
+      </w:r>
+      <w:r>
+        <w:rPr>
+          <w:rFonts w:ascii="Arial" w:hAnsi="Arial" w:eastAsia="Arial" w:cs="Arial"/>
+          <w:b w:val="0"/>
+          <w:i w:val="0"/>
+          <w:color w:val="000000"/>
+          <w:sz w:val="18"/>
+          <w:highlight w:val="lightGray"/>
+        </w:rPr>
+        <w:t>o</w:t>
+      </w:r>
+      <w:r>
+        <w:rPr>
+          <w:rFonts w:ascii="Arial" w:hAnsi="Arial" w:eastAsia="Arial" w:cs="Arial"/>
+          <w:b w:val="0"/>
+          <w:i w:val="0"/>
+          <w:color w:val="000000"/>
+          <w:sz w:val="18"/>
+          <w:highlight w:val="lightGray"/>
+        </w:rPr>
+        <w:t>l</w:t>
+      </w:r>
+      <w:r>
+        <w:rPr>
+          <w:rFonts w:ascii="Arial" w:hAnsi="Arial" w:eastAsia="Arial" w:cs="Arial"/>
+          <w:b w:val="0"/>
+          <w:i w:val="0"/>
+          <w:color w:val="000000"/>
+          <w:sz w:val="18"/>
+          <w:highlight w:val="lightGray"/>
+        </w:rPr>
+        <w:t>u</w:t>
+      </w:r>
+      <w:r>
+        <w:rPr>
+          <w:rFonts w:ascii="Arial" w:hAnsi="Arial" w:eastAsia="Arial" w:cs="Arial"/>
+          <w:b w:val="0"/>
+          <w:i w:val="0"/>
+          <w:color w:val="000000"/>
+          <w:sz w:val="18"/>
+          <w:highlight w:val="lightGray"/>
+        </w:rPr>
+        <w:t>m</w:t>
+      </w:r>
+      <w:r>
+        <w:rPr>
+          <w:rFonts w:ascii="Arial" w:hAnsi="Arial" w:eastAsia="Arial" w:cs="Arial"/>
+          <w:b w:val="0"/>
+          <w:i w:val="0"/>
+          <w:color w:val="000000"/>
+          <w:sz w:val="18"/>
+          <w:highlight w:val="lightGray"/>
+        </w:rPr>
+        <w:t>n</w:t>
+      </w:r>
+      <w:r>
+        <w:rPr>
+          <w:rFonts w:ascii="Arial" w:hAnsi="Arial" w:eastAsia="Arial" w:cs="Arial"/>
+          <w:b w:val="0"/>
+          <w:i w:val="0"/>
+          <w:color w:val="000000"/>
+          <w:sz w:val="18"/>
+          <w:highlight w:val="lightGray"/>
+        </w:rPr>
+        <w:t>:</w:t>
+      </w:r>
+      <w:r>
+        <w:rPr>
+          <w:rFonts w:ascii="Arial" w:hAnsi="Arial" w:eastAsia="Arial" w:cs="Arial"/>
+          <w:b w:val="0"/>
+          <w:i w:val="0"/>
+          <w:color w:val="000000"/>
+          <w:sz w:val="18"/>
+          <w:highlight w:val="lightGray"/>
+        </w:rPr>
+        <w:t xml:space="preserve"> </w:t>
+      </w:r>
+      <w:r>
+        <w:rPr>
+          <w:rFonts w:ascii="Arial" w:hAnsi="Arial" w:eastAsia="Arial" w:cs="Arial"/>
+          <w:b w:val="0"/>
+          <w:i w:val="0"/>
+          <w:color w:val="000000"/>
+          <w:sz w:val="18"/>
+          <w:highlight w:val="lightGray"/>
+        </w:rPr>
+        <w:t>1</w:t>
+      </w:r>
+      <w:r>
+        <w:rPr>
+          <w:rFonts w:ascii="Arial" w:hAnsi="Arial" w:eastAsia="Arial" w:cs="Arial"/>
+          <w:b w:val="0"/>
+          <w:i w:val="0"/>
+          <w:color w:val="000000"/>
+          <w:sz w:val="18"/>
+          <w:highlight w:val="lightGray"/>
+        </w:rPr>
+        <w:t>,</w:t>
+      </w:r>
+      <w:r>
+        <w:rPr>
+          <w:rFonts w:ascii="Arial" w:hAnsi="Arial" w:eastAsia="Arial" w:cs="Arial"/>
+          <w:b w:val="0"/>
+          <w:i w:val="0"/>
+          <w:color w:val="000000"/>
+          <w:sz w:val="18"/>
+          <w:highlight w:val="lightGray"/>
+        </w:rPr>
+        <w:t xml:space="preserve"> </w:t>
+      </w:r>
+      <w:r>
+        <w:rPr>
+          <w:rFonts w:ascii="Arial" w:hAnsi="Arial" w:eastAsia="Arial" w:cs="Arial"/>
+          <w:b w:val="0"/>
+          <w:i w:val="0"/>
+          <w:color w:val="000000"/>
+          <w:sz w:val="18"/>
+          <w:highlight w:val="lightGray"/>
+        </w:rPr>
+        <w:t>N</w:t>
+      </w:r>
+      <w:r>
+        <w:rPr>
+          <w:rFonts w:ascii="Arial" w:hAnsi="Arial" w:eastAsia="Arial" w:cs="Arial"/>
+          <w:b w:val="0"/>
+          <w:i w:val="0"/>
+          <w:color w:val="000000"/>
+          <w:sz w:val="18"/>
+          <w:highlight w:val="lightGray"/>
+        </w:rPr>
+        <w:t>a</w:t>
+      </w:r>
+      <w:r>
+        <w:rPr>
+          <w:rFonts w:ascii="Arial" w:hAnsi="Arial" w:eastAsia="Arial" w:cs="Arial"/>
+          <w:b w:val="0"/>
+          <w:i w:val="0"/>
+          <w:color w:val="000000"/>
+          <w:sz w:val="18"/>
+          <w:highlight w:val="lightGray"/>
+        </w:rPr>
+        <w:t>m</w:t>
+      </w:r>
+      <w:r>
+        <w:rPr>
+          <w:rFonts w:ascii="Arial" w:hAnsi="Arial" w:eastAsia="Arial" w:cs="Arial"/>
+          <w:b w:val="0"/>
+          <w:i w:val="0"/>
+          <w:color w:val="000000"/>
+          <w:sz w:val="18"/>
+          <w:highlight w:val="lightGray"/>
+        </w:rPr>
+        <w:t>e</w:t>
+      </w:r>
+      <w:r>
+        <w:rPr>
+          <w:rFonts w:ascii="Arial" w:hAnsi="Arial" w:eastAsia="Arial" w:cs="Arial"/>
+          <w:b w:val="0"/>
+          <w:i w:val="0"/>
+          <w:color w:val="000000"/>
+          <w:sz w:val="18"/>
+          <w:highlight w:val="lightGray"/>
+        </w:rPr>
+        <w:t>_</w:t>
+      </w:r>
+      <w:r>
+        <w:rPr>
+          <w:rFonts w:ascii="Arial" w:hAnsi="Arial" w:eastAsia="Arial" w:cs="Arial"/>
+          <w:b w:val="0"/>
+          <w:i w:val="0"/>
+          <w:color w:val="000000"/>
+          <w:sz w:val="18"/>
+          <w:highlight w:val="lightGray"/>
+        </w:rPr>
+        <w:t>E</w:t>
+      </w:r>
+      <w:r>
+        <w:rPr>
+          <w:rFonts w:ascii="Arial" w:hAnsi="Arial" w:eastAsia="Arial" w:cs="Arial"/>
+          <w:b w:val="0"/>
+          <w:i w:val="0"/>
+          <w:color w:val="000000"/>
+          <w:sz w:val="18"/>
+          <w:highlight w:val="lightGray"/>
+        </w:rPr>
+        <w:t>n</w:t>
+      </w:r>
+      <w:r>
+        <w:rPr>
+          <w:rFonts w:ascii="Arial" w:hAnsi="Arial" w:eastAsia="Arial" w:cs="Arial"/>
+          <w:b w:val="0"/>
+          <w:i w:val="0"/>
+          <w:color w:val="000000"/>
+          <w:sz w:val="18"/>
+          <w:highlight w:val="lightGray"/>
+        </w:rPr>
+        <w:t xml:space="preserve"> </w:t>
+      </w:r>
+      <w:r>
+        <w:rPr>
+          <w:rFonts w:ascii="Arial" w:hAnsi="Arial" w:eastAsia="Arial" w:cs="Arial"/>
+          <w:b w:val="0"/>
+          <w:i w:val="0"/>
+          <w:color w:val="000000"/>
+          <w:sz w:val="18"/>
+          <w:highlight w:val="lightGray"/>
+        </w:rPr>
+        <w:t>C</w:t>
+      </w:r>
+      <w:r>
+        <w:rPr>
+          <w:rFonts w:ascii="Arial" w:hAnsi="Arial" w:eastAsia="Arial" w:cs="Arial"/>
+          <w:b w:val="0"/>
+          <w:i w:val="0"/>
+          <w:color w:val="000000"/>
+          <w:sz w:val="18"/>
+          <w:highlight w:val="lightGray"/>
+        </w:rPr>
+        <w:t>o</w:t>
+      </w:r>
+      <w:r>
+        <w:rPr>
+          <w:rFonts w:ascii="Arial" w:hAnsi="Arial" w:eastAsia="Arial" w:cs="Arial"/>
+          <w:b w:val="0"/>
+          <w:i w:val="0"/>
+          <w:color w:val="000000"/>
+          <w:sz w:val="18"/>
+          <w:highlight w:val="lightGray"/>
+        </w:rPr>
+        <w:t>l</w:t>
+      </w:r>
+      <w:r>
+        <w:rPr>
+          <w:rFonts w:ascii="Arial" w:hAnsi="Arial" w:eastAsia="Arial" w:cs="Arial"/>
+          <w:b w:val="0"/>
+          <w:i w:val="0"/>
+          <w:color w:val="000000"/>
+          <w:sz w:val="18"/>
+          <w:highlight w:val="lightGray"/>
+        </w:rPr>
+        <w:t>u</w:t>
+      </w:r>
+      <w:r>
+        <w:rPr>
+          <w:rFonts w:ascii="Arial" w:hAnsi="Arial" w:eastAsia="Arial" w:cs="Arial"/>
+          <w:b w:val="0"/>
+          <w:i w:val="0"/>
+          <w:color w:val="000000"/>
+          <w:sz w:val="18"/>
+          <w:highlight w:val="lightGray"/>
+        </w:rPr>
+        <w:t>m</w:t>
+      </w:r>
+      <w:r>
+        <w:rPr>
+          <w:rFonts w:ascii="Arial" w:hAnsi="Arial" w:eastAsia="Arial" w:cs="Arial"/>
+          <w:b w:val="0"/>
+          <w:i w:val="0"/>
+          <w:color w:val="000000"/>
+          <w:sz w:val="18"/>
+          <w:highlight w:val="lightGray"/>
+        </w:rPr>
+        <w:t>n</w:t>
+      </w:r>
+      <w:r>
+        <w:rPr>
+          <w:rFonts w:ascii="Arial" w:hAnsi="Arial" w:eastAsia="Arial" w:cs="Arial"/>
+          <w:b w:val="0"/>
+          <w:i w:val="0"/>
+          <w:color w:val="000000"/>
+          <w:sz w:val="18"/>
+          <w:highlight w:val="lightGray"/>
+        </w:rPr>
+        <w:t>:</w:t>
+      </w:r>
+      <w:r>
+        <w:rPr>
+          <w:rFonts w:ascii="Arial" w:hAnsi="Arial" w:eastAsia="Arial" w:cs="Arial"/>
+          <w:b w:val="0"/>
+          <w:i w:val="0"/>
+          <w:color w:val="000000"/>
+          <w:sz w:val="18"/>
+          <w:highlight w:val="lightGray"/>
+        </w:rPr>
+        <w:t xml:space="preserve"> </w:t>
+      </w:r>
+      <w:r>
+        <w:rPr>
+          <w:rFonts w:ascii="Arial" w:hAnsi="Arial" w:eastAsia="Arial" w:cs="Arial"/>
+          <w:b w:val="0"/>
+          <w:i w:val="0"/>
+          <w:color w:val="000000"/>
+          <w:sz w:val="18"/>
+          <w:highlight w:val="lightGray"/>
+        </w:rPr>
+        <w:t>M</w:t>
+      </w:r>
+      <w:r>
+        <w:rPr>
+          <w:rFonts w:ascii="Arial" w:hAnsi="Arial" w:eastAsia="Arial" w:cs="Arial"/>
+          <w:b w:val="0"/>
+          <w:i w:val="0"/>
+          <w:color w:val="000000"/>
+          <w:sz w:val="18"/>
+          <w:highlight w:val="lightGray"/>
+        </w:rPr>
+        <w:t>o</w:t>
+      </w:r>
+      <w:r>
+        <w:rPr>
+          <w:rFonts w:ascii="Arial" w:hAnsi="Arial" w:eastAsia="Arial" w:cs="Arial"/>
+          <w:b w:val="0"/>
+          <w:i w:val="0"/>
+          <w:color w:val="000000"/>
+          <w:sz w:val="18"/>
+          <w:highlight w:val="lightGray"/>
+        </w:rPr>
+        <w:t>t</w:t>
+      </w:r>
+      <w:r>
+        <w:rPr>
+          <w:rFonts w:ascii="Arial" w:hAnsi="Arial" w:eastAsia="Arial" w:cs="Arial"/>
+          <w:b w:val="0"/>
+          <w:i w:val="0"/>
+          <w:color w:val="000000"/>
+          <w:sz w:val="18"/>
+          <w:highlight w:val="lightGray"/>
+        </w:rPr>
+        <w:t>a</w:t>
+      </w:r>
+      <w:r>
+        <w:rPr>
+          <w:rFonts w:ascii="Arial" w:hAnsi="Arial" w:eastAsia="Arial" w:cs="Arial"/>
+          <w:b w:val="0"/>
+          <w:i w:val="0"/>
+          <w:color w:val="000000"/>
+          <w:sz w:val="18"/>
+          <w:highlight w:val="lightGray"/>
+        </w:rPr>
+        <w:t>s</w:t>
+      </w:r>
+      <w:r>
+        <w:rPr>
+          <w:rFonts w:ascii="Arial" w:hAnsi="Arial" w:eastAsia="Arial" w:cs="Arial"/>
+          <w:b w:val="0"/>
+          <w:i w:val="0"/>
+          <w:color w:val="000000"/>
+          <w:sz w:val="18"/>
+          <w:highlight w:val="lightGray"/>
+        </w:rPr>
+        <w:t>e</w:t>
+      </w:r>
+      <w:r>
+        <w:rPr>
+          <w:rFonts w:ascii="Arial" w:hAnsi="Arial" w:eastAsia="Arial" w:cs="Arial"/>
+          <w:b w:val="0"/>
+          <w:i w:val="0"/>
+          <w:color w:val="000000"/>
+          <w:sz w:val="18"/>
+          <w:highlight w:val="lightGray"/>
+        </w:rPr>
+        <w:t>m</w:t>
+      </w:r>
+      <w:r>
+        <w:rPr>
+          <w:rFonts w:ascii="Arial" w:hAnsi="Arial" w:eastAsia="Arial" w:cs="Arial"/>
+          <w:b w:val="0"/>
+          <w:i w:val="0"/>
+          <w:color w:val="000000"/>
+          <w:sz w:val="18"/>
+          <w:highlight w:val="lightGray"/>
+        </w:rPr>
+        <w:t xml:space="preserve"> </w:t>
+      </w:r>
+      <w:r>
+        <w:rPr>
+          <w:rFonts w:ascii="Arial" w:hAnsi="Arial" w:eastAsia="Arial" w:cs="Arial"/>
+          <w:b w:val="0"/>
+          <w:i w:val="0"/>
+          <w:color w:val="000000"/>
+          <w:sz w:val="18"/>
+          <w:highlight w:val="lightGray"/>
+        </w:rPr>
+        <w:t>E</w:t>
+      </w:r>
+      <w:r>
+        <w:rPr>
+          <w:rFonts w:ascii="Arial" w:hAnsi="Arial" w:eastAsia="Arial" w:cs="Arial"/>
+          <w:b w:val="0"/>
+          <w:i w:val="0"/>
+          <w:color w:val="000000"/>
+          <w:sz w:val="18"/>
+          <w:highlight w:val="lightGray"/>
+        </w:rPr>
+        <w:t>s</w:t>
+      </w:r>
+      <w:r>
+        <w:rPr>
+          <w:rFonts w:ascii="Arial" w:hAnsi="Arial" w:eastAsia="Arial" w:cs="Arial"/>
+          <w:b w:val="0"/>
+          <w:i w:val="0"/>
+          <w:color w:val="000000"/>
+          <w:sz w:val="18"/>
+          <w:highlight w:val="lightGray"/>
+        </w:rPr>
+        <w:t>s</w:t>
+      </w:r>
+      <w:r>
+        <w:rPr>
+          <w:rFonts w:ascii="Arial" w:hAnsi="Arial" w:eastAsia="Arial" w:cs="Arial"/>
+          <w:b w:val="0"/>
+          <w:i w:val="0"/>
+          <w:color w:val="000000"/>
+          <w:sz w:val="18"/>
+          <w:highlight w:val="lightGray"/>
+        </w:rPr>
+        <w:t>a</w:t>
+      </w:r>
+      <w:r>
+        <w:rPr>
+          <w:rFonts w:ascii="Arial" w:hAnsi="Arial" w:eastAsia="Arial" w:cs="Arial"/>
+          <w:b w:val="0"/>
+          <w:i w:val="0"/>
+          <w:color w:val="000000"/>
+          <w:sz w:val="18"/>
+          <w:highlight w:val="lightGray"/>
+        </w:rPr>
+        <w:t>m</w:t>
+      </w:r>
+      <w:r>
+        <w:rPr>
+          <w:rFonts w:ascii="Arial" w:hAnsi="Arial" w:eastAsia="Arial" w:cs="Arial"/>
+          <w:b w:val="0"/>
+          <w:i w:val="0"/>
+          <w:color w:val="000000"/>
+          <w:sz w:val="18"/>
+          <w:highlight w:val="lightGray"/>
+        </w:rPr>
+        <w:t>]</w:t>
+      </w:r>
+      <w:r>
+        <w:rPr>
+          <w:rFonts w:ascii="Arial" w:hAnsi="Arial" w:eastAsia="Arial" w:cs="Arial"/>
+          <w:b w:val="0"/>
+          <w:i w:val="0"/>
+          <w:color w:val="000000"/>
+          <w:sz w:val="18"/>
+          <w:highlight w:val="lightGray"/>
+        </w:rPr>
+        <w:t xml:space="preserve"> </w:t>
+      </w:r>
+      <w:r>
+        <w:rPr>
+          <w:rFonts w:ascii="Arial" w:hAnsi="Arial" w:eastAsia="Arial" w:cs="Arial"/>
+          <w:b w:val="0"/>
+          <w:i w:val="0"/>
+          <w:color w:val="000000"/>
+          <w:sz w:val="18"/>
+          <w:highlight w:val="lightGray"/>
+        </w:rPr>
+        <w:t>-</w:t>
+      </w:r>
+      <w:r>
+        <w:rPr>
+          <w:rFonts w:ascii="Arial" w:hAnsi="Arial" w:eastAsia="Arial" w:cs="Arial"/>
+          <w:b w:val="0"/>
+          <w:i w:val="0"/>
+          <w:color w:val="000000"/>
+          <w:sz w:val="18"/>
+          <w:highlight w:val="lightGray"/>
+        </w:rPr>
+        <w:t>&gt;</w:t>
+      </w:r>
+      <w:r>
+        <w:rPr>
+          <w:rFonts w:ascii="Arial" w:hAnsi="Arial" w:eastAsia="Arial" w:cs="Arial"/>
+          <w:b w:val="0"/>
+          <w:i w:val="0"/>
+          <w:color w:val="000000"/>
+          <w:sz w:val="18"/>
+          <w:highlight w:val="lightGray"/>
+        </w:rPr>
+        <w:t xml:space="preserve"> </w:t>
+      </w:r>
+      <w:r>
+        <w:rPr>
+          <w:rFonts w:ascii="Arial" w:hAnsi="Arial" w:eastAsia="Arial" w:cs="Arial"/>
+          <w:b/>
+          <w:i w:val="0"/>
+          <w:color w:val="000000"/>
+          <w:sz w:val="18"/>
+          <w:highlight w:val="lightGray"/>
+        </w:rPr>
+        <w:t>F</w:t>
+      </w:r>
+      <w:r>
+        <w:rPr>
+          <w:rFonts w:ascii="Arial" w:hAnsi="Arial" w:eastAsia="Arial" w:cs="Arial"/>
+          <w:b/>
+          <w:i w:val="0"/>
+          <w:color w:val="000000"/>
+          <w:sz w:val="18"/>
+          <w:highlight w:val="lightGray"/>
+        </w:rPr>
+        <w:t>r</w:t>
+      </w:r>
+      <w:r>
+        <w:rPr>
+          <w:rFonts w:ascii="Arial" w:hAnsi="Arial" w:eastAsia="Arial" w:cs="Arial"/>
+          <w:b/>
+          <w:i w:val="0"/>
+          <w:color w:val="000000"/>
+          <w:sz w:val="18"/>
+          <w:highlight w:val="lightGray"/>
+        </w:rPr>
+        <w:t>o</w:t>
+      </w:r>
+      <w:r>
+        <w:rPr>
+          <w:rFonts w:ascii="Arial" w:hAnsi="Arial" w:eastAsia="Arial" w:cs="Arial"/>
+          <w:b/>
+          <w:i w:val="0"/>
+          <w:color w:val="000000"/>
+          <w:sz w:val="18"/>
+          <w:highlight w:val="lightGray"/>
+        </w:rPr>
+        <w:t>m</w:t>
+      </w:r>
+      <w:r>
+        <w:rPr>
+          <w:rFonts w:ascii="Arial" w:hAnsi="Arial" w:eastAsia="Arial" w:cs="Arial"/>
+          <w:b/>
+          <w:i w:val="0"/>
+          <w:color w:val="000000"/>
+          <w:sz w:val="18"/>
+          <w:highlight w:val="lightGray"/>
+        </w:rPr>
+        <w:t>:</w:t>
+      </w:r>
+      <w:r>
+        <w:rPr>
+          <w:rFonts w:ascii="Arial" w:hAnsi="Arial" w:eastAsia="Arial" w:cs="Arial"/>
+          <w:b w:val="0"/>
+          <w:i w:val="0"/>
+          <w:color w:val="000000"/>
+          <w:sz w:val="18"/>
+          <w:highlight w:val="lightGray"/>
+        </w:rPr>
+        <w:t xml:space="preserve"> </w:t>
+      </w:r>
+      <w:r>
+        <w:rPr>
+          <w:rFonts w:ascii="Arial" w:hAnsi="Arial" w:eastAsia="Arial" w:cs="Arial"/>
+          <w:b w:val="0"/>
+          <w:i w:val="0"/>
+          <w:color w:val="000000"/>
+          <w:sz w:val="18"/>
+          <w:highlight w:val="lightGray"/>
+        </w:rPr>
+        <w:t>[</w:t>
+      </w:r>
+      <w:r>
+        <w:rPr>
+          <w:rFonts w:ascii="Arial" w:hAnsi="Arial" w:eastAsia="Arial" w:cs="Arial"/>
+          <w:b w:val="0"/>
+          <w:i w:val="0"/>
+          <w:color w:val="000000"/>
+          <w:sz w:val="18"/>
+          <w:highlight w:val="lightGray"/>
+        </w:rPr>
+        <w:t>C</w:t>
+      </w:r>
+      <w:r>
+        <w:rPr>
+          <w:rFonts w:ascii="Arial" w:hAnsi="Arial" w:eastAsia="Arial" w:cs="Arial"/>
+          <w:b w:val="0"/>
+          <w:i w:val="0"/>
+          <w:color w:val="000000"/>
+          <w:sz w:val="18"/>
+          <w:highlight w:val="lightGray"/>
+        </w:rPr>
+        <w:t>h</w:t>
+      </w:r>
+      <w:r>
+        <w:rPr>
+          <w:rFonts w:ascii="Arial" w:hAnsi="Arial" w:eastAsia="Arial" w:cs="Arial"/>
+          <w:b w:val="0"/>
+          <w:i w:val="0"/>
+          <w:color w:val="000000"/>
+          <w:sz w:val="18"/>
+          <w:highlight w:val="lightGray"/>
+        </w:rPr>
+        <w:t>a</w:t>
+      </w:r>
+      <w:r>
+        <w:rPr>
+          <w:rFonts w:ascii="Arial" w:hAnsi="Arial" w:eastAsia="Arial" w:cs="Arial"/>
+          <w:b w:val="0"/>
+          <w:i w:val="0"/>
+          <w:color w:val="000000"/>
+          <w:sz w:val="18"/>
+          <w:highlight w:val="lightGray"/>
+        </w:rPr>
+        <w:t>t</w:t>
+      </w:r>
+      <w:r>
+        <w:rPr>
+          <w:rFonts w:ascii="Arial" w:hAnsi="Arial" w:eastAsia="Arial" w:cs="Arial"/>
+          <w:b w:val="0"/>
+          <w:i w:val="0"/>
+          <w:color w:val="000000"/>
+          <w:sz w:val="18"/>
+          <w:highlight w:val="lightGray"/>
+        </w:rPr>
+        <w:t>G</w:t>
+      </w:r>
+      <w:r>
+        <w:rPr>
+          <w:rFonts w:ascii="Arial" w:hAnsi="Arial" w:eastAsia="Arial" w:cs="Arial"/>
+          <w:b w:val="0"/>
+          <w:i w:val="0"/>
+          <w:color w:val="000000"/>
+          <w:sz w:val="18"/>
+          <w:highlight w:val="lightGray"/>
+        </w:rPr>
+        <w:t>P</w:t>
+      </w:r>
+      <w:r>
+        <w:rPr>
+          <w:rFonts w:ascii="Arial" w:hAnsi="Arial" w:eastAsia="Arial" w:cs="Arial"/>
+          <w:b w:val="0"/>
+          <w:i w:val="0"/>
+          <w:color w:val="000000"/>
+          <w:sz w:val="18"/>
+          <w:highlight w:val="lightGray"/>
+        </w:rPr>
+        <w:t>T</w:t>
+      </w:r>
+      <w:r>
+        <w:rPr>
+          <w:rFonts w:ascii="Arial" w:hAnsi="Arial" w:eastAsia="Arial" w:cs="Arial"/>
+          <w:b w:val="0"/>
+          <w:i w:val="0"/>
+          <w:color w:val="000000"/>
+          <w:sz w:val="18"/>
+          <w:highlight w:val="lightGray"/>
+        </w:rPr>
+        <w:t>]</w:t>
+      </w:r>
+      <w:r>
+        <w:rPr>
+          <w:rFonts w:ascii="Arial" w:hAnsi="Arial" w:eastAsia="Arial" w:cs="Arial"/>
+          <w:b w:val="0"/>
+          <w:i w:val="0"/>
+          <w:color w:val="000000"/>
+          <w:sz w:val="18"/>
+          <w:highlight w:val="lightGray"/>
+        </w:rPr>
+        <w:t xml:space="preserve"> </w:t>
+      </w:r>
+      <w:r>
+        <w:rPr>
+          <w:rFonts w:ascii="Arial" w:hAnsi="Arial" w:eastAsia="Arial" w:cs="Arial"/>
+          <w:b/>
+          <w:i w:val="0"/>
+          <w:color w:val="000000"/>
+          <w:sz w:val="18"/>
+          <w:highlight w:val="lightGray"/>
+        </w:rPr>
+        <w:t>o</w:t>
+      </w:r>
+      <w:r>
+        <w:rPr>
+          <w:rFonts w:ascii="Arial" w:hAnsi="Arial" w:eastAsia="Arial" w:cs="Arial"/>
+          <w:b/>
+          <w:i w:val="0"/>
+          <w:color w:val="000000"/>
+          <w:sz w:val="18"/>
+          <w:highlight w:val="lightGray"/>
+        </w:rPr>
+        <w:t>n</w:t>
+      </w:r>
+      <w:r>
+        <w:rPr>
+          <w:rFonts w:ascii="Arial" w:hAnsi="Arial" w:eastAsia="Arial" w:cs="Arial"/>
+          <w:b/>
+          <w:i w:val="0"/>
+          <w:color w:val="000000"/>
+          <w:sz w:val="18"/>
+          <w:highlight w:val="lightGray"/>
+        </w:rPr>
+        <w:t xml:space="preserve"> </w:t>
+      </w:r>
+      <w:r>
+        <w:rPr>
+          <w:rFonts w:ascii="Arial" w:hAnsi="Arial" w:eastAsia="Arial" w:cs="Arial"/>
+          <w:b w:val="0"/>
+          <w:i w:val="0"/>
+          <w:color w:val="000000"/>
+          <w:sz w:val="18"/>
+          <w:highlight w:val="lightGray"/>
+        </w:rPr>
+        <w:t>[</w:t>
+      </w:r>
+      <w:r>
+        <w:rPr>
+          <w:rFonts w:ascii="Arial" w:hAnsi="Arial" w:eastAsia="Arial" w:cs="Arial"/>
+          <w:b w:val="0"/>
+          <w:i w:val="0"/>
+          <w:color w:val="000000"/>
+          <w:sz w:val="18"/>
+          <w:highlight w:val="lightGray"/>
+        </w:rPr>
+        <w:t>8</w:t>
+      </w:r>
+      <w:r>
+        <w:rPr>
+          <w:rFonts w:ascii="Arial" w:hAnsi="Arial" w:eastAsia="Arial" w:cs="Arial"/>
+          <w:b w:val="0"/>
+          <w:i w:val="0"/>
+          <w:color w:val="000000"/>
+          <w:sz w:val="18"/>
+          <w:highlight w:val="lightGray"/>
+        </w:rPr>
+        <w:t>/</w:t>
+      </w:r>
+      <w:r>
+        <w:rPr>
+          <w:rFonts w:ascii="Arial" w:hAnsi="Arial" w:eastAsia="Arial" w:cs="Arial"/>
+          <w:b w:val="0"/>
+          <w:i w:val="0"/>
+          <w:color w:val="000000"/>
+          <w:sz w:val="18"/>
+          <w:highlight w:val="lightGray"/>
+        </w:rPr>
+        <w:t>4</w:t>
+      </w:r>
+      <w:r>
+        <w:rPr>
+          <w:rFonts w:ascii="Arial" w:hAnsi="Arial" w:eastAsia="Arial" w:cs="Arial"/>
+          <w:b w:val="0"/>
+          <w:i w:val="0"/>
+          <w:color w:val="000000"/>
+          <w:sz w:val="18"/>
+          <w:highlight w:val="lightGray"/>
+        </w:rPr>
+        <w:t>/</w:t>
+      </w:r>
+      <w:r>
+        <w:rPr>
+          <w:rFonts w:ascii="Arial" w:hAnsi="Arial" w:eastAsia="Arial" w:cs="Arial"/>
+          <w:b w:val="0"/>
+          <w:i w:val="0"/>
+          <w:color w:val="000000"/>
+          <w:sz w:val="18"/>
+          <w:highlight w:val="lightGray"/>
+        </w:rPr>
+        <w:t>2</w:t>
+      </w:r>
+      <w:r>
+        <w:rPr>
+          <w:rFonts w:ascii="Arial" w:hAnsi="Arial" w:eastAsia="Arial" w:cs="Arial"/>
+          <w:b w:val="0"/>
+          <w:i w:val="0"/>
+          <w:color w:val="000000"/>
+          <w:sz w:val="18"/>
+          <w:highlight w:val="lightGray"/>
+        </w:rPr>
+        <w:t>0</w:t>
+      </w:r>
+      <w:r>
+        <w:rPr>
+          <w:rFonts w:ascii="Arial" w:hAnsi="Arial" w:eastAsia="Arial" w:cs="Arial"/>
+          <w:b w:val="0"/>
+          <w:i w:val="0"/>
+          <w:color w:val="000000"/>
+          <w:sz w:val="18"/>
+          <w:highlight w:val="lightGray"/>
+        </w:rPr>
+        <w:t>2</w:t>
+      </w:r>
+      <w:r>
+        <w:rPr>
+          <w:rFonts w:ascii="Arial" w:hAnsi="Arial" w:eastAsia="Arial" w:cs="Arial"/>
+          <w:b w:val="0"/>
+          <w:i w:val="0"/>
+          <w:color w:val="000000"/>
+          <w:sz w:val="18"/>
+          <w:highlight w:val="lightGray"/>
+        </w:rPr>
+        <w:t>5</w:t>
+      </w:r>
+      <w:r>
+        <w:rPr>
+          <w:rFonts w:ascii="Arial" w:hAnsi="Arial" w:eastAsia="Arial" w:cs="Arial"/>
+          <w:b w:val="0"/>
+          <w:i w:val="0"/>
+          <w:color w:val="000000"/>
+          <w:sz w:val="18"/>
+          <w:highlight w:val="lightGray"/>
+        </w:rPr>
+        <w:t>]</w:t>
       </w:r>
     </w:p>
     <w:p>
@@ -277,60 +1760,1543 @@
       </w:pPr>
       <w:r>
         <w:rPr>
-          <w:rFonts w:ascii="Arial" w:eastAsia="Arial" w:hAnsi="Arial" w:cs="Arial"/>
-          <w:b/>
-          <w:color w:val="000000"/>
-          <w:sz w:val="18"/>
-          <w:highlight w:val="lightGray"/>
-        </w:rPr>
-        <w:t># Source: AI Source: Provided by: [Data Path</w:t>
-      </w:r>
-      <w:r>
-        <w:rPr>
-          <w:rFonts w:ascii="Arial" w:eastAsia="Arial" w:hAnsi="Arial" w:cs="Arial"/>
-          <w:color w:val="000000"/>
-          <w:sz w:val="18"/>
-          <w:highlight w:val="lightGray"/>
-        </w:rPr>
-        <w:t xml:space="preserve">: Persons Table -&gt; ID Column: 1, Name_En Column: Motasem Essam] -&gt; </w:t>
-      </w:r>
-      <w:r>
-        <w:rPr>
-          <w:rFonts w:ascii="Arial" w:eastAsia="Arial" w:hAnsi="Arial" w:cs="Arial"/>
-          <w:b/>
-          <w:color w:val="000000"/>
-          <w:sz w:val="18"/>
-          <w:highlight w:val="lightGray"/>
-        </w:rPr>
-        <w:t>From:</w:t>
-      </w:r>
-      <w:r>
-        <w:rPr>
-          <w:rFonts w:ascii="Arial" w:eastAsia="Arial" w:hAnsi="Arial" w:cs="Arial"/>
-          <w:color w:val="000000"/>
-          <w:sz w:val="18"/>
-          <w:highlight w:val="lightGray"/>
-        </w:rPr>
-        <w:t xml:space="preserve"> [Chatgpt (GPT-4-turbo)] </w:t>
-      </w:r>
-      <w:r>
-        <w:rPr>
-          <w:rFonts w:ascii="Arial" w:eastAsia="Arial" w:hAnsi="Arial" w:cs="Arial"/>
-          <w:b/>
-          <w:color w:val="000000"/>
-          <w:sz w:val="18"/>
-          <w:highlight w:val="lightGray"/>
-        </w:rPr>
-        <w:t>on</w:t>
-      </w:r>
-      <w:r>
-        <w:rPr>
-          <w:rFonts w:ascii="Arial" w:eastAsia="Arial" w:hAnsi="Arial"/>
-          <w:b/>
-          <w:sz w:val="18"/>
-          <w:highlight w:val="lightGray"/>
-        </w:rPr>
-        <w:t xml:space="preserve"> [8/4/2025]</w:t>
+          <w:rFonts w:ascii="Arial" w:hAnsi="Arial" w:eastAsia="Arial" w:cs="Arial"/>
+          <w:b/>
+          <w:i w:val="0"/>
+          <w:color w:val="000000"/>
+          <w:sz w:val="18"/>
+          <w:highlight w:val="lightGray"/>
+        </w:rPr>
+        <w:t>#</w:t>
+      </w:r>
+      <w:r>
+        <w:rPr>
+          <w:rFonts w:ascii="Arial" w:hAnsi="Arial" w:eastAsia="Arial" w:cs="Arial"/>
+          <w:b/>
+          <w:i w:val="0"/>
+          <w:color w:val="000000"/>
+          <w:sz w:val="18"/>
+          <w:highlight w:val="lightGray"/>
+        </w:rPr>
+        <w:t xml:space="preserve"> </w:t>
+      </w:r>
+      <w:r>
+        <w:rPr>
+          <w:rFonts w:ascii="Arial" w:hAnsi="Arial" w:eastAsia="Arial" w:cs="Arial"/>
+          <w:b/>
+          <w:i w:val="0"/>
+          <w:color w:val="000000"/>
+          <w:sz w:val="18"/>
+          <w:highlight w:val="lightGray"/>
+        </w:rPr>
+        <w:t>S</w:t>
+      </w:r>
+      <w:r>
+        <w:rPr>
+          <w:rFonts w:ascii="Arial" w:hAnsi="Arial" w:eastAsia="Arial" w:cs="Arial"/>
+          <w:b/>
+          <w:i w:val="0"/>
+          <w:color w:val="000000"/>
+          <w:sz w:val="18"/>
+          <w:highlight w:val="lightGray"/>
+        </w:rPr>
+        <w:t>o</w:t>
+      </w:r>
+      <w:r>
+        <w:rPr>
+          <w:rFonts w:ascii="Arial" w:hAnsi="Arial" w:eastAsia="Arial" w:cs="Arial"/>
+          <w:b/>
+          <w:i w:val="0"/>
+          <w:color w:val="000000"/>
+          <w:sz w:val="18"/>
+          <w:highlight w:val="lightGray"/>
+        </w:rPr>
+        <w:t>u</w:t>
+      </w:r>
+      <w:r>
+        <w:rPr>
+          <w:rFonts w:ascii="Arial" w:hAnsi="Arial" w:eastAsia="Arial" w:cs="Arial"/>
+          <w:b/>
+          <w:i w:val="0"/>
+          <w:color w:val="000000"/>
+          <w:sz w:val="18"/>
+          <w:highlight w:val="lightGray"/>
+        </w:rPr>
+        <w:t>r</w:t>
+      </w:r>
+      <w:r>
+        <w:rPr>
+          <w:rFonts w:ascii="Arial" w:hAnsi="Arial" w:eastAsia="Arial" w:cs="Arial"/>
+          <w:b/>
+          <w:i w:val="0"/>
+          <w:color w:val="000000"/>
+          <w:sz w:val="18"/>
+          <w:highlight w:val="lightGray"/>
+        </w:rPr>
+        <w:t>c</w:t>
+      </w:r>
+      <w:r>
+        <w:rPr>
+          <w:rFonts w:ascii="Arial" w:hAnsi="Arial" w:eastAsia="Arial" w:cs="Arial"/>
+          <w:b/>
+          <w:i w:val="0"/>
+          <w:color w:val="000000"/>
+          <w:sz w:val="18"/>
+          <w:highlight w:val="lightGray"/>
+        </w:rPr>
+        <w:t>e</w:t>
+      </w:r>
+      <w:r>
+        <w:rPr>
+          <w:rFonts w:ascii="Arial" w:hAnsi="Arial" w:eastAsia="Arial" w:cs="Arial"/>
+          <w:b/>
+          <w:i w:val="0"/>
+          <w:color w:val="000000"/>
+          <w:sz w:val="18"/>
+          <w:highlight w:val="lightGray"/>
+        </w:rPr>
+        <w:t>:</w:t>
+      </w:r>
+      <w:r>
+        <w:rPr>
+          <w:rFonts w:ascii="Arial" w:hAnsi="Arial" w:eastAsia="Arial" w:cs="Arial"/>
+          <w:b/>
+          <w:i w:val="0"/>
+          <w:color w:val="000000"/>
+          <w:sz w:val="18"/>
+          <w:highlight w:val="lightGray"/>
+        </w:rPr>
+        <w:t xml:space="preserve"> </w:t>
+      </w:r>
+      <w:r>
+        <w:rPr>
+          <w:rFonts w:ascii="Arial" w:hAnsi="Arial" w:eastAsia="Arial" w:cs="Arial"/>
+          <w:b/>
+          <w:i w:val="0"/>
+          <w:color w:val="000000"/>
+          <w:sz w:val="18"/>
+          <w:highlight w:val="lightGray"/>
+        </w:rPr>
+        <w:t>A</w:t>
+      </w:r>
+      <w:r>
+        <w:rPr>
+          <w:rFonts w:ascii="Arial" w:hAnsi="Arial" w:eastAsia="Arial" w:cs="Arial"/>
+          <w:b/>
+          <w:i w:val="0"/>
+          <w:color w:val="000000"/>
+          <w:sz w:val="18"/>
+          <w:highlight w:val="lightGray"/>
+        </w:rPr>
+        <w:t>I</w:t>
+      </w:r>
+      <w:r>
+        <w:rPr>
+          <w:rFonts w:ascii="Arial" w:hAnsi="Arial" w:eastAsia="Arial" w:cs="Arial"/>
+          <w:b/>
+          <w:i w:val="0"/>
+          <w:color w:val="000000"/>
+          <w:sz w:val="18"/>
+          <w:highlight w:val="lightGray"/>
+        </w:rPr>
+        <w:t xml:space="preserve"> </w:t>
+      </w:r>
+      <w:r>
+        <w:rPr>
+          <w:rFonts w:ascii="Arial" w:hAnsi="Arial" w:eastAsia="Arial" w:cs="Arial"/>
+          <w:b/>
+          <w:i w:val="0"/>
+          <w:color w:val="000000"/>
+          <w:sz w:val="18"/>
+          <w:highlight w:val="lightGray"/>
+        </w:rPr>
+        <w:t>S</w:t>
+      </w:r>
+      <w:r>
+        <w:rPr>
+          <w:rFonts w:ascii="Arial" w:hAnsi="Arial" w:eastAsia="Arial" w:cs="Arial"/>
+          <w:b/>
+          <w:i w:val="0"/>
+          <w:color w:val="000000"/>
+          <w:sz w:val="18"/>
+          <w:highlight w:val="lightGray"/>
+        </w:rPr>
+        <w:t>o</w:t>
+      </w:r>
+      <w:r>
+        <w:rPr>
+          <w:rFonts w:ascii="Arial" w:hAnsi="Arial" w:eastAsia="Arial" w:cs="Arial"/>
+          <w:b/>
+          <w:i w:val="0"/>
+          <w:color w:val="000000"/>
+          <w:sz w:val="18"/>
+          <w:highlight w:val="lightGray"/>
+        </w:rPr>
+        <w:t>u</w:t>
+      </w:r>
+      <w:r>
+        <w:rPr>
+          <w:rFonts w:ascii="Arial" w:hAnsi="Arial" w:eastAsia="Arial" w:cs="Arial"/>
+          <w:b/>
+          <w:i w:val="0"/>
+          <w:color w:val="000000"/>
+          <w:sz w:val="18"/>
+          <w:highlight w:val="lightGray"/>
+        </w:rPr>
+        <w:t>r</w:t>
+      </w:r>
+      <w:r>
+        <w:rPr>
+          <w:rFonts w:ascii="Arial" w:hAnsi="Arial" w:eastAsia="Arial" w:cs="Arial"/>
+          <w:b/>
+          <w:i w:val="0"/>
+          <w:color w:val="000000"/>
+          <w:sz w:val="18"/>
+          <w:highlight w:val="lightGray"/>
+        </w:rPr>
+        <w:t>c</w:t>
+      </w:r>
+      <w:r>
+        <w:rPr>
+          <w:rFonts w:ascii="Arial" w:hAnsi="Arial" w:eastAsia="Arial" w:cs="Arial"/>
+          <w:b/>
+          <w:i w:val="0"/>
+          <w:color w:val="000000"/>
+          <w:sz w:val="18"/>
+          <w:highlight w:val="lightGray"/>
+        </w:rPr>
+        <w:t>e</w:t>
+      </w:r>
+      <w:r>
+        <w:rPr>
+          <w:rFonts w:ascii="Arial" w:hAnsi="Arial" w:eastAsia="Arial" w:cs="Arial"/>
+          <w:b/>
+          <w:i w:val="0"/>
+          <w:color w:val="000000"/>
+          <w:sz w:val="18"/>
+          <w:highlight w:val="lightGray"/>
+        </w:rPr>
+        <w:t>:</w:t>
+      </w:r>
+      <w:r>
+        <w:rPr>
+          <w:rFonts w:ascii="Arial" w:hAnsi="Arial" w:eastAsia="Arial" w:cs="Arial"/>
+          <w:b/>
+          <w:i w:val="0"/>
+          <w:color w:val="000000"/>
+          <w:sz w:val="18"/>
+          <w:highlight w:val="lightGray"/>
+        </w:rPr>
+        <w:t xml:space="preserve"> </w:t>
+      </w:r>
+      <w:r>
+        <w:rPr>
+          <w:rFonts w:ascii="Arial" w:hAnsi="Arial" w:eastAsia="Arial" w:cs="Arial"/>
+          <w:b/>
+          <w:i w:val="0"/>
+          <w:color w:val="000000"/>
+          <w:sz w:val="18"/>
+          <w:highlight w:val="lightGray"/>
+        </w:rPr>
+        <w:t>P</w:t>
+      </w:r>
+      <w:r>
+        <w:rPr>
+          <w:rFonts w:ascii="Arial" w:hAnsi="Arial" w:eastAsia="Arial" w:cs="Arial"/>
+          <w:b/>
+          <w:i w:val="0"/>
+          <w:color w:val="000000"/>
+          <w:sz w:val="18"/>
+          <w:highlight w:val="lightGray"/>
+        </w:rPr>
+        <w:t>r</w:t>
+      </w:r>
+      <w:r>
+        <w:rPr>
+          <w:rFonts w:ascii="Arial" w:hAnsi="Arial" w:eastAsia="Arial" w:cs="Arial"/>
+          <w:b/>
+          <w:i w:val="0"/>
+          <w:color w:val="000000"/>
+          <w:sz w:val="18"/>
+          <w:highlight w:val="lightGray"/>
+        </w:rPr>
+        <w:t>o</w:t>
+      </w:r>
+      <w:r>
+        <w:rPr>
+          <w:rFonts w:ascii="Arial" w:hAnsi="Arial" w:eastAsia="Arial" w:cs="Arial"/>
+          <w:b/>
+          <w:i w:val="0"/>
+          <w:color w:val="000000"/>
+          <w:sz w:val="18"/>
+          <w:highlight w:val="lightGray"/>
+        </w:rPr>
+        <w:t>v</w:t>
+      </w:r>
+      <w:r>
+        <w:rPr>
+          <w:rFonts w:ascii="Arial" w:hAnsi="Arial" w:eastAsia="Arial" w:cs="Arial"/>
+          <w:b/>
+          <w:i w:val="0"/>
+          <w:color w:val="000000"/>
+          <w:sz w:val="18"/>
+          <w:highlight w:val="lightGray"/>
+        </w:rPr>
+        <w:t>i</w:t>
+      </w:r>
+      <w:r>
+        <w:rPr>
+          <w:rFonts w:ascii="Arial" w:hAnsi="Arial" w:eastAsia="Arial" w:cs="Arial"/>
+          <w:b/>
+          <w:i w:val="0"/>
+          <w:color w:val="000000"/>
+          <w:sz w:val="18"/>
+          <w:highlight w:val="lightGray"/>
+        </w:rPr>
+        <w:t>d</w:t>
+      </w:r>
+      <w:r>
+        <w:rPr>
+          <w:rFonts w:ascii="Arial" w:hAnsi="Arial" w:eastAsia="Arial" w:cs="Arial"/>
+          <w:b/>
+          <w:i w:val="0"/>
+          <w:color w:val="000000"/>
+          <w:sz w:val="18"/>
+          <w:highlight w:val="lightGray"/>
+        </w:rPr>
+        <w:t>e</w:t>
+      </w:r>
+      <w:r>
+        <w:rPr>
+          <w:rFonts w:ascii="Arial" w:hAnsi="Arial" w:eastAsia="Arial" w:cs="Arial"/>
+          <w:b/>
+          <w:i w:val="0"/>
+          <w:color w:val="000000"/>
+          <w:sz w:val="18"/>
+          <w:highlight w:val="lightGray"/>
+        </w:rPr>
+        <w:t>d</w:t>
+      </w:r>
+      <w:r>
+        <w:rPr>
+          <w:rFonts w:ascii="Arial" w:hAnsi="Arial" w:eastAsia="Arial" w:cs="Arial"/>
+          <w:b/>
+          <w:i w:val="0"/>
+          <w:color w:val="000000"/>
+          <w:sz w:val="18"/>
+          <w:highlight w:val="lightGray"/>
+        </w:rPr>
+        <w:t xml:space="preserve"> </w:t>
+      </w:r>
+      <w:r>
+        <w:rPr>
+          <w:rFonts w:ascii="Arial" w:hAnsi="Arial" w:eastAsia="Arial" w:cs="Arial"/>
+          <w:b/>
+          <w:i w:val="0"/>
+          <w:color w:val="000000"/>
+          <w:sz w:val="18"/>
+          <w:highlight w:val="lightGray"/>
+        </w:rPr>
+        <w:t>b</w:t>
+      </w:r>
+      <w:r>
+        <w:rPr>
+          <w:rFonts w:ascii="Arial" w:hAnsi="Arial" w:eastAsia="Arial" w:cs="Arial"/>
+          <w:b/>
+          <w:i w:val="0"/>
+          <w:color w:val="000000"/>
+          <w:sz w:val="18"/>
+          <w:highlight w:val="lightGray"/>
+        </w:rPr>
+        <w:t>y</w:t>
+      </w:r>
+      <w:r>
+        <w:rPr>
+          <w:rFonts w:ascii="Arial" w:hAnsi="Arial" w:eastAsia="Arial" w:cs="Arial"/>
+          <w:b/>
+          <w:i w:val="0"/>
+          <w:color w:val="000000"/>
+          <w:sz w:val="18"/>
+          <w:highlight w:val="lightGray"/>
+        </w:rPr>
+        <w:t>:</w:t>
+      </w:r>
+      <w:r>
+        <w:rPr>
+          <w:rFonts w:ascii="Arial" w:hAnsi="Arial" w:eastAsia="Arial" w:cs="Arial"/>
+          <w:b/>
+          <w:i w:val="0"/>
+          <w:color w:val="000000"/>
+          <w:sz w:val="18"/>
+          <w:highlight w:val="lightGray"/>
+        </w:rPr>
+        <w:t xml:space="preserve"> </w:t>
+      </w:r>
+      <w:r>
+        <w:rPr>
+          <w:rFonts w:ascii="Arial" w:hAnsi="Arial" w:eastAsia="Arial" w:cs="Arial"/>
+          <w:b/>
+          <w:i w:val="0"/>
+          <w:color w:val="000000"/>
+          <w:sz w:val="18"/>
+          <w:highlight w:val="lightGray"/>
+        </w:rPr>
+        <w:t>[</w:t>
+      </w:r>
+      <w:r>
+        <w:rPr>
+          <w:rFonts w:ascii="Arial" w:hAnsi="Arial" w:eastAsia="Arial" w:cs="Arial"/>
+          <w:b/>
+          <w:i w:val="0"/>
+          <w:color w:val="000000"/>
+          <w:sz w:val="18"/>
+          <w:highlight w:val="lightGray"/>
+        </w:rPr>
+        <w:t>D</w:t>
+      </w:r>
+      <w:r>
+        <w:rPr>
+          <w:rFonts w:ascii="Arial" w:hAnsi="Arial" w:eastAsia="Arial" w:cs="Arial"/>
+          <w:b/>
+          <w:i w:val="0"/>
+          <w:color w:val="000000"/>
+          <w:sz w:val="18"/>
+          <w:highlight w:val="lightGray"/>
+        </w:rPr>
+        <w:t>a</w:t>
+      </w:r>
+      <w:r>
+        <w:rPr>
+          <w:rFonts w:ascii="Arial" w:hAnsi="Arial" w:eastAsia="Arial" w:cs="Arial"/>
+          <w:b/>
+          <w:i w:val="0"/>
+          <w:color w:val="000000"/>
+          <w:sz w:val="18"/>
+          <w:highlight w:val="lightGray"/>
+        </w:rPr>
+        <w:t>t</w:t>
+      </w:r>
+      <w:r>
+        <w:rPr>
+          <w:rFonts w:ascii="Arial" w:hAnsi="Arial" w:eastAsia="Arial" w:cs="Arial"/>
+          <w:b/>
+          <w:i w:val="0"/>
+          <w:color w:val="000000"/>
+          <w:sz w:val="18"/>
+          <w:highlight w:val="lightGray"/>
+        </w:rPr>
+        <w:t>a</w:t>
+      </w:r>
+      <w:r>
+        <w:rPr>
+          <w:rFonts w:ascii="Arial" w:hAnsi="Arial" w:eastAsia="Arial" w:cs="Arial"/>
+          <w:b/>
+          <w:i w:val="0"/>
+          <w:color w:val="000000"/>
+          <w:sz w:val="18"/>
+          <w:highlight w:val="lightGray"/>
+        </w:rPr>
+        <w:t xml:space="preserve"> </w:t>
+      </w:r>
+      <w:r>
+        <w:rPr>
+          <w:rFonts w:ascii="Arial" w:hAnsi="Arial" w:eastAsia="Arial" w:cs="Arial"/>
+          <w:b/>
+          <w:i w:val="0"/>
+          <w:color w:val="000000"/>
+          <w:sz w:val="18"/>
+          <w:highlight w:val="lightGray"/>
+        </w:rPr>
+        <w:t>P</w:t>
+      </w:r>
+      <w:r>
+        <w:rPr>
+          <w:rFonts w:ascii="Arial" w:hAnsi="Arial" w:eastAsia="Arial" w:cs="Arial"/>
+          <w:b/>
+          <w:i w:val="0"/>
+          <w:color w:val="000000"/>
+          <w:sz w:val="18"/>
+          <w:highlight w:val="lightGray"/>
+        </w:rPr>
+        <w:t>a</w:t>
+      </w:r>
+      <w:r>
+        <w:rPr>
+          <w:rFonts w:ascii="Arial" w:hAnsi="Arial" w:eastAsia="Arial" w:cs="Arial"/>
+          <w:b/>
+          <w:i w:val="0"/>
+          <w:color w:val="000000"/>
+          <w:sz w:val="18"/>
+          <w:highlight w:val="lightGray"/>
+        </w:rPr>
+        <w:t>t</w:t>
+      </w:r>
+      <w:r>
+        <w:rPr>
+          <w:rFonts w:ascii="Arial" w:hAnsi="Arial" w:eastAsia="Arial" w:cs="Arial"/>
+          <w:b/>
+          <w:i w:val="0"/>
+          <w:color w:val="000000"/>
+          <w:sz w:val="18"/>
+          <w:highlight w:val="lightGray"/>
+        </w:rPr>
+        <w:t>h</w:t>
+      </w:r>
+      <w:r>
+        <w:rPr>
+          <w:rFonts w:ascii="Arial" w:hAnsi="Arial" w:eastAsia="Arial" w:cs="Arial"/>
+          <w:b w:val="0"/>
+          <w:i w:val="0"/>
+          <w:color w:val="000000"/>
+          <w:sz w:val="18"/>
+          <w:highlight w:val="lightGray"/>
+        </w:rPr>
+        <w:t>:</w:t>
+      </w:r>
+      <w:r>
+        <w:rPr>
+          <w:rFonts w:ascii="Arial" w:hAnsi="Arial" w:eastAsia="Arial" w:cs="Arial"/>
+          <w:b w:val="0"/>
+          <w:i w:val="0"/>
+          <w:color w:val="000000"/>
+          <w:sz w:val="18"/>
+          <w:highlight w:val="lightGray"/>
+        </w:rPr>
+        <w:t xml:space="preserve"> </w:t>
+      </w:r>
+      <w:r>
+        <w:rPr>
+          <w:rFonts w:ascii="Arial" w:hAnsi="Arial" w:eastAsia="Arial" w:cs="Arial"/>
+          <w:b w:val="0"/>
+          <w:i w:val="0"/>
+          <w:color w:val="000000"/>
+          <w:sz w:val="18"/>
+          <w:highlight w:val="lightGray"/>
+        </w:rPr>
+        <w:t>P</w:t>
+      </w:r>
+      <w:r>
+        <w:rPr>
+          <w:rFonts w:ascii="Arial" w:hAnsi="Arial" w:eastAsia="Arial" w:cs="Arial"/>
+          <w:b w:val="0"/>
+          <w:i w:val="0"/>
+          <w:color w:val="000000"/>
+          <w:sz w:val="18"/>
+          <w:highlight w:val="lightGray"/>
+        </w:rPr>
+        <w:t>e</w:t>
+      </w:r>
+      <w:r>
+        <w:rPr>
+          <w:rFonts w:ascii="Arial" w:hAnsi="Arial" w:eastAsia="Arial" w:cs="Arial"/>
+          <w:b w:val="0"/>
+          <w:i w:val="0"/>
+          <w:color w:val="000000"/>
+          <w:sz w:val="18"/>
+          <w:highlight w:val="lightGray"/>
+        </w:rPr>
+        <w:t>r</w:t>
+      </w:r>
+      <w:r>
+        <w:rPr>
+          <w:rFonts w:ascii="Arial" w:hAnsi="Arial" w:eastAsia="Arial" w:cs="Arial"/>
+          <w:b w:val="0"/>
+          <w:i w:val="0"/>
+          <w:color w:val="000000"/>
+          <w:sz w:val="18"/>
+          <w:highlight w:val="lightGray"/>
+        </w:rPr>
+        <w:t>s</w:t>
+      </w:r>
+      <w:r>
+        <w:rPr>
+          <w:rFonts w:ascii="Arial" w:hAnsi="Arial" w:eastAsia="Arial" w:cs="Arial"/>
+          <w:b w:val="0"/>
+          <w:i w:val="0"/>
+          <w:color w:val="000000"/>
+          <w:sz w:val="18"/>
+          <w:highlight w:val="lightGray"/>
+        </w:rPr>
+        <w:t>o</w:t>
+      </w:r>
+      <w:r>
+        <w:rPr>
+          <w:rFonts w:ascii="Arial" w:hAnsi="Arial" w:eastAsia="Arial" w:cs="Arial"/>
+          <w:b w:val="0"/>
+          <w:i w:val="0"/>
+          <w:color w:val="000000"/>
+          <w:sz w:val="18"/>
+          <w:highlight w:val="lightGray"/>
+        </w:rPr>
+        <w:t>n</w:t>
+      </w:r>
+      <w:r>
+        <w:rPr>
+          <w:rFonts w:ascii="Arial" w:hAnsi="Arial" w:eastAsia="Arial" w:cs="Arial"/>
+          <w:b w:val="0"/>
+          <w:i w:val="0"/>
+          <w:color w:val="000000"/>
+          <w:sz w:val="18"/>
+          <w:highlight w:val="lightGray"/>
+        </w:rPr>
+        <w:t>s</w:t>
+      </w:r>
+      <w:r>
+        <w:rPr>
+          <w:rFonts w:ascii="Arial" w:hAnsi="Arial" w:eastAsia="Arial" w:cs="Arial"/>
+          <w:b w:val="0"/>
+          <w:i w:val="0"/>
+          <w:color w:val="000000"/>
+          <w:sz w:val="18"/>
+          <w:highlight w:val="lightGray"/>
+        </w:rPr>
+        <w:t xml:space="preserve"> </w:t>
+      </w:r>
+      <w:r>
+        <w:rPr>
+          <w:rFonts w:ascii="Arial" w:hAnsi="Arial" w:eastAsia="Arial" w:cs="Arial"/>
+          <w:b w:val="0"/>
+          <w:i w:val="0"/>
+          <w:color w:val="000000"/>
+          <w:sz w:val="18"/>
+          <w:highlight w:val="lightGray"/>
+        </w:rPr>
+        <w:t>T</w:t>
+      </w:r>
+      <w:r>
+        <w:rPr>
+          <w:rFonts w:ascii="Arial" w:hAnsi="Arial" w:eastAsia="Arial" w:cs="Arial"/>
+          <w:b w:val="0"/>
+          <w:i w:val="0"/>
+          <w:color w:val="000000"/>
+          <w:sz w:val="18"/>
+          <w:highlight w:val="lightGray"/>
+        </w:rPr>
+        <w:t>a</w:t>
+      </w:r>
+      <w:r>
+        <w:rPr>
+          <w:rFonts w:ascii="Arial" w:hAnsi="Arial" w:eastAsia="Arial" w:cs="Arial"/>
+          <w:b w:val="0"/>
+          <w:i w:val="0"/>
+          <w:color w:val="000000"/>
+          <w:sz w:val="18"/>
+          <w:highlight w:val="lightGray"/>
+        </w:rPr>
+        <w:t>b</w:t>
+      </w:r>
+      <w:r>
+        <w:rPr>
+          <w:rFonts w:ascii="Arial" w:hAnsi="Arial" w:eastAsia="Arial" w:cs="Arial"/>
+          <w:b w:val="0"/>
+          <w:i w:val="0"/>
+          <w:color w:val="000000"/>
+          <w:sz w:val="18"/>
+          <w:highlight w:val="lightGray"/>
+        </w:rPr>
+        <w:t>l</w:t>
+      </w:r>
+      <w:r>
+        <w:rPr>
+          <w:rFonts w:ascii="Arial" w:hAnsi="Arial" w:eastAsia="Arial" w:cs="Arial"/>
+          <w:b w:val="0"/>
+          <w:i w:val="0"/>
+          <w:color w:val="000000"/>
+          <w:sz w:val="18"/>
+          <w:highlight w:val="lightGray"/>
+        </w:rPr>
+        <w:t>e</w:t>
+      </w:r>
+      <w:r>
+        <w:rPr>
+          <w:rFonts w:ascii="Arial" w:hAnsi="Arial" w:eastAsia="Arial" w:cs="Arial"/>
+          <w:b w:val="0"/>
+          <w:i w:val="0"/>
+          <w:color w:val="000000"/>
+          <w:sz w:val="18"/>
+          <w:highlight w:val="lightGray"/>
+        </w:rPr>
+        <w:t xml:space="preserve"> </w:t>
+      </w:r>
+      <w:r>
+        <w:rPr>
+          <w:rFonts w:ascii="Arial" w:hAnsi="Arial" w:eastAsia="Arial" w:cs="Arial"/>
+          <w:b w:val="0"/>
+          <w:i w:val="0"/>
+          <w:color w:val="000000"/>
+          <w:sz w:val="18"/>
+          <w:highlight w:val="lightGray"/>
+        </w:rPr>
+        <w:t>-</w:t>
+      </w:r>
+      <w:r>
+        <w:rPr>
+          <w:rFonts w:ascii="Arial" w:hAnsi="Arial" w:eastAsia="Arial" w:cs="Arial"/>
+          <w:b w:val="0"/>
+          <w:i w:val="0"/>
+          <w:color w:val="000000"/>
+          <w:sz w:val="18"/>
+          <w:highlight w:val="lightGray"/>
+        </w:rPr>
+        <w:t>&gt;</w:t>
+      </w:r>
+      <w:r>
+        <w:rPr>
+          <w:rFonts w:ascii="Arial" w:hAnsi="Arial" w:eastAsia="Arial" w:cs="Arial"/>
+          <w:b w:val="0"/>
+          <w:i w:val="0"/>
+          <w:color w:val="000000"/>
+          <w:sz w:val="18"/>
+          <w:highlight w:val="lightGray"/>
+        </w:rPr>
+        <w:t xml:space="preserve"> </w:t>
+      </w:r>
+      <w:r>
+        <w:rPr>
+          <w:rFonts w:ascii="Arial" w:hAnsi="Arial" w:eastAsia="Arial" w:cs="Arial"/>
+          <w:b w:val="0"/>
+          <w:i w:val="0"/>
+          <w:color w:val="000000"/>
+          <w:sz w:val="18"/>
+          <w:highlight w:val="lightGray"/>
+        </w:rPr>
+        <w:t>I</w:t>
+      </w:r>
+      <w:r>
+        <w:rPr>
+          <w:rFonts w:ascii="Arial" w:hAnsi="Arial" w:eastAsia="Arial" w:cs="Arial"/>
+          <w:b w:val="0"/>
+          <w:i w:val="0"/>
+          <w:color w:val="000000"/>
+          <w:sz w:val="18"/>
+          <w:highlight w:val="lightGray"/>
+        </w:rPr>
+        <w:t>D</w:t>
+      </w:r>
+      <w:r>
+        <w:rPr>
+          <w:rFonts w:ascii="Arial" w:hAnsi="Arial" w:eastAsia="Arial" w:cs="Arial"/>
+          <w:b w:val="0"/>
+          <w:i w:val="0"/>
+          <w:color w:val="000000"/>
+          <w:sz w:val="18"/>
+          <w:highlight w:val="lightGray"/>
+        </w:rPr>
+        <w:t xml:space="preserve"> </w:t>
+      </w:r>
+      <w:r>
+        <w:rPr>
+          <w:rFonts w:ascii="Arial" w:hAnsi="Arial" w:eastAsia="Arial" w:cs="Arial"/>
+          <w:b w:val="0"/>
+          <w:i w:val="0"/>
+          <w:color w:val="000000"/>
+          <w:sz w:val="18"/>
+          <w:highlight w:val="lightGray"/>
+        </w:rPr>
+        <w:t>C</w:t>
+      </w:r>
+      <w:r>
+        <w:rPr>
+          <w:rFonts w:ascii="Arial" w:hAnsi="Arial" w:eastAsia="Arial" w:cs="Arial"/>
+          <w:b w:val="0"/>
+          <w:i w:val="0"/>
+          <w:color w:val="000000"/>
+          <w:sz w:val="18"/>
+          <w:highlight w:val="lightGray"/>
+        </w:rPr>
+        <w:t>o</w:t>
+      </w:r>
+      <w:r>
+        <w:rPr>
+          <w:rFonts w:ascii="Arial" w:hAnsi="Arial" w:eastAsia="Arial" w:cs="Arial"/>
+          <w:b w:val="0"/>
+          <w:i w:val="0"/>
+          <w:color w:val="000000"/>
+          <w:sz w:val="18"/>
+          <w:highlight w:val="lightGray"/>
+        </w:rPr>
+        <w:t>l</w:t>
+      </w:r>
+      <w:r>
+        <w:rPr>
+          <w:rFonts w:ascii="Arial" w:hAnsi="Arial" w:eastAsia="Arial" w:cs="Arial"/>
+          <w:b w:val="0"/>
+          <w:i w:val="0"/>
+          <w:color w:val="000000"/>
+          <w:sz w:val="18"/>
+          <w:highlight w:val="lightGray"/>
+        </w:rPr>
+        <w:t>u</w:t>
+      </w:r>
+      <w:r>
+        <w:rPr>
+          <w:rFonts w:ascii="Arial" w:hAnsi="Arial" w:eastAsia="Arial" w:cs="Arial"/>
+          <w:b w:val="0"/>
+          <w:i w:val="0"/>
+          <w:color w:val="000000"/>
+          <w:sz w:val="18"/>
+          <w:highlight w:val="lightGray"/>
+        </w:rPr>
+        <w:t>m</w:t>
+      </w:r>
+      <w:r>
+        <w:rPr>
+          <w:rFonts w:ascii="Arial" w:hAnsi="Arial" w:eastAsia="Arial" w:cs="Arial"/>
+          <w:b w:val="0"/>
+          <w:i w:val="0"/>
+          <w:color w:val="000000"/>
+          <w:sz w:val="18"/>
+          <w:highlight w:val="lightGray"/>
+        </w:rPr>
+        <w:t>n</w:t>
+      </w:r>
+      <w:r>
+        <w:rPr>
+          <w:rFonts w:ascii="Arial" w:hAnsi="Arial" w:eastAsia="Arial" w:cs="Arial"/>
+          <w:b w:val="0"/>
+          <w:i w:val="0"/>
+          <w:color w:val="000000"/>
+          <w:sz w:val="18"/>
+          <w:highlight w:val="lightGray"/>
+        </w:rPr>
+        <w:t>:</w:t>
+      </w:r>
+      <w:r>
+        <w:rPr>
+          <w:rFonts w:ascii="Arial" w:hAnsi="Arial" w:eastAsia="Arial" w:cs="Arial"/>
+          <w:b w:val="0"/>
+          <w:i w:val="0"/>
+          <w:color w:val="000000"/>
+          <w:sz w:val="18"/>
+          <w:highlight w:val="lightGray"/>
+        </w:rPr>
+        <w:t xml:space="preserve"> </w:t>
+      </w:r>
+      <w:r>
+        <w:rPr>
+          <w:rFonts w:ascii="Arial" w:hAnsi="Arial" w:eastAsia="Arial" w:cs="Arial"/>
+          <w:b w:val="0"/>
+          <w:i w:val="0"/>
+          <w:color w:val="000000"/>
+          <w:sz w:val="18"/>
+          <w:highlight w:val="lightGray"/>
+        </w:rPr>
+        <w:t>1</w:t>
+      </w:r>
+      <w:r>
+        <w:rPr>
+          <w:rFonts w:ascii="Arial" w:hAnsi="Arial" w:eastAsia="Arial" w:cs="Arial"/>
+          <w:b w:val="0"/>
+          <w:i w:val="0"/>
+          <w:color w:val="000000"/>
+          <w:sz w:val="18"/>
+          <w:highlight w:val="lightGray"/>
+        </w:rPr>
+        <w:t>,</w:t>
+      </w:r>
+      <w:r>
+        <w:rPr>
+          <w:rFonts w:ascii="Arial" w:hAnsi="Arial" w:eastAsia="Arial" w:cs="Arial"/>
+          <w:b w:val="0"/>
+          <w:i w:val="0"/>
+          <w:color w:val="000000"/>
+          <w:sz w:val="18"/>
+          <w:highlight w:val="lightGray"/>
+        </w:rPr>
+        <w:t xml:space="preserve"> </w:t>
+      </w:r>
+      <w:r>
+        <w:rPr>
+          <w:rFonts w:ascii="Arial" w:hAnsi="Arial" w:eastAsia="Arial" w:cs="Arial"/>
+          <w:b w:val="0"/>
+          <w:i w:val="0"/>
+          <w:color w:val="000000"/>
+          <w:sz w:val="18"/>
+          <w:highlight w:val="lightGray"/>
+        </w:rPr>
+        <w:t>N</w:t>
+      </w:r>
+      <w:r>
+        <w:rPr>
+          <w:rFonts w:ascii="Arial" w:hAnsi="Arial" w:eastAsia="Arial" w:cs="Arial"/>
+          <w:b w:val="0"/>
+          <w:i w:val="0"/>
+          <w:color w:val="000000"/>
+          <w:sz w:val="18"/>
+          <w:highlight w:val="lightGray"/>
+        </w:rPr>
+        <w:t>a</w:t>
+      </w:r>
+      <w:r>
+        <w:rPr>
+          <w:rFonts w:ascii="Arial" w:hAnsi="Arial" w:eastAsia="Arial" w:cs="Arial"/>
+          <w:b w:val="0"/>
+          <w:i w:val="0"/>
+          <w:color w:val="000000"/>
+          <w:sz w:val="18"/>
+          <w:highlight w:val="lightGray"/>
+        </w:rPr>
+        <w:t>m</w:t>
+      </w:r>
+      <w:r>
+        <w:rPr>
+          <w:rFonts w:ascii="Arial" w:hAnsi="Arial" w:eastAsia="Arial" w:cs="Arial"/>
+          <w:b w:val="0"/>
+          <w:i w:val="0"/>
+          <w:color w:val="000000"/>
+          <w:sz w:val="18"/>
+          <w:highlight w:val="lightGray"/>
+        </w:rPr>
+        <w:t>e</w:t>
+      </w:r>
+      <w:r>
+        <w:rPr>
+          <w:rFonts w:ascii="Arial" w:hAnsi="Arial" w:eastAsia="Arial" w:cs="Arial"/>
+          <w:b w:val="0"/>
+          <w:i w:val="0"/>
+          <w:color w:val="000000"/>
+          <w:sz w:val="18"/>
+          <w:highlight w:val="lightGray"/>
+        </w:rPr>
+        <w:t>_</w:t>
+      </w:r>
+      <w:r>
+        <w:rPr>
+          <w:rFonts w:ascii="Arial" w:hAnsi="Arial" w:eastAsia="Arial" w:cs="Arial"/>
+          <w:b w:val="0"/>
+          <w:i w:val="0"/>
+          <w:color w:val="000000"/>
+          <w:sz w:val="18"/>
+          <w:highlight w:val="lightGray"/>
+        </w:rPr>
+        <w:t>E</w:t>
+      </w:r>
+      <w:r>
+        <w:rPr>
+          <w:rFonts w:ascii="Arial" w:hAnsi="Arial" w:eastAsia="Arial" w:cs="Arial"/>
+          <w:b w:val="0"/>
+          <w:i w:val="0"/>
+          <w:color w:val="000000"/>
+          <w:sz w:val="18"/>
+          <w:highlight w:val="lightGray"/>
+        </w:rPr>
+        <w:t>n</w:t>
+      </w:r>
+      <w:r>
+        <w:rPr>
+          <w:rFonts w:ascii="Arial" w:hAnsi="Arial" w:eastAsia="Arial" w:cs="Arial"/>
+          <w:b w:val="0"/>
+          <w:i w:val="0"/>
+          <w:color w:val="000000"/>
+          <w:sz w:val="18"/>
+          <w:highlight w:val="lightGray"/>
+        </w:rPr>
+        <w:t xml:space="preserve"> </w:t>
+      </w:r>
+      <w:r>
+        <w:rPr>
+          <w:rFonts w:ascii="Arial" w:hAnsi="Arial" w:eastAsia="Arial" w:cs="Arial"/>
+          <w:b w:val="0"/>
+          <w:i w:val="0"/>
+          <w:color w:val="000000"/>
+          <w:sz w:val="18"/>
+          <w:highlight w:val="lightGray"/>
+        </w:rPr>
+        <w:t>C</w:t>
+      </w:r>
+      <w:r>
+        <w:rPr>
+          <w:rFonts w:ascii="Arial" w:hAnsi="Arial" w:eastAsia="Arial" w:cs="Arial"/>
+          <w:b w:val="0"/>
+          <w:i w:val="0"/>
+          <w:color w:val="000000"/>
+          <w:sz w:val="18"/>
+          <w:highlight w:val="lightGray"/>
+        </w:rPr>
+        <w:t>o</w:t>
+      </w:r>
+      <w:r>
+        <w:rPr>
+          <w:rFonts w:ascii="Arial" w:hAnsi="Arial" w:eastAsia="Arial" w:cs="Arial"/>
+          <w:b w:val="0"/>
+          <w:i w:val="0"/>
+          <w:color w:val="000000"/>
+          <w:sz w:val="18"/>
+          <w:highlight w:val="lightGray"/>
+        </w:rPr>
+        <w:t>l</w:t>
+      </w:r>
+      <w:r>
+        <w:rPr>
+          <w:rFonts w:ascii="Arial" w:hAnsi="Arial" w:eastAsia="Arial" w:cs="Arial"/>
+          <w:b w:val="0"/>
+          <w:i w:val="0"/>
+          <w:color w:val="000000"/>
+          <w:sz w:val="18"/>
+          <w:highlight w:val="lightGray"/>
+        </w:rPr>
+        <w:t>u</w:t>
+      </w:r>
+      <w:r>
+        <w:rPr>
+          <w:rFonts w:ascii="Arial" w:hAnsi="Arial" w:eastAsia="Arial" w:cs="Arial"/>
+          <w:b w:val="0"/>
+          <w:i w:val="0"/>
+          <w:color w:val="000000"/>
+          <w:sz w:val="18"/>
+          <w:highlight w:val="lightGray"/>
+        </w:rPr>
+        <w:t>m</w:t>
+      </w:r>
+      <w:r>
+        <w:rPr>
+          <w:rFonts w:ascii="Arial" w:hAnsi="Arial" w:eastAsia="Arial" w:cs="Arial"/>
+          <w:b w:val="0"/>
+          <w:i w:val="0"/>
+          <w:color w:val="000000"/>
+          <w:sz w:val="18"/>
+          <w:highlight w:val="lightGray"/>
+        </w:rPr>
+        <w:t>n</w:t>
+      </w:r>
+      <w:r>
+        <w:rPr>
+          <w:rFonts w:ascii="Arial" w:hAnsi="Arial" w:eastAsia="Arial" w:cs="Arial"/>
+          <w:b w:val="0"/>
+          <w:i w:val="0"/>
+          <w:color w:val="000000"/>
+          <w:sz w:val="18"/>
+          <w:highlight w:val="lightGray"/>
+        </w:rPr>
+        <w:t>:</w:t>
+      </w:r>
+      <w:r>
+        <w:rPr>
+          <w:rFonts w:ascii="Arial" w:hAnsi="Arial" w:eastAsia="Arial" w:cs="Arial"/>
+          <w:b w:val="0"/>
+          <w:i w:val="0"/>
+          <w:color w:val="000000"/>
+          <w:sz w:val="18"/>
+          <w:highlight w:val="lightGray"/>
+        </w:rPr>
+        <w:t xml:space="preserve"> </w:t>
+      </w:r>
+      <w:r>
+        <w:rPr>
+          <w:rFonts w:ascii="Arial" w:hAnsi="Arial" w:eastAsia="Arial" w:cs="Arial"/>
+          <w:b w:val="0"/>
+          <w:i w:val="0"/>
+          <w:color w:val="000000"/>
+          <w:sz w:val="18"/>
+          <w:highlight w:val="lightGray"/>
+        </w:rPr>
+        <w:t>M</w:t>
+      </w:r>
+      <w:r>
+        <w:rPr>
+          <w:rFonts w:ascii="Arial" w:hAnsi="Arial" w:eastAsia="Arial" w:cs="Arial"/>
+          <w:b w:val="0"/>
+          <w:i w:val="0"/>
+          <w:color w:val="000000"/>
+          <w:sz w:val="18"/>
+          <w:highlight w:val="lightGray"/>
+        </w:rPr>
+        <w:t>o</w:t>
+      </w:r>
+      <w:r>
+        <w:rPr>
+          <w:rFonts w:ascii="Arial" w:hAnsi="Arial" w:eastAsia="Arial" w:cs="Arial"/>
+          <w:b w:val="0"/>
+          <w:i w:val="0"/>
+          <w:color w:val="000000"/>
+          <w:sz w:val="18"/>
+          <w:highlight w:val="lightGray"/>
+        </w:rPr>
+        <w:t>t</w:t>
+      </w:r>
+      <w:r>
+        <w:rPr>
+          <w:rFonts w:ascii="Arial" w:hAnsi="Arial" w:eastAsia="Arial" w:cs="Arial"/>
+          <w:b w:val="0"/>
+          <w:i w:val="0"/>
+          <w:color w:val="000000"/>
+          <w:sz w:val="18"/>
+          <w:highlight w:val="lightGray"/>
+        </w:rPr>
+        <w:t>a</w:t>
+      </w:r>
+      <w:r>
+        <w:rPr>
+          <w:rFonts w:ascii="Arial" w:hAnsi="Arial" w:eastAsia="Arial" w:cs="Arial"/>
+          <w:b w:val="0"/>
+          <w:i w:val="0"/>
+          <w:color w:val="000000"/>
+          <w:sz w:val="18"/>
+          <w:highlight w:val="lightGray"/>
+        </w:rPr>
+        <w:t>s</w:t>
+      </w:r>
+      <w:r>
+        <w:rPr>
+          <w:rFonts w:ascii="Arial" w:hAnsi="Arial" w:eastAsia="Arial" w:cs="Arial"/>
+          <w:b w:val="0"/>
+          <w:i w:val="0"/>
+          <w:color w:val="000000"/>
+          <w:sz w:val="18"/>
+          <w:highlight w:val="lightGray"/>
+        </w:rPr>
+        <w:t>e</w:t>
+      </w:r>
+      <w:r>
+        <w:rPr>
+          <w:rFonts w:ascii="Arial" w:hAnsi="Arial" w:eastAsia="Arial" w:cs="Arial"/>
+          <w:b w:val="0"/>
+          <w:i w:val="0"/>
+          <w:color w:val="000000"/>
+          <w:sz w:val="18"/>
+          <w:highlight w:val="lightGray"/>
+        </w:rPr>
+        <w:t>m</w:t>
+      </w:r>
+      <w:r>
+        <w:rPr>
+          <w:rFonts w:ascii="Arial" w:hAnsi="Arial" w:eastAsia="Arial" w:cs="Arial"/>
+          <w:b w:val="0"/>
+          <w:i w:val="0"/>
+          <w:color w:val="000000"/>
+          <w:sz w:val="18"/>
+          <w:highlight w:val="lightGray"/>
+        </w:rPr>
+        <w:t xml:space="preserve"> </w:t>
+      </w:r>
+      <w:r>
+        <w:rPr>
+          <w:rFonts w:ascii="Arial" w:hAnsi="Arial" w:eastAsia="Arial" w:cs="Arial"/>
+          <w:b w:val="0"/>
+          <w:i w:val="0"/>
+          <w:color w:val="000000"/>
+          <w:sz w:val="18"/>
+          <w:highlight w:val="lightGray"/>
+        </w:rPr>
+        <w:t>E</w:t>
+      </w:r>
+      <w:r>
+        <w:rPr>
+          <w:rFonts w:ascii="Arial" w:hAnsi="Arial" w:eastAsia="Arial" w:cs="Arial"/>
+          <w:b w:val="0"/>
+          <w:i w:val="0"/>
+          <w:color w:val="000000"/>
+          <w:sz w:val="18"/>
+          <w:highlight w:val="lightGray"/>
+        </w:rPr>
+        <w:t>s</w:t>
+      </w:r>
+      <w:r>
+        <w:rPr>
+          <w:rFonts w:ascii="Arial" w:hAnsi="Arial" w:eastAsia="Arial" w:cs="Arial"/>
+          <w:b w:val="0"/>
+          <w:i w:val="0"/>
+          <w:color w:val="000000"/>
+          <w:sz w:val="18"/>
+          <w:highlight w:val="lightGray"/>
+        </w:rPr>
+        <w:t>s</w:t>
+      </w:r>
+      <w:r>
+        <w:rPr>
+          <w:rFonts w:ascii="Arial" w:hAnsi="Arial" w:eastAsia="Arial" w:cs="Arial"/>
+          <w:b w:val="0"/>
+          <w:i w:val="0"/>
+          <w:color w:val="000000"/>
+          <w:sz w:val="18"/>
+          <w:highlight w:val="lightGray"/>
+        </w:rPr>
+        <w:t>a</w:t>
+      </w:r>
+      <w:r>
+        <w:rPr>
+          <w:rFonts w:ascii="Arial" w:hAnsi="Arial" w:eastAsia="Arial" w:cs="Arial"/>
+          <w:b w:val="0"/>
+          <w:i w:val="0"/>
+          <w:color w:val="000000"/>
+          <w:sz w:val="18"/>
+          <w:highlight w:val="lightGray"/>
+        </w:rPr>
+        <w:t>m</w:t>
+      </w:r>
+      <w:r>
+        <w:rPr>
+          <w:rFonts w:ascii="Arial" w:hAnsi="Arial" w:eastAsia="Arial" w:cs="Arial"/>
+          <w:b w:val="0"/>
+          <w:i w:val="0"/>
+          <w:color w:val="000000"/>
+          <w:sz w:val="18"/>
+          <w:highlight w:val="lightGray"/>
+        </w:rPr>
+        <w:t>]</w:t>
+      </w:r>
+      <w:r>
+        <w:rPr>
+          <w:rFonts w:ascii="Arial" w:hAnsi="Arial" w:eastAsia="Arial" w:cs="Arial"/>
+          <w:b w:val="0"/>
+          <w:i w:val="0"/>
+          <w:color w:val="000000"/>
+          <w:sz w:val="18"/>
+          <w:highlight w:val="lightGray"/>
+        </w:rPr>
+        <w:t xml:space="preserve"> </w:t>
+      </w:r>
+      <w:r>
+        <w:rPr>
+          <w:rFonts w:ascii="Arial" w:hAnsi="Arial" w:eastAsia="Arial" w:cs="Arial"/>
+          <w:b w:val="0"/>
+          <w:i w:val="0"/>
+          <w:color w:val="000000"/>
+          <w:sz w:val="18"/>
+          <w:highlight w:val="lightGray"/>
+        </w:rPr>
+        <w:t>-</w:t>
+      </w:r>
+      <w:r>
+        <w:rPr>
+          <w:rFonts w:ascii="Arial" w:hAnsi="Arial" w:eastAsia="Arial" w:cs="Arial"/>
+          <w:b w:val="0"/>
+          <w:i w:val="0"/>
+          <w:color w:val="000000"/>
+          <w:sz w:val="18"/>
+          <w:highlight w:val="lightGray"/>
+        </w:rPr>
+        <w:t>&gt;</w:t>
+      </w:r>
+      <w:r>
+        <w:rPr>
+          <w:rFonts w:ascii="Arial" w:hAnsi="Arial" w:eastAsia="Arial" w:cs="Arial"/>
+          <w:b w:val="0"/>
+          <w:i w:val="0"/>
+          <w:color w:val="000000"/>
+          <w:sz w:val="18"/>
+          <w:highlight w:val="lightGray"/>
+        </w:rPr>
+        <w:t xml:space="preserve"> </w:t>
+      </w:r>
+      <w:r>
+        <w:rPr>
+          <w:rFonts w:ascii="Arial" w:hAnsi="Arial" w:eastAsia="Arial" w:cs="Arial"/>
+          <w:b/>
+          <w:i w:val="0"/>
+          <w:color w:val="000000"/>
+          <w:sz w:val="18"/>
+          <w:highlight w:val="lightGray"/>
+        </w:rPr>
+        <w:t>F</w:t>
+      </w:r>
+      <w:r>
+        <w:rPr>
+          <w:rFonts w:ascii="Arial" w:hAnsi="Arial" w:eastAsia="Arial" w:cs="Arial"/>
+          <w:b/>
+          <w:i w:val="0"/>
+          <w:color w:val="000000"/>
+          <w:sz w:val="18"/>
+          <w:highlight w:val="lightGray"/>
+        </w:rPr>
+        <w:t>r</w:t>
+      </w:r>
+      <w:r>
+        <w:rPr>
+          <w:rFonts w:ascii="Arial" w:hAnsi="Arial" w:eastAsia="Arial" w:cs="Arial"/>
+          <w:b/>
+          <w:i w:val="0"/>
+          <w:color w:val="000000"/>
+          <w:sz w:val="18"/>
+          <w:highlight w:val="lightGray"/>
+        </w:rPr>
+        <w:t>o</w:t>
+      </w:r>
+      <w:r>
+        <w:rPr>
+          <w:rFonts w:ascii="Arial" w:hAnsi="Arial" w:eastAsia="Arial" w:cs="Arial"/>
+          <w:b/>
+          <w:i w:val="0"/>
+          <w:color w:val="000000"/>
+          <w:sz w:val="18"/>
+          <w:highlight w:val="lightGray"/>
+        </w:rPr>
+        <w:t>m</w:t>
+      </w:r>
+      <w:r>
+        <w:rPr>
+          <w:rFonts w:ascii="Arial" w:hAnsi="Arial" w:eastAsia="Arial" w:cs="Arial"/>
+          <w:b/>
+          <w:i w:val="0"/>
+          <w:color w:val="000000"/>
+          <w:sz w:val="18"/>
+          <w:highlight w:val="lightGray"/>
+        </w:rPr>
+        <w:t>:</w:t>
+      </w:r>
+      <w:r>
+        <w:rPr>
+          <w:rFonts w:ascii="Arial" w:hAnsi="Arial" w:eastAsia="Arial" w:cs="Arial"/>
+          <w:b w:val="0"/>
+          <w:i w:val="0"/>
+          <w:color w:val="000000"/>
+          <w:sz w:val="18"/>
+          <w:highlight w:val="lightGray"/>
+        </w:rPr>
+        <w:t xml:space="preserve"> </w:t>
+      </w:r>
+      <w:r>
+        <w:rPr>
+          <w:rFonts w:ascii="Arial" w:hAnsi="Arial" w:eastAsia="Arial" w:cs="Arial"/>
+          <w:b w:val="0"/>
+          <w:i w:val="0"/>
+          <w:color w:val="000000"/>
+          <w:sz w:val="18"/>
+          <w:highlight w:val="lightGray"/>
+        </w:rPr>
+        <w:t>[</w:t>
+      </w:r>
+      <w:r>
+        <w:rPr>
+          <w:rFonts w:ascii="Arial" w:hAnsi="Arial" w:eastAsia="Arial" w:cs="Arial"/>
+          <w:b w:val="0"/>
+          <w:i w:val="0"/>
+          <w:color w:val="000000"/>
+          <w:sz w:val="18"/>
+          <w:highlight w:val="lightGray"/>
+        </w:rPr>
+        <w:t>C</w:t>
+      </w:r>
+      <w:r>
+        <w:rPr>
+          <w:rFonts w:ascii="Arial" w:hAnsi="Arial" w:eastAsia="Arial" w:cs="Arial"/>
+          <w:b w:val="0"/>
+          <w:i w:val="0"/>
+          <w:color w:val="000000"/>
+          <w:sz w:val="18"/>
+          <w:highlight w:val="lightGray"/>
+        </w:rPr>
+        <w:t>h</w:t>
+      </w:r>
+      <w:r>
+        <w:rPr>
+          <w:rFonts w:ascii="Arial" w:hAnsi="Arial" w:eastAsia="Arial" w:cs="Arial"/>
+          <w:b w:val="0"/>
+          <w:i w:val="0"/>
+          <w:color w:val="000000"/>
+          <w:sz w:val="18"/>
+          <w:highlight w:val="lightGray"/>
+        </w:rPr>
+        <w:t>a</w:t>
+      </w:r>
+      <w:r>
+        <w:rPr>
+          <w:rFonts w:ascii="Arial" w:hAnsi="Arial" w:eastAsia="Arial" w:cs="Arial"/>
+          <w:b w:val="0"/>
+          <w:i w:val="0"/>
+          <w:color w:val="000000"/>
+          <w:sz w:val="18"/>
+          <w:highlight w:val="lightGray"/>
+        </w:rPr>
+        <w:t>t</w:t>
+      </w:r>
+      <w:r>
+        <w:rPr>
+          <w:rFonts w:ascii="Arial" w:hAnsi="Arial" w:eastAsia="Arial" w:cs="Arial"/>
+          <w:b w:val="0"/>
+          <w:i w:val="0"/>
+          <w:color w:val="000000"/>
+          <w:sz w:val="18"/>
+          <w:highlight w:val="lightGray"/>
+        </w:rPr>
+        <w:t>G</w:t>
+      </w:r>
+      <w:r>
+        <w:rPr>
+          <w:rFonts w:ascii="Arial" w:hAnsi="Arial" w:eastAsia="Arial" w:cs="Arial"/>
+          <w:b w:val="0"/>
+          <w:i w:val="0"/>
+          <w:color w:val="000000"/>
+          <w:sz w:val="18"/>
+          <w:highlight w:val="lightGray"/>
+        </w:rPr>
+        <w:t>P</w:t>
+      </w:r>
+      <w:r>
+        <w:rPr>
+          <w:rFonts w:ascii="Arial" w:hAnsi="Arial" w:eastAsia="Arial" w:cs="Arial"/>
+          <w:b w:val="0"/>
+          <w:i w:val="0"/>
+          <w:color w:val="000000"/>
+          <w:sz w:val="18"/>
+          <w:highlight w:val="lightGray"/>
+        </w:rPr>
+        <w:t>T</w:t>
+      </w:r>
+      <w:r>
+        <w:rPr>
+          <w:rFonts w:ascii="Arial" w:hAnsi="Arial" w:eastAsia="Arial" w:cs="Arial"/>
+          <w:b w:val="0"/>
+          <w:i w:val="0"/>
+          <w:color w:val="000000"/>
+          <w:sz w:val="18"/>
+          <w:highlight w:val="lightGray"/>
+        </w:rPr>
+        <w:t>]</w:t>
+      </w:r>
+      <w:r>
+        <w:rPr>
+          <w:rFonts w:ascii="Arial" w:hAnsi="Arial" w:eastAsia="Arial" w:cs="Arial"/>
+          <w:b w:val="0"/>
+          <w:i w:val="0"/>
+          <w:color w:val="000000"/>
+          <w:sz w:val="18"/>
+          <w:highlight w:val="lightGray"/>
+        </w:rPr>
+        <w:t xml:space="preserve"> </w:t>
+      </w:r>
+      <w:r>
+        <w:rPr>
+          <w:rFonts w:ascii="Arial" w:hAnsi="Arial" w:eastAsia="Arial" w:cs="Arial"/>
+          <w:b/>
+          <w:i w:val="0"/>
+          <w:color w:val="000000"/>
+          <w:sz w:val="18"/>
+          <w:highlight w:val="lightGray"/>
+        </w:rPr>
+        <w:t>o</w:t>
+      </w:r>
+      <w:r>
+        <w:rPr>
+          <w:rFonts w:ascii="Arial" w:hAnsi="Arial" w:eastAsia="Arial" w:cs="Arial"/>
+          <w:b/>
+          <w:i w:val="0"/>
+          <w:color w:val="000000"/>
+          <w:sz w:val="18"/>
+          <w:highlight w:val="lightGray"/>
+        </w:rPr>
+        <w:t>n</w:t>
+      </w:r>
+      <w:r>
+        <w:rPr>
+          <w:rFonts w:ascii="Arial" w:hAnsi="Arial" w:eastAsia="Arial" w:cs="Arial"/>
+          <w:b/>
+          <w:i w:val="0"/>
+          <w:color w:val="000000"/>
+          <w:sz w:val="18"/>
+          <w:highlight w:val="lightGray"/>
+        </w:rPr>
+        <w:t xml:space="preserve"> </w:t>
+      </w:r>
+      <w:r>
+        <w:rPr>
+          <w:rFonts w:ascii="Arial" w:hAnsi="Arial" w:eastAsia="Arial" w:cs="Arial"/>
+          <w:b w:val="0"/>
+          <w:i w:val="0"/>
+          <w:color w:val="000000"/>
+          <w:sz w:val="18"/>
+          <w:highlight w:val="lightGray"/>
+        </w:rPr>
+        <w:t>[</w:t>
+      </w:r>
+      <w:r>
+        <w:rPr>
+          <w:rFonts w:ascii="Arial" w:hAnsi="Arial" w:eastAsia="Arial" w:cs="Arial"/>
+          <w:b w:val="0"/>
+          <w:i w:val="0"/>
+          <w:color w:val="000000"/>
+          <w:sz w:val="18"/>
+          <w:highlight w:val="lightGray"/>
+        </w:rPr>
+        <w:t>8</w:t>
+      </w:r>
+      <w:r>
+        <w:rPr>
+          <w:rFonts w:ascii="Arial" w:hAnsi="Arial" w:eastAsia="Arial" w:cs="Arial"/>
+          <w:b w:val="0"/>
+          <w:i w:val="0"/>
+          <w:color w:val="000000"/>
+          <w:sz w:val="18"/>
+          <w:highlight w:val="lightGray"/>
+        </w:rPr>
+        <w:t>/</w:t>
+      </w:r>
+      <w:r>
+        <w:rPr>
+          <w:rFonts w:ascii="Arial" w:hAnsi="Arial" w:eastAsia="Arial" w:cs="Arial"/>
+          <w:b w:val="0"/>
+          <w:i w:val="0"/>
+          <w:color w:val="000000"/>
+          <w:sz w:val="18"/>
+          <w:highlight w:val="lightGray"/>
+        </w:rPr>
+        <w:t>4</w:t>
+      </w:r>
+      <w:r>
+        <w:rPr>
+          <w:rFonts w:ascii="Arial" w:hAnsi="Arial" w:eastAsia="Arial" w:cs="Arial"/>
+          <w:b w:val="0"/>
+          <w:i w:val="0"/>
+          <w:color w:val="000000"/>
+          <w:sz w:val="18"/>
+          <w:highlight w:val="lightGray"/>
+        </w:rPr>
+        <w:t>/</w:t>
+      </w:r>
+      <w:r>
+        <w:rPr>
+          <w:rFonts w:ascii="Arial" w:hAnsi="Arial" w:eastAsia="Arial" w:cs="Arial"/>
+          <w:b w:val="0"/>
+          <w:i w:val="0"/>
+          <w:color w:val="000000"/>
+          <w:sz w:val="18"/>
+          <w:highlight w:val="lightGray"/>
+        </w:rPr>
+        <w:t>2</w:t>
+      </w:r>
+      <w:r>
+        <w:rPr>
+          <w:rFonts w:ascii="Arial" w:hAnsi="Arial" w:eastAsia="Arial" w:cs="Arial"/>
+          <w:b w:val="0"/>
+          <w:i w:val="0"/>
+          <w:color w:val="000000"/>
+          <w:sz w:val="18"/>
+          <w:highlight w:val="lightGray"/>
+        </w:rPr>
+        <w:t>0</w:t>
+      </w:r>
+      <w:r>
+        <w:rPr>
+          <w:rFonts w:ascii="Arial" w:hAnsi="Arial" w:eastAsia="Arial" w:cs="Arial"/>
+          <w:b w:val="0"/>
+          <w:i w:val="0"/>
+          <w:color w:val="000000"/>
+          <w:sz w:val="18"/>
+          <w:highlight w:val="lightGray"/>
+        </w:rPr>
+        <w:t>2</w:t>
+      </w:r>
+      <w:r>
+        <w:rPr>
+          <w:rFonts w:ascii="Arial" w:hAnsi="Arial" w:eastAsia="Arial" w:cs="Arial"/>
+          <w:b w:val="0"/>
+          <w:i w:val="0"/>
+          <w:color w:val="000000"/>
+          <w:sz w:val="18"/>
+          <w:highlight w:val="lightGray"/>
+        </w:rPr>
+        <w:t>5</w:t>
+      </w:r>
+      <w:r>
+        <w:rPr>
+          <w:rFonts w:ascii="Arial" w:hAnsi="Arial" w:eastAsia="Arial" w:cs="Arial"/>
+          <w:b w:val="0"/>
+          <w:i w:val="0"/>
+          <w:color w:val="000000"/>
+          <w:sz w:val="18"/>
+          <w:highlight w:val="lightGray"/>
+        </w:rPr>
+        <w:t>]</w:t>
       </w:r>
     </w:p>
     <w:p>
@@ -549,43 +3515,1543 @@
       </w:pPr>
       <w:r>
         <w:rPr>
-          <w:rFonts w:ascii="Arial" w:eastAsia="Arial" w:hAnsi="Arial"/>
-          <w:b/>
-          <w:sz w:val="18"/>
-          <w:highlight w:val="lightGray"/>
-          <w:shd w:val="clear" w:color="auto" w:fill="B7B7B7"/>
-        </w:rPr>
-        <w:t># Source</w:t>
-      </w:r>
-      <w:r>
-        <w:rPr>
-          <w:rFonts w:ascii="Arial" w:eastAsia="Arial" w:hAnsi="Arial"/>
-          <w:sz w:val="18"/>
-          <w:highlight w:val="lightGray"/>
-          <w:shd w:val="clear" w:color="auto" w:fill="B7B7B7"/>
-        </w:rPr>
-        <w:t xml:space="preserve">: </w:t>
-      </w:r>
-      <w:r>
-        <w:rPr>
-          <w:rFonts w:ascii="Arial" w:eastAsia="Arial" w:hAnsi="Arial"/>
-          <w:b/>
-          <w:sz w:val="18"/>
-          <w:highlight w:val="lightGray"/>
-          <w:shd w:val="clear" w:color="auto" w:fill="B7B7B7"/>
-        </w:rPr>
-        <w:t xml:space="preserve">Chatbot </w:t>
-      </w:r>
-      <w:r>
-        <w:rPr>
-          <w:rFonts w:ascii="Arial" w:eastAsia="Arial" w:hAnsi="Arial"/>
-          <w:b/>
-          <w:sz w:val="18"/>
-          <w:szCs w:val="14"/>
-          <w:highlight w:val="lightGray"/>
-          <w:shd w:val="clear" w:color="auto" w:fill="B7B7B7"/>
-        </w:rPr>
-        <w:t>(GPT-4-turbo) at [8/4/2025]</w:t>
+          <w:rFonts w:ascii="Arial" w:hAnsi="Arial" w:eastAsia="Arial" w:cs="Arial"/>
+          <w:b/>
+          <w:i w:val="0"/>
+          <w:color w:val="000000"/>
+          <w:sz w:val="18"/>
+          <w:highlight w:val="lightGray"/>
+        </w:rPr>
+        <w:t>#</w:t>
+      </w:r>
+      <w:r>
+        <w:rPr>
+          <w:rFonts w:ascii="Arial" w:hAnsi="Arial" w:eastAsia="Arial" w:cs="Arial"/>
+          <w:b/>
+          <w:i w:val="0"/>
+          <w:color w:val="000000"/>
+          <w:sz w:val="18"/>
+          <w:highlight w:val="lightGray"/>
+        </w:rPr>
+        <w:t xml:space="preserve"> </w:t>
+      </w:r>
+      <w:r>
+        <w:rPr>
+          <w:rFonts w:ascii="Arial" w:hAnsi="Arial" w:eastAsia="Arial" w:cs="Arial"/>
+          <w:b/>
+          <w:i w:val="0"/>
+          <w:color w:val="000000"/>
+          <w:sz w:val="18"/>
+          <w:highlight w:val="lightGray"/>
+        </w:rPr>
+        <w:t>S</w:t>
+      </w:r>
+      <w:r>
+        <w:rPr>
+          <w:rFonts w:ascii="Arial" w:hAnsi="Arial" w:eastAsia="Arial" w:cs="Arial"/>
+          <w:b/>
+          <w:i w:val="0"/>
+          <w:color w:val="000000"/>
+          <w:sz w:val="18"/>
+          <w:highlight w:val="lightGray"/>
+        </w:rPr>
+        <w:t>o</w:t>
+      </w:r>
+      <w:r>
+        <w:rPr>
+          <w:rFonts w:ascii="Arial" w:hAnsi="Arial" w:eastAsia="Arial" w:cs="Arial"/>
+          <w:b/>
+          <w:i w:val="0"/>
+          <w:color w:val="000000"/>
+          <w:sz w:val="18"/>
+          <w:highlight w:val="lightGray"/>
+        </w:rPr>
+        <w:t>u</w:t>
+      </w:r>
+      <w:r>
+        <w:rPr>
+          <w:rFonts w:ascii="Arial" w:hAnsi="Arial" w:eastAsia="Arial" w:cs="Arial"/>
+          <w:b/>
+          <w:i w:val="0"/>
+          <w:color w:val="000000"/>
+          <w:sz w:val="18"/>
+          <w:highlight w:val="lightGray"/>
+        </w:rPr>
+        <w:t>r</w:t>
+      </w:r>
+      <w:r>
+        <w:rPr>
+          <w:rFonts w:ascii="Arial" w:hAnsi="Arial" w:eastAsia="Arial" w:cs="Arial"/>
+          <w:b/>
+          <w:i w:val="0"/>
+          <w:color w:val="000000"/>
+          <w:sz w:val="18"/>
+          <w:highlight w:val="lightGray"/>
+        </w:rPr>
+        <w:t>c</w:t>
+      </w:r>
+      <w:r>
+        <w:rPr>
+          <w:rFonts w:ascii="Arial" w:hAnsi="Arial" w:eastAsia="Arial" w:cs="Arial"/>
+          <w:b/>
+          <w:i w:val="0"/>
+          <w:color w:val="000000"/>
+          <w:sz w:val="18"/>
+          <w:highlight w:val="lightGray"/>
+        </w:rPr>
+        <w:t>e</w:t>
+      </w:r>
+      <w:r>
+        <w:rPr>
+          <w:rFonts w:ascii="Arial" w:hAnsi="Arial" w:eastAsia="Arial" w:cs="Arial"/>
+          <w:b/>
+          <w:i w:val="0"/>
+          <w:color w:val="000000"/>
+          <w:sz w:val="18"/>
+          <w:highlight w:val="lightGray"/>
+        </w:rPr>
+        <w:t>:</w:t>
+      </w:r>
+      <w:r>
+        <w:rPr>
+          <w:rFonts w:ascii="Arial" w:hAnsi="Arial" w:eastAsia="Arial" w:cs="Arial"/>
+          <w:b/>
+          <w:i w:val="0"/>
+          <w:color w:val="000000"/>
+          <w:sz w:val="18"/>
+          <w:highlight w:val="lightGray"/>
+        </w:rPr>
+        <w:t xml:space="preserve"> </w:t>
+      </w:r>
+      <w:r>
+        <w:rPr>
+          <w:rFonts w:ascii="Arial" w:hAnsi="Arial" w:eastAsia="Arial" w:cs="Arial"/>
+          <w:b/>
+          <w:i w:val="0"/>
+          <w:color w:val="000000"/>
+          <w:sz w:val="18"/>
+          <w:highlight w:val="lightGray"/>
+        </w:rPr>
+        <w:t>A</w:t>
+      </w:r>
+      <w:r>
+        <w:rPr>
+          <w:rFonts w:ascii="Arial" w:hAnsi="Arial" w:eastAsia="Arial" w:cs="Arial"/>
+          <w:b/>
+          <w:i w:val="0"/>
+          <w:color w:val="000000"/>
+          <w:sz w:val="18"/>
+          <w:highlight w:val="lightGray"/>
+        </w:rPr>
+        <w:t>I</w:t>
+      </w:r>
+      <w:r>
+        <w:rPr>
+          <w:rFonts w:ascii="Arial" w:hAnsi="Arial" w:eastAsia="Arial" w:cs="Arial"/>
+          <w:b/>
+          <w:i w:val="0"/>
+          <w:color w:val="000000"/>
+          <w:sz w:val="18"/>
+          <w:highlight w:val="lightGray"/>
+        </w:rPr>
+        <w:t xml:space="preserve"> </w:t>
+      </w:r>
+      <w:r>
+        <w:rPr>
+          <w:rFonts w:ascii="Arial" w:hAnsi="Arial" w:eastAsia="Arial" w:cs="Arial"/>
+          <w:b/>
+          <w:i w:val="0"/>
+          <w:color w:val="000000"/>
+          <w:sz w:val="18"/>
+          <w:highlight w:val="lightGray"/>
+        </w:rPr>
+        <w:t>S</w:t>
+      </w:r>
+      <w:r>
+        <w:rPr>
+          <w:rFonts w:ascii="Arial" w:hAnsi="Arial" w:eastAsia="Arial" w:cs="Arial"/>
+          <w:b/>
+          <w:i w:val="0"/>
+          <w:color w:val="000000"/>
+          <w:sz w:val="18"/>
+          <w:highlight w:val="lightGray"/>
+        </w:rPr>
+        <w:t>o</w:t>
+      </w:r>
+      <w:r>
+        <w:rPr>
+          <w:rFonts w:ascii="Arial" w:hAnsi="Arial" w:eastAsia="Arial" w:cs="Arial"/>
+          <w:b/>
+          <w:i w:val="0"/>
+          <w:color w:val="000000"/>
+          <w:sz w:val="18"/>
+          <w:highlight w:val="lightGray"/>
+        </w:rPr>
+        <w:t>u</w:t>
+      </w:r>
+      <w:r>
+        <w:rPr>
+          <w:rFonts w:ascii="Arial" w:hAnsi="Arial" w:eastAsia="Arial" w:cs="Arial"/>
+          <w:b/>
+          <w:i w:val="0"/>
+          <w:color w:val="000000"/>
+          <w:sz w:val="18"/>
+          <w:highlight w:val="lightGray"/>
+        </w:rPr>
+        <w:t>r</w:t>
+      </w:r>
+      <w:r>
+        <w:rPr>
+          <w:rFonts w:ascii="Arial" w:hAnsi="Arial" w:eastAsia="Arial" w:cs="Arial"/>
+          <w:b/>
+          <w:i w:val="0"/>
+          <w:color w:val="000000"/>
+          <w:sz w:val="18"/>
+          <w:highlight w:val="lightGray"/>
+        </w:rPr>
+        <w:t>c</w:t>
+      </w:r>
+      <w:r>
+        <w:rPr>
+          <w:rFonts w:ascii="Arial" w:hAnsi="Arial" w:eastAsia="Arial" w:cs="Arial"/>
+          <w:b/>
+          <w:i w:val="0"/>
+          <w:color w:val="000000"/>
+          <w:sz w:val="18"/>
+          <w:highlight w:val="lightGray"/>
+        </w:rPr>
+        <w:t>e</w:t>
+      </w:r>
+      <w:r>
+        <w:rPr>
+          <w:rFonts w:ascii="Arial" w:hAnsi="Arial" w:eastAsia="Arial" w:cs="Arial"/>
+          <w:b/>
+          <w:i w:val="0"/>
+          <w:color w:val="000000"/>
+          <w:sz w:val="18"/>
+          <w:highlight w:val="lightGray"/>
+        </w:rPr>
+        <w:t>:</w:t>
+      </w:r>
+      <w:r>
+        <w:rPr>
+          <w:rFonts w:ascii="Arial" w:hAnsi="Arial" w:eastAsia="Arial" w:cs="Arial"/>
+          <w:b/>
+          <w:i w:val="0"/>
+          <w:color w:val="000000"/>
+          <w:sz w:val="18"/>
+          <w:highlight w:val="lightGray"/>
+        </w:rPr>
+        <w:t xml:space="preserve"> </w:t>
+      </w:r>
+      <w:r>
+        <w:rPr>
+          <w:rFonts w:ascii="Arial" w:hAnsi="Arial" w:eastAsia="Arial" w:cs="Arial"/>
+          <w:b/>
+          <w:i w:val="0"/>
+          <w:color w:val="000000"/>
+          <w:sz w:val="18"/>
+          <w:highlight w:val="lightGray"/>
+        </w:rPr>
+        <w:t>P</w:t>
+      </w:r>
+      <w:r>
+        <w:rPr>
+          <w:rFonts w:ascii="Arial" w:hAnsi="Arial" w:eastAsia="Arial" w:cs="Arial"/>
+          <w:b/>
+          <w:i w:val="0"/>
+          <w:color w:val="000000"/>
+          <w:sz w:val="18"/>
+          <w:highlight w:val="lightGray"/>
+        </w:rPr>
+        <w:t>r</w:t>
+      </w:r>
+      <w:r>
+        <w:rPr>
+          <w:rFonts w:ascii="Arial" w:hAnsi="Arial" w:eastAsia="Arial" w:cs="Arial"/>
+          <w:b/>
+          <w:i w:val="0"/>
+          <w:color w:val="000000"/>
+          <w:sz w:val="18"/>
+          <w:highlight w:val="lightGray"/>
+        </w:rPr>
+        <w:t>o</w:t>
+      </w:r>
+      <w:r>
+        <w:rPr>
+          <w:rFonts w:ascii="Arial" w:hAnsi="Arial" w:eastAsia="Arial" w:cs="Arial"/>
+          <w:b/>
+          <w:i w:val="0"/>
+          <w:color w:val="000000"/>
+          <w:sz w:val="18"/>
+          <w:highlight w:val="lightGray"/>
+        </w:rPr>
+        <w:t>v</w:t>
+      </w:r>
+      <w:r>
+        <w:rPr>
+          <w:rFonts w:ascii="Arial" w:hAnsi="Arial" w:eastAsia="Arial" w:cs="Arial"/>
+          <w:b/>
+          <w:i w:val="0"/>
+          <w:color w:val="000000"/>
+          <w:sz w:val="18"/>
+          <w:highlight w:val="lightGray"/>
+        </w:rPr>
+        <w:t>i</w:t>
+      </w:r>
+      <w:r>
+        <w:rPr>
+          <w:rFonts w:ascii="Arial" w:hAnsi="Arial" w:eastAsia="Arial" w:cs="Arial"/>
+          <w:b/>
+          <w:i w:val="0"/>
+          <w:color w:val="000000"/>
+          <w:sz w:val="18"/>
+          <w:highlight w:val="lightGray"/>
+        </w:rPr>
+        <w:t>d</w:t>
+      </w:r>
+      <w:r>
+        <w:rPr>
+          <w:rFonts w:ascii="Arial" w:hAnsi="Arial" w:eastAsia="Arial" w:cs="Arial"/>
+          <w:b/>
+          <w:i w:val="0"/>
+          <w:color w:val="000000"/>
+          <w:sz w:val="18"/>
+          <w:highlight w:val="lightGray"/>
+        </w:rPr>
+        <w:t>e</w:t>
+      </w:r>
+      <w:r>
+        <w:rPr>
+          <w:rFonts w:ascii="Arial" w:hAnsi="Arial" w:eastAsia="Arial" w:cs="Arial"/>
+          <w:b/>
+          <w:i w:val="0"/>
+          <w:color w:val="000000"/>
+          <w:sz w:val="18"/>
+          <w:highlight w:val="lightGray"/>
+        </w:rPr>
+        <w:t>d</w:t>
+      </w:r>
+      <w:r>
+        <w:rPr>
+          <w:rFonts w:ascii="Arial" w:hAnsi="Arial" w:eastAsia="Arial" w:cs="Arial"/>
+          <w:b/>
+          <w:i w:val="0"/>
+          <w:color w:val="000000"/>
+          <w:sz w:val="18"/>
+          <w:highlight w:val="lightGray"/>
+        </w:rPr>
+        <w:t xml:space="preserve"> </w:t>
+      </w:r>
+      <w:r>
+        <w:rPr>
+          <w:rFonts w:ascii="Arial" w:hAnsi="Arial" w:eastAsia="Arial" w:cs="Arial"/>
+          <w:b/>
+          <w:i w:val="0"/>
+          <w:color w:val="000000"/>
+          <w:sz w:val="18"/>
+          <w:highlight w:val="lightGray"/>
+        </w:rPr>
+        <w:t>b</w:t>
+      </w:r>
+      <w:r>
+        <w:rPr>
+          <w:rFonts w:ascii="Arial" w:hAnsi="Arial" w:eastAsia="Arial" w:cs="Arial"/>
+          <w:b/>
+          <w:i w:val="0"/>
+          <w:color w:val="000000"/>
+          <w:sz w:val="18"/>
+          <w:highlight w:val="lightGray"/>
+        </w:rPr>
+        <w:t>y</w:t>
+      </w:r>
+      <w:r>
+        <w:rPr>
+          <w:rFonts w:ascii="Arial" w:hAnsi="Arial" w:eastAsia="Arial" w:cs="Arial"/>
+          <w:b/>
+          <w:i w:val="0"/>
+          <w:color w:val="000000"/>
+          <w:sz w:val="18"/>
+          <w:highlight w:val="lightGray"/>
+        </w:rPr>
+        <w:t>:</w:t>
+      </w:r>
+      <w:r>
+        <w:rPr>
+          <w:rFonts w:ascii="Arial" w:hAnsi="Arial" w:eastAsia="Arial" w:cs="Arial"/>
+          <w:b/>
+          <w:i w:val="0"/>
+          <w:color w:val="000000"/>
+          <w:sz w:val="18"/>
+          <w:highlight w:val="lightGray"/>
+        </w:rPr>
+        <w:t xml:space="preserve"> </w:t>
+      </w:r>
+      <w:r>
+        <w:rPr>
+          <w:rFonts w:ascii="Arial" w:hAnsi="Arial" w:eastAsia="Arial" w:cs="Arial"/>
+          <w:b/>
+          <w:i w:val="0"/>
+          <w:color w:val="000000"/>
+          <w:sz w:val="18"/>
+          <w:highlight w:val="lightGray"/>
+        </w:rPr>
+        <w:t>[</w:t>
+      </w:r>
+      <w:r>
+        <w:rPr>
+          <w:rFonts w:ascii="Arial" w:hAnsi="Arial" w:eastAsia="Arial" w:cs="Arial"/>
+          <w:b/>
+          <w:i w:val="0"/>
+          <w:color w:val="000000"/>
+          <w:sz w:val="18"/>
+          <w:highlight w:val="lightGray"/>
+        </w:rPr>
+        <w:t>D</w:t>
+      </w:r>
+      <w:r>
+        <w:rPr>
+          <w:rFonts w:ascii="Arial" w:hAnsi="Arial" w:eastAsia="Arial" w:cs="Arial"/>
+          <w:b/>
+          <w:i w:val="0"/>
+          <w:color w:val="000000"/>
+          <w:sz w:val="18"/>
+          <w:highlight w:val="lightGray"/>
+        </w:rPr>
+        <w:t>a</w:t>
+      </w:r>
+      <w:r>
+        <w:rPr>
+          <w:rFonts w:ascii="Arial" w:hAnsi="Arial" w:eastAsia="Arial" w:cs="Arial"/>
+          <w:b/>
+          <w:i w:val="0"/>
+          <w:color w:val="000000"/>
+          <w:sz w:val="18"/>
+          <w:highlight w:val="lightGray"/>
+        </w:rPr>
+        <w:t>t</w:t>
+      </w:r>
+      <w:r>
+        <w:rPr>
+          <w:rFonts w:ascii="Arial" w:hAnsi="Arial" w:eastAsia="Arial" w:cs="Arial"/>
+          <w:b/>
+          <w:i w:val="0"/>
+          <w:color w:val="000000"/>
+          <w:sz w:val="18"/>
+          <w:highlight w:val="lightGray"/>
+        </w:rPr>
+        <w:t>a</w:t>
+      </w:r>
+      <w:r>
+        <w:rPr>
+          <w:rFonts w:ascii="Arial" w:hAnsi="Arial" w:eastAsia="Arial" w:cs="Arial"/>
+          <w:b/>
+          <w:i w:val="0"/>
+          <w:color w:val="000000"/>
+          <w:sz w:val="18"/>
+          <w:highlight w:val="lightGray"/>
+        </w:rPr>
+        <w:t xml:space="preserve"> </w:t>
+      </w:r>
+      <w:r>
+        <w:rPr>
+          <w:rFonts w:ascii="Arial" w:hAnsi="Arial" w:eastAsia="Arial" w:cs="Arial"/>
+          <w:b/>
+          <w:i w:val="0"/>
+          <w:color w:val="000000"/>
+          <w:sz w:val="18"/>
+          <w:highlight w:val="lightGray"/>
+        </w:rPr>
+        <w:t>P</w:t>
+      </w:r>
+      <w:r>
+        <w:rPr>
+          <w:rFonts w:ascii="Arial" w:hAnsi="Arial" w:eastAsia="Arial" w:cs="Arial"/>
+          <w:b/>
+          <w:i w:val="0"/>
+          <w:color w:val="000000"/>
+          <w:sz w:val="18"/>
+          <w:highlight w:val="lightGray"/>
+        </w:rPr>
+        <w:t>a</w:t>
+      </w:r>
+      <w:r>
+        <w:rPr>
+          <w:rFonts w:ascii="Arial" w:hAnsi="Arial" w:eastAsia="Arial" w:cs="Arial"/>
+          <w:b/>
+          <w:i w:val="0"/>
+          <w:color w:val="000000"/>
+          <w:sz w:val="18"/>
+          <w:highlight w:val="lightGray"/>
+        </w:rPr>
+        <w:t>t</w:t>
+      </w:r>
+      <w:r>
+        <w:rPr>
+          <w:rFonts w:ascii="Arial" w:hAnsi="Arial" w:eastAsia="Arial" w:cs="Arial"/>
+          <w:b/>
+          <w:i w:val="0"/>
+          <w:color w:val="000000"/>
+          <w:sz w:val="18"/>
+          <w:highlight w:val="lightGray"/>
+        </w:rPr>
+        <w:t>h</w:t>
+      </w:r>
+      <w:r>
+        <w:rPr>
+          <w:rFonts w:ascii="Arial" w:hAnsi="Arial" w:eastAsia="Arial" w:cs="Arial"/>
+          <w:b w:val="0"/>
+          <w:i w:val="0"/>
+          <w:color w:val="000000"/>
+          <w:sz w:val="18"/>
+          <w:highlight w:val="lightGray"/>
+        </w:rPr>
+        <w:t>:</w:t>
+      </w:r>
+      <w:r>
+        <w:rPr>
+          <w:rFonts w:ascii="Arial" w:hAnsi="Arial" w:eastAsia="Arial" w:cs="Arial"/>
+          <w:b w:val="0"/>
+          <w:i w:val="0"/>
+          <w:color w:val="000000"/>
+          <w:sz w:val="18"/>
+          <w:highlight w:val="lightGray"/>
+        </w:rPr>
+        <w:t xml:space="preserve"> </w:t>
+      </w:r>
+      <w:r>
+        <w:rPr>
+          <w:rFonts w:ascii="Arial" w:hAnsi="Arial" w:eastAsia="Arial" w:cs="Arial"/>
+          <w:b w:val="0"/>
+          <w:i w:val="0"/>
+          <w:color w:val="000000"/>
+          <w:sz w:val="18"/>
+          <w:highlight w:val="lightGray"/>
+        </w:rPr>
+        <w:t>P</w:t>
+      </w:r>
+      <w:r>
+        <w:rPr>
+          <w:rFonts w:ascii="Arial" w:hAnsi="Arial" w:eastAsia="Arial" w:cs="Arial"/>
+          <w:b w:val="0"/>
+          <w:i w:val="0"/>
+          <w:color w:val="000000"/>
+          <w:sz w:val="18"/>
+          <w:highlight w:val="lightGray"/>
+        </w:rPr>
+        <w:t>e</w:t>
+      </w:r>
+      <w:r>
+        <w:rPr>
+          <w:rFonts w:ascii="Arial" w:hAnsi="Arial" w:eastAsia="Arial" w:cs="Arial"/>
+          <w:b w:val="0"/>
+          <w:i w:val="0"/>
+          <w:color w:val="000000"/>
+          <w:sz w:val="18"/>
+          <w:highlight w:val="lightGray"/>
+        </w:rPr>
+        <w:t>r</w:t>
+      </w:r>
+      <w:r>
+        <w:rPr>
+          <w:rFonts w:ascii="Arial" w:hAnsi="Arial" w:eastAsia="Arial" w:cs="Arial"/>
+          <w:b w:val="0"/>
+          <w:i w:val="0"/>
+          <w:color w:val="000000"/>
+          <w:sz w:val="18"/>
+          <w:highlight w:val="lightGray"/>
+        </w:rPr>
+        <w:t>s</w:t>
+      </w:r>
+      <w:r>
+        <w:rPr>
+          <w:rFonts w:ascii="Arial" w:hAnsi="Arial" w:eastAsia="Arial" w:cs="Arial"/>
+          <w:b w:val="0"/>
+          <w:i w:val="0"/>
+          <w:color w:val="000000"/>
+          <w:sz w:val="18"/>
+          <w:highlight w:val="lightGray"/>
+        </w:rPr>
+        <w:t>o</w:t>
+      </w:r>
+      <w:r>
+        <w:rPr>
+          <w:rFonts w:ascii="Arial" w:hAnsi="Arial" w:eastAsia="Arial" w:cs="Arial"/>
+          <w:b w:val="0"/>
+          <w:i w:val="0"/>
+          <w:color w:val="000000"/>
+          <w:sz w:val="18"/>
+          <w:highlight w:val="lightGray"/>
+        </w:rPr>
+        <w:t>n</w:t>
+      </w:r>
+      <w:r>
+        <w:rPr>
+          <w:rFonts w:ascii="Arial" w:hAnsi="Arial" w:eastAsia="Arial" w:cs="Arial"/>
+          <w:b w:val="0"/>
+          <w:i w:val="0"/>
+          <w:color w:val="000000"/>
+          <w:sz w:val="18"/>
+          <w:highlight w:val="lightGray"/>
+        </w:rPr>
+        <w:t>s</w:t>
+      </w:r>
+      <w:r>
+        <w:rPr>
+          <w:rFonts w:ascii="Arial" w:hAnsi="Arial" w:eastAsia="Arial" w:cs="Arial"/>
+          <w:b w:val="0"/>
+          <w:i w:val="0"/>
+          <w:color w:val="000000"/>
+          <w:sz w:val="18"/>
+          <w:highlight w:val="lightGray"/>
+        </w:rPr>
+        <w:t xml:space="preserve"> </w:t>
+      </w:r>
+      <w:r>
+        <w:rPr>
+          <w:rFonts w:ascii="Arial" w:hAnsi="Arial" w:eastAsia="Arial" w:cs="Arial"/>
+          <w:b w:val="0"/>
+          <w:i w:val="0"/>
+          <w:color w:val="000000"/>
+          <w:sz w:val="18"/>
+          <w:highlight w:val="lightGray"/>
+        </w:rPr>
+        <w:t>T</w:t>
+      </w:r>
+      <w:r>
+        <w:rPr>
+          <w:rFonts w:ascii="Arial" w:hAnsi="Arial" w:eastAsia="Arial" w:cs="Arial"/>
+          <w:b w:val="0"/>
+          <w:i w:val="0"/>
+          <w:color w:val="000000"/>
+          <w:sz w:val="18"/>
+          <w:highlight w:val="lightGray"/>
+        </w:rPr>
+        <w:t>a</w:t>
+      </w:r>
+      <w:r>
+        <w:rPr>
+          <w:rFonts w:ascii="Arial" w:hAnsi="Arial" w:eastAsia="Arial" w:cs="Arial"/>
+          <w:b w:val="0"/>
+          <w:i w:val="0"/>
+          <w:color w:val="000000"/>
+          <w:sz w:val="18"/>
+          <w:highlight w:val="lightGray"/>
+        </w:rPr>
+        <w:t>b</w:t>
+      </w:r>
+      <w:r>
+        <w:rPr>
+          <w:rFonts w:ascii="Arial" w:hAnsi="Arial" w:eastAsia="Arial" w:cs="Arial"/>
+          <w:b w:val="0"/>
+          <w:i w:val="0"/>
+          <w:color w:val="000000"/>
+          <w:sz w:val="18"/>
+          <w:highlight w:val="lightGray"/>
+        </w:rPr>
+        <w:t>l</w:t>
+      </w:r>
+      <w:r>
+        <w:rPr>
+          <w:rFonts w:ascii="Arial" w:hAnsi="Arial" w:eastAsia="Arial" w:cs="Arial"/>
+          <w:b w:val="0"/>
+          <w:i w:val="0"/>
+          <w:color w:val="000000"/>
+          <w:sz w:val="18"/>
+          <w:highlight w:val="lightGray"/>
+        </w:rPr>
+        <w:t>e</w:t>
+      </w:r>
+      <w:r>
+        <w:rPr>
+          <w:rFonts w:ascii="Arial" w:hAnsi="Arial" w:eastAsia="Arial" w:cs="Arial"/>
+          <w:b w:val="0"/>
+          <w:i w:val="0"/>
+          <w:color w:val="000000"/>
+          <w:sz w:val="18"/>
+          <w:highlight w:val="lightGray"/>
+        </w:rPr>
+        <w:t xml:space="preserve"> </w:t>
+      </w:r>
+      <w:r>
+        <w:rPr>
+          <w:rFonts w:ascii="Arial" w:hAnsi="Arial" w:eastAsia="Arial" w:cs="Arial"/>
+          <w:b w:val="0"/>
+          <w:i w:val="0"/>
+          <w:color w:val="000000"/>
+          <w:sz w:val="18"/>
+          <w:highlight w:val="lightGray"/>
+        </w:rPr>
+        <w:t>-</w:t>
+      </w:r>
+      <w:r>
+        <w:rPr>
+          <w:rFonts w:ascii="Arial" w:hAnsi="Arial" w:eastAsia="Arial" w:cs="Arial"/>
+          <w:b w:val="0"/>
+          <w:i w:val="0"/>
+          <w:color w:val="000000"/>
+          <w:sz w:val="18"/>
+          <w:highlight w:val="lightGray"/>
+        </w:rPr>
+        <w:t>&gt;</w:t>
+      </w:r>
+      <w:r>
+        <w:rPr>
+          <w:rFonts w:ascii="Arial" w:hAnsi="Arial" w:eastAsia="Arial" w:cs="Arial"/>
+          <w:b w:val="0"/>
+          <w:i w:val="0"/>
+          <w:color w:val="000000"/>
+          <w:sz w:val="18"/>
+          <w:highlight w:val="lightGray"/>
+        </w:rPr>
+        <w:t xml:space="preserve"> </w:t>
+      </w:r>
+      <w:r>
+        <w:rPr>
+          <w:rFonts w:ascii="Arial" w:hAnsi="Arial" w:eastAsia="Arial" w:cs="Arial"/>
+          <w:b w:val="0"/>
+          <w:i w:val="0"/>
+          <w:color w:val="000000"/>
+          <w:sz w:val="18"/>
+          <w:highlight w:val="lightGray"/>
+        </w:rPr>
+        <w:t>I</w:t>
+      </w:r>
+      <w:r>
+        <w:rPr>
+          <w:rFonts w:ascii="Arial" w:hAnsi="Arial" w:eastAsia="Arial" w:cs="Arial"/>
+          <w:b w:val="0"/>
+          <w:i w:val="0"/>
+          <w:color w:val="000000"/>
+          <w:sz w:val="18"/>
+          <w:highlight w:val="lightGray"/>
+        </w:rPr>
+        <w:t>D</w:t>
+      </w:r>
+      <w:r>
+        <w:rPr>
+          <w:rFonts w:ascii="Arial" w:hAnsi="Arial" w:eastAsia="Arial" w:cs="Arial"/>
+          <w:b w:val="0"/>
+          <w:i w:val="0"/>
+          <w:color w:val="000000"/>
+          <w:sz w:val="18"/>
+          <w:highlight w:val="lightGray"/>
+        </w:rPr>
+        <w:t xml:space="preserve"> </w:t>
+      </w:r>
+      <w:r>
+        <w:rPr>
+          <w:rFonts w:ascii="Arial" w:hAnsi="Arial" w:eastAsia="Arial" w:cs="Arial"/>
+          <w:b w:val="0"/>
+          <w:i w:val="0"/>
+          <w:color w:val="000000"/>
+          <w:sz w:val="18"/>
+          <w:highlight w:val="lightGray"/>
+        </w:rPr>
+        <w:t>C</w:t>
+      </w:r>
+      <w:r>
+        <w:rPr>
+          <w:rFonts w:ascii="Arial" w:hAnsi="Arial" w:eastAsia="Arial" w:cs="Arial"/>
+          <w:b w:val="0"/>
+          <w:i w:val="0"/>
+          <w:color w:val="000000"/>
+          <w:sz w:val="18"/>
+          <w:highlight w:val="lightGray"/>
+        </w:rPr>
+        <w:t>o</w:t>
+      </w:r>
+      <w:r>
+        <w:rPr>
+          <w:rFonts w:ascii="Arial" w:hAnsi="Arial" w:eastAsia="Arial" w:cs="Arial"/>
+          <w:b w:val="0"/>
+          <w:i w:val="0"/>
+          <w:color w:val="000000"/>
+          <w:sz w:val="18"/>
+          <w:highlight w:val="lightGray"/>
+        </w:rPr>
+        <w:t>l</w:t>
+      </w:r>
+      <w:r>
+        <w:rPr>
+          <w:rFonts w:ascii="Arial" w:hAnsi="Arial" w:eastAsia="Arial" w:cs="Arial"/>
+          <w:b w:val="0"/>
+          <w:i w:val="0"/>
+          <w:color w:val="000000"/>
+          <w:sz w:val="18"/>
+          <w:highlight w:val="lightGray"/>
+        </w:rPr>
+        <w:t>u</w:t>
+      </w:r>
+      <w:r>
+        <w:rPr>
+          <w:rFonts w:ascii="Arial" w:hAnsi="Arial" w:eastAsia="Arial" w:cs="Arial"/>
+          <w:b w:val="0"/>
+          <w:i w:val="0"/>
+          <w:color w:val="000000"/>
+          <w:sz w:val="18"/>
+          <w:highlight w:val="lightGray"/>
+        </w:rPr>
+        <w:t>m</w:t>
+      </w:r>
+      <w:r>
+        <w:rPr>
+          <w:rFonts w:ascii="Arial" w:hAnsi="Arial" w:eastAsia="Arial" w:cs="Arial"/>
+          <w:b w:val="0"/>
+          <w:i w:val="0"/>
+          <w:color w:val="000000"/>
+          <w:sz w:val="18"/>
+          <w:highlight w:val="lightGray"/>
+        </w:rPr>
+        <w:t>n</w:t>
+      </w:r>
+      <w:r>
+        <w:rPr>
+          <w:rFonts w:ascii="Arial" w:hAnsi="Arial" w:eastAsia="Arial" w:cs="Arial"/>
+          <w:b w:val="0"/>
+          <w:i w:val="0"/>
+          <w:color w:val="000000"/>
+          <w:sz w:val="18"/>
+          <w:highlight w:val="lightGray"/>
+        </w:rPr>
+        <w:t>:</w:t>
+      </w:r>
+      <w:r>
+        <w:rPr>
+          <w:rFonts w:ascii="Arial" w:hAnsi="Arial" w:eastAsia="Arial" w:cs="Arial"/>
+          <w:b w:val="0"/>
+          <w:i w:val="0"/>
+          <w:color w:val="000000"/>
+          <w:sz w:val="18"/>
+          <w:highlight w:val="lightGray"/>
+        </w:rPr>
+        <w:t xml:space="preserve"> </w:t>
+      </w:r>
+      <w:r>
+        <w:rPr>
+          <w:rFonts w:ascii="Arial" w:hAnsi="Arial" w:eastAsia="Arial" w:cs="Arial"/>
+          <w:b w:val="0"/>
+          <w:i w:val="0"/>
+          <w:color w:val="000000"/>
+          <w:sz w:val="18"/>
+          <w:highlight w:val="lightGray"/>
+        </w:rPr>
+        <w:t>1</w:t>
+      </w:r>
+      <w:r>
+        <w:rPr>
+          <w:rFonts w:ascii="Arial" w:hAnsi="Arial" w:eastAsia="Arial" w:cs="Arial"/>
+          <w:b w:val="0"/>
+          <w:i w:val="0"/>
+          <w:color w:val="000000"/>
+          <w:sz w:val="18"/>
+          <w:highlight w:val="lightGray"/>
+        </w:rPr>
+        <w:t>,</w:t>
+      </w:r>
+      <w:r>
+        <w:rPr>
+          <w:rFonts w:ascii="Arial" w:hAnsi="Arial" w:eastAsia="Arial" w:cs="Arial"/>
+          <w:b w:val="0"/>
+          <w:i w:val="0"/>
+          <w:color w:val="000000"/>
+          <w:sz w:val="18"/>
+          <w:highlight w:val="lightGray"/>
+        </w:rPr>
+        <w:t xml:space="preserve"> </w:t>
+      </w:r>
+      <w:r>
+        <w:rPr>
+          <w:rFonts w:ascii="Arial" w:hAnsi="Arial" w:eastAsia="Arial" w:cs="Arial"/>
+          <w:b w:val="0"/>
+          <w:i w:val="0"/>
+          <w:color w:val="000000"/>
+          <w:sz w:val="18"/>
+          <w:highlight w:val="lightGray"/>
+        </w:rPr>
+        <w:t>N</w:t>
+      </w:r>
+      <w:r>
+        <w:rPr>
+          <w:rFonts w:ascii="Arial" w:hAnsi="Arial" w:eastAsia="Arial" w:cs="Arial"/>
+          <w:b w:val="0"/>
+          <w:i w:val="0"/>
+          <w:color w:val="000000"/>
+          <w:sz w:val="18"/>
+          <w:highlight w:val="lightGray"/>
+        </w:rPr>
+        <w:t>a</w:t>
+      </w:r>
+      <w:r>
+        <w:rPr>
+          <w:rFonts w:ascii="Arial" w:hAnsi="Arial" w:eastAsia="Arial" w:cs="Arial"/>
+          <w:b w:val="0"/>
+          <w:i w:val="0"/>
+          <w:color w:val="000000"/>
+          <w:sz w:val="18"/>
+          <w:highlight w:val="lightGray"/>
+        </w:rPr>
+        <w:t>m</w:t>
+      </w:r>
+      <w:r>
+        <w:rPr>
+          <w:rFonts w:ascii="Arial" w:hAnsi="Arial" w:eastAsia="Arial" w:cs="Arial"/>
+          <w:b w:val="0"/>
+          <w:i w:val="0"/>
+          <w:color w:val="000000"/>
+          <w:sz w:val="18"/>
+          <w:highlight w:val="lightGray"/>
+        </w:rPr>
+        <w:t>e</w:t>
+      </w:r>
+      <w:r>
+        <w:rPr>
+          <w:rFonts w:ascii="Arial" w:hAnsi="Arial" w:eastAsia="Arial" w:cs="Arial"/>
+          <w:b w:val="0"/>
+          <w:i w:val="0"/>
+          <w:color w:val="000000"/>
+          <w:sz w:val="18"/>
+          <w:highlight w:val="lightGray"/>
+        </w:rPr>
+        <w:t>_</w:t>
+      </w:r>
+      <w:r>
+        <w:rPr>
+          <w:rFonts w:ascii="Arial" w:hAnsi="Arial" w:eastAsia="Arial" w:cs="Arial"/>
+          <w:b w:val="0"/>
+          <w:i w:val="0"/>
+          <w:color w:val="000000"/>
+          <w:sz w:val="18"/>
+          <w:highlight w:val="lightGray"/>
+        </w:rPr>
+        <w:t>E</w:t>
+      </w:r>
+      <w:r>
+        <w:rPr>
+          <w:rFonts w:ascii="Arial" w:hAnsi="Arial" w:eastAsia="Arial" w:cs="Arial"/>
+          <w:b w:val="0"/>
+          <w:i w:val="0"/>
+          <w:color w:val="000000"/>
+          <w:sz w:val="18"/>
+          <w:highlight w:val="lightGray"/>
+        </w:rPr>
+        <w:t>n</w:t>
+      </w:r>
+      <w:r>
+        <w:rPr>
+          <w:rFonts w:ascii="Arial" w:hAnsi="Arial" w:eastAsia="Arial" w:cs="Arial"/>
+          <w:b w:val="0"/>
+          <w:i w:val="0"/>
+          <w:color w:val="000000"/>
+          <w:sz w:val="18"/>
+          <w:highlight w:val="lightGray"/>
+        </w:rPr>
+        <w:t xml:space="preserve"> </w:t>
+      </w:r>
+      <w:r>
+        <w:rPr>
+          <w:rFonts w:ascii="Arial" w:hAnsi="Arial" w:eastAsia="Arial" w:cs="Arial"/>
+          <w:b w:val="0"/>
+          <w:i w:val="0"/>
+          <w:color w:val="000000"/>
+          <w:sz w:val="18"/>
+          <w:highlight w:val="lightGray"/>
+        </w:rPr>
+        <w:t>C</w:t>
+      </w:r>
+      <w:r>
+        <w:rPr>
+          <w:rFonts w:ascii="Arial" w:hAnsi="Arial" w:eastAsia="Arial" w:cs="Arial"/>
+          <w:b w:val="0"/>
+          <w:i w:val="0"/>
+          <w:color w:val="000000"/>
+          <w:sz w:val="18"/>
+          <w:highlight w:val="lightGray"/>
+        </w:rPr>
+        <w:t>o</w:t>
+      </w:r>
+      <w:r>
+        <w:rPr>
+          <w:rFonts w:ascii="Arial" w:hAnsi="Arial" w:eastAsia="Arial" w:cs="Arial"/>
+          <w:b w:val="0"/>
+          <w:i w:val="0"/>
+          <w:color w:val="000000"/>
+          <w:sz w:val="18"/>
+          <w:highlight w:val="lightGray"/>
+        </w:rPr>
+        <w:t>l</w:t>
+      </w:r>
+      <w:r>
+        <w:rPr>
+          <w:rFonts w:ascii="Arial" w:hAnsi="Arial" w:eastAsia="Arial" w:cs="Arial"/>
+          <w:b w:val="0"/>
+          <w:i w:val="0"/>
+          <w:color w:val="000000"/>
+          <w:sz w:val="18"/>
+          <w:highlight w:val="lightGray"/>
+        </w:rPr>
+        <w:t>u</w:t>
+      </w:r>
+      <w:r>
+        <w:rPr>
+          <w:rFonts w:ascii="Arial" w:hAnsi="Arial" w:eastAsia="Arial" w:cs="Arial"/>
+          <w:b w:val="0"/>
+          <w:i w:val="0"/>
+          <w:color w:val="000000"/>
+          <w:sz w:val="18"/>
+          <w:highlight w:val="lightGray"/>
+        </w:rPr>
+        <w:t>m</w:t>
+      </w:r>
+      <w:r>
+        <w:rPr>
+          <w:rFonts w:ascii="Arial" w:hAnsi="Arial" w:eastAsia="Arial" w:cs="Arial"/>
+          <w:b w:val="0"/>
+          <w:i w:val="0"/>
+          <w:color w:val="000000"/>
+          <w:sz w:val="18"/>
+          <w:highlight w:val="lightGray"/>
+        </w:rPr>
+        <w:t>n</w:t>
+      </w:r>
+      <w:r>
+        <w:rPr>
+          <w:rFonts w:ascii="Arial" w:hAnsi="Arial" w:eastAsia="Arial" w:cs="Arial"/>
+          <w:b w:val="0"/>
+          <w:i w:val="0"/>
+          <w:color w:val="000000"/>
+          <w:sz w:val="18"/>
+          <w:highlight w:val="lightGray"/>
+        </w:rPr>
+        <w:t>:</w:t>
+      </w:r>
+      <w:r>
+        <w:rPr>
+          <w:rFonts w:ascii="Arial" w:hAnsi="Arial" w:eastAsia="Arial" w:cs="Arial"/>
+          <w:b w:val="0"/>
+          <w:i w:val="0"/>
+          <w:color w:val="000000"/>
+          <w:sz w:val="18"/>
+          <w:highlight w:val="lightGray"/>
+        </w:rPr>
+        <w:t xml:space="preserve"> </w:t>
+      </w:r>
+      <w:r>
+        <w:rPr>
+          <w:rFonts w:ascii="Arial" w:hAnsi="Arial" w:eastAsia="Arial" w:cs="Arial"/>
+          <w:b w:val="0"/>
+          <w:i w:val="0"/>
+          <w:color w:val="000000"/>
+          <w:sz w:val="18"/>
+          <w:highlight w:val="lightGray"/>
+        </w:rPr>
+        <w:t>M</w:t>
+      </w:r>
+      <w:r>
+        <w:rPr>
+          <w:rFonts w:ascii="Arial" w:hAnsi="Arial" w:eastAsia="Arial" w:cs="Arial"/>
+          <w:b w:val="0"/>
+          <w:i w:val="0"/>
+          <w:color w:val="000000"/>
+          <w:sz w:val="18"/>
+          <w:highlight w:val="lightGray"/>
+        </w:rPr>
+        <w:t>o</w:t>
+      </w:r>
+      <w:r>
+        <w:rPr>
+          <w:rFonts w:ascii="Arial" w:hAnsi="Arial" w:eastAsia="Arial" w:cs="Arial"/>
+          <w:b w:val="0"/>
+          <w:i w:val="0"/>
+          <w:color w:val="000000"/>
+          <w:sz w:val="18"/>
+          <w:highlight w:val="lightGray"/>
+        </w:rPr>
+        <w:t>t</w:t>
+      </w:r>
+      <w:r>
+        <w:rPr>
+          <w:rFonts w:ascii="Arial" w:hAnsi="Arial" w:eastAsia="Arial" w:cs="Arial"/>
+          <w:b w:val="0"/>
+          <w:i w:val="0"/>
+          <w:color w:val="000000"/>
+          <w:sz w:val="18"/>
+          <w:highlight w:val="lightGray"/>
+        </w:rPr>
+        <w:t>a</w:t>
+      </w:r>
+      <w:r>
+        <w:rPr>
+          <w:rFonts w:ascii="Arial" w:hAnsi="Arial" w:eastAsia="Arial" w:cs="Arial"/>
+          <w:b w:val="0"/>
+          <w:i w:val="0"/>
+          <w:color w:val="000000"/>
+          <w:sz w:val="18"/>
+          <w:highlight w:val="lightGray"/>
+        </w:rPr>
+        <w:t>s</w:t>
+      </w:r>
+      <w:r>
+        <w:rPr>
+          <w:rFonts w:ascii="Arial" w:hAnsi="Arial" w:eastAsia="Arial" w:cs="Arial"/>
+          <w:b w:val="0"/>
+          <w:i w:val="0"/>
+          <w:color w:val="000000"/>
+          <w:sz w:val="18"/>
+          <w:highlight w:val="lightGray"/>
+        </w:rPr>
+        <w:t>e</w:t>
+      </w:r>
+      <w:r>
+        <w:rPr>
+          <w:rFonts w:ascii="Arial" w:hAnsi="Arial" w:eastAsia="Arial" w:cs="Arial"/>
+          <w:b w:val="0"/>
+          <w:i w:val="0"/>
+          <w:color w:val="000000"/>
+          <w:sz w:val="18"/>
+          <w:highlight w:val="lightGray"/>
+        </w:rPr>
+        <w:t>m</w:t>
+      </w:r>
+      <w:r>
+        <w:rPr>
+          <w:rFonts w:ascii="Arial" w:hAnsi="Arial" w:eastAsia="Arial" w:cs="Arial"/>
+          <w:b w:val="0"/>
+          <w:i w:val="0"/>
+          <w:color w:val="000000"/>
+          <w:sz w:val="18"/>
+          <w:highlight w:val="lightGray"/>
+        </w:rPr>
+        <w:t xml:space="preserve"> </w:t>
+      </w:r>
+      <w:r>
+        <w:rPr>
+          <w:rFonts w:ascii="Arial" w:hAnsi="Arial" w:eastAsia="Arial" w:cs="Arial"/>
+          <w:b w:val="0"/>
+          <w:i w:val="0"/>
+          <w:color w:val="000000"/>
+          <w:sz w:val="18"/>
+          <w:highlight w:val="lightGray"/>
+        </w:rPr>
+        <w:t>E</w:t>
+      </w:r>
+      <w:r>
+        <w:rPr>
+          <w:rFonts w:ascii="Arial" w:hAnsi="Arial" w:eastAsia="Arial" w:cs="Arial"/>
+          <w:b w:val="0"/>
+          <w:i w:val="0"/>
+          <w:color w:val="000000"/>
+          <w:sz w:val="18"/>
+          <w:highlight w:val="lightGray"/>
+        </w:rPr>
+        <w:t>s</w:t>
+      </w:r>
+      <w:r>
+        <w:rPr>
+          <w:rFonts w:ascii="Arial" w:hAnsi="Arial" w:eastAsia="Arial" w:cs="Arial"/>
+          <w:b w:val="0"/>
+          <w:i w:val="0"/>
+          <w:color w:val="000000"/>
+          <w:sz w:val="18"/>
+          <w:highlight w:val="lightGray"/>
+        </w:rPr>
+        <w:t>s</w:t>
+      </w:r>
+      <w:r>
+        <w:rPr>
+          <w:rFonts w:ascii="Arial" w:hAnsi="Arial" w:eastAsia="Arial" w:cs="Arial"/>
+          <w:b w:val="0"/>
+          <w:i w:val="0"/>
+          <w:color w:val="000000"/>
+          <w:sz w:val="18"/>
+          <w:highlight w:val="lightGray"/>
+        </w:rPr>
+        <w:t>a</w:t>
+      </w:r>
+      <w:r>
+        <w:rPr>
+          <w:rFonts w:ascii="Arial" w:hAnsi="Arial" w:eastAsia="Arial" w:cs="Arial"/>
+          <w:b w:val="0"/>
+          <w:i w:val="0"/>
+          <w:color w:val="000000"/>
+          <w:sz w:val="18"/>
+          <w:highlight w:val="lightGray"/>
+        </w:rPr>
+        <w:t>m</w:t>
+      </w:r>
+      <w:r>
+        <w:rPr>
+          <w:rFonts w:ascii="Arial" w:hAnsi="Arial" w:eastAsia="Arial" w:cs="Arial"/>
+          <w:b w:val="0"/>
+          <w:i w:val="0"/>
+          <w:color w:val="000000"/>
+          <w:sz w:val="18"/>
+          <w:highlight w:val="lightGray"/>
+        </w:rPr>
+        <w:t>]</w:t>
+      </w:r>
+      <w:r>
+        <w:rPr>
+          <w:rFonts w:ascii="Arial" w:hAnsi="Arial" w:eastAsia="Arial" w:cs="Arial"/>
+          <w:b w:val="0"/>
+          <w:i w:val="0"/>
+          <w:color w:val="000000"/>
+          <w:sz w:val="18"/>
+          <w:highlight w:val="lightGray"/>
+        </w:rPr>
+        <w:t xml:space="preserve"> </w:t>
+      </w:r>
+      <w:r>
+        <w:rPr>
+          <w:rFonts w:ascii="Arial" w:hAnsi="Arial" w:eastAsia="Arial" w:cs="Arial"/>
+          <w:b w:val="0"/>
+          <w:i w:val="0"/>
+          <w:color w:val="000000"/>
+          <w:sz w:val="18"/>
+          <w:highlight w:val="lightGray"/>
+        </w:rPr>
+        <w:t>-</w:t>
+      </w:r>
+      <w:r>
+        <w:rPr>
+          <w:rFonts w:ascii="Arial" w:hAnsi="Arial" w:eastAsia="Arial" w:cs="Arial"/>
+          <w:b w:val="0"/>
+          <w:i w:val="0"/>
+          <w:color w:val="000000"/>
+          <w:sz w:val="18"/>
+          <w:highlight w:val="lightGray"/>
+        </w:rPr>
+        <w:t>&gt;</w:t>
+      </w:r>
+      <w:r>
+        <w:rPr>
+          <w:rFonts w:ascii="Arial" w:hAnsi="Arial" w:eastAsia="Arial" w:cs="Arial"/>
+          <w:b w:val="0"/>
+          <w:i w:val="0"/>
+          <w:color w:val="000000"/>
+          <w:sz w:val="18"/>
+          <w:highlight w:val="lightGray"/>
+        </w:rPr>
+        <w:t xml:space="preserve"> </w:t>
+      </w:r>
+      <w:r>
+        <w:rPr>
+          <w:rFonts w:ascii="Arial" w:hAnsi="Arial" w:eastAsia="Arial" w:cs="Arial"/>
+          <w:b/>
+          <w:i w:val="0"/>
+          <w:color w:val="000000"/>
+          <w:sz w:val="18"/>
+          <w:highlight w:val="lightGray"/>
+        </w:rPr>
+        <w:t>F</w:t>
+      </w:r>
+      <w:r>
+        <w:rPr>
+          <w:rFonts w:ascii="Arial" w:hAnsi="Arial" w:eastAsia="Arial" w:cs="Arial"/>
+          <w:b/>
+          <w:i w:val="0"/>
+          <w:color w:val="000000"/>
+          <w:sz w:val="18"/>
+          <w:highlight w:val="lightGray"/>
+        </w:rPr>
+        <w:t>r</w:t>
+      </w:r>
+      <w:r>
+        <w:rPr>
+          <w:rFonts w:ascii="Arial" w:hAnsi="Arial" w:eastAsia="Arial" w:cs="Arial"/>
+          <w:b/>
+          <w:i w:val="0"/>
+          <w:color w:val="000000"/>
+          <w:sz w:val="18"/>
+          <w:highlight w:val="lightGray"/>
+        </w:rPr>
+        <w:t>o</w:t>
+      </w:r>
+      <w:r>
+        <w:rPr>
+          <w:rFonts w:ascii="Arial" w:hAnsi="Arial" w:eastAsia="Arial" w:cs="Arial"/>
+          <w:b/>
+          <w:i w:val="0"/>
+          <w:color w:val="000000"/>
+          <w:sz w:val="18"/>
+          <w:highlight w:val="lightGray"/>
+        </w:rPr>
+        <w:t>m</w:t>
+      </w:r>
+      <w:r>
+        <w:rPr>
+          <w:rFonts w:ascii="Arial" w:hAnsi="Arial" w:eastAsia="Arial" w:cs="Arial"/>
+          <w:b/>
+          <w:i w:val="0"/>
+          <w:color w:val="000000"/>
+          <w:sz w:val="18"/>
+          <w:highlight w:val="lightGray"/>
+        </w:rPr>
+        <w:t>:</w:t>
+      </w:r>
+      <w:r>
+        <w:rPr>
+          <w:rFonts w:ascii="Arial" w:hAnsi="Arial" w:eastAsia="Arial" w:cs="Arial"/>
+          <w:b w:val="0"/>
+          <w:i w:val="0"/>
+          <w:color w:val="000000"/>
+          <w:sz w:val="18"/>
+          <w:highlight w:val="lightGray"/>
+        </w:rPr>
+        <w:t xml:space="preserve"> </w:t>
+      </w:r>
+      <w:r>
+        <w:rPr>
+          <w:rFonts w:ascii="Arial" w:hAnsi="Arial" w:eastAsia="Arial" w:cs="Arial"/>
+          <w:b w:val="0"/>
+          <w:i w:val="0"/>
+          <w:color w:val="000000"/>
+          <w:sz w:val="18"/>
+          <w:highlight w:val="lightGray"/>
+        </w:rPr>
+        <w:t>[</w:t>
+      </w:r>
+      <w:r>
+        <w:rPr>
+          <w:rFonts w:ascii="Arial" w:hAnsi="Arial" w:eastAsia="Arial" w:cs="Arial"/>
+          <w:b w:val="0"/>
+          <w:i w:val="0"/>
+          <w:color w:val="000000"/>
+          <w:sz w:val="18"/>
+          <w:highlight w:val="lightGray"/>
+        </w:rPr>
+        <w:t>C</w:t>
+      </w:r>
+      <w:r>
+        <w:rPr>
+          <w:rFonts w:ascii="Arial" w:hAnsi="Arial" w:eastAsia="Arial" w:cs="Arial"/>
+          <w:b w:val="0"/>
+          <w:i w:val="0"/>
+          <w:color w:val="000000"/>
+          <w:sz w:val="18"/>
+          <w:highlight w:val="lightGray"/>
+        </w:rPr>
+        <w:t>h</w:t>
+      </w:r>
+      <w:r>
+        <w:rPr>
+          <w:rFonts w:ascii="Arial" w:hAnsi="Arial" w:eastAsia="Arial" w:cs="Arial"/>
+          <w:b w:val="0"/>
+          <w:i w:val="0"/>
+          <w:color w:val="000000"/>
+          <w:sz w:val="18"/>
+          <w:highlight w:val="lightGray"/>
+        </w:rPr>
+        <w:t>a</w:t>
+      </w:r>
+      <w:r>
+        <w:rPr>
+          <w:rFonts w:ascii="Arial" w:hAnsi="Arial" w:eastAsia="Arial" w:cs="Arial"/>
+          <w:b w:val="0"/>
+          <w:i w:val="0"/>
+          <w:color w:val="000000"/>
+          <w:sz w:val="18"/>
+          <w:highlight w:val="lightGray"/>
+        </w:rPr>
+        <w:t>t</w:t>
+      </w:r>
+      <w:r>
+        <w:rPr>
+          <w:rFonts w:ascii="Arial" w:hAnsi="Arial" w:eastAsia="Arial" w:cs="Arial"/>
+          <w:b w:val="0"/>
+          <w:i w:val="0"/>
+          <w:color w:val="000000"/>
+          <w:sz w:val="18"/>
+          <w:highlight w:val="lightGray"/>
+        </w:rPr>
+        <w:t>G</w:t>
+      </w:r>
+      <w:r>
+        <w:rPr>
+          <w:rFonts w:ascii="Arial" w:hAnsi="Arial" w:eastAsia="Arial" w:cs="Arial"/>
+          <w:b w:val="0"/>
+          <w:i w:val="0"/>
+          <w:color w:val="000000"/>
+          <w:sz w:val="18"/>
+          <w:highlight w:val="lightGray"/>
+        </w:rPr>
+        <w:t>P</w:t>
+      </w:r>
+      <w:r>
+        <w:rPr>
+          <w:rFonts w:ascii="Arial" w:hAnsi="Arial" w:eastAsia="Arial" w:cs="Arial"/>
+          <w:b w:val="0"/>
+          <w:i w:val="0"/>
+          <w:color w:val="000000"/>
+          <w:sz w:val="18"/>
+          <w:highlight w:val="lightGray"/>
+        </w:rPr>
+        <w:t>T</w:t>
+      </w:r>
+      <w:r>
+        <w:rPr>
+          <w:rFonts w:ascii="Arial" w:hAnsi="Arial" w:eastAsia="Arial" w:cs="Arial"/>
+          <w:b w:val="0"/>
+          <w:i w:val="0"/>
+          <w:color w:val="000000"/>
+          <w:sz w:val="18"/>
+          <w:highlight w:val="lightGray"/>
+        </w:rPr>
+        <w:t>]</w:t>
+      </w:r>
+      <w:r>
+        <w:rPr>
+          <w:rFonts w:ascii="Arial" w:hAnsi="Arial" w:eastAsia="Arial" w:cs="Arial"/>
+          <w:b w:val="0"/>
+          <w:i w:val="0"/>
+          <w:color w:val="000000"/>
+          <w:sz w:val="18"/>
+          <w:highlight w:val="lightGray"/>
+        </w:rPr>
+        <w:t xml:space="preserve"> </w:t>
+      </w:r>
+      <w:r>
+        <w:rPr>
+          <w:rFonts w:ascii="Arial" w:hAnsi="Arial" w:eastAsia="Arial" w:cs="Arial"/>
+          <w:b/>
+          <w:i w:val="0"/>
+          <w:color w:val="000000"/>
+          <w:sz w:val="18"/>
+          <w:highlight w:val="lightGray"/>
+        </w:rPr>
+        <w:t>o</w:t>
+      </w:r>
+      <w:r>
+        <w:rPr>
+          <w:rFonts w:ascii="Arial" w:hAnsi="Arial" w:eastAsia="Arial" w:cs="Arial"/>
+          <w:b/>
+          <w:i w:val="0"/>
+          <w:color w:val="000000"/>
+          <w:sz w:val="18"/>
+          <w:highlight w:val="lightGray"/>
+        </w:rPr>
+        <w:t>n</w:t>
+      </w:r>
+      <w:r>
+        <w:rPr>
+          <w:rFonts w:ascii="Arial" w:hAnsi="Arial" w:eastAsia="Arial" w:cs="Arial"/>
+          <w:b/>
+          <w:i w:val="0"/>
+          <w:color w:val="000000"/>
+          <w:sz w:val="18"/>
+          <w:highlight w:val="lightGray"/>
+        </w:rPr>
+        <w:t xml:space="preserve"> </w:t>
+      </w:r>
+      <w:r>
+        <w:rPr>
+          <w:rFonts w:ascii="Arial" w:hAnsi="Arial" w:eastAsia="Arial" w:cs="Arial"/>
+          <w:b w:val="0"/>
+          <w:i w:val="0"/>
+          <w:color w:val="000000"/>
+          <w:sz w:val="18"/>
+          <w:highlight w:val="lightGray"/>
+        </w:rPr>
+        <w:t>[</w:t>
+      </w:r>
+      <w:r>
+        <w:rPr>
+          <w:rFonts w:ascii="Arial" w:hAnsi="Arial" w:eastAsia="Arial" w:cs="Arial"/>
+          <w:b w:val="0"/>
+          <w:i w:val="0"/>
+          <w:color w:val="000000"/>
+          <w:sz w:val="18"/>
+          <w:highlight w:val="lightGray"/>
+        </w:rPr>
+        <w:t>8</w:t>
+      </w:r>
+      <w:r>
+        <w:rPr>
+          <w:rFonts w:ascii="Arial" w:hAnsi="Arial" w:eastAsia="Arial" w:cs="Arial"/>
+          <w:b w:val="0"/>
+          <w:i w:val="0"/>
+          <w:color w:val="000000"/>
+          <w:sz w:val="18"/>
+          <w:highlight w:val="lightGray"/>
+        </w:rPr>
+        <w:t>/</w:t>
+      </w:r>
+      <w:r>
+        <w:rPr>
+          <w:rFonts w:ascii="Arial" w:hAnsi="Arial" w:eastAsia="Arial" w:cs="Arial"/>
+          <w:b w:val="0"/>
+          <w:i w:val="0"/>
+          <w:color w:val="000000"/>
+          <w:sz w:val="18"/>
+          <w:highlight w:val="lightGray"/>
+        </w:rPr>
+        <w:t>4</w:t>
+      </w:r>
+      <w:r>
+        <w:rPr>
+          <w:rFonts w:ascii="Arial" w:hAnsi="Arial" w:eastAsia="Arial" w:cs="Arial"/>
+          <w:b w:val="0"/>
+          <w:i w:val="0"/>
+          <w:color w:val="000000"/>
+          <w:sz w:val="18"/>
+          <w:highlight w:val="lightGray"/>
+        </w:rPr>
+        <w:t>/</w:t>
+      </w:r>
+      <w:r>
+        <w:rPr>
+          <w:rFonts w:ascii="Arial" w:hAnsi="Arial" w:eastAsia="Arial" w:cs="Arial"/>
+          <w:b w:val="0"/>
+          <w:i w:val="0"/>
+          <w:color w:val="000000"/>
+          <w:sz w:val="18"/>
+          <w:highlight w:val="lightGray"/>
+        </w:rPr>
+        <w:t>2</w:t>
+      </w:r>
+      <w:r>
+        <w:rPr>
+          <w:rFonts w:ascii="Arial" w:hAnsi="Arial" w:eastAsia="Arial" w:cs="Arial"/>
+          <w:b w:val="0"/>
+          <w:i w:val="0"/>
+          <w:color w:val="000000"/>
+          <w:sz w:val="18"/>
+          <w:highlight w:val="lightGray"/>
+        </w:rPr>
+        <w:t>0</w:t>
+      </w:r>
+      <w:r>
+        <w:rPr>
+          <w:rFonts w:ascii="Arial" w:hAnsi="Arial" w:eastAsia="Arial" w:cs="Arial"/>
+          <w:b w:val="0"/>
+          <w:i w:val="0"/>
+          <w:color w:val="000000"/>
+          <w:sz w:val="18"/>
+          <w:highlight w:val="lightGray"/>
+        </w:rPr>
+        <w:t>2</w:t>
+      </w:r>
+      <w:r>
+        <w:rPr>
+          <w:rFonts w:ascii="Arial" w:hAnsi="Arial" w:eastAsia="Arial" w:cs="Arial"/>
+          <w:b w:val="0"/>
+          <w:i w:val="0"/>
+          <w:color w:val="000000"/>
+          <w:sz w:val="18"/>
+          <w:highlight w:val="lightGray"/>
+        </w:rPr>
+        <w:t>5</w:t>
+      </w:r>
+      <w:r>
+        <w:rPr>
+          <w:rFonts w:ascii="Arial" w:hAnsi="Arial" w:eastAsia="Arial" w:cs="Arial"/>
+          <w:b w:val="0"/>
+          <w:i w:val="0"/>
+          <w:color w:val="000000"/>
+          <w:sz w:val="18"/>
+          <w:highlight w:val="lightGray"/>
+        </w:rPr>
+        <w:t>]</w:t>
       </w:r>
     </w:p>
     <w:p>
@@ -1362,43 +5828,1543 @@
       </w:pPr>
       <w:r>
         <w:rPr>
-          <w:rFonts w:ascii="Arial" w:eastAsia="Arial" w:hAnsi="Arial"/>
-          <w:b/>
-          <w:sz w:val="18"/>
-          <w:highlight w:val="lightGray"/>
-          <w:shd w:val="clear" w:color="auto" w:fill="B7B7B7"/>
-        </w:rPr>
-        <w:t># Source</w:t>
-      </w:r>
-      <w:r>
-        <w:rPr>
-          <w:rFonts w:ascii="Arial" w:eastAsia="Arial" w:hAnsi="Arial"/>
-          <w:sz w:val="18"/>
-          <w:highlight w:val="lightGray"/>
-          <w:shd w:val="clear" w:color="auto" w:fill="B7B7B7"/>
-        </w:rPr>
-        <w:t xml:space="preserve">: </w:t>
-      </w:r>
-      <w:r>
-        <w:rPr>
-          <w:rFonts w:ascii="Arial" w:eastAsia="Arial" w:hAnsi="Arial"/>
-          <w:b/>
-          <w:sz w:val="18"/>
-          <w:highlight w:val="lightGray"/>
-          <w:shd w:val="clear" w:color="auto" w:fill="B7B7B7"/>
-        </w:rPr>
-        <w:t xml:space="preserve">Chatbot </w:t>
-      </w:r>
-      <w:r>
-        <w:rPr>
-          <w:rFonts w:ascii="Arial" w:eastAsia="Arial" w:hAnsi="Arial"/>
-          <w:b/>
-          <w:sz w:val="18"/>
-          <w:szCs w:val="14"/>
-          <w:highlight w:val="lightGray"/>
-          <w:shd w:val="clear" w:color="auto" w:fill="B7B7B7"/>
-        </w:rPr>
-        <w:t>(GPT-4-turbo) at [8/4/2025]</w:t>
+          <w:rFonts w:ascii="Arial" w:hAnsi="Arial" w:eastAsia="Arial" w:cs="Arial"/>
+          <w:b/>
+          <w:i w:val="0"/>
+          <w:color w:val="000000"/>
+          <w:sz w:val="18"/>
+          <w:highlight w:val="lightGray"/>
+        </w:rPr>
+        <w:t>#</w:t>
+      </w:r>
+      <w:r>
+        <w:rPr>
+          <w:rFonts w:ascii="Arial" w:hAnsi="Arial" w:eastAsia="Arial" w:cs="Arial"/>
+          <w:b/>
+          <w:i w:val="0"/>
+          <w:color w:val="000000"/>
+          <w:sz w:val="18"/>
+          <w:highlight w:val="lightGray"/>
+        </w:rPr>
+        <w:t xml:space="preserve"> </w:t>
+      </w:r>
+      <w:r>
+        <w:rPr>
+          <w:rFonts w:ascii="Arial" w:hAnsi="Arial" w:eastAsia="Arial" w:cs="Arial"/>
+          <w:b/>
+          <w:i w:val="0"/>
+          <w:color w:val="000000"/>
+          <w:sz w:val="18"/>
+          <w:highlight w:val="lightGray"/>
+        </w:rPr>
+        <w:t>S</w:t>
+      </w:r>
+      <w:r>
+        <w:rPr>
+          <w:rFonts w:ascii="Arial" w:hAnsi="Arial" w:eastAsia="Arial" w:cs="Arial"/>
+          <w:b/>
+          <w:i w:val="0"/>
+          <w:color w:val="000000"/>
+          <w:sz w:val="18"/>
+          <w:highlight w:val="lightGray"/>
+        </w:rPr>
+        <w:t>o</w:t>
+      </w:r>
+      <w:r>
+        <w:rPr>
+          <w:rFonts w:ascii="Arial" w:hAnsi="Arial" w:eastAsia="Arial" w:cs="Arial"/>
+          <w:b/>
+          <w:i w:val="0"/>
+          <w:color w:val="000000"/>
+          <w:sz w:val="18"/>
+          <w:highlight w:val="lightGray"/>
+        </w:rPr>
+        <w:t>u</w:t>
+      </w:r>
+      <w:r>
+        <w:rPr>
+          <w:rFonts w:ascii="Arial" w:hAnsi="Arial" w:eastAsia="Arial" w:cs="Arial"/>
+          <w:b/>
+          <w:i w:val="0"/>
+          <w:color w:val="000000"/>
+          <w:sz w:val="18"/>
+          <w:highlight w:val="lightGray"/>
+        </w:rPr>
+        <w:t>r</w:t>
+      </w:r>
+      <w:r>
+        <w:rPr>
+          <w:rFonts w:ascii="Arial" w:hAnsi="Arial" w:eastAsia="Arial" w:cs="Arial"/>
+          <w:b/>
+          <w:i w:val="0"/>
+          <w:color w:val="000000"/>
+          <w:sz w:val="18"/>
+          <w:highlight w:val="lightGray"/>
+        </w:rPr>
+        <w:t>c</w:t>
+      </w:r>
+      <w:r>
+        <w:rPr>
+          <w:rFonts w:ascii="Arial" w:hAnsi="Arial" w:eastAsia="Arial" w:cs="Arial"/>
+          <w:b/>
+          <w:i w:val="0"/>
+          <w:color w:val="000000"/>
+          <w:sz w:val="18"/>
+          <w:highlight w:val="lightGray"/>
+        </w:rPr>
+        <w:t>e</w:t>
+      </w:r>
+      <w:r>
+        <w:rPr>
+          <w:rFonts w:ascii="Arial" w:hAnsi="Arial" w:eastAsia="Arial" w:cs="Arial"/>
+          <w:b/>
+          <w:i w:val="0"/>
+          <w:color w:val="000000"/>
+          <w:sz w:val="18"/>
+          <w:highlight w:val="lightGray"/>
+        </w:rPr>
+        <w:t>:</w:t>
+      </w:r>
+      <w:r>
+        <w:rPr>
+          <w:rFonts w:ascii="Arial" w:hAnsi="Arial" w:eastAsia="Arial" w:cs="Arial"/>
+          <w:b/>
+          <w:i w:val="0"/>
+          <w:color w:val="000000"/>
+          <w:sz w:val="18"/>
+          <w:highlight w:val="lightGray"/>
+        </w:rPr>
+        <w:t xml:space="preserve"> </w:t>
+      </w:r>
+      <w:r>
+        <w:rPr>
+          <w:rFonts w:ascii="Arial" w:hAnsi="Arial" w:eastAsia="Arial" w:cs="Arial"/>
+          <w:b/>
+          <w:i w:val="0"/>
+          <w:color w:val="000000"/>
+          <w:sz w:val="18"/>
+          <w:highlight w:val="lightGray"/>
+        </w:rPr>
+        <w:t>A</w:t>
+      </w:r>
+      <w:r>
+        <w:rPr>
+          <w:rFonts w:ascii="Arial" w:hAnsi="Arial" w:eastAsia="Arial" w:cs="Arial"/>
+          <w:b/>
+          <w:i w:val="0"/>
+          <w:color w:val="000000"/>
+          <w:sz w:val="18"/>
+          <w:highlight w:val="lightGray"/>
+        </w:rPr>
+        <w:t>I</w:t>
+      </w:r>
+      <w:r>
+        <w:rPr>
+          <w:rFonts w:ascii="Arial" w:hAnsi="Arial" w:eastAsia="Arial" w:cs="Arial"/>
+          <w:b/>
+          <w:i w:val="0"/>
+          <w:color w:val="000000"/>
+          <w:sz w:val="18"/>
+          <w:highlight w:val="lightGray"/>
+        </w:rPr>
+        <w:t xml:space="preserve"> </w:t>
+      </w:r>
+      <w:r>
+        <w:rPr>
+          <w:rFonts w:ascii="Arial" w:hAnsi="Arial" w:eastAsia="Arial" w:cs="Arial"/>
+          <w:b/>
+          <w:i w:val="0"/>
+          <w:color w:val="000000"/>
+          <w:sz w:val="18"/>
+          <w:highlight w:val="lightGray"/>
+        </w:rPr>
+        <w:t>S</w:t>
+      </w:r>
+      <w:r>
+        <w:rPr>
+          <w:rFonts w:ascii="Arial" w:hAnsi="Arial" w:eastAsia="Arial" w:cs="Arial"/>
+          <w:b/>
+          <w:i w:val="0"/>
+          <w:color w:val="000000"/>
+          <w:sz w:val="18"/>
+          <w:highlight w:val="lightGray"/>
+        </w:rPr>
+        <w:t>o</w:t>
+      </w:r>
+      <w:r>
+        <w:rPr>
+          <w:rFonts w:ascii="Arial" w:hAnsi="Arial" w:eastAsia="Arial" w:cs="Arial"/>
+          <w:b/>
+          <w:i w:val="0"/>
+          <w:color w:val="000000"/>
+          <w:sz w:val="18"/>
+          <w:highlight w:val="lightGray"/>
+        </w:rPr>
+        <w:t>u</w:t>
+      </w:r>
+      <w:r>
+        <w:rPr>
+          <w:rFonts w:ascii="Arial" w:hAnsi="Arial" w:eastAsia="Arial" w:cs="Arial"/>
+          <w:b/>
+          <w:i w:val="0"/>
+          <w:color w:val="000000"/>
+          <w:sz w:val="18"/>
+          <w:highlight w:val="lightGray"/>
+        </w:rPr>
+        <w:t>r</w:t>
+      </w:r>
+      <w:r>
+        <w:rPr>
+          <w:rFonts w:ascii="Arial" w:hAnsi="Arial" w:eastAsia="Arial" w:cs="Arial"/>
+          <w:b/>
+          <w:i w:val="0"/>
+          <w:color w:val="000000"/>
+          <w:sz w:val="18"/>
+          <w:highlight w:val="lightGray"/>
+        </w:rPr>
+        <w:t>c</w:t>
+      </w:r>
+      <w:r>
+        <w:rPr>
+          <w:rFonts w:ascii="Arial" w:hAnsi="Arial" w:eastAsia="Arial" w:cs="Arial"/>
+          <w:b/>
+          <w:i w:val="0"/>
+          <w:color w:val="000000"/>
+          <w:sz w:val="18"/>
+          <w:highlight w:val="lightGray"/>
+        </w:rPr>
+        <w:t>e</w:t>
+      </w:r>
+      <w:r>
+        <w:rPr>
+          <w:rFonts w:ascii="Arial" w:hAnsi="Arial" w:eastAsia="Arial" w:cs="Arial"/>
+          <w:b/>
+          <w:i w:val="0"/>
+          <w:color w:val="000000"/>
+          <w:sz w:val="18"/>
+          <w:highlight w:val="lightGray"/>
+        </w:rPr>
+        <w:t>:</w:t>
+      </w:r>
+      <w:r>
+        <w:rPr>
+          <w:rFonts w:ascii="Arial" w:hAnsi="Arial" w:eastAsia="Arial" w:cs="Arial"/>
+          <w:b/>
+          <w:i w:val="0"/>
+          <w:color w:val="000000"/>
+          <w:sz w:val="18"/>
+          <w:highlight w:val="lightGray"/>
+        </w:rPr>
+        <w:t xml:space="preserve"> </w:t>
+      </w:r>
+      <w:r>
+        <w:rPr>
+          <w:rFonts w:ascii="Arial" w:hAnsi="Arial" w:eastAsia="Arial" w:cs="Arial"/>
+          <w:b/>
+          <w:i w:val="0"/>
+          <w:color w:val="000000"/>
+          <w:sz w:val="18"/>
+          <w:highlight w:val="lightGray"/>
+        </w:rPr>
+        <w:t>P</w:t>
+      </w:r>
+      <w:r>
+        <w:rPr>
+          <w:rFonts w:ascii="Arial" w:hAnsi="Arial" w:eastAsia="Arial" w:cs="Arial"/>
+          <w:b/>
+          <w:i w:val="0"/>
+          <w:color w:val="000000"/>
+          <w:sz w:val="18"/>
+          <w:highlight w:val="lightGray"/>
+        </w:rPr>
+        <w:t>r</w:t>
+      </w:r>
+      <w:r>
+        <w:rPr>
+          <w:rFonts w:ascii="Arial" w:hAnsi="Arial" w:eastAsia="Arial" w:cs="Arial"/>
+          <w:b/>
+          <w:i w:val="0"/>
+          <w:color w:val="000000"/>
+          <w:sz w:val="18"/>
+          <w:highlight w:val="lightGray"/>
+        </w:rPr>
+        <w:t>o</w:t>
+      </w:r>
+      <w:r>
+        <w:rPr>
+          <w:rFonts w:ascii="Arial" w:hAnsi="Arial" w:eastAsia="Arial" w:cs="Arial"/>
+          <w:b/>
+          <w:i w:val="0"/>
+          <w:color w:val="000000"/>
+          <w:sz w:val="18"/>
+          <w:highlight w:val="lightGray"/>
+        </w:rPr>
+        <w:t>v</w:t>
+      </w:r>
+      <w:r>
+        <w:rPr>
+          <w:rFonts w:ascii="Arial" w:hAnsi="Arial" w:eastAsia="Arial" w:cs="Arial"/>
+          <w:b/>
+          <w:i w:val="0"/>
+          <w:color w:val="000000"/>
+          <w:sz w:val="18"/>
+          <w:highlight w:val="lightGray"/>
+        </w:rPr>
+        <w:t>i</w:t>
+      </w:r>
+      <w:r>
+        <w:rPr>
+          <w:rFonts w:ascii="Arial" w:hAnsi="Arial" w:eastAsia="Arial" w:cs="Arial"/>
+          <w:b/>
+          <w:i w:val="0"/>
+          <w:color w:val="000000"/>
+          <w:sz w:val="18"/>
+          <w:highlight w:val="lightGray"/>
+        </w:rPr>
+        <w:t>d</w:t>
+      </w:r>
+      <w:r>
+        <w:rPr>
+          <w:rFonts w:ascii="Arial" w:hAnsi="Arial" w:eastAsia="Arial" w:cs="Arial"/>
+          <w:b/>
+          <w:i w:val="0"/>
+          <w:color w:val="000000"/>
+          <w:sz w:val="18"/>
+          <w:highlight w:val="lightGray"/>
+        </w:rPr>
+        <w:t>e</w:t>
+      </w:r>
+      <w:r>
+        <w:rPr>
+          <w:rFonts w:ascii="Arial" w:hAnsi="Arial" w:eastAsia="Arial" w:cs="Arial"/>
+          <w:b/>
+          <w:i w:val="0"/>
+          <w:color w:val="000000"/>
+          <w:sz w:val="18"/>
+          <w:highlight w:val="lightGray"/>
+        </w:rPr>
+        <w:t>d</w:t>
+      </w:r>
+      <w:r>
+        <w:rPr>
+          <w:rFonts w:ascii="Arial" w:hAnsi="Arial" w:eastAsia="Arial" w:cs="Arial"/>
+          <w:b/>
+          <w:i w:val="0"/>
+          <w:color w:val="000000"/>
+          <w:sz w:val="18"/>
+          <w:highlight w:val="lightGray"/>
+        </w:rPr>
+        <w:t xml:space="preserve"> </w:t>
+      </w:r>
+      <w:r>
+        <w:rPr>
+          <w:rFonts w:ascii="Arial" w:hAnsi="Arial" w:eastAsia="Arial" w:cs="Arial"/>
+          <w:b/>
+          <w:i w:val="0"/>
+          <w:color w:val="000000"/>
+          <w:sz w:val="18"/>
+          <w:highlight w:val="lightGray"/>
+        </w:rPr>
+        <w:t>b</w:t>
+      </w:r>
+      <w:r>
+        <w:rPr>
+          <w:rFonts w:ascii="Arial" w:hAnsi="Arial" w:eastAsia="Arial" w:cs="Arial"/>
+          <w:b/>
+          <w:i w:val="0"/>
+          <w:color w:val="000000"/>
+          <w:sz w:val="18"/>
+          <w:highlight w:val="lightGray"/>
+        </w:rPr>
+        <w:t>y</w:t>
+      </w:r>
+      <w:r>
+        <w:rPr>
+          <w:rFonts w:ascii="Arial" w:hAnsi="Arial" w:eastAsia="Arial" w:cs="Arial"/>
+          <w:b/>
+          <w:i w:val="0"/>
+          <w:color w:val="000000"/>
+          <w:sz w:val="18"/>
+          <w:highlight w:val="lightGray"/>
+        </w:rPr>
+        <w:t>:</w:t>
+      </w:r>
+      <w:r>
+        <w:rPr>
+          <w:rFonts w:ascii="Arial" w:hAnsi="Arial" w:eastAsia="Arial" w:cs="Arial"/>
+          <w:b/>
+          <w:i w:val="0"/>
+          <w:color w:val="000000"/>
+          <w:sz w:val="18"/>
+          <w:highlight w:val="lightGray"/>
+        </w:rPr>
+        <w:t xml:space="preserve"> </w:t>
+      </w:r>
+      <w:r>
+        <w:rPr>
+          <w:rFonts w:ascii="Arial" w:hAnsi="Arial" w:eastAsia="Arial" w:cs="Arial"/>
+          <w:b/>
+          <w:i w:val="0"/>
+          <w:color w:val="000000"/>
+          <w:sz w:val="18"/>
+          <w:highlight w:val="lightGray"/>
+        </w:rPr>
+        <w:t>[</w:t>
+      </w:r>
+      <w:r>
+        <w:rPr>
+          <w:rFonts w:ascii="Arial" w:hAnsi="Arial" w:eastAsia="Arial" w:cs="Arial"/>
+          <w:b/>
+          <w:i w:val="0"/>
+          <w:color w:val="000000"/>
+          <w:sz w:val="18"/>
+          <w:highlight w:val="lightGray"/>
+        </w:rPr>
+        <w:t>D</w:t>
+      </w:r>
+      <w:r>
+        <w:rPr>
+          <w:rFonts w:ascii="Arial" w:hAnsi="Arial" w:eastAsia="Arial" w:cs="Arial"/>
+          <w:b/>
+          <w:i w:val="0"/>
+          <w:color w:val="000000"/>
+          <w:sz w:val="18"/>
+          <w:highlight w:val="lightGray"/>
+        </w:rPr>
+        <w:t>a</w:t>
+      </w:r>
+      <w:r>
+        <w:rPr>
+          <w:rFonts w:ascii="Arial" w:hAnsi="Arial" w:eastAsia="Arial" w:cs="Arial"/>
+          <w:b/>
+          <w:i w:val="0"/>
+          <w:color w:val="000000"/>
+          <w:sz w:val="18"/>
+          <w:highlight w:val="lightGray"/>
+        </w:rPr>
+        <w:t>t</w:t>
+      </w:r>
+      <w:r>
+        <w:rPr>
+          <w:rFonts w:ascii="Arial" w:hAnsi="Arial" w:eastAsia="Arial" w:cs="Arial"/>
+          <w:b/>
+          <w:i w:val="0"/>
+          <w:color w:val="000000"/>
+          <w:sz w:val="18"/>
+          <w:highlight w:val="lightGray"/>
+        </w:rPr>
+        <w:t>a</w:t>
+      </w:r>
+      <w:r>
+        <w:rPr>
+          <w:rFonts w:ascii="Arial" w:hAnsi="Arial" w:eastAsia="Arial" w:cs="Arial"/>
+          <w:b/>
+          <w:i w:val="0"/>
+          <w:color w:val="000000"/>
+          <w:sz w:val="18"/>
+          <w:highlight w:val="lightGray"/>
+        </w:rPr>
+        <w:t xml:space="preserve"> </w:t>
+      </w:r>
+      <w:r>
+        <w:rPr>
+          <w:rFonts w:ascii="Arial" w:hAnsi="Arial" w:eastAsia="Arial" w:cs="Arial"/>
+          <w:b/>
+          <w:i w:val="0"/>
+          <w:color w:val="000000"/>
+          <w:sz w:val="18"/>
+          <w:highlight w:val="lightGray"/>
+        </w:rPr>
+        <w:t>P</w:t>
+      </w:r>
+      <w:r>
+        <w:rPr>
+          <w:rFonts w:ascii="Arial" w:hAnsi="Arial" w:eastAsia="Arial" w:cs="Arial"/>
+          <w:b/>
+          <w:i w:val="0"/>
+          <w:color w:val="000000"/>
+          <w:sz w:val="18"/>
+          <w:highlight w:val="lightGray"/>
+        </w:rPr>
+        <w:t>a</w:t>
+      </w:r>
+      <w:r>
+        <w:rPr>
+          <w:rFonts w:ascii="Arial" w:hAnsi="Arial" w:eastAsia="Arial" w:cs="Arial"/>
+          <w:b/>
+          <w:i w:val="0"/>
+          <w:color w:val="000000"/>
+          <w:sz w:val="18"/>
+          <w:highlight w:val="lightGray"/>
+        </w:rPr>
+        <w:t>t</w:t>
+      </w:r>
+      <w:r>
+        <w:rPr>
+          <w:rFonts w:ascii="Arial" w:hAnsi="Arial" w:eastAsia="Arial" w:cs="Arial"/>
+          <w:b/>
+          <w:i w:val="0"/>
+          <w:color w:val="000000"/>
+          <w:sz w:val="18"/>
+          <w:highlight w:val="lightGray"/>
+        </w:rPr>
+        <w:t>h</w:t>
+      </w:r>
+      <w:r>
+        <w:rPr>
+          <w:rFonts w:ascii="Arial" w:hAnsi="Arial" w:eastAsia="Arial" w:cs="Arial"/>
+          <w:b w:val="0"/>
+          <w:i w:val="0"/>
+          <w:color w:val="000000"/>
+          <w:sz w:val="18"/>
+          <w:highlight w:val="lightGray"/>
+        </w:rPr>
+        <w:t>:</w:t>
+      </w:r>
+      <w:r>
+        <w:rPr>
+          <w:rFonts w:ascii="Arial" w:hAnsi="Arial" w:eastAsia="Arial" w:cs="Arial"/>
+          <w:b w:val="0"/>
+          <w:i w:val="0"/>
+          <w:color w:val="000000"/>
+          <w:sz w:val="18"/>
+          <w:highlight w:val="lightGray"/>
+        </w:rPr>
+        <w:t xml:space="preserve"> </w:t>
+      </w:r>
+      <w:r>
+        <w:rPr>
+          <w:rFonts w:ascii="Arial" w:hAnsi="Arial" w:eastAsia="Arial" w:cs="Arial"/>
+          <w:b w:val="0"/>
+          <w:i w:val="0"/>
+          <w:color w:val="000000"/>
+          <w:sz w:val="18"/>
+          <w:highlight w:val="lightGray"/>
+        </w:rPr>
+        <w:t>P</w:t>
+      </w:r>
+      <w:r>
+        <w:rPr>
+          <w:rFonts w:ascii="Arial" w:hAnsi="Arial" w:eastAsia="Arial" w:cs="Arial"/>
+          <w:b w:val="0"/>
+          <w:i w:val="0"/>
+          <w:color w:val="000000"/>
+          <w:sz w:val="18"/>
+          <w:highlight w:val="lightGray"/>
+        </w:rPr>
+        <w:t>e</w:t>
+      </w:r>
+      <w:r>
+        <w:rPr>
+          <w:rFonts w:ascii="Arial" w:hAnsi="Arial" w:eastAsia="Arial" w:cs="Arial"/>
+          <w:b w:val="0"/>
+          <w:i w:val="0"/>
+          <w:color w:val="000000"/>
+          <w:sz w:val="18"/>
+          <w:highlight w:val="lightGray"/>
+        </w:rPr>
+        <w:t>r</w:t>
+      </w:r>
+      <w:r>
+        <w:rPr>
+          <w:rFonts w:ascii="Arial" w:hAnsi="Arial" w:eastAsia="Arial" w:cs="Arial"/>
+          <w:b w:val="0"/>
+          <w:i w:val="0"/>
+          <w:color w:val="000000"/>
+          <w:sz w:val="18"/>
+          <w:highlight w:val="lightGray"/>
+        </w:rPr>
+        <w:t>s</w:t>
+      </w:r>
+      <w:r>
+        <w:rPr>
+          <w:rFonts w:ascii="Arial" w:hAnsi="Arial" w:eastAsia="Arial" w:cs="Arial"/>
+          <w:b w:val="0"/>
+          <w:i w:val="0"/>
+          <w:color w:val="000000"/>
+          <w:sz w:val="18"/>
+          <w:highlight w:val="lightGray"/>
+        </w:rPr>
+        <w:t>o</w:t>
+      </w:r>
+      <w:r>
+        <w:rPr>
+          <w:rFonts w:ascii="Arial" w:hAnsi="Arial" w:eastAsia="Arial" w:cs="Arial"/>
+          <w:b w:val="0"/>
+          <w:i w:val="0"/>
+          <w:color w:val="000000"/>
+          <w:sz w:val="18"/>
+          <w:highlight w:val="lightGray"/>
+        </w:rPr>
+        <w:t>n</w:t>
+      </w:r>
+      <w:r>
+        <w:rPr>
+          <w:rFonts w:ascii="Arial" w:hAnsi="Arial" w:eastAsia="Arial" w:cs="Arial"/>
+          <w:b w:val="0"/>
+          <w:i w:val="0"/>
+          <w:color w:val="000000"/>
+          <w:sz w:val="18"/>
+          <w:highlight w:val="lightGray"/>
+        </w:rPr>
+        <w:t>s</w:t>
+      </w:r>
+      <w:r>
+        <w:rPr>
+          <w:rFonts w:ascii="Arial" w:hAnsi="Arial" w:eastAsia="Arial" w:cs="Arial"/>
+          <w:b w:val="0"/>
+          <w:i w:val="0"/>
+          <w:color w:val="000000"/>
+          <w:sz w:val="18"/>
+          <w:highlight w:val="lightGray"/>
+        </w:rPr>
+        <w:t xml:space="preserve"> </w:t>
+      </w:r>
+      <w:r>
+        <w:rPr>
+          <w:rFonts w:ascii="Arial" w:hAnsi="Arial" w:eastAsia="Arial" w:cs="Arial"/>
+          <w:b w:val="0"/>
+          <w:i w:val="0"/>
+          <w:color w:val="000000"/>
+          <w:sz w:val="18"/>
+          <w:highlight w:val="lightGray"/>
+        </w:rPr>
+        <w:t>T</w:t>
+      </w:r>
+      <w:r>
+        <w:rPr>
+          <w:rFonts w:ascii="Arial" w:hAnsi="Arial" w:eastAsia="Arial" w:cs="Arial"/>
+          <w:b w:val="0"/>
+          <w:i w:val="0"/>
+          <w:color w:val="000000"/>
+          <w:sz w:val="18"/>
+          <w:highlight w:val="lightGray"/>
+        </w:rPr>
+        <w:t>a</w:t>
+      </w:r>
+      <w:r>
+        <w:rPr>
+          <w:rFonts w:ascii="Arial" w:hAnsi="Arial" w:eastAsia="Arial" w:cs="Arial"/>
+          <w:b w:val="0"/>
+          <w:i w:val="0"/>
+          <w:color w:val="000000"/>
+          <w:sz w:val="18"/>
+          <w:highlight w:val="lightGray"/>
+        </w:rPr>
+        <w:t>b</w:t>
+      </w:r>
+      <w:r>
+        <w:rPr>
+          <w:rFonts w:ascii="Arial" w:hAnsi="Arial" w:eastAsia="Arial" w:cs="Arial"/>
+          <w:b w:val="0"/>
+          <w:i w:val="0"/>
+          <w:color w:val="000000"/>
+          <w:sz w:val="18"/>
+          <w:highlight w:val="lightGray"/>
+        </w:rPr>
+        <w:t>l</w:t>
+      </w:r>
+      <w:r>
+        <w:rPr>
+          <w:rFonts w:ascii="Arial" w:hAnsi="Arial" w:eastAsia="Arial" w:cs="Arial"/>
+          <w:b w:val="0"/>
+          <w:i w:val="0"/>
+          <w:color w:val="000000"/>
+          <w:sz w:val="18"/>
+          <w:highlight w:val="lightGray"/>
+        </w:rPr>
+        <w:t>e</w:t>
+      </w:r>
+      <w:r>
+        <w:rPr>
+          <w:rFonts w:ascii="Arial" w:hAnsi="Arial" w:eastAsia="Arial" w:cs="Arial"/>
+          <w:b w:val="0"/>
+          <w:i w:val="0"/>
+          <w:color w:val="000000"/>
+          <w:sz w:val="18"/>
+          <w:highlight w:val="lightGray"/>
+        </w:rPr>
+        <w:t xml:space="preserve"> </w:t>
+      </w:r>
+      <w:r>
+        <w:rPr>
+          <w:rFonts w:ascii="Arial" w:hAnsi="Arial" w:eastAsia="Arial" w:cs="Arial"/>
+          <w:b w:val="0"/>
+          <w:i w:val="0"/>
+          <w:color w:val="000000"/>
+          <w:sz w:val="18"/>
+          <w:highlight w:val="lightGray"/>
+        </w:rPr>
+        <w:t>-</w:t>
+      </w:r>
+      <w:r>
+        <w:rPr>
+          <w:rFonts w:ascii="Arial" w:hAnsi="Arial" w:eastAsia="Arial" w:cs="Arial"/>
+          <w:b w:val="0"/>
+          <w:i w:val="0"/>
+          <w:color w:val="000000"/>
+          <w:sz w:val="18"/>
+          <w:highlight w:val="lightGray"/>
+        </w:rPr>
+        <w:t>&gt;</w:t>
+      </w:r>
+      <w:r>
+        <w:rPr>
+          <w:rFonts w:ascii="Arial" w:hAnsi="Arial" w:eastAsia="Arial" w:cs="Arial"/>
+          <w:b w:val="0"/>
+          <w:i w:val="0"/>
+          <w:color w:val="000000"/>
+          <w:sz w:val="18"/>
+          <w:highlight w:val="lightGray"/>
+        </w:rPr>
+        <w:t xml:space="preserve"> </w:t>
+      </w:r>
+      <w:r>
+        <w:rPr>
+          <w:rFonts w:ascii="Arial" w:hAnsi="Arial" w:eastAsia="Arial" w:cs="Arial"/>
+          <w:b w:val="0"/>
+          <w:i w:val="0"/>
+          <w:color w:val="000000"/>
+          <w:sz w:val="18"/>
+          <w:highlight w:val="lightGray"/>
+        </w:rPr>
+        <w:t>I</w:t>
+      </w:r>
+      <w:r>
+        <w:rPr>
+          <w:rFonts w:ascii="Arial" w:hAnsi="Arial" w:eastAsia="Arial" w:cs="Arial"/>
+          <w:b w:val="0"/>
+          <w:i w:val="0"/>
+          <w:color w:val="000000"/>
+          <w:sz w:val="18"/>
+          <w:highlight w:val="lightGray"/>
+        </w:rPr>
+        <w:t>D</w:t>
+      </w:r>
+      <w:r>
+        <w:rPr>
+          <w:rFonts w:ascii="Arial" w:hAnsi="Arial" w:eastAsia="Arial" w:cs="Arial"/>
+          <w:b w:val="0"/>
+          <w:i w:val="0"/>
+          <w:color w:val="000000"/>
+          <w:sz w:val="18"/>
+          <w:highlight w:val="lightGray"/>
+        </w:rPr>
+        <w:t xml:space="preserve"> </w:t>
+      </w:r>
+      <w:r>
+        <w:rPr>
+          <w:rFonts w:ascii="Arial" w:hAnsi="Arial" w:eastAsia="Arial" w:cs="Arial"/>
+          <w:b w:val="0"/>
+          <w:i w:val="0"/>
+          <w:color w:val="000000"/>
+          <w:sz w:val="18"/>
+          <w:highlight w:val="lightGray"/>
+        </w:rPr>
+        <w:t>C</w:t>
+      </w:r>
+      <w:r>
+        <w:rPr>
+          <w:rFonts w:ascii="Arial" w:hAnsi="Arial" w:eastAsia="Arial" w:cs="Arial"/>
+          <w:b w:val="0"/>
+          <w:i w:val="0"/>
+          <w:color w:val="000000"/>
+          <w:sz w:val="18"/>
+          <w:highlight w:val="lightGray"/>
+        </w:rPr>
+        <w:t>o</w:t>
+      </w:r>
+      <w:r>
+        <w:rPr>
+          <w:rFonts w:ascii="Arial" w:hAnsi="Arial" w:eastAsia="Arial" w:cs="Arial"/>
+          <w:b w:val="0"/>
+          <w:i w:val="0"/>
+          <w:color w:val="000000"/>
+          <w:sz w:val="18"/>
+          <w:highlight w:val="lightGray"/>
+        </w:rPr>
+        <w:t>l</w:t>
+      </w:r>
+      <w:r>
+        <w:rPr>
+          <w:rFonts w:ascii="Arial" w:hAnsi="Arial" w:eastAsia="Arial" w:cs="Arial"/>
+          <w:b w:val="0"/>
+          <w:i w:val="0"/>
+          <w:color w:val="000000"/>
+          <w:sz w:val="18"/>
+          <w:highlight w:val="lightGray"/>
+        </w:rPr>
+        <w:t>u</w:t>
+      </w:r>
+      <w:r>
+        <w:rPr>
+          <w:rFonts w:ascii="Arial" w:hAnsi="Arial" w:eastAsia="Arial" w:cs="Arial"/>
+          <w:b w:val="0"/>
+          <w:i w:val="0"/>
+          <w:color w:val="000000"/>
+          <w:sz w:val="18"/>
+          <w:highlight w:val="lightGray"/>
+        </w:rPr>
+        <w:t>m</w:t>
+      </w:r>
+      <w:r>
+        <w:rPr>
+          <w:rFonts w:ascii="Arial" w:hAnsi="Arial" w:eastAsia="Arial" w:cs="Arial"/>
+          <w:b w:val="0"/>
+          <w:i w:val="0"/>
+          <w:color w:val="000000"/>
+          <w:sz w:val="18"/>
+          <w:highlight w:val="lightGray"/>
+        </w:rPr>
+        <w:t>n</w:t>
+      </w:r>
+      <w:r>
+        <w:rPr>
+          <w:rFonts w:ascii="Arial" w:hAnsi="Arial" w:eastAsia="Arial" w:cs="Arial"/>
+          <w:b w:val="0"/>
+          <w:i w:val="0"/>
+          <w:color w:val="000000"/>
+          <w:sz w:val="18"/>
+          <w:highlight w:val="lightGray"/>
+        </w:rPr>
+        <w:t>:</w:t>
+      </w:r>
+      <w:r>
+        <w:rPr>
+          <w:rFonts w:ascii="Arial" w:hAnsi="Arial" w:eastAsia="Arial" w:cs="Arial"/>
+          <w:b w:val="0"/>
+          <w:i w:val="0"/>
+          <w:color w:val="000000"/>
+          <w:sz w:val="18"/>
+          <w:highlight w:val="lightGray"/>
+        </w:rPr>
+        <w:t xml:space="preserve"> </w:t>
+      </w:r>
+      <w:r>
+        <w:rPr>
+          <w:rFonts w:ascii="Arial" w:hAnsi="Arial" w:eastAsia="Arial" w:cs="Arial"/>
+          <w:b w:val="0"/>
+          <w:i w:val="0"/>
+          <w:color w:val="000000"/>
+          <w:sz w:val="18"/>
+          <w:highlight w:val="lightGray"/>
+        </w:rPr>
+        <w:t>1</w:t>
+      </w:r>
+      <w:r>
+        <w:rPr>
+          <w:rFonts w:ascii="Arial" w:hAnsi="Arial" w:eastAsia="Arial" w:cs="Arial"/>
+          <w:b w:val="0"/>
+          <w:i w:val="0"/>
+          <w:color w:val="000000"/>
+          <w:sz w:val="18"/>
+          <w:highlight w:val="lightGray"/>
+        </w:rPr>
+        <w:t>,</w:t>
+      </w:r>
+      <w:r>
+        <w:rPr>
+          <w:rFonts w:ascii="Arial" w:hAnsi="Arial" w:eastAsia="Arial" w:cs="Arial"/>
+          <w:b w:val="0"/>
+          <w:i w:val="0"/>
+          <w:color w:val="000000"/>
+          <w:sz w:val="18"/>
+          <w:highlight w:val="lightGray"/>
+        </w:rPr>
+        <w:t xml:space="preserve"> </w:t>
+      </w:r>
+      <w:r>
+        <w:rPr>
+          <w:rFonts w:ascii="Arial" w:hAnsi="Arial" w:eastAsia="Arial" w:cs="Arial"/>
+          <w:b w:val="0"/>
+          <w:i w:val="0"/>
+          <w:color w:val="000000"/>
+          <w:sz w:val="18"/>
+          <w:highlight w:val="lightGray"/>
+        </w:rPr>
+        <w:t>N</w:t>
+      </w:r>
+      <w:r>
+        <w:rPr>
+          <w:rFonts w:ascii="Arial" w:hAnsi="Arial" w:eastAsia="Arial" w:cs="Arial"/>
+          <w:b w:val="0"/>
+          <w:i w:val="0"/>
+          <w:color w:val="000000"/>
+          <w:sz w:val="18"/>
+          <w:highlight w:val="lightGray"/>
+        </w:rPr>
+        <w:t>a</w:t>
+      </w:r>
+      <w:r>
+        <w:rPr>
+          <w:rFonts w:ascii="Arial" w:hAnsi="Arial" w:eastAsia="Arial" w:cs="Arial"/>
+          <w:b w:val="0"/>
+          <w:i w:val="0"/>
+          <w:color w:val="000000"/>
+          <w:sz w:val="18"/>
+          <w:highlight w:val="lightGray"/>
+        </w:rPr>
+        <w:t>m</w:t>
+      </w:r>
+      <w:r>
+        <w:rPr>
+          <w:rFonts w:ascii="Arial" w:hAnsi="Arial" w:eastAsia="Arial" w:cs="Arial"/>
+          <w:b w:val="0"/>
+          <w:i w:val="0"/>
+          <w:color w:val="000000"/>
+          <w:sz w:val="18"/>
+          <w:highlight w:val="lightGray"/>
+        </w:rPr>
+        <w:t>e</w:t>
+      </w:r>
+      <w:r>
+        <w:rPr>
+          <w:rFonts w:ascii="Arial" w:hAnsi="Arial" w:eastAsia="Arial" w:cs="Arial"/>
+          <w:b w:val="0"/>
+          <w:i w:val="0"/>
+          <w:color w:val="000000"/>
+          <w:sz w:val="18"/>
+          <w:highlight w:val="lightGray"/>
+        </w:rPr>
+        <w:t>_</w:t>
+      </w:r>
+      <w:r>
+        <w:rPr>
+          <w:rFonts w:ascii="Arial" w:hAnsi="Arial" w:eastAsia="Arial" w:cs="Arial"/>
+          <w:b w:val="0"/>
+          <w:i w:val="0"/>
+          <w:color w:val="000000"/>
+          <w:sz w:val="18"/>
+          <w:highlight w:val="lightGray"/>
+        </w:rPr>
+        <w:t>E</w:t>
+      </w:r>
+      <w:r>
+        <w:rPr>
+          <w:rFonts w:ascii="Arial" w:hAnsi="Arial" w:eastAsia="Arial" w:cs="Arial"/>
+          <w:b w:val="0"/>
+          <w:i w:val="0"/>
+          <w:color w:val="000000"/>
+          <w:sz w:val="18"/>
+          <w:highlight w:val="lightGray"/>
+        </w:rPr>
+        <w:t>n</w:t>
+      </w:r>
+      <w:r>
+        <w:rPr>
+          <w:rFonts w:ascii="Arial" w:hAnsi="Arial" w:eastAsia="Arial" w:cs="Arial"/>
+          <w:b w:val="0"/>
+          <w:i w:val="0"/>
+          <w:color w:val="000000"/>
+          <w:sz w:val="18"/>
+          <w:highlight w:val="lightGray"/>
+        </w:rPr>
+        <w:t xml:space="preserve"> </w:t>
+      </w:r>
+      <w:r>
+        <w:rPr>
+          <w:rFonts w:ascii="Arial" w:hAnsi="Arial" w:eastAsia="Arial" w:cs="Arial"/>
+          <w:b w:val="0"/>
+          <w:i w:val="0"/>
+          <w:color w:val="000000"/>
+          <w:sz w:val="18"/>
+          <w:highlight w:val="lightGray"/>
+        </w:rPr>
+        <w:t>C</w:t>
+      </w:r>
+      <w:r>
+        <w:rPr>
+          <w:rFonts w:ascii="Arial" w:hAnsi="Arial" w:eastAsia="Arial" w:cs="Arial"/>
+          <w:b w:val="0"/>
+          <w:i w:val="0"/>
+          <w:color w:val="000000"/>
+          <w:sz w:val="18"/>
+          <w:highlight w:val="lightGray"/>
+        </w:rPr>
+        <w:t>o</w:t>
+      </w:r>
+      <w:r>
+        <w:rPr>
+          <w:rFonts w:ascii="Arial" w:hAnsi="Arial" w:eastAsia="Arial" w:cs="Arial"/>
+          <w:b w:val="0"/>
+          <w:i w:val="0"/>
+          <w:color w:val="000000"/>
+          <w:sz w:val="18"/>
+          <w:highlight w:val="lightGray"/>
+        </w:rPr>
+        <w:t>l</w:t>
+      </w:r>
+      <w:r>
+        <w:rPr>
+          <w:rFonts w:ascii="Arial" w:hAnsi="Arial" w:eastAsia="Arial" w:cs="Arial"/>
+          <w:b w:val="0"/>
+          <w:i w:val="0"/>
+          <w:color w:val="000000"/>
+          <w:sz w:val="18"/>
+          <w:highlight w:val="lightGray"/>
+        </w:rPr>
+        <w:t>u</w:t>
+      </w:r>
+      <w:r>
+        <w:rPr>
+          <w:rFonts w:ascii="Arial" w:hAnsi="Arial" w:eastAsia="Arial" w:cs="Arial"/>
+          <w:b w:val="0"/>
+          <w:i w:val="0"/>
+          <w:color w:val="000000"/>
+          <w:sz w:val="18"/>
+          <w:highlight w:val="lightGray"/>
+        </w:rPr>
+        <w:t>m</w:t>
+      </w:r>
+      <w:r>
+        <w:rPr>
+          <w:rFonts w:ascii="Arial" w:hAnsi="Arial" w:eastAsia="Arial" w:cs="Arial"/>
+          <w:b w:val="0"/>
+          <w:i w:val="0"/>
+          <w:color w:val="000000"/>
+          <w:sz w:val="18"/>
+          <w:highlight w:val="lightGray"/>
+        </w:rPr>
+        <w:t>n</w:t>
+      </w:r>
+      <w:r>
+        <w:rPr>
+          <w:rFonts w:ascii="Arial" w:hAnsi="Arial" w:eastAsia="Arial" w:cs="Arial"/>
+          <w:b w:val="0"/>
+          <w:i w:val="0"/>
+          <w:color w:val="000000"/>
+          <w:sz w:val="18"/>
+          <w:highlight w:val="lightGray"/>
+        </w:rPr>
+        <w:t>:</w:t>
+      </w:r>
+      <w:r>
+        <w:rPr>
+          <w:rFonts w:ascii="Arial" w:hAnsi="Arial" w:eastAsia="Arial" w:cs="Arial"/>
+          <w:b w:val="0"/>
+          <w:i w:val="0"/>
+          <w:color w:val="000000"/>
+          <w:sz w:val="18"/>
+          <w:highlight w:val="lightGray"/>
+        </w:rPr>
+        <w:t xml:space="preserve"> </w:t>
+      </w:r>
+      <w:r>
+        <w:rPr>
+          <w:rFonts w:ascii="Arial" w:hAnsi="Arial" w:eastAsia="Arial" w:cs="Arial"/>
+          <w:b w:val="0"/>
+          <w:i w:val="0"/>
+          <w:color w:val="000000"/>
+          <w:sz w:val="18"/>
+          <w:highlight w:val="lightGray"/>
+        </w:rPr>
+        <w:t>M</w:t>
+      </w:r>
+      <w:r>
+        <w:rPr>
+          <w:rFonts w:ascii="Arial" w:hAnsi="Arial" w:eastAsia="Arial" w:cs="Arial"/>
+          <w:b w:val="0"/>
+          <w:i w:val="0"/>
+          <w:color w:val="000000"/>
+          <w:sz w:val="18"/>
+          <w:highlight w:val="lightGray"/>
+        </w:rPr>
+        <w:t>o</w:t>
+      </w:r>
+      <w:r>
+        <w:rPr>
+          <w:rFonts w:ascii="Arial" w:hAnsi="Arial" w:eastAsia="Arial" w:cs="Arial"/>
+          <w:b w:val="0"/>
+          <w:i w:val="0"/>
+          <w:color w:val="000000"/>
+          <w:sz w:val="18"/>
+          <w:highlight w:val="lightGray"/>
+        </w:rPr>
+        <w:t>t</w:t>
+      </w:r>
+      <w:r>
+        <w:rPr>
+          <w:rFonts w:ascii="Arial" w:hAnsi="Arial" w:eastAsia="Arial" w:cs="Arial"/>
+          <w:b w:val="0"/>
+          <w:i w:val="0"/>
+          <w:color w:val="000000"/>
+          <w:sz w:val="18"/>
+          <w:highlight w:val="lightGray"/>
+        </w:rPr>
+        <w:t>a</w:t>
+      </w:r>
+      <w:r>
+        <w:rPr>
+          <w:rFonts w:ascii="Arial" w:hAnsi="Arial" w:eastAsia="Arial" w:cs="Arial"/>
+          <w:b w:val="0"/>
+          <w:i w:val="0"/>
+          <w:color w:val="000000"/>
+          <w:sz w:val="18"/>
+          <w:highlight w:val="lightGray"/>
+        </w:rPr>
+        <w:t>s</w:t>
+      </w:r>
+      <w:r>
+        <w:rPr>
+          <w:rFonts w:ascii="Arial" w:hAnsi="Arial" w:eastAsia="Arial" w:cs="Arial"/>
+          <w:b w:val="0"/>
+          <w:i w:val="0"/>
+          <w:color w:val="000000"/>
+          <w:sz w:val="18"/>
+          <w:highlight w:val="lightGray"/>
+        </w:rPr>
+        <w:t>e</w:t>
+      </w:r>
+      <w:r>
+        <w:rPr>
+          <w:rFonts w:ascii="Arial" w:hAnsi="Arial" w:eastAsia="Arial" w:cs="Arial"/>
+          <w:b w:val="0"/>
+          <w:i w:val="0"/>
+          <w:color w:val="000000"/>
+          <w:sz w:val="18"/>
+          <w:highlight w:val="lightGray"/>
+        </w:rPr>
+        <w:t>m</w:t>
+      </w:r>
+      <w:r>
+        <w:rPr>
+          <w:rFonts w:ascii="Arial" w:hAnsi="Arial" w:eastAsia="Arial" w:cs="Arial"/>
+          <w:b w:val="0"/>
+          <w:i w:val="0"/>
+          <w:color w:val="000000"/>
+          <w:sz w:val="18"/>
+          <w:highlight w:val="lightGray"/>
+        </w:rPr>
+        <w:t xml:space="preserve"> </w:t>
+      </w:r>
+      <w:r>
+        <w:rPr>
+          <w:rFonts w:ascii="Arial" w:hAnsi="Arial" w:eastAsia="Arial" w:cs="Arial"/>
+          <w:b w:val="0"/>
+          <w:i w:val="0"/>
+          <w:color w:val="000000"/>
+          <w:sz w:val="18"/>
+          <w:highlight w:val="lightGray"/>
+        </w:rPr>
+        <w:t>E</w:t>
+      </w:r>
+      <w:r>
+        <w:rPr>
+          <w:rFonts w:ascii="Arial" w:hAnsi="Arial" w:eastAsia="Arial" w:cs="Arial"/>
+          <w:b w:val="0"/>
+          <w:i w:val="0"/>
+          <w:color w:val="000000"/>
+          <w:sz w:val="18"/>
+          <w:highlight w:val="lightGray"/>
+        </w:rPr>
+        <w:t>s</w:t>
+      </w:r>
+      <w:r>
+        <w:rPr>
+          <w:rFonts w:ascii="Arial" w:hAnsi="Arial" w:eastAsia="Arial" w:cs="Arial"/>
+          <w:b w:val="0"/>
+          <w:i w:val="0"/>
+          <w:color w:val="000000"/>
+          <w:sz w:val="18"/>
+          <w:highlight w:val="lightGray"/>
+        </w:rPr>
+        <w:t>s</w:t>
+      </w:r>
+      <w:r>
+        <w:rPr>
+          <w:rFonts w:ascii="Arial" w:hAnsi="Arial" w:eastAsia="Arial" w:cs="Arial"/>
+          <w:b w:val="0"/>
+          <w:i w:val="0"/>
+          <w:color w:val="000000"/>
+          <w:sz w:val="18"/>
+          <w:highlight w:val="lightGray"/>
+        </w:rPr>
+        <w:t>a</w:t>
+      </w:r>
+      <w:r>
+        <w:rPr>
+          <w:rFonts w:ascii="Arial" w:hAnsi="Arial" w:eastAsia="Arial" w:cs="Arial"/>
+          <w:b w:val="0"/>
+          <w:i w:val="0"/>
+          <w:color w:val="000000"/>
+          <w:sz w:val="18"/>
+          <w:highlight w:val="lightGray"/>
+        </w:rPr>
+        <w:t>m</w:t>
+      </w:r>
+      <w:r>
+        <w:rPr>
+          <w:rFonts w:ascii="Arial" w:hAnsi="Arial" w:eastAsia="Arial" w:cs="Arial"/>
+          <w:b w:val="0"/>
+          <w:i w:val="0"/>
+          <w:color w:val="000000"/>
+          <w:sz w:val="18"/>
+          <w:highlight w:val="lightGray"/>
+        </w:rPr>
+        <w:t>]</w:t>
+      </w:r>
+      <w:r>
+        <w:rPr>
+          <w:rFonts w:ascii="Arial" w:hAnsi="Arial" w:eastAsia="Arial" w:cs="Arial"/>
+          <w:b w:val="0"/>
+          <w:i w:val="0"/>
+          <w:color w:val="000000"/>
+          <w:sz w:val="18"/>
+          <w:highlight w:val="lightGray"/>
+        </w:rPr>
+        <w:t xml:space="preserve"> </w:t>
+      </w:r>
+      <w:r>
+        <w:rPr>
+          <w:rFonts w:ascii="Arial" w:hAnsi="Arial" w:eastAsia="Arial" w:cs="Arial"/>
+          <w:b w:val="0"/>
+          <w:i w:val="0"/>
+          <w:color w:val="000000"/>
+          <w:sz w:val="18"/>
+          <w:highlight w:val="lightGray"/>
+        </w:rPr>
+        <w:t>-</w:t>
+      </w:r>
+      <w:r>
+        <w:rPr>
+          <w:rFonts w:ascii="Arial" w:hAnsi="Arial" w:eastAsia="Arial" w:cs="Arial"/>
+          <w:b w:val="0"/>
+          <w:i w:val="0"/>
+          <w:color w:val="000000"/>
+          <w:sz w:val="18"/>
+          <w:highlight w:val="lightGray"/>
+        </w:rPr>
+        <w:t>&gt;</w:t>
+      </w:r>
+      <w:r>
+        <w:rPr>
+          <w:rFonts w:ascii="Arial" w:hAnsi="Arial" w:eastAsia="Arial" w:cs="Arial"/>
+          <w:b w:val="0"/>
+          <w:i w:val="0"/>
+          <w:color w:val="000000"/>
+          <w:sz w:val="18"/>
+          <w:highlight w:val="lightGray"/>
+        </w:rPr>
+        <w:t xml:space="preserve"> </w:t>
+      </w:r>
+      <w:r>
+        <w:rPr>
+          <w:rFonts w:ascii="Arial" w:hAnsi="Arial" w:eastAsia="Arial" w:cs="Arial"/>
+          <w:b/>
+          <w:i w:val="0"/>
+          <w:color w:val="000000"/>
+          <w:sz w:val="18"/>
+          <w:highlight w:val="lightGray"/>
+        </w:rPr>
+        <w:t>F</w:t>
+      </w:r>
+      <w:r>
+        <w:rPr>
+          <w:rFonts w:ascii="Arial" w:hAnsi="Arial" w:eastAsia="Arial" w:cs="Arial"/>
+          <w:b/>
+          <w:i w:val="0"/>
+          <w:color w:val="000000"/>
+          <w:sz w:val="18"/>
+          <w:highlight w:val="lightGray"/>
+        </w:rPr>
+        <w:t>r</w:t>
+      </w:r>
+      <w:r>
+        <w:rPr>
+          <w:rFonts w:ascii="Arial" w:hAnsi="Arial" w:eastAsia="Arial" w:cs="Arial"/>
+          <w:b/>
+          <w:i w:val="0"/>
+          <w:color w:val="000000"/>
+          <w:sz w:val="18"/>
+          <w:highlight w:val="lightGray"/>
+        </w:rPr>
+        <w:t>o</w:t>
+      </w:r>
+      <w:r>
+        <w:rPr>
+          <w:rFonts w:ascii="Arial" w:hAnsi="Arial" w:eastAsia="Arial" w:cs="Arial"/>
+          <w:b/>
+          <w:i w:val="0"/>
+          <w:color w:val="000000"/>
+          <w:sz w:val="18"/>
+          <w:highlight w:val="lightGray"/>
+        </w:rPr>
+        <w:t>m</w:t>
+      </w:r>
+      <w:r>
+        <w:rPr>
+          <w:rFonts w:ascii="Arial" w:hAnsi="Arial" w:eastAsia="Arial" w:cs="Arial"/>
+          <w:b/>
+          <w:i w:val="0"/>
+          <w:color w:val="000000"/>
+          <w:sz w:val="18"/>
+          <w:highlight w:val="lightGray"/>
+        </w:rPr>
+        <w:t>:</w:t>
+      </w:r>
+      <w:r>
+        <w:rPr>
+          <w:rFonts w:ascii="Arial" w:hAnsi="Arial" w:eastAsia="Arial" w:cs="Arial"/>
+          <w:b w:val="0"/>
+          <w:i w:val="0"/>
+          <w:color w:val="000000"/>
+          <w:sz w:val="18"/>
+          <w:highlight w:val="lightGray"/>
+        </w:rPr>
+        <w:t xml:space="preserve"> </w:t>
+      </w:r>
+      <w:r>
+        <w:rPr>
+          <w:rFonts w:ascii="Arial" w:hAnsi="Arial" w:eastAsia="Arial" w:cs="Arial"/>
+          <w:b w:val="0"/>
+          <w:i w:val="0"/>
+          <w:color w:val="000000"/>
+          <w:sz w:val="18"/>
+          <w:highlight w:val="lightGray"/>
+        </w:rPr>
+        <w:t>[</w:t>
+      </w:r>
+      <w:r>
+        <w:rPr>
+          <w:rFonts w:ascii="Arial" w:hAnsi="Arial" w:eastAsia="Arial" w:cs="Arial"/>
+          <w:b w:val="0"/>
+          <w:i w:val="0"/>
+          <w:color w:val="000000"/>
+          <w:sz w:val="18"/>
+          <w:highlight w:val="lightGray"/>
+        </w:rPr>
+        <w:t>C</w:t>
+      </w:r>
+      <w:r>
+        <w:rPr>
+          <w:rFonts w:ascii="Arial" w:hAnsi="Arial" w:eastAsia="Arial" w:cs="Arial"/>
+          <w:b w:val="0"/>
+          <w:i w:val="0"/>
+          <w:color w:val="000000"/>
+          <w:sz w:val="18"/>
+          <w:highlight w:val="lightGray"/>
+        </w:rPr>
+        <w:t>h</w:t>
+      </w:r>
+      <w:r>
+        <w:rPr>
+          <w:rFonts w:ascii="Arial" w:hAnsi="Arial" w:eastAsia="Arial" w:cs="Arial"/>
+          <w:b w:val="0"/>
+          <w:i w:val="0"/>
+          <w:color w:val="000000"/>
+          <w:sz w:val="18"/>
+          <w:highlight w:val="lightGray"/>
+        </w:rPr>
+        <w:t>a</w:t>
+      </w:r>
+      <w:r>
+        <w:rPr>
+          <w:rFonts w:ascii="Arial" w:hAnsi="Arial" w:eastAsia="Arial" w:cs="Arial"/>
+          <w:b w:val="0"/>
+          <w:i w:val="0"/>
+          <w:color w:val="000000"/>
+          <w:sz w:val="18"/>
+          <w:highlight w:val="lightGray"/>
+        </w:rPr>
+        <w:t>t</w:t>
+      </w:r>
+      <w:r>
+        <w:rPr>
+          <w:rFonts w:ascii="Arial" w:hAnsi="Arial" w:eastAsia="Arial" w:cs="Arial"/>
+          <w:b w:val="0"/>
+          <w:i w:val="0"/>
+          <w:color w:val="000000"/>
+          <w:sz w:val="18"/>
+          <w:highlight w:val="lightGray"/>
+        </w:rPr>
+        <w:t>G</w:t>
+      </w:r>
+      <w:r>
+        <w:rPr>
+          <w:rFonts w:ascii="Arial" w:hAnsi="Arial" w:eastAsia="Arial" w:cs="Arial"/>
+          <w:b w:val="0"/>
+          <w:i w:val="0"/>
+          <w:color w:val="000000"/>
+          <w:sz w:val="18"/>
+          <w:highlight w:val="lightGray"/>
+        </w:rPr>
+        <w:t>P</w:t>
+      </w:r>
+      <w:r>
+        <w:rPr>
+          <w:rFonts w:ascii="Arial" w:hAnsi="Arial" w:eastAsia="Arial" w:cs="Arial"/>
+          <w:b w:val="0"/>
+          <w:i w:val="0"/>
+          <w:color w:val="000000"/>
+          <w:sz w:val="18"/>
+          <w:highlight w:val="lightGray"/>
+        </w:rPr>
+        <w:t>T</w:t>
+      </w:r>
+      <w:r>
+        <w:rPr>
+          <w:rFonts w:ascii="Arial" w:hAnsi="Arial" w:eastAsia="Arial" w:cs="Arial"/>
+          <w:b w:val="0"/>
+          <w:i w:val="0"/>
+          <w:color w:val="000000"/>
+          <w:sz w:val="18"/>
+          <w:highlight w:val="lightGray"/>
+        </w:rPr>
+        <w:t>]</w:t>
+      </w:r>
+      <w:r>
+        <w:rPr>
+          <w:rFonts w:ascii="Arial" w:hAnsi="Arial" w:eastAsia="Arial" w:cs="Arial"/>
+          <w:b w:val="0"/>
+          <w:i w:val="0"/>
+          <w:color w:val="000000"/>
+          <w:sz w:val="18"/>
+          <w:highlight w:val="lightGray"/>
+        </w:rPr>
+        <w:t xml:space="preserve"> </w:t>
+      </w:r>
+      <w:r>
+        <w:rPr>
+          <w:rFonts w:ascii="Arial" w:hAnsi="Arial" w:eastAsia="Arial" w:cs="Arial"/>
+          <w:b/>
+          <w:i w:val="0"/>
+          <w:color w:val="000000"/>
+          <w:sz w:val="18"/>
+          <w:highlight w:val="lightGray"/>
+        </w:rPr>
+        <w:t>o</w:t>
+      </w:r>
+      <w:r>
+        <w:rPr>
+          <w:rFonts w:ascii="Arial" w:hAnsi="Arial" w:eastAsia="Arial" w:cs="Arial"/>
+          <w:b/>
+          <w:i w:val="0"/>
+          <w:color w:val="000000"/>
+          <w:sz w:val="18"/>
+          <w:highlight w:val="lightGray"/>
+        </w:rPr>
+        <w:t>n</w:t>
+      </w:r>
+      <w:r>
+        <w:rPr>
+          <w:rFonts w:ascii="Arial" w:hAnsi="Arial" w:eastAsia="Arial" w:cs="Arial"/>
+          <w:b/>
+          <w:i w:val="0"/>
+          <w:color w:val="000000"/>
+          <w:sz w:val="18"/>
+          <w:highlight w:val="lightGray"/>
+        </w:rPr>
+        <w:t xml:space="preserve"> </w:t>
+      </w:r>
+      <w:r>
+        <w:rPr>
+          <w:rFonts w:ascii="Arial" w:hAnsi="Arial" w:eastAsia="Arial" w:cs="Arial"/>
+          <w:b w:val="0"/>
+          <w:i w:val="0"/>
+          <w:color w:val="000000"/>
+          <w:sz w:val="18"/>
+          <w:highlight w:val="lightGray"/>
+        </w:rPr>
+        <w:t>[</w:t>
+      </w:r>
+      <w:r>
+        <w:rPr>
+          <w:rFonts w:ascii="Arial" w:hAnsi="Arial" w:eastAsia="Arial" w:cs="Arial"/>
+          <w:b w:val="0"/>
+          <w:i w:val="0"/>
+          <w:color w:val="000000"/>
+          <w:sz w:val="18"/>
+          <w:highlight w:val="lightGray"/>
+        </w:rPr>
+        <w:t>8</w:t>
+      </w:r>
+      <w:r>
+        <w:rPr>
+          <w:rFonts w:ascii="Arial" w:hAnsi="Arial" w:eastAsia="Arial" w:cs="Arial"/>
+          <w:b w:val="0"/>
+          <w:i w:val="0"/>
+          <w:color w:val="000000"/>
+          <w:sz w:val="18"/>
+          <w:highlight w:val="lightGray"/>
+        </w:rPr>
+        <w:t>/</w:t>
+      </w:r>
+      <w:r>
+        <w:rPr>
+          <w:rFonts w:ascii="Arial" w:hAnsi="Arial" w:eastAsia="Arial" w:cs="Arial"/>
+          <w:b w:val="0"/>
+          <w:i w:val="0"/>
+          <w:color w:val="000000"/>
+          <w:sz w:val="18"/>
+          <w:highlight w:val="lightGray"/>
+        </w:rPr>
+        <w:t>4</w:t>
+      </w:r>
+      <w:r>
+        <w:rPr>
+          <w:rFonts w:ascii="Arial" w:hAnsi="Arial" w:eastAsia="Arial" w:cs="Arial"/>
+          <w:b w:val="0"/>
+          <w:i w:val="0"/>
+          <w:color w:val="000000"/>
+          <w:sz w:val="18"/>
+          <w:highlight w:val="lightGray"/>
+        </w:rPr>
+        <w:t>/</w:t>
+      </w:r>
+      <w:r>
+        <w:rPr>
+          <w:rFonts w:ascii="Arial" w:hAnsi="Arial" w:eastAsia="Arial" w:cs="Arial"/>
+          <w:b w:val="0"/>
+          <w:i w:val="0"/>
+          <w:color w:val="000000"/>
+          <w:sz w:val="18"/>
+          <w:highlight w:val="lightGray"/>
+        </w:rPr>
+        <w:t>2</w:t>
+      </w:r>
+      <w:r>
+        <w:rPr>
+          <w:rFonts w:ascii="Arial" w:hAnsi="Arial" w:eastAsia="Arial" w:cs="Arial"/>
+          <w:b w:val="0"/>
+          <w:i w:val="0"/>
+          <w:color w:val="000000"/>
+          <w:sz w:val="18"/>
+          <w:highlight w:val="lightGray"/>
+        </w:rPr>
+        <w:t>0</w:t>
+      </w:r>
+      <w:r>
+        <w:rPr>
+          <w:rFonts w:ascii="Arial" w:hAnsi="Arial" w:eastAsia="Arial" w:cs="Arial"/>
+          <w:b w:val="0"/>
+          <w:i w:val="0"/>
+          <w:color w:val="000000"/>
+          <w:sz w:val="18"/>
+          <w:highlight w:val="lightGray"/>
+        </w:rPr>
+        <w:t>2</w:t>
+      </w:r>
+      <w:r>
+        <w:rPr>
+          <w:rFonts w:ascii="Arial" w:hAnsi="Arial" w:eastAsia="Arial" w:cs="Arial"/>
+          <w:b w:val="0"/>
+          <w:i w:val="0"/>
+          <w:color w:val="000000"/>
+          <w:sz w:val="18"/>
+          <w:highlight w:val="lightGray"/>
+        </w:rPr>
+        <w:t>5</w:t>
+      </w:r>
+      <w:r>
+        <w:rPr>
+          <w:rFonts w:ascii="Arial" w:hAnsi="Arial" w:eastAsia="Arial" w:cs="Arial"/>
+          <w:b w:val="0"/>
+          <w:i w:val="0"/>
+          <w:color w:val="000000"/>
+          <w:sz w:val="18"/>
+          <w:highlight w:val="lightGray"/>
+        </w:rPr>
+        <w:t>]</w:t>
       </w:r>
     </w:p>
     <w:p>
@@ -1555,43 +7521,1543 @@
       </w:pPr>
       <w:r>
         <w:rPr>
-          <w:rFonts w:ascii="Arial" w:eastAsia="Arial" w:hAnsi="Arial"/>
-          <w:b/>
-          <w:sz w:val="18"/>
-          <w:highlight w:val="lightGray"/>
-          <w:shd w:val="clear" w:color="auto" w:fill="B7B7B7"/>
-        </w:rPr>
-        <w:t># Source</w:t>
-      </w:r>
-      <w:r>
-        <w:rPr>
-          <w:rFonts w:ascii="Arial" w:eastAsia="Arial" w:hAnsi="Arial"/>
-          <w:sz w:val="18"/>
-          <w:highlight w:val="lightGray"/>
-          <w:shd w:val="clear" w:color="auto" w:fill="B7B7B7"/>
-        </w:rPr>
-        <w:t xml:space="preserve">: </w:t>
-      </w:r>
-      <w:r>
-        <w:rPr>
-          <w:rFonts w:ascii="Arial" w:eastAsia="Arial" w:hAnsi="Arial"/>
-          <w:b/>
-          <w:sz w:val="18"/>
-          <w:highlight w:val="lightGray"/>
-          <w:shd w:val="clear" w:color="auto" w:fill="B7B7B7"/>
-        </w:rPr>
-        <w:t xml:space="preserve">Chatbot </w:t>
-      </w:r>
-      <w:r>
-        <w:rPr>
-          <w:rFonts w:ascii="Arial" w:eastAsia="Arial" w:hAnsi="Arial"/>
-          <w:b/>
-          <w:sz w:val="18"/>
-          <w:szCs w:val="14"/>
-          <w:highlight w:val="lightGray"/>
-          <w:shd w:val="clear" w:color="auto" w:fill="B7B7B7"/>
-        </w:rPr>
-        <w:t>(GPT-4-turbo) at [8/4/2025]</w:t>
+          <w:rFonts w:ascii="Arial" w:hAnsi="Arial" w:eastAsia="Arial" w:cs="Arial"/>
+          <w:b/>
+          <w:i w:val="0"/>
+          <w:color w:val="000000"/>
+          <w:sz w:val="18"/>
+          <w:highlight w:val="lightGray"/>
+        </w:rPr>
+        <w:t>#</w:t>
+      </w:r>
+      <w:r>
+        <w:rPr>
+          <w:rFonts w:ascii="Arial" w:hAnsi="Arial" w:eastAsia="Arial" w:cs="Arial"/>
+          <w:b/>
+          <w:i w:val="0"/>
+          <w:color w:val="000000"/>
+          <w:sz w:val="18"/>
+          <w:highlight w:val="lightGray"/>
+        </w:rPr>
+        <w:t xml:space="preserve"> </w:t>
+      </w:r>
+      <w:r>
+        <w:rPr>
+          <w:rFonts w:ascii="Arial" w:hAnsi="Arial" w:eastAsia="Arial" w:cs="Arial"/>
+          <w:b/>
+          <w:i w:val="0"/>
+          <w:color w:val="000000"/>
+          <w:sz w:val="18"/>
+          <w:highlight w:val="lightGray"/>
+        </w:rPr>
+        <w:t>S</w:t>
+      </w:r>
+      <w:r>
+        <w:rPr>
+          <w:rFonts w:ascii="Arial" w:hAnsi="Arial" w:eastAsia="Arial" w:cs="Arial"/>
+          <w:b/>
+          <w:i w:val="0"/>
+          <w:color w:val="000000"/>
+          <w:sz w:val="18"/>
+          <w:highlight w:val="lightGray"/>
+        </w:rPr>
+        <w:t>o</w:t>
+      </w:r>
+      <w:r>
+        <w:rPr>
+          <w:rFonts w:ascii="Arial" w:hAnsi="Arial" w:eastAsia="Arial" w:cs="Arial"/>
+          <w:b/>
+          <w:i w:val="0"/>
+          <w:color w:val="000000"/>
+          <w:sz w:val="18"/>
+          <w:highlight w:val="lightGray"/>
+        </w:rPr>
+        <w:t>u</w:t>
+      </w:r>
+      <w:r>
+        <w:rPr>
+          <w:rFonts w:ascii="Arial" w:hAnsi="Arial" w:eastAsia="Arial" w:cs="Arial"/>
+          <w:b/>
+          <w:i w:val="0"/>
+          <w:color w:val="000000"/>
+          <w:sz w:val="18"/>
+          <w:highlight w:val="lightGray"/>
+        </w:rPr>
+        <w:t>r</w:t>
+      </w:r>
+      <w:r>
+        <w:rPr>
+          <w:rFonts w:ascii="Arial" w:hAnsi="Arial" w:eastAsia="Arial" w:cs="Arial"/>
+          <w:b/>
+          <w:i w:val="0"/>
+          <w:color w:val="000000"/>
+          <w:sz w:val="18"/>
+          <w:highlight w:val="lightGray"/>
+        </w:rPr>
+        <w:t>c</w:t>
+      </w:r>
+      <w:r>
+        <w:rPr>
+          <w:rFonts w:ascii="Arial" w:hAnsi="Arial" w:eastAsia="Arial" w:cs="Arial"/>
+          <w:b/>
+          <w:i w:val="0"/>
+          <w:color w:val="000000"/>
+          <w:sz w:val="18"/>
+          <w:highlight w:val="lightGray"/>
+        </w:rPr>
+        <w:t>e</w:t>
+      </w:r>
+      <w:r>
+        <w:rPr>
+          <w:rFonts w:ascii="Arial" w:hAnsi="Arial" w:eastAsia="Arial" w:cs="Arial"/>
+          <w:b/>
+          <w:i w:val="0"/>
+          <w:color w:val="000000"/>
+          <w:sz w:val="18"/>
+          <w:highlight w:val="lightGray"/>
+        </w:rPr>
+        <w:t>:</w:t>
+      </w:r>
+      <w:r>
+        <w:rPr>
+          <w:rFonts w:ascii="Arial" w:hAnsi="Arial" w:eastAsia="Arial" w:cs="Arial"/>
+          <w:b/>
+          <w:i w:val="0"/>
+          <w:color w:val="000000"/>
+          <w:sz w:val="18"/>
+          <w:highlight w:val="lightGray"/>
+        </w:rPr>
+        <w:t xml:space="preserve"> </w:t>
+      </w:r>
+      <w:r>
+        <w:rPr>
+          <w:rFonts w:ascii="Arial" w:hAnsi="Arial" w:eastAsia="Arial" w:cs="Arial"/>
+          <w:b/>
+          <w:i w:val="0"/>
+          <w:color w:val="000000"/>
+          <w:sz w:val="18"/>
+          <w:highlight w:val="lightGray"/>
+        </w:rPr>
+        <w:t>A</w:t>
+      </w:r>
+      <w:r>
+        <w:rPr>
+          <w:rFonts w:ascii="Arial" w:hAnsi="Arial" w:eastAsia="Arial" w:cs="Arial"/>
+          <w:b/>
+          <w:i w:val="0"/>
+          <w:color w:val="000000"/>
+          <w:sz w:val="18"/>
+          <w:highlight w:val="lightGray"/>
+        </w:rPr>
+        <w:t>I</w:t>
+      </w:r>
+      <w:r>
+        <w:rPr>
+          <w:rFonts w:ascii="Arial" w:hAnsi="Arial" w:eastAsia="Arial" w:cs="Arial"/>
+          <w:b/>
+          <w:i w:val="0"/>
+          <w:color w:val="000000"/>
+          <w:sz w:val="18"/>
+          <w:highlight w:val="lightGray"/>
+        </w:rPr>
+        <w:t xml:space="preserve"> </w:t>
+      </w:r>
+      <w:r>
+        <w:rPr>
+          <w:rFonts w:ascii="Arial" w:hAnsi="Arial" w:eastAsia="Arial" w:cs="Arial"/>
+          <w:b/>
+          <w:i w:val="0"/>
+          <w:color w:val="000000"/>
+          <w:sz w:val="18"/>
+          <w:highlight w:val="lightGray"/>
+        </w:rPr>
+        <w:t>S</w:t>
+      </w:r>
+      <w:r>
+        <w:rPr>
+          <w:rFonts w:ascii="Arial" w:hAnsi="Arial" w:eastAsia="Arial" w:cs="Arial"/>
+          <w:b/>
+          <w:i w:val="0"/>
+          <w:color w:val="000000"/>
+          <w:sz w:val="18"/>
+          <w:highlight w:val="lightGray"/>
+        </w:rPr>
+        <w:t>o</w:t>
+      </w:r>
+      <w:r>
+        <w:rPr>
+          <w:rFonts w:ascii="Arial" w:hAnsi="Arial" w:eastAsia="Arial" w:cs="Arial"/>
+          <w:b/>
+          <w:i w:val="0"/>
+          <w:color w:val="000000"/>
+          <w:sz w:val="18"/>
+          <w:highlight w:val="lightGray"/>
+        </w:rPr>
+        <w:t>u</w:t>
+      </w:r>
+      <w:r>
+        <w:rPr>
+          <w:rFonts w:ascii="Arial" w:hAnsi="Arial" w:eastAsia="Arial" w:cs="Arial"/>
+          <w:b/>
+          <w:i w:val="0"/>
+          <w:color w:val="000000"/>
+          <w:sz w:val="18"/>
+          <w:highlight w:val="lightGray"/>
+        </w:rPr>
+        <w:t>r</w:t>
+      </w:r>
+      <w:r>
+        <w:rPr>
+          <w:rFonts w:ascii="Arial" w:hAnsi="Arial" w:eastAsia="Arial" w:cs="Arial"/>
+          <w:b/>
+          <w:i w:val="0"/>
+          <w:color w:val="000000"/>
+          <w:sz w:val="18"/>
+          <w:highlight w:val="lightGray"/>
+        </w:rPr>
+        <w:t>c</w:t>
+      </w:r>
+      <w:r>
+        <w:rPr>
+          <w:rFonts w:ascii="Arial" w:hAnsi="Arial" w:eastAsia="Arial" w:cs="Arial"/>
+          <w:b/>
+          <w:i w:val="0"/>
+          <w:color w:val="000000"/>
+          <w:sz w:val="18"/>
+          <w:highlight w:val="lightGray"/>
+        </w:rPr>
+        <w:t>e</w:t>
+      </w:r>
+      <w:r>
+        <w:rPr>
+          <w:rFonts w:ascii="Arial" w:hAnsi="Arial" w:eastAsia="Arial" w:cs="Arial"/>
+          <w:b/>
+          <w:i w:val="0"/>
+          <w:color w:val="000000"/>
+          <w:sz w:val="18"/>
+          <w:highlight w:val="lightGray"/>
+        </w:rPr>
+        <w:t>:</w:t>
+      </w:r>
+      <w:r>
+        <w:rPr>
+          <w:rFonts w:ascii="Arial" w:hAnsi="Arial" w:eastAsia="Arial" w:cs="Arial"/>
+          <w:b/>
+          <w:i w:val="0"/>
+          <w:color w:val="000000"/>
+          <w:sz w:val="18"/>
+          <w:highlight w:val="lightGray"/>
+        </w:rPr>
+        <w:t xml:space="preserve"> </w:t>
+      </w:r>
+      <w:r>
+        <w:rPr>
+          <w:rFonts w:ascii="Arial" w:hAnsi="Arial" w:eastAsia="Arial" w:cs="Arial"/>
+          <w:b/>
+          <w:i w:val="0"/>
+          <w:color w:val="000000"/>
+          <w:sz w:val="18"/>
+          <w:highlight w:val="lightGray"/>
+        </w:rPr>
+        <w:t>P</w:t>
+      </w:r>
+      <w:r>
+        <w:rPr>
+          <w:rFonts w:ascii="Arial" w:hAnsi="Arial" w:eastAsia="Arial" w:cs="Arial"/>
+          <w:b/>
+          <w:i w:val="0"/>
+          <w:color w:val="000000"/>
+          <w:sz w:val="18"/>
+          <w:highlight w:val="lightGray"/>
+        </w:rPr>
+        <w:t>r</w:t>
+      </w:r>
+      <w:r>
+        <w:rPr>
+          <w:rFonts w:ascii="Arial" w:hAnsi="Arial" w:eastAsia="Arial" w:cs="Arial"/>
+          <w:b/>
+          <w:i w:val="0"/>
+          <w:color w:val="000000"/>
+          <w:sz w:val="18"/>
+          <w:highlight w:val="lightGray"/>
+        </w:rPr>
+        <w:t>o</w:t>
+      </w:r>
+      <w:r>
+        <w:rPr>
+          <w:rFonts w:ascii="Arial" w:hAnsi="Arial" w:eastAsia="Arial" w:cs="Arial"/>
+          <w:b/>
+          <w:i w:val="0"/>
+          <w:color w:val="000000"/>
+          <w:sz w:val="18"/>
+          <w:highlight w:val="lightGray"/>
+        </w:rPr>
+        <w:t>v</w:t>
+      </w:r>
+      <w:r>
+        <w:rPr>
+          <w:rFonts w:ascii="Arial" w:hAnsi="Arial" w:eastAsia="Arial" w:cs="Arial"/>
+          <w:b/>
+          <w:i w:val="0"/>
+          <w:color w:val="000000"/>
+          <w:sz w:val="18"/>
+          <w:highlight w:val="lightGray"/>
+        </w:rPr>
+        <w:t>i</w:t>
+      </w:r>
+      <w:r>
+        <w:rPr>
+          <w:rFonts w:ascii="Arial" w:hAnsi="Arial" w:eastAsia="Arial" w:cs="Arial"/>
+          <w:b/>
+          <w:i w:val="0"/>
+          <w:color w:val="000000"/>
+          <w:sz w:val="18"/>
+          <w:highlight w:val="lightGray"/>
+        </w:rPr>
+        <w:t>d</w:t>
+      </w:r>
+      <w:r>
+        <w:rPr>
+          <w:rFonts w:ascii="Arial" w:hAnsi="Arial" w:eastAsia="Arial" w:cs="Arial"/>
+          <w:b/>
+          <w:i w:val="0"/>
+          <w:color w:val="000000"/>
+          <w:sz w:val="18"/>
+          <w:highlight w:val="lightGray"/>
+        </w:rPr>
+        <w:t>e</w:t>
+      </w:r>
+      <w:r>
+        <w:rPr>
+          <w:rFonts w:ascii="Arial" w:hAnsi="Arial" w:eastAsia="Arial" w:cs="Arial"/>
+          <w:b/>
+          <w:i w:val="0"/>
+          <w:color w:val="000000"/>
+          <w:sz w:val="18"/>
+          <w:highlight w:val="lightGray"/>
+        </w:rPr>
+        <w:t>d</w:t>
+      </w:r>
+      <w:r>
+        <w:rPr>
+          <w:rFonts w:ascii="Arial" w:hAnsi="Arial" w:eastAsia="Arial" w:cs="Arial"/>
+          <w:b/>
+          <w:i w:val="0"/>
+          <w:color w:val="000000"/>
+          <w:sz w:val="18"/>
+          <w:highlight w:val="lightGray"/>
+        </w:rPr>
+        <w:t xml:space="preserve"> </w:t>
+      </w:r>
+      <w:r>
+        <w:rPr>
+          <w:rFonts w:ascii="Arial" w:hAnsi="Arial" w:eastAsia="Arial" w:cs="Arial"/>
+          <w:b/>
+          <w:i w:val="0"/>
+          <w:color w:val="000000"/>
+          <w:sz w:val="18"/>
+          <w:highlight w:val="lightGray"/>
+        </w:rPr>
+        <w:t>b</w:t>
+      </w:r>
+      <w:r>
+        <w:rPr>
+          <w:rFonts w:ascii="Arial" w:hAnsi="Arial" w:eastAsia="Arial" w:cs="Arial"/>
+          <w:b/>
+          <w:i w:val="0"/>
+          <w:color w:val="000000"/>
+          <w:sz w:val="18"/>
+          <w:highlight w:val="lightGray"/>
+        </w:rPr>
+        <w:t>y</w:t>
+      </w:r>
+      <w:r>
+        <w:rPr>
+          <w:rFonts w:ascii="Arial" w:hAnsi="Arial" w:eastAsia="Arial" w:cs="Arial"/>
+          <w:b/>
+          <w:i w:val="0"/>
+          <w:color w:val="000000"/>
+          <w:sz w:val="18"/>
+          <w:highlight w:val="lightGray"/>
+        </w:rPr>
+        <w:t>:</w:t>
+      </w:r>
+      <w:r>
+        <w:rPr>
+          <w:rFonts w:ascii="Arial" w:hAnsi="Arial" w:eastAsia="Arial" w:cs="Arial"/>
+          <w:b/>
+          <w:i w:val="0"/>
+          <w:color w:val="000000"/>
+          <w:sz w:val="18"/>
+          <w:highlight w:val="lightGray"/>
+        </w:rPr>
+        <w:t xml:space="preserve"> </w:t>
+      </w:r>
+      <w:r>
+        <w:rPr>
+          <w:rFonts w:ascii="Arial" w:hAnsi="Arial" w:eastAsia="Arial" w:cs="Arial"/>
+          <w:b/>
+          <w:i w:val="0"/>
+          <w:color w:val="000000"/>
+          <w:sz w:val="18"/>
+          <w:highlight w:val="lightGray"/>
+        </w:rPr>
+        <w:t>[</w:t>
+      </w:r>
+      <w:r>
+        <w:rPr>
+          <w:rFonts w:ascii="Arial" w:hAnsi="Arial" w:eastAsia="Arial" w:cs="Arial"/>
+          <w:b/>
+          <w:i w:val="0"/>
+          <w:color w:val="000000"/>
+          <w:sz w:val="18"/>
+          <w:highlight w:val="lightGray"/>
+        </w:rPr>
+        <w:t>D</w:t>
+      </w:r>
+      <w:r>
+        <w:rPr>
+          <w:rFonts w:ascii="Arial" w:hAnsi="Arial" w:eastAsia="Arial" w:cs="Arial"/>
+          <w:b/>
+          <w:i w:val="0"/>
+          <w:color w:val="000000"/>
+          <w:sz w:val="18"/>
+          <w:highlight w:val="lightGray"/>
+        </w:rPr>
+        <w:t>a</w:t>
+      </w:r>
+      <w:r>
+        <w:rPr>
+          <w:rFonts w:ascii="Arial" w:hAnsi="Arial" w:eastAsia="Arial" w:cs="Arial"/>
+          <w:b/>
+          <w:i w:val="0"/>
+          <w:color w:val="000000"/>
+          <w:sz w:val="18"/>
+          <w:highlight w:val="lightGray"/>
+        </w:rPr>
+        <w:t>t</w:t>
+      </w:r>
+      <w:r>
+        <w:rPr>
+          <w:rFonts w:ascii="Arial" w:hAnsi="Arial" w:eastAsia="Arial" w:cs="Arial"/>
+          <w:b/>
+          <w:i w:val="0"/>
+          <w:color w:val="000000"/>
+          <w:sz w:val="18"/>
+          <w:highlight w:val="lightGray"/>
+        </w:rPr>
+        <w:t>a</w:t>
+      </w:r>
+      <w:r>
+        <w:rPr>
+          <w:rFonts w:ascii="Arial" w:hAnsi="Arial" w:eastAsia="Arial" w:cs="Arial"/>
+          <w:b/>
+          <w:i w:val="0"/>
+          <w:color w:val="000000"/>
+          <w:sz w:val="18"/>
+          <w:highlight w:val="lightGray"/>
+        </w:rPr>
+        <w:t xml:space="preserve"> </w:t>
+      </w:r>
+      <w:r>
+        <w:rPr>
+          <w:rFonts w:ascii="Arial" w:hAnsi="Arial" w:eastAsia="Arial" w:cs="Arial"/>
+          <w:b/>
+          <w:i w:val="0"/>
+          <w:color w:val="000000"/>
+          <w:sz w:val="18"/>
+          <w:highlight w:val="lightGray"/>
+        </w:rPr>
+        <w:t>P</w:t>
+      </w:r>
+      <w:r>
+        <w:rPr>
+          <w:rFonts w:ascii="Arial" w:hAnsi="Arial" w:eastAsia="Arial" w:cs="Arial"/>
+          <w:b/>
+          <w:i w:val="0"/>
+          <w:color w:val="000000"/>
+          <w:sz w:val="18"/>
+          <w:highlight w:val="lightGray"/>
+        </w:rPr>
+        <w:t>a</w:t>
+      </w:r>
+      <w:r>
+        <w:rPr>
+          <w:rFonts w:ascii="Arial" w:hAnsi="Arial" w:eastAsia="Arial" w:cs="Arial"/>
+          <w:b/>
+          <w:i w:val="0"/>
+          <w:color w:val="000000"/>
+          <w:sz w:val="18"/>
+          <w:highlight w:val="lightGray"/>
+        </w:rPr>
+        <w:t>t</w:t>
+      </w:r>
+      <w:r>
+        <w:rPr>
+          <w:rFonts w:ascii="Arial" w:hAnsi="Arial" w:eastAsia="Arial" w:cs="Arial"/>
+          <w:b/>
+          <w:i w:val="0"/>
+          <w:color w:val="000000"/>
+          <w:sz w:val="18"/>
+          <w:highlight w:val="lightGray"/>
+        </w:rPr>
+        <w:t>h</w:t>
+      </w:r>
+      <w:r>
+        <w:rPr>
+          <w:rFonts w:ascii="Arial" w:hAnsi="Arial" w:eastAsia="Arial" w:cs="Arial"/>
+          <w:b w:val="0"/>
+          <w:i w:val="0"/>
+          <w:color w:val="000000"/>
+          <w:sz w:val="18"/>
+          <w:highlight w:val="lightGray"/>
+        </w:rPr>
+        <w:t>:</w:t>
+      </w:r>
+      <w:r>
+        <w:rPr>
+          <w:rFonts w:ascii="Arial" w:hAnsi="Arial" w:eastAsia="Arial" w:cs="Arial"/>
+          <w:b w:val="0"/>
+          <w:i w:val="0"/>
+          <w:color w:val="000000"/>
+          <w:sz w:val="18"/>
+          <w:highlight w:val="lightGray"/>
+        </w:rPr>
+        <w:t xml:space="preserve"> </w:t>
+      </w:r>
+      <w:r>
+        <w:rPr>
+          <w:rFonts w:ascii="Arial" w:hAnsi="Arial" w:eastAsia="Arial" w:cs="Arial"/>
+          <w:b w:val="0"/>
+          <w:i w:val="0"/>
+          <w:color w:val="000000"/>
+          <w:sz w:val="18"/>
+          <w:highlight w:val="lightGray"/>
+        </w:rPr>
+        <w:t>P</w:t>
+      </w:r>
+      <w:r>
+        <w:rPr>
+          <w:rFonts w:ascii="Arial" w:hAnsi="Arial" w:eastAsia="Arial" w:cs="Arial"/>
+          <w:b w:val="0"/>
+          <w:i w:val="0"/>
+          <w:color w:val="000000"/>
+          <w:sz w:val="18"/>
+          <w:highlight w:val="lightGray"/>
+        </w:rPr>
+        <w:t>e</w:t>
+      </w:r>
+      <w:r>
+        <w:rPr>
+          <w:rFonts w:ascii="Arial" w:hAnsi="Arial" w:eastAsia="Arial" w:cs="Arial"/>
+          <w:b w:val="0"/>
+          <w:i w:val="0"/>
+          <w:color w:val="000000"/>
+          <w:sz w:val="18"/>
+          <w:highlight w:val="lightGray"/>
+        </w:rPr>
+        <w:t>r</w:t>
+      </w:r>
+      <w:r>
+        <w:rPr>
+          <w:rFonts w:ascii="Arial" w:hAnsi="Arial" w:eastAsia="Arial" w:cs="Arial"/>
+          <w:b w:val="0"/>
+          <w:i w:val="0"/>
+          <w:color w:val="000000"/>
+          <w:sz w:val="18"/>
+          <w:highlight w:val="lightGray"/>
+        </w:rPr>
+        <w:t>s</w:t>
+      </w:r>
+      <w:r>
+        <w:rPr>
+          <w:rFonts w:ascii="Arial" w:hAnsi="Arial" w:eastAsia="Arial" w:cs="Arial"/>
+          <w:b w:val="0"/>
+          <w:i w:val="0"/>
+          <w:color w:val="000000"/>
+          <w:sz w:val="18"/>
+          <w:highlight w:val="lightGray"/>
+        </w:rPr>
+        <w:t>o</w:t>
+      </w:r>
+      <w:r>
+        <w:rPr>
+          <w:rFonts w:ascii="Arial" w:hAnsi="Arial" w:eastAsia="Arial" w:cs="Arial"/>
+          <w:b w:val="0"/>
+          <w:i w:val="0"/>
+          <w:color w:val="000000"/>
+          <w:sz w:val="18"/>
+          <w:highlight w:val="lightGray"/>
+        </w:rPr>
+        <w:t>n</w:t>
+      </w:r>
+      <w:r>
+        <w:rPr>
+          <w:rFonts w:ascii="Arial" w:hAnsi="Arial" w:eastAsia="Arial" w:cs="Arial"/>
+          <w:b w:val="0"/>
+          <w:i w:val="0"/>
+          <w:color w:val="000000"/>
+          <w:sz w:val="18"/>
+          <w:highlight w:val="lightGray"/>
+        </w:rPr>
+        <w:t>s</w:t>
+      </w:r>
+      <w:r>
+        <w:rPr>
+          <w:rFonts w:ascii="Arial" w:hAnsi="Arial" w:eastAsia="Arial" w:cs="Arial"/>
+          <w:b w:val="0"/>
+          <w:i w:val="0"/>
+          <w:color w:val="000000"/>
+          <w:sz w:val="18"/>
+          <w:highlight w:val="lightGray"/>
+        </w:rPr>
+        <w:t xml:space="preserve"> </w:t>
+      </w:r>
+      <w:r>
+        <w:rPr>
+          <w:rFonts w:ascii="Arial" w:hAnsi="Arial" w:eastAsia="Arial" w:cs="Arial"/>
+          <w:b w:val="0"/>
+          <w:i w:val="0"/>
+          <w:color w:val="000000"/>
+          <w:sz w:val="18"/>
+          <w:highlight w:val="lightGray"/>
+        </w:rPr>
+        <w:t>T</w:t>
+      </w:r>
+      <w:r>
+        <w:rPr>
+          <w:rFonts w:ascii="Arial" w:hAnsi="Arial" w:eastAsia="Arial" w:cs="Arial"/>
+          <w:b w:val="0"/>
+          <w:i w:val="0"/>
+          <w:color w:val="000000"/>
+          <w:sz w:val="18"/>
+          <w:highlight w:val="lightGray"/>
+        </w:rPr>
+        <w:t>a</w:t>
+      </w:r>
+      <w:r>
+        <w:rPr>
+          <w:rFonts w:ascii="Arial" w:hAnsi="Arial" w:eastAsia="Arial" w:cs="Arial"/>
+          <w:b w:val="0"/>
+          <w:i w:val="0"/>
+          <w:color w:val="000000"/>
+          <w:sz w:val="18"/>
+          <w:highlight w:val="lightGray"/>
+        </w:rPr>
+        <w:t>b</w:t>
+      </w:r>
+      <w:r>
+        <w:rPr>
+          <w:rFonts w:ascii="Arial" w:hAnsi="Arial" w:eastAsia="Arial" w:cs="Arial"/>
+          <w:b w:val="0"/>
+          <w:i w:val="0"/>
+          <w:color w:val="000000"/>
+          <w:sz w:val="18"/>
+          <w:highlight w:val="lightGray"/>
+        </w:rPr>
+        <w:t>l</w:t>
+      </w:r>
+      <w:r>
+        <w:rPr>
+          <w:rFonts w:ascii="Arial" w:hAnsi="Arial" w:eastAsia="Arial" w:cs="Arial"/>
+          <w:b w:val="0"/>
+          <w:i w:val="0"/>
+          <w:color w:val="000000"/>
+          <w:sz w:val="18"/>
+          <w:highlight w:val="lightGray"/>
+        </w:rPr>
+        <w:t>e</w:t>
+      </w:r>
+      <w:r>
+        <w:rPr>
+          <w:rFonts w:ascii="Arial" w:hAnsi="Arial" w:eastAsia="Arial" w:cs="Arial"/>
+          <w:b w:val="0"/>
+          <w:i w:val="0"/>
+          <w:color w:val="000000"/>
+          <w:sz w:val="18"/>
+          <w:highlight w:val="lightGray"/>
+        </w:rPr>
+        <w:t xml:space="preserve"> </w:t>
+      </w:r>
+      <w:r>
+        <w:rPr>
+          <w:rFonts w:ascii="Arial" w:hAnsi="Arial" w:eastAsia="Arial" w:cs="Arial"/>
+          <w:b w:val="0"/>
+          <w:i w:val="0"/>
+          <w:color w:val="000000"/>
+          <w:sz w:val="18"/>
+          <w:highlight w:val="lightGray"/>
+        </w:rPr>
+        <w:t>-</w:t>
+      </w:r>
+      <w:r>
+        <w:rPr>
+          <w:rFonts w:ascii="Arial" w:hAnsi="Arial" w:eastAsia="Arial" w:cs="Arial"/>
+          <w:b w:val="0"/>
+          <w:i w:val="0"/>
+          <w:color w:val="000000"/>
+          <w:sz w:val="18"/>
+          <w:highlight w:val="lightGray"/>
+        </w:rPr>
+        <w:t>&gt;</w:t>
+      </w:r>
+      <w:r>
+        <w:rPr>
+          <w:rFonts w:ascii="Arial" w:hAnsi="Arial" w:eastAsia="Arial" w:cs="Arial"/>
+          <w:b w:val="0"/>
+          <w:i w:val="0"/>
+          <w:color w:val="000000"/>
+          <w:sz w:val="18"/>
+          <w:highlight w:val="lightGray"/>
+        </w:rPr>
+        <w:t xml:space="preserve"> </w:t>
+      </w:r>
+      <w:r>
+        <w:rPr>
+          <w:rFonts w:ascii="Arial" w:hAnsi="Arial" w:eastAsia="Arial" w:cs="Arial"/>
+          <w:b w:val="0"/>
+          <w:i w:val="0"/>
+          <w:color w:val="000000"/>
+          <w:sz w:val="18"/>
+          <w:highlight w:val="lightGray"/>
+        </w:rPr>
+        <w:t>I</w:t>
+      </w:r>
+      <w:r>
+        <w:rPr>
+          <w:rFonts w:ascii="Arial" w:hAnsi="Arial" w:eastAsia="Arial" w:cs="Arial"/>
+          <w:b w:val="0"/>
+          <w:i w:val="0"/>
+          <w:color w:val="000000"/>
+          <w:sz w:val="18"/>
+          <w:highlight w:val="lightGray"/>
+        </w:rPr>
+        <w:t>D</w:t>
+      </w:r>
+      <w:r>
+        <w:rPr>
+          <w:rFonts w:ascii="Arial" w:hAnsi="Arial" w:eastAsia="Arial" w:cs="Arial"/>
+          <w:b w:val="0"/>
+          <w:i w:val="0"/>
+          <w:color w:val="000000"/>
+          <w:sz w:val="18"/>
+          <w:highlight w:val="lightGray"/>
+        </w:rPr>
+        <w:t xml:space="preserve"> </w:t>
+      </w:r>
+      <w:r>
+        <w:rPr>
+          <w:rFonts w:ascii="Arial" w:hAnsi="Arial" w:eastAsia="Arial" w:cs="Arial"/>
+          <w:b w:val="0"/>
+          <w:i w:val="0"/>
+          <w:color w:val="000000"/>
+          <w:sz w:val="18"/>
+          <w:highlight w:val="lightGray"/>
+        </w:rPr>
+        <w:t>C</w:t>
+      </w:r>
+      <w:r>
+        <w:rPr>
+          <w:rFonts w:ascii="Arial" w:hAnsi="Arial" w:eastAsia="Arial" w:cs="Arial"/>
+          <w:b w:val="0"/>
+          <w:i w:val="0"/>
+          <w:color w:val="000000"/>
+          <w:sz w:val="18"/>
+          <w:highlight w:val="lightGray"/>
+        </w:rPr>
+        <w:t>o</w:t>
+      </w:r>
+      <w:r>
+        <w:rPr>
+          <w:rFonts w:ascii="Arial" w:hAnsi="Arial" w:eastAsia="Arial" w:cs="Arial"/>
+          <w:b w:val="0"/>
+          <w:i w:val="0"/>
+          <w:color w:val="000000"/>
+          <w:sz w:val="18"/>
+          <w:highlight w:val="lightGray"/>
+        </w:rPr>
+        <w:t>l</w:t>
+      </w:r>
+      <w:r>
+        <w:rPr>
+          <w:rFonts w:ascii="Arial" w:hAnsi="Arial" w:eastAsia="Arial" w:cs="Arial"/>
+          <w:b w:val="0"/>
+          <w:i w:val="0"/>
+          <w:color w:val="000000"/>
+          <w:sz w:val="18"/>
+          <w:highlight w:val="lightGray"/>
+        </w:rPr>
+        <w:t>u</w:t>
+      </w:r>
+      <w:r>
+        <w:rPr>
+          <w:rFonts w:ascii="Arial" w:hAnsi="Arial" w:eastAsia="Arial" w:cs="Arial"/>
+          <w:b w:val="0"/>
+          <w:i w:val="0"/>
+          <w:color w:val="000000"/>
+          <w:sz w:val="18"/>
+          <w:highlight w:val="lightGray"/>
+        </w:rPr>
+        <w:t>m</w:t>
+      </w:r>
+      <w:r>
+        <w:rPr>
+          <w:rFonts w:ascii="Arial" w:hAnsi="Arial" w:eastAsia="Arial" w:cs="Arial"/>
+          <w:b w:val="0"/>
+          <w:i w:val="0"/>
+          <w:color w:val="000000"/>
+          <w:sz w:val="18"/>
+          <w:highlight w:val="lightGray"/>
+        </w:rPr>
+        <w:t>n</w:t>
+      </w:r>
+      <w:r>
+        <w:rPr>
+          <w:rFonts w:ascii="Arial" w:hAnsi="Arial" w:eastAsia="Arial" w:cs="Arial"/>
+          <w:b w:val="0"/>
+          <w:i w:val="0"/>
+          <w:color w:val="000000"/>
+          <w:sz w:val="18"/>
+          <w:highlight w:val="lightGray"/>
+        </w:rPr>
+        <w:t>:</w:t>
+      </w:r>
+      <w:r>
+        <w:rPr>
+          <w:rFonts w:ascii="Arial" w:hAnsi="Arial" w:eastAsia="Arial" w:cs="Arial"/>
+          <w:b w:val="0"/>
+          <w:i w:val="0"/>
+          <w:color w:val="000000"/>
+          <w:sz w:val="18"/>
+          <w:highlight w:val="lightGray"/>
+        </w:rPr>
+        <w:t xml:space="preserve"> </w:t>
+      </w:r>
+      <w:r>
+        <w:rPr>
+          <w:rFonts w:ascii="Arial" w:hAnsi="Arial" w:eastAsia="Arial" w:cs="Arial"/>
+          <w:b w:val="0"/>
+          <w:i w:val="0"/>
+          <w:color w:val="000000"/>
+          <w:sz w:val="18"/>
+          <w:highlight w:val="lightGray"/>
+        </w:rPr>
+        <w:t>1</w:t>
+      </w:r>
+      <w:r>
+        <w:rPr>
+          <w:rFonts w:ascii="Arial" w:hAnsi="Arial" w:eastAsia="Arial" w:cs="Arial"/>
+          <w:b w:val="0"/>
+          <w:i w:val="0"/>
+          <w:color w:val="000000"/>
+          <w:sz w:val="18"/>
+          <w:highlight w:val="lightGray"/>
+        </w:rPr>
+        <w:t>,</w:t>
+      </w:r>
+      <w:r>
+        <w:rPr>
+          <w:rFonts w:ascii="Arial" w:hAnsi="Arial" w:eastAsia="Arial" w:cs="Arial"/>
+          <w:b w:val="0"/>
+          <w:i w:val="0"/>
+          <w:color w:val="000000"/>
+          <w:sz w:val="18"/>
+          <w:highlight w:val="lightGray"/>
+        </w:rPr>
+        <w:t xml:space="preserve"> </w:t>
+      </w:r>
+      <w:r>
+        <w:rPr>
+          <w:rFonts w:ascii="Arial" w:hAnsi="Arial" w:eastAsia="Arial" w:cs="Arial"/>
+          <w:b w:val="0"/>
+          <w:i w:val="0"/>
+          <w:color w:val="000000"/>
+          <w:sz w:val="18"/>
+          <w:highlight w:val="lightGray"/>
+        </w:rPr>
+        <w:t>N</w:t>
+      </w:r>
+      <w:r>
+        <w:rPr>
+          <w:rFonts w:ascii="Arial" w:hAnsi="Arial" w:eastAsia="Arial" w:cs="Arial"/>
+          <w:b w:val="0"/>
+          <w:i w:val="0"/>
+          <w:color w:val="000000"/>
+          <w:sz w:val="18"/>
+          <w:highlight w:val="lightGray"/>
+        </w:rPr>
+        <w:t>a</w:t>
+      </w:r>
+      <w:r>
+        <w:rPr>
+          <w:rFonts w:ascii="Arial" w:hAnsi="Arial" w:eastAsia="Arial" w:cs="Arial"/>
+          <w:b w:val="0"/>
+          <w:i w:val="0"/>
+          <w:color w:val="000000"/>
+          <w:sz w:val="18"/>
+          <w:highlight w:val="lightGray"/>
+        </w:rPr>
+        <w:t>m</w:t>
+      </w:r>
+      <w:r>
+        <w:rPr>
+          <w:rFonts w:ascii="Arial" w:hAnsi="Arial" w:eastAsia="Arial" w:cs="Arial"/>
+          <w:b w:val="0"/>
+          <w:i w:val="0"/>
+          <w:color w:val="000000"/>
+          <w:sz w:val="18"/>
+          <w:highlight w:val="lightGray"/>
+        </w:rPr>
+        <w:t>e</w:t>
+      </w:r>
+      <w:r>
+        <w:rPr>
+          <w:rFonts w:ascii="Arial" w:hAnsi="Arial" w:eastAsia="Arial" w:cs="Arial"/>
+          <w:b w:val="0"/>
+          <w:i w:val="0"/>
+          <w:color w:val="000000"/>
+          <w:sz w:val="18"/>
+          <w:highlight w:val="lightGray"/>
+        </w:rPr>
+        <w:t>_</w:t>
+      </w:r>
+      <w:r>
+        <w:rPr>
+          <w:rFonts w:ascii="Arial" w:hAnsi="Arial" w:eastAsia="Arial" w:cs="Arial"/>
+          <w:b w:val="0"/>
+          <w:i w:val="0"/>
+          <w:color w:val="000000"/>
+          <w:sz w:val="18"/>
+          <w:highlight w:val="lightGray"/>
+        </w:rPr>
+        <w:t>E</w:t>
+      </w:r>
+      <w:r>
+        <w:rPr>
+          <w:rFonts w:ascii="Arial" w:hAnsi="Arial" w:eastAsia="Arial" w:cs="Arial"/>
+          <w:b w:val="0"/>
+          <w:i w:val="0"/>
+          <w:color w:val="000000"/>
+          <w:sz w:val="18"/>
+          <w:highlight w:val="lightGray"/>
+        </w:rPr>
+        <w:t>n</w:t>
+      </w:r>
+      <w:r>
+        <w:rPr>
+          <w:rFonts w:ascii="Arial" w:hAnsi="Arial" w:eastAsia="Arial" w:cs="Arial"/>
+          <w:b w:val="0"/>
+          <w:i w:val="0"/>
+          <w:color w:val="000000"/>
+          <w:sz w:val="18"/>
+          <w:highlight w:val="lightGray"/>
+        </w:rPr>
+        <w:t xml:space="preserve"> </w:t>
+      </w:r>
+      <w:r>
+        <w:rPr>
+          <w:rFonts w:ascii="Arial" w:hAnsi="Arial" w:eastAsia="Arial" w:cs="Arial"/>
+          <w:b w:val="0"/>
+          <w:i w:val="0"/>
+          <w:color w:val="000000"/>
+          <w:sz w:val="18"/>
+          <w:highlight w:val="lightGray"/>
+        </w:rPr>
+        <w:t>C</w:t>
+      </w:r>
+      <w:r>
+        <w:rPr>
+          <w:rFonts w:ascii="Arial" w:hAnsi="Arial" w:eastAsia="Arial" w:cs="Arial"/>
+          <w:b w:val="0"/>
+          <w:i w:val="0"/>
+          <w:color w:val="000000"/>
+          <w:sz w:val="18"/>
+          <w:highlight w:val="lightGray"/>
+        </w:rPr>
+        <w:t>o</w:t>
+      </w:r>
+      <w:r>
+        <w:rPr>
+          <w:rFonts w:ascii="Arial" w:hAnsi="Arial" w:eastAsia="Arial" w:cs="Arial"/>
+          <w:b w:val="0"/>
+          <w:i w:val="0"/>
+          <w:color w:val="000000"/>
+          <w:sz w:val="18"/>
+          <w:highlight w:val="lightGray"/>
+        </w:rPr>
+        <w:t>l</w:t>
+      </w:r>
+      <w:r>
+        <w:rPr>
+          <w:rFonts w:ascii="Arial" w:hAnsi="Arial" w:eastAsia="Arial" w:cs="Arial"/>
+          <w:b w:val="0"/>
+          <w:i w:val="0"/>
+          <w:color w:val="000000"/>
+          <w:sz w:val="18"/>
+          <w:highlight w:val="lightGray"/>
+        </w:rPr>
+        <w:t>u</w:t>
+      </w:r>
+      <w:r>
+        <w:rPr>
+          <w:rFonts w:ascii="Arial" w:hAnsi="Arial" w:eastAsia="Arial" w:cs="Arial"/>
+          <w:b w:val="0"/>
+          <w:i w:val="0"/>
+          <w:color w:val="000000"/>
+          <w:sz w:val="18"/>
+          <w:highlight w:val="lightGray"/>
+        </w:rPr>
+        <w:t>m</w:t>
+      </w:r>
+      <w:r>
+        <w:rPr>
+          <w:rFonts w:ascii="Arial" w:hAnsi="Arial" w:eastAsia="Arial" w:cs="Arial"/>
+          <w:b w:val="0"/>
+          <w:i w:val="0"/>
+          <w:color w:val="000000"/>
+          <w:sz w:val="18"/>
+          <w:highlight w:val="lightGray"/>
+        </w:rPr>
+        <w:t>n</w:t>
+      </w:r>
+      <w:r>
+        <w:rPr>
+          <w:rFonts w:ascii="Arial" w:hAnsi="Arial" w:eastAsia="Arial" w:cs="Arial"/>
+          <w:b w:val="0"/>
+          <w:i w:val="0"/>
+          <w:color w:val="000000"/>
+          <w:sz w:val="18"/>
+          <w:highlight w:val="lightGray"/>
+        </w:rPr>
+        <w:t>:</w:t>
+      </w:r>
+      <w:r>
+        <w:rPr>
+          <w:rFonts w:ascii="Arial" w:hAnsi="Arial" w:eastAsia="Arial" w:cs="Arial"/>
+          <w:b w:val="0"/>
+          <w:i w:val="0"/>
+          <w:color w:val="000000"/>
+          <w:sz w:val="18"/>
+          <w:highlight w:val="lightGray"/>
+        </w:rPr>
+        <w:t xml:space="preserve"> </w:t>
+      </w:r>
+      <w:r>
+        <w:rPr>
+          <w:rFonts w:ascii="Arial" w:hAnsi="Arial" w:eastAsia="Arial" w:cs="Arial"/>
+          <w:b w:val="0"/>
+          <w:i w:val="0"/>
+          <w:color w:val="000000"/>
+          <w:sz w:val="18"/>
+          <w:highlight w:val="lightGray"/>
+        </w:rPr>
+        <w:t>M</w:t>
+      </w:r>
+      <w:r>
+        <w:rPr>
+          <w:rFonts w:ascii="Arial" w:hAnsi="Arial" w:eastAsia="Arial" w:cs="Arial"/>
+          <w:b w:val="0"/>
+          <w:i w:val="0"/>
+          <w:color w:val="000000"/>
+          <w:sz w:val="18"/>
+          <w:highlight w:val="lightGray"/>
+        </w:rPr>
+        <w:t>o</w:t>
+      </w:r>
+      <w:r>
+        <w:rPr>
+          <w:rFonts w:ascii="Arial" w:hAnsi="Arial" w:eastAsia="Arial" w:cs="Arial"/>
+          <w:b w:val="0"/>
+          <w:i w:val="0"/>
+          <w:color w:val="000000"/>
+          <w:sz w:val="18"/>
+          <w:highlight w:val="lightGray"/>
+        </w:rPr>
+        <w:t>t</w:t>
+      </w:r>
+      <w:r>
+        <w:rPr>
+          <w:rFonts w:ascii="Arial" w:hAnsi="Arial" w:eastAsia="Arial" w:cs="Arial"/>
+          <w:b w:val="0"/>
+          <w:i w:val="0"/>
+          <w:color w:val="000000"/>
+          <w:sz w:val="18"/>
+          <w:highlight w:val="lightGray"/>
+        </w:rPr>
+        <w:t>a</w:t>
+      </w:r>
+      <w:r>
+        <w:rPr>
+          <w:rFonts w:ascii="Arial" w:hAnsi="Arial" w:eastAsia="Arial" w:cs="Arial"/>
+          <w:b w:val="0"/>
+          <w:i w:val="0"/>
+          <w:color w:val="000000"/>
+          <w:sz w:val="18"/>
+          <w:highlight w:val="lightGray"/>
+        </w:rPr>
+        <w:t>s</w:t>
+      </w:r>
+      <w:r>
+        <w:rPr>
+          <w:rFonts w:ascii="Arial" w:hAnsi="Arial" w:eastAsia="Arial" w:cs="Arial"/>
+          <w:b w:val="0"/>
+          <w:i w:val="0"/>
+          <w:color w:val="000000"/>
+          <w:sz w:val="18"/>
+          <w:highlight w:val="lightGray"/>
+        </w:rPr>
+        <w:t>e</w:t>
+      </w:r>
+      <w:r>
+        <w:rPr>
+          <w:rFonts w:ascii="Arial" w:hAnsi="Arial" w:eastAsia="Arial" w:cs="Arial"/>
+          <w:b w:val="0"/>
+          <w:i w:val="0"/>
+          <w:color w:val="000000"/>
+          <w:sz w:val="18"/>
+          <w:highlight w:val="lightGray"/>
+        </w:rPr>
+        <w:t>m</w:t>
+      </w:r>
+      <w:r>
+        <w:rPr>
+          <w:rFonts w:ascii="Arial" w:hAnsi="Arial" w:eastAsia="Arial" w:cs="Arial"/>
+          <w:b w:val="0"/>
+          <w:i w:val="0"/>
+          <w:color w:val="000000"/>
+          <w:sz w:val="18"/>
+          <w:highlight w:val="lightGray"/>
+        </w:rPr>
+        <w:t xml:space="preserve"> </w:t>
+      </w:r>
+      <w:r>
+        <w:rPr>
+          <w:rFonts w:ascii="Arial" w:hAnsi="Arial" w:eastAsia="Arial" w:cs="Arial"/>
+          <w:b w:val="0"/>
+          <w:i w:val="0"/>
+          <w:color w:val="000000"/>
+          <w:sz w:val="18"/>
+          <w:highlight w:val="lightGray"/>
+        </w:rPr>
+        <w:t>E</w:t>
+      </w:r>
+      <w:r>
+        <w:rPr>
+          <w:rFonts w:ascii="Arial" w:hAnsi="Arial" w:eastAsia="Arial" w:cs="Arial"/>
+          <w:b w:val="0"/>
+          <w:i w:val="0"/>
+          <w:color w:val="000000"/>
+          <w:sz w:val="18"/>
+          <w:highlight w:val="lightGray"/>
+        </w:rPr>
+        <w:t>s</w:t>
+      </w:r>
+      <w:r>
+        <w:rPr>
+          <w:rFonts w:ascii="Arial" w:hAnsi="Arial" w:eastAsia="Arial" w:cs="Arial"/>
+          <w:b w:val="0"/>
+          <w:i w:val="0"/>
+          <w:color w:val="000000"/>
+          <w:sz w:val="18"/>
+          <w:highlight w:val="lightGray"/>
+        </w:rPr>
+        <w:t>s</w:t>
+      </w:r>
+      <w:r>
+        <w:rPr>
+          <w:rFonts w:ascii="Arial" w:hAnsi="Arial" w:eastAsia="Arial" w:cs="Arial"/>
+          <w:b w:val="0"/>
+          <w:i w:val="0"/>
+          <w:color w:val="000000"/>
+          <w:sz w:val="18"/>
+          <w:highlight w:val="lightGray"/>
+        </w:rPr>
+        <w:t>a</w:t>
+      </w:r>
+      <w:r>
+        <w:rPr>
+          <w:rFonts w:ascii="Arial" w:hAnsi="Arial" w:eastAsia="Arial" w:cs="Arial"/>
+          <w:b w:val="0"/>
+          <w:i w:val="0"/>
+          <w:color w:val="000000"/>
+          <w:sz w:val="18"/>
+          <w:highlight w:val="lightGray"/>
+        </w:rPr>
+        <w:t>m</w:t>
+      </w:r>
+      <w:r>
+        <w:rPr>
+          <w:rFonts w:ascii="Arial" w:hAnsi="Arial" w:eastAsia="Arial" w:cs="Arial"/>
+          <w:b w:val="0"/>
+          <w:i w:val="0"/>
+          <w:color w:val="000000"/>
+          <w:sz w:val="18"/>
+          <w:highlight w:val="lightGray"/>
+        </w:rPr>
+        <w:t>]</w:t>
+      </w:r>
+      <w:r>
+        <w:rPr>
+          <w:rFonts w:ascii="Arial" w:hAnsi="Arial" w:eastAsia="Arial" w:cs="Arial"/>
+          <w:b w:val="0"/>
+          <w:i w:val="0"/>
+          <w:color w:val="000000"/>
+          <w:sz w:val="18"/>
+          <w:highlight w:val="lightGray"/>
+        </w:rPr>
+        <w:t xml:space="preserve"> </w:t>
+      </w:r>
+      <w:r>
+        <w:rPr>
+          <w:rFonts w:ascii="Arial" w:hAnsi="Arial" w:eastAsia="Arial" w:cs="Arial"/>
+          <w:b w:val="0"/>
+          <w:i w:val="0"/>
+          <w:color w:val="000000"/>
+          <w:sz w:val="18"/>
+          <w:highlight w:val="lightGray"/>
+        </w:rPr>
+        <w:t>-</w:t>
+      </w:r>
+      <w:r>
+        <w:rPr>
+          <w:rFonts w:ascii="Arial" w:hAnsi="Arial" w:eastAsia="Arial" w:cs="Arial"/>
+          <w:b w:val="0"/>
+          <w:i w:val="0"/>
+          <w:color w:val="000000"/>
+          <w:sz w:val="18"/>
+          <w:highlight w:val="lightGray"/>
+        </w:rPr>
+        <w:t>&gt;</w:t>
+      </w:r>
+      <w:r>
+        <w:rPr>
+          <w:rFonts w:ascii="Arial" w:hAnsi="Arial" w:eastAsia="Arial" w:cs="Arial"/>
+          <w:b w:val="0"/>
+          <w:i w:val="0"/>
+          <w:color w:val="000000"/>
+          <w:sz w:val="18"/>
+          <w:highlight w:val="lightGray"/>
+        </w:rPr>
+        <w:t xml:space="preserve"> </w:t>
+      </w:r>
+      <w:r>
+        <w:rPr>
+          <w:rFonts w:ascii="Arial" w:hAnsi="Arial" w:eastAsia="Arial" w:cs="Arial"/>
+          <w:b/>
+          <w:i w:val="0"/>
+          <w:color w:val="000000"/>
+          <w:sz w:val="18"/>
+          <w:highlight w:val="lightGray"/>
+        </w:rPr>
+        <w:t>F</w:t>
+      </w:r>
+      <w:r>
+        <w:rPr>
+          <w:rFonts w:ascii="Arial" w:hAnsi="Arial" w:eastAsia="Arial" w:cs="Arial"/>
+          <w:b/>
+          <w:i w:val="0"/>
+          <w:color w:val="000000"/>
+          <w:sz w:val="18"/>
+          <w:highlight w:val="lightGray"/>
+        </w:rPr>
+        <w:t>r</w:t>
+      </w:r>
+      <w:r>
+        <w:rPr>
+          <w:rFonts w:ascii="Arial" w:hAnsi="Arial" w:eastAsia="Arial" w:cs="Arial"/>
+          <w:b/>
+          <w:i w:val="0"/>
+          <w:color w:val="000000"/>
+          <w:sz w:val="18"/>
+          <w:highlight w:val="lightGray"/>
+        </w:rPr>
+        <w:t>o</w:t>
+      </w:r>
+      <w:r>
+        <w:rPr>
+          <w:rFonts w:ascii="Arial" w:hAnsi="Arial" w:eastAsia="Arial" w:cs="Arial"/>
+          <w:b/>
+          <w:i w:val="0"/>
+          <w:color w:val="000000"/>
+          <w:sz w:val="18"/>
+          <w:highlight w:val="lightGray"/>
+        </w:rPr>
+        <w:t>m</w:t>
+      </w:r>
+      <w:r>
+        <w:rPr>
+          <w:rFonts w:ascii="Arial" w:hAnsi="Arial" w:eastAsia="Arial" w:cs="Arial"/>
+          <w:b/>
+          <w:i w:val="0"/>
+          <w:color w:val="000000"/>
+          <w:sz w:val="18"/>
+          <w:highlight w:val="lightGray"/>
+        </w:rPr>
+        <w:t>:</w:t>
+      </w:r>
+      <w:r>
+        <w:rPr>
+          <w:rFonts w:ascii="Arial" w:hAnsi="Arial" w:eastAsia="Arial" w:cs="Arial"/>
+          <w:b w:val="0"/>
+          <w:i w:val="0"/>
+          <w:color w:val="000000"/>
+          <w:sz w:val="18"/>
+          <w:highlight w:val="lightGray"/>
+        </w:rPr>
+        <w:t xml:space="preserve"> </w:t>
+      </w:r>
+      <w:r>
+        <w:rPr>
+          <w:rFonts w:ascii="Arial" w:hAnsi="Arial" w:eastAsia="Arial" w:cs="Arial"/>
+          <w:b w:val="0"/>
+          <w:i w:val="0"/>
+          <w:color w:val="000000"/>
+          <w:sz w:val="18"/>
+          <w:highlight w:val="lightGray"/>
+        </w:rPr>
+        <w:t>[</w:t>
+      </w:r>
+      <w:r>
+        <w:rPr>
+          <w:rFonts w:ascii="Arial" w:hAnsi="Arial" w:eastAsia="Arial" w:cs="Arial"/>
+          <w:b w:val="0"/>
+          <w:i w:val="0"/>
+          <w:color w:val="000000"/>
+          <w:sz w:val="18"/>
+          <w:highlight w:val="lightGray"/>
+        </w:rPr>
+        <w:t>C</w:t>
+      </w:r>
+      <w:r>
+        <w:rPr>
+          <w:rFonts w:ascii="Arial" w:hAnsi="Arial" w:eastAsia="Arial" w:cs="Arial"/>
+          <w:b w:val="0"/>
+          <w:i w:val="0"/>
+          <w:color w:val="000000"/>
+          <w:sz w:val="18"/>
+          <w:highlight w:val="lightGray"/>
+        </w:rPr>
+        <w:t>h</w:t>
+      </w:r>
+      <w:r>
+        <w:rPr>
+          <w:rFonts w:ascii="Arial" w:hAnsi="Arial" w:eastAsia="Arial" w:cs="Arial"/>
+          <w:b w:val="0"/>
+          <w:i w:val="0"/>
+          <w:color w:val="000000"/>
+          <w:sz w:val="18"/>
+          <w:highlight w:val="lightGray"/>
+        </w:rPr>
+        <w:t>a</w:t>
+      </w:r>
+      <w:r>
+        <w:rPr>
+          <w:rFonts w:ascii="Arial" w:hAnsi="Arial" w:eastAsia="Arial" w:cs="Arial"/>
+          <w:b w:val="0"/>
+          <w:i w:val="0"/>
+          <w:color w:val="000000"/>
+          <w:sz w:val="18"/>
+          <w:highlight w:val="lightGray"/>
+        </w:rPr>
+        <w:t>t</w:t>
+      </w:r>
+      <w:r>
+        <w:rPr>
+          <w:rFonts w:ascii="Arial" w:hAnsi="Arial" w:eastAsia="Arial" w:cs="Arial"/>
+          <w:b w:val="0"/>
+          <w:i w:val="0"/>
+          <w:color w:val="000000"/>
+          <w:sz w:val="18"/>
+          <w:highlight w:val="lightGray"/>
+        </w:rPr>
+        <w:t>G</w:t>
+      </w:r>
+      <w:r>
+        <w:rPr>
+          <w:rFonts w:ascii="Arial" w:hAnsi="Arial" w:eastAsia="Arial" w:cs="Arial"/>
+          <w:b w:val="0"/>
+          <w:i w:val="0"/>
+          <w:color w:val="000000"/>
+          <w:sz w:val="18"/>
+          <w:highlight w:val="lightGray"/>
+        </w:rPr>
+        <w:t>P</w:t>
+      </w:r>
+      <w:r>
+        <w:rPr>
+          <w:rFonts w:ascii="Arial" w:hAnsi="Arial" w:eastAsia="Arial" w:cs="Arial"/>
+          <w:b w:val="0"/>
+          <w:i w:val="0"/>
+          <w:color w:val="000000"/>
+          <w:sz w:val="18"/>
+          <w:highlight w:val="lightGray"/>
+        </w:rPr>
+        <w:t>T</w:t>
+      </w:r>
+      <w:r>
+        <w:rPr>
+          <w:rFonts w:ascii="Arial" w:hAnsi="Arial" w:eastAsia="Arial" w:cs="Arial"/>
+          <w:b w:val="0"/>
+          <w:i w:val="0"/>
+          <w:color w:val="000000"/>
+          <w:sz w:val="18"/>
+          <w:highlight w:val="lightGray"/>
+        </w:rPr>
+        <w:t>]</w:t>
+      </w:r>
+      <w:r>
+        <w:rPr>
+          <w:rFonts w:ascii="Arial" w:hAnsi="Arial" w:eastAsia="Arial" w:cs="Arial"/>
+          <w:b w:val="0"/>
+          <w:i w:val="0"/>
+          <w:color w:val="000000"/>
+          <w:sz w:val="18"/>
+          <w:highlight w:val="lightGray"/>
+        </w:rPr>
+        <w:t xml:space="preserve"> </w:t>
+      </w:r>
+      <w:r>
+        <w:rPr>
+          <w:rFonts w:ascii="Arial" w:hAnsi="Arial" w:eastAsia="Arial" w:cs="Arial"/>
+          <w:b/>
+          <w:i w:val="0"/>
+          <w:color w:val="000000"/>
+          <w:sz w:val="18"/>
+          <w:highlight w:val="lightGray"/>
+        </w:rPr>
+        <w:t>o</w:t>
+      </w:r>
+      <w:r>
+        <w:rPr>
+          <w:rFonts w:ascii="Arial" w:hAnsi="Arial" w:eastAsia="Arial" w:cs="Arial"/>
+          <w:b/>
+          <w:i w:val="0"/>
+          <w:color w:val="000000"/>
+          <w:sz w:val="18"/>
+          <w:highlight w:val="lightGray"/>
+        </w:rPr>
+        <w:t>n</w:t>
+      </w:r>
+      <w:r>
+        <w:rPr>
+          <w:rFonts w:ascii="Arial" w:hAnsi="Arial" w:eastAsia="Arial" w:cs="Arial"/>
+          <w:b/>
+          <w:i w:val="0"/>
+          <w:color w:val="000000"/>
+          <w:sz w:val="18"/>
+          <w:highlight w:val="lightGray"/>
+        </w:rPr>
+        <w:t xml:space="preserve"> </w:t>
+      </w:r>
+      <w:r>
+        <w:rPr>
+          <w:rFonts w:ascii="Arial" w:hAnsi="Arial" w:eastAsia="Arial" w:cs="Arial"/>
+          <w:b w:val="0"/>
+          <w:i w:val="0"/>
+          <w:color w:val="000000"/>
+          <w:sz w:val="18"/>
+          <w:highlight w:val="lightGray"/>
+        </w:rPr>
+        <w:t>[</w:t>
+      </w:r>
+      <w:r>
+        <w:rPr>
+          <w:rFonts w:ascii="Arial" w:hAnsi="Arial" w:eastAsia="Arial" w:cs="Arial"/>
+          <w:b w:val="0"/>
+          <w:i w:val="0"/>
+          <w:color w:val="000000"/>
+          <w:sz w:val="18"/>
+          <w:highlight w:val="lightGray"/>
+        </w:rPr>
+        <w:t>8</w:t>
+      </w:r>
+      <w:r>
+        <w:rPr>
+          <w:rFonts w:ascii="Arial" w:hAnsi="Arial" w:eastAsia="Arial" w:cs="Arial"/>
+          <w:b w:val="0"/>
+          <w:i w:val="0"/>
+          <w:color w:val="000000"/>
+          <w:sz w:val="18"/>
+          <w:highlight w:val="lightGray"/>
+        </w:rPr>
+        <w:t>/</w:t>
+      </w:r>
+      <w:r>
+        <w:rPr>
+          <w:rFonts w:ascii="Arial" w:hAnsi="Arial" w:eastAsia="Arial" w:cs="Arial"/>
+          <w:b w:val="0"/>
+          <w:i w:val="0"/>
+          <w:color w:val="000000"/>
+          <w:sz w:val="18"/>
+          <w:highlight w:val="lightGray"/>
+        </w:rPr>
+        <w:t>4</w:t>
+      </w:r>
+      <w:r>
+        <w:rPr>
+          <w:rFonts w:ascii="Arial" w:hAnsi="Arial" w:eastAsia="Arial" w:cs="Arial"/>
+          <w:b w:val="0"/>
+          <w:i w:val="0"/>
+          <w:color w:val="000000"/>
+          <w:sz w:val="18"/>
+          <w:highlight w:val="lightGray"/>
+        </w:rPr>
+        <w:t>/</w:t>
+      </w:r>
+      <w:r>
+        <w:rPr>
+          <w:rFonts w:ascii="Arial" w:hAnsi="Arial" w:eastAsia="Arial" w:cs="Arial"/>
+          <w:b w:val="0"/>
+          <w:i w:val="0"/>
+          <w:color w:val="000000"/>
+          <w:sz w:val="18"/>
+          <w:highlight w:val="lightGray"/>
+        </w:rPr>
+        <w:t>2</w:t>
+      </w:r>
+      <w:r>
+        <w:rPr>
+          <w:rFonts w:ascii="Arial" w:hAnsi="Arial" w:eastAsia="Arial" w:cs="Arial"/>
+          <w:b w:val="0"/>
+          <w:i w:val="0"/>
+          <w:color w:val="000000"/>
+          <w:sz w:val="18"/>
+          <w:highlight w:val="lightGray"/>
+        </w:rPr>
+        <w:t>0</w:t>
+      </w:r>
+      <w:r>
+        <w:rPr>
+          <w:rFonts w:ascii="Arial" w:hAnsi="Arial" w:eastAsia="Arial" w:cs="Arial"/>
+          <w:b w:val="0"/>
+          <w:i w:val="0"/>
+          <w:color w:val="000000"/>
+          <w:sz w:val="18"/>
+          <w:highlight w:val="lightGray"/>
+        </w:rPr>
+        <w:t>2</w:t>
+      </w:r>
+      <w:r>
+        <w:rPr>
+          <w:rFonts w:ascii="Arial" w:hAnsi="Arial" w:eastAsia="Arial" w:cs="Arial"/>
+          <w:b w:val="0"/>
+          <w:i w:val="0"/>
+          <w:color w:val="000000"/>
+          <w:sz w:val="18"/>
+          <w:highlight w:val="lightGray"/>
+        </w:rPr>
+        <w:t>5</w:t>
+      </w:r>
+      <w:r>
+        <w:rPr>
+          <w:rFonts w:ascii="Arial" w:hAnsi="Arial" w:eastAsia="Arial" w:cs="Arial"/>
+          <w:b w:val="0"/>
+          <w:i w:val="0"/>
+          <w:color w:val="000000"/>
+          <w:sz w:val="18"/>
+          <w:highlight w:val="lightGray"/>
+        </w:rPr>
+        <w:t>]</w:t>
       </w:r>
     </w:p>
     <w:p>
